--- a/Fase 2/Evidencias del Proyecto/SICMA_ARQ_v1.0.docx
+++ b/Fase 2/Evidencias del Proyecto/SICMA_ARQ_v1.0.docx
@@ -87,7 +87,7 @@
           <w:color w:val="002840"/>
           <w:sz w:val="60"/>
         </w:rPr>
-        <w:t>Arquitectura del Sistema</w:t>
+        <w:t>SICMA · Arquitectura del Sistema</w:t>
       </w:r>
     </w:p>
     <w:p>
@@ -122,6 +122,9 @@
         <w:gridCol w:w="4365"/>
       </w:tblGrid>
       <w:tr>
+        <w:trPr>
+          <w:cantSplit/>
+        </w:trPr>
         <w:tc>
           <w:tcPr>
             <w:tcW w:type="dxa" w:w="4265"/>
@@ -791,6 +794,7 @@
       <w:tr>
         <w:trPr>
           <w:tblHeader w:val="true"/>
+          <w:cantSplit/>
         </w:trPr>
         <w:tc>
           <w:tcPr>
@@ -832,6 +836,9 @@
         </w:tc>
       </w:tr>
       <w:tr>
+        <w:trPr>
+          <w:cantSplit/>
+        </w:trPr>
         <w:tc>
           <w:tcPr>
             <w:tcW w:w="3394" w:type="dxa"/>
@@ -868,6 +875,9 @@
         </w:tc>
       </w:tr>
       <w:tr>
+        <w:trPr>
+          <w:cantSplit/>
+        </w:trPr>
         <w:tc>
           <w:tcPr>
             <w:tcW w:w="3394" w:type="dxa"/>
@@ -904,6 +914,9 @@
         </w:tc>
       </w:tr>
       <w:tr>
+        <w:trPr>
+          <w:cantSplit/>
+        </w:trPr>
         <w:tc>
           <w:tcPr>
             <w:tcW w:w="3394" w:type="dxa"/>
@@ -940,6 +953,9 @@
         </w:tc>
       </w:tr>
       <w:tr>
+        <w:trPr>
+          <w:cantSplit/>
+        </w:trPr>
         <w:tc>
           <w:tcPr>
             <w:tcW w:w="3394" w:type="dxa"/>
@@ -976,6 +992,9 @@
         </w:tc>
       </w:tr>
       <w:tr>
+        <w:trPr>
+          <w:cantSplit/>
+        </w:trPr>
         <w:tc>
           <w:tcPr>
             <w:tcW w:w="3394" w:type="dxa"/>
@@ -1006,7 +1025,7 @@
               <w:rPr>
                 <w:sz w:val="18"/>
               </w:rPr>
-              <w:t xml:space="preserve">SICMA-REQ v1.0 (requerimientos), SICMA-CUS v1.0 (casos de uso), SICMA-CLA v1.0 (clases), SICMA-ACT v1.0 (actividades), SICMA-BDD v1.0 (base de datos), SICMA-PRY v1.1 (plan) y el código del repositorio al 25 de octubre de 2026 (commit 59710a5d)</w:t>
+              <w:t>SICMA-REQ v1.1 (requerimientos), SICMA-CUS v1.1 (casos de uso), SICMA-CLA v1.1 (clases), SICMA-ACT v1.1 (actividades), SICMA-BDD v1.1 (base de datos), SICMA-PRY v1.2 (plan) y el código del repositorio al 25 de octubre de 2026 (commit 59710a5d)</w:t>
             </w:r>
           </w:p>
         </w:tc>
@@ -1037,6 +1056,7 @@
       <w:tr>
         <w:trPr>
           <w:tblHeader w:val="true"/>
+          <w:cantSplit/>
         </w:trPr>
         <w:tc>
           <w:tcPr>
@@ -1116,6 +1136,9 @@
         </w:tc>
       </w:tr>
       <w:tr>
+        <w:trPr>
+          <w:cantSplit/>
+        </w:trPr>
         <w:tc>
           <w:tcPr>
             <w:tcW w:w="972" w:type="dxa"/>
@@ -1345,6 +1368,7 @@
       <w:tr>
         <w:trPr>
           <w:tblHeader w:val="true"/>
+          <w:cantSplit/>
         </w:trPr>
         <w:tc>
           <w:tcPr>
@@ -1405,6 +1429,9 @@
         </w:tc>
       </w:tr>
       <w:tr>
+        <w:trPr>
+          <w:cantSplit/>
+        </w:trPr>
         <w:tc>
           <w:tcPr>
             <w:tcW w:w="2037" w:type="dxa"/>
@@ -1458,6 +1485,9 @@
         </w:tc>
       </w:tr>
       <w:tr>
+        <w:trPr>
+          <w:cantSplit/>
+        </w:trPr>
         <w:tc>
           <w:tcPr>
             <w:tcW w:w="2037" w:type="dxa"/>
@@ -1511,6 +1541,9 @@
         </w:tc>
       </w:tr>
       <w:tr>
+        <w:trPr>
+          <w:cantSplit/>
+        </w:trPr>
         <w:tc>
           <w:tcPr>
             <w:tcW w:w="2037" w:type="dxa"/>
@@ -1564,6 +1597,9 @@
         </w:tc>
       </w:tr>
       <w:tr>
+        <w:trPr>
+          <w:cantSplit/>
+        </w:trPr>
         <w:tc>
           <w:tcPr>
             <w:tcW w:w="2037" w:type="dxa"/>
@@ -1617,6 +1653,9 @@
         </w:tc>
       </w:tr>
       <w:tr>
+        <w:trPr>
+          <w:cantSplit/>
+        </w:trPr>
         <w:tc>
           <w:tcPr>
             <w:tcW w:w="2037" w:type="dxa"/>
@@ -1670,6 +1709,9 @@
         </w:tc>
       </w:tr>
       <w:tr>
+        <w:trPr>
+          <w:cantSplit/>
+        </w:trPr>
         <w:tc>
           <w:tcPr>
             <w:tcW w:w="2037" w:type="dxa"/>
@@ -1771,6 +1813,7 @@
       <w:tr>
         <w:trPr>
           <w:tblHeader w:val="true"/>
+          <w:cantSplit/>
         </w:trPr>
         <w:tc>
           <w:tcPr>
@@ -1850,6 +1893,9 @@
         </w:tc>
       </w:tr>
       <w:tr>
+        <w:trPr>
+          <w:cantSplit/>
+        </w:trPr>
         <w:tc>
           <w:tcPr>
             <w:tcW w:w="1655" w:type="dxa"/>
@@ -1920,6 +1966,9 @@
         </w:tc>
       </w:tr>
       <w:tr>
+        <w:trPr>
+          <w:cantSplit/>
+        </w:trPr>
         <w:tc>
           <w:tcPr>
             <w:tcW w:w="1655" w:type="dxa"/>
@@ -1990,6 +2039,9 @@
         </w:tc>
       </w:tr>
       <w:tr>
+        <w:trPr>
+          <w:cantSplit/>
+        </w:trPr>
         <w:tc>
           <w:tcPr>
             <w:tcW w:w="1655" w:type="dxa"/>
@@ -2060,6 +2112,9 @@
         </w:tc>
       </w:tr>
       <w:tr>
+        <w:trPr>
+          <w:cantSplit/>
+        </w:trPr>
         <w:tc>
           <w:tcPr>
             <w:tcW w:w="1655" w:type="dxa"/>
@@ -2130,6 +2185,9 @@
         </w:tc>
       </w:tr>
       <w:tr>
+        <w:trPr>
+          <w:cantSplit/>
+        </w:trPr>
         <w:tc>
           <w:tcPr>
             <w:tcW w:w="1655" w:type="dxa"/>
@@ -2317,6 +2375,7 @@
       <w:tr>
         <w:trPr>
           <w:tblHeader w:val="true"/>
+          <w:cantSplit/>
         </w:trPr>
         <w:tc>
           <w:tcPr>
@@ -2396,6 +2455,9 @@
         </w:tc>
       </w:tr>
       <w:tr>
+        <w:trPr>
+          <w:cantSplit/>
+        </w:trPr>
         <w:tc>
           <w:tcPr>
             <w:tcW w:w="1227" w:type="dxa"/>
@@ -2466,6 +2528,9 @@
         </w:tc>
       </w:tr>
       <w:tr>
+        <w:trPr>
+          <w:cantSplit/>
+        </w:trPr>
         <w:tc>
           <w:tcPr>
             <w:tcW w:w="1227" w:type="dxa"/>
@@ -2536,6 +2601,9 @@
         </w:tc>
       </w:tr>
       <w:tr>
+        <w:trPr>
+          <w:cantSplit/>
+        </w:trPr>
         <w:tc>
           <w:tcPr>
             <w:tcW w:w="1227" w:type="dxa"/>
@@ -2606,6 +2674,9 @@
         </w:tc>
       </w:tr>
       <w:tr>
+        <w:trPr>
+          <w:cantSplit/>
+        </w:trPr>
         <w:tc>
           <w:tcPr>
             <w:tcW w:w="1227" w:type="dxa"/>
@@ -2676,6 +2747,9 @@
         </w:tc>
       </w:tr>
       <w:tr>
+        <w:trPr>
+          <w:cantSplit/>
+        </w:trPr>
         <w:tc>
           <w:tcPr>
             <w:tcW w:w="1227" w:type="dxa"/>
@@ -2746,6 +2820,9 @@
         </w:tc>
       </w:tr>
       <w:tr>
+        <w:trPr>
+          <w:cantSplit/>
+        </w:trPr>
         <w:tc>
           <w:tcPr>
             <w:tcW w:w="1227" w:type="dxa"/>
@@ -2816,6 +2893,9 @@
         </w:tc>
       </w:tr>
       <w:tr>
+        <w:trPr>
+          <w:cantSplit/>
+        </w:trPr>
         <w:tc>
           <w:tcPr>
             <w:tcW w:w="1227" w:type="dxa"/>
@@ -2945,6 +3025,7 @@
       <w:tr>
         <w:trPr>
           <w:tblHeader w:val="true"/>
+          <w:cantSplit/>
         </w:trPr>
         <w:tc>
           <w:tcPr>
@@ -2986,6 +3067,9 @@
         </w:tc>
       </w:tr>
       <w:tr>
+        <w:trPr>
+          <w:cantSplit/>
+        </w:trPr>
         <w:tc>
           <w:tcPr>
             <w:tcW w:w="3573" w:type="dxa"/>
@@ -3022,6 +3106,9 @@
         </w:tc>
       </w:tr>
       <w:tr>
+        <w:trPr>
+          <w:cantSplit/>
+        </w:trPr>
         <w:tc>
           <w:tcPr>
             <w:tcW w:w="3573" w:type="dxa"/>
@@ -3058,6 +3145,9 @@
         </w:tc>
       </w:tr>
       <w:tr>
+        <w:trPr>
+          <w:cantSplit/>
+        </w:trPr>
         <w:tc>
           <w:tcPr>
             <w:tcW w:w="3573" w:type="dxa"/>
@@ -3094,6 +3184,9 @@
         </w:tc>
       </w:tr>
       <w:tr>
+        <w:trPr>
+          <w:cantSplit/>
+        </w:trPr>
         <w:tc>
           <w:tcPr>
             <w:tcW w:w="3573" w:type="dxa"/>
@@ -3130,6 +3223,9 @@
         </w:tc>
       </w:tr>
       <w:tr>
+        <w:trPr>
+          <w:cantSplit/>
+        </w:trPr>
         <w:tc>
           <w:tcPr>
             <w:tcW w:w="3573" w:type="dxa"/>
@@ -3166,6 +3262,9 @@
         </w:tc>
       </w:tr>
       <w:tr>
+        <w:trPr>
+          <w:cantSplit/>
+        </w:trPr>
         <w:tc>
           <w:tcPr>
             <w:tcW w:w="3573" w:type="dxa"/>
@@ -3202,6 +3301,9 @@
         </w:tc>
       </w:tr>
       <w:tr>
+        <w:trPr>
+          <w:cantSplit/>
+        </w:trPr>
         <w:tc>
           <w:tcPr>
             <w:tcW w:w="3573" w:type="dxa"/>
@@ -3355,6 +3457,7 @@
       <w:tr>
         <w:trPr>
           <w:tblHeader w:val="true"/>
+          <w:cantSplit/>
         </w:trPr>
         <w:tc>
           <w:tcPr>
@@ -3415,6 +3518,9 @@
         </w:tc>
       </w:tr>
       <w:tr>
+        <w:trPr>
+          <w:cantSplit/>
+        </w:trPr>
         <w:tc>
           <w:tcPr>
             <w:tcW w:w="2339" w:type="dxa"/>
@@ -3468,6 +3574,9 @@
         </w:tc>
       </w:tr>
       <w:tr>
+        <w:trPr>
+          <w:cantSplit/>
+        </w:trPr>
         <w:tc>
           <w:tcPr>
             <w:tcW w:w="2339" w:type="dxa"/>
@@ -3522,6 +3631,9 @@
         </w:tc>
       </w:tr>
       <w:tr>
+        <w:trPr>
+          <w:cantSplit/>
+        </w:trPr>
         <w:tc>
           <w:tcPr>
             <w:tcW w:w="2339" w:type="dxa"/>
@@ -3576,6 +3688,9 @@
         </w:tc>
       </w:tr>
       <w:tr>
+        <w:trPr>
+          <w:cantSplit/>
+        </w:trPr>
         <w:tc>
           <w:tcPr>
             <w:tcW w:w="2339" w:type="dxa"/>
@@ -3893,6 +4008,7 @@
       <w:tr>
         <w:trPr>
           <w:tblHeader w:val="true"/>
+          <w:cantSplit/>
         </w:trPr>
         <w:tc>
           <w:tcPr>
@@ -3934,6 +4050,9 @@
         </w:tc>
       </w:tr>
       <w:tr>
+        <w:trPr>
+          <w:cantSplit/>
+        </w:trPr>
         <w:tc>
           <w:tcPr>
             <w:tcW w:w="3120" w:type="dxa"/>
@@ -3995,6 +4114,9 @@
         </w:tc>
       </w:tr>
       <w:tr>
+        <w:trPr>
+          <w:cantSplit/>
+        </w:trPr>
         <w:tc>
           <w:tcPr>
             <w:tcW w:w="3120" w:type="dxa"/>
@@ -4031,6 +4153,9 @@
         </w:tc>
       </w:tr>
       <w:tr>
+        <w:trPr>
+          <w:cantSplit/>
+        </w:trPr>
         <w:tc>
           <w:tcPr>
             <w:tcW w:w="3120" w:type="dxa"/>
@@ -4067,6 +4192,9 @@
         </w:tc>
       </w:tr>
       <w:tr>
+        <w:trPr>
+          <w:cantSplit/>
+        </w:trPr>
         <w:tc>
           <w:tcPr>
             <w:tcW w:w="3120" w:type="dxa"/>
@@ -4103,6 +4231,9 @@
         </w:tc>
       </w:tr>
       <w:tr>
+        <w:trPr>
+          <w:cantSplit/>
+        </w:trPr>
         <w:tc>
           <w:tcPr>
             <w:tcW w:w="3120" w:type="dxa"/>
@@ -4172,6 +4303,7 @@
       <w:tr>
         <w:trPr>
           <w:tblHeader w:val="true"/>
+          <w:cantSplit/>
         </w:trPr>
         <w:tc>
           <w:tcPr>
@@ -4232,6 +4364,9 @@
         </w:tc>
       </w:tr>
       <w:tr>
+        <w:trPr>
+          <w:cantSplit/>
+        </w:trPr>
         <w:tc>
           <w:tcPr>
             <w:tcW w:w="2353" w:type="dxa"/>
@@ -4285,6 +4420,9 @@
         </w:tc>
       </w:tr>
       <w:tr>
+        <w:trPr>
+          <w:cantSplit/>
+        </w:trPr>
         <w:tc>
           <w:tcPr>
             <w:tcW w:w="2353" w:type="dxa"/>
@@ -4338,6 +4476,9 @@
         </w:tc>
       </w:tr>
       <w:tr>
+        <w:trPr>
+          <w:cantSplit/>
+        </w:trPr>
         <w:tc>
           <w:tcPr>
             <w:tcW w:w="2353" w:type="dxa"/>
@@ -4391,6 +4532,9 @@
         </w:tc>
       </w:tr>
       <w:tr>
+        <w:trPr>
+          <w:cantSplit/>
+        </w:trPr>
         <w:tc>
           <w:tcPr>
             <w:tcW w:w="2353" w:type="dxa"/>
@@ -4444,6 +4588,9 @@
         </w:tc>
       </w:tr>
       <w:tr>
+        <w:trPr>
+          <w:cantSplit/>
+        </w:trPr>
         <w:tc>
           <w:tcPr>
             <w:tcW w:w="2353" w:type="dxa"/>
@@ -4497,6 +4644,9 @@
         </w:tc>
       </w:tr>
       <w:tr>
+        <w:trPr>
+          <w:cantSplit/>
+        </w:trPr>
         <w:tc>
           <w:tcPr>
             <w:tcW w:w="2353" w:type="dxa"/>
@@ -4550,6 +4700,9 @@
         </w:tc>
       </w:tr>
       <w:tr>
+        <w:trPr>
+          <w:cantSplit/>
+        </w:trPr>
         <w:tc>
           <w:tcPr>
             <w:tcW w:w="2353" w:type="dxa"/>
@@ -4754,6 +4907,7 @@
       <w:tr>
         <w:trPr>
           <w:tblHeader w:val="true"/>
+          <w:cantSplit/>
         </w:trPr>
         <w:tc>
           <w:tcPr>
@@ -4814,6 +4968,9 @@
         </w:tc>
       </w:tr>
       <w:tr>
+        <w:trPr>
+          <w:cantSplit/>
+        </w:trPr>
         <w:tc>
           <w:tcPr>
             <w:tcW w:w="2198" w:type="dxa"/>
@@ -4867,6 +5024,9 @@
         </w:tc>
       </w:tr>
       <w:tr>
+        <w:trPr>
+          <w:cantSplit/>
+        </w:trPr>
         <w:tc>
           <w:tcPr>
             <w:tcW w:w="2198" w:type="dxa"/>
@@ -4920,6 +5080,9 @@
         </w:tc>
       </w:tr>
       <w:tr>
+        <w:trPr>
+          <w:cantSplit/>
+        </w:trPr>
         <w:tc>
           <w:tcPr>
             <w:tcW w:w="2198" w:type="dxa"/>
@@ -4973,6 +5136,9 @@
         </w:tc>
       </w:tr>
       <w:tr>
+        <w:trPr>
+          <w:cantSplit/>
+        </w:trPr>
         <w:tc>
           <w:tcPr>
             <w:tcW w:w="2198" w:type="dxa"/>
@@ -5026,6 +5192,9 @@
         </w:tc>
       </w:tr>
       <w:tr>
+        <w:trPr>
+          <w:cantSplit/>
+        </w:trPr>
         <w:tc>
           <w:tcPr>
             <w:tcW w:w="2198" w:type="dxa"/>
@@ -5079,6 +5248,9 @@
         </w:tc>
       </w:tr>
       <w:tr>
+        <w:trPr>
+          <w:cantSplit/>
+        </w:trPr>
         <w:tc>
           <w:tcPr>
             <w:tcW w:w="2198" w:type="dxa"/>
@@ -5132,6 +5304,9 @@
         </w:tc>
       </w:tr>
       <w:tr>
+        <w:trPr>
+          <w:cantSplit/>
+        </w:trPr>
         <w:tc>
           <w:tcPr>
             <w:tcW w:w="2198" w:type="dxa"/>
@@ -5185,6 +5360,9 @@
         </w:tc>
       </w:tr>
       <w:tr>
+        <w:trPr>
+          <w:cantSplit/>
+        </w:trPr>
         <w:tc>
           <w:tcPr>
             <w:tcW w:w="2198" w:type="dxa"/>
@@ -5295,6 +5473,7 @@
       <w:tr>
         <w:trPr>
           <w:tblHeader w:val="true"/>
+          <w:cantSplit/>
         </w:trPr>
         <w:tc>
           <w:tcPr>
@@ -5355,6 +5534,9 @@
         </w:tc>
       </w:tr>
       <w:tr>
+        <w:trPr>
+          <w:cantSplit/>
+        </w:trPr>
         <w:tc>
           <w:tcPr>
             <w:tcW w:w="3908" w:type="dxa"/>
@@ -5408,6 +5590,9 @@
         </w:tc>
       </w:tr>
       <w:tr>
+        <w:trPr>
+          <w:cantSplit/>
+        </w:trPr>
         <w:tc>
           <w:tcPr>
             <w:tcW w:w="3908" w:type="dxa"/>
@@ -5461,6 +5646,9 @@
         </w:tc>
       </w:tr>
       <w:tr>
+        <w:trPr>
+          <w:cantSplit/>
+        </w:trPr>
         <w:tc>
           <w:tcPr>
             <w:tcW w:w="3908" w:type="dxa"/>
@@ -5514,6 +5702,9 @@
         </w:tc>
       </w:tr>
       <w:tr>
+        <w:trPr>
+          <w:cantSplit/>
+        </w:trPr>
         <w:tc>
           <w:tcPr>
             <w:tcW w:w="3908" w:type="dxa"/>
@@ -5567,6 +5758,9 @@
         </w:tc>
       </w:tr>
       <w:tr>
+        <w:trPr>
+          <w:cantSplit/>
+        </w:trPr>
         <w:tc>
           <w:tcPr>
             <w:tcW w:w="3908" w:type="dxa"/>
@@ -5620,6 +5814,9 @@
         </w:tc>
       </w:tr>
       <w:tr>
+        <w:trPr>
+          <w:cantSplit/>
+        </w:trPr>
         <w:tc>
           <w:tcPr>
             <w:tcW w:w="3908" w:type="dxa"/>
@@ -5673,6 +5870,9 @@
         </w:tc>
       </w:tr>
       <w:tr>
+        <w:trPr>
+          <w:cantSplit/>
+        </w:trPr>
         <w:tc>
           <w:tcPr>
             <w:tcW w:w="3908" w:type="dxa"/>
@@ -5726,6 +5926,9 @@
         </w:tc>
       </w:tr>
       <w:tr>
+        <w:trPr>
+          <w:cantSplit/>
+        </w:trPr>
         <w:tc>
           <w:tcPr>
             <w:tcW w:w="3908" w:type="dxa"/>
@@ -5779,6 +5982,9 @@
         </w:tc>
       </w:tr>
       <w:tr>
+        <w:trPr>
+          <w:cantSplit/>
+        </w:trPr>
         <w:tc>
           <w:tcPr>
             <w:tcW w:w="3908" w:type="dxa"/>
@@ -5975,6 +6181,7 @@
       <w:tr>
         <w:trPr>
           <w:tblHeader w:val="true"/>
+          <w:cantSplit/>
         </w:trPr>
         <w:tc>
           <w:tcPr>
@@ -6016,6 +6223,9 @@
         </w:tc>
       </w:tr>
       <w:tr>
+        <w:trPr>
+          <w:cantSplit/>
+        </w:trPr>
         <w:tc>
           <w:tcPr>
             <w:tcW w:w="4510" w:type="dxa"/>
@@ -6052,6 +6262,9 @@
         </w:tc>
       </w:tr>
       <w:tr>
+        <w:trPr>
+          <w:cantSplit/>
+        </w:trPr>
         <w:tc>
           <w:tcPr>
             <w:tcW w:w="4510" w:type="dxa"/>
@@ -6088,6 +6301,9 @@
         </w:tc>
       </w:tr>
       <w:tr>
+        <w:trPr>
+          <w:cantSplit/>
+        </w:trPr>
         <w:tc>
           <w:tcPr>
             <w:tcW w:w="4510" w:type="dxa"/>
@@ -6124,6 +6340,9 @@
         </w:tc>
       </w:tr>
       <w:tr>
+        <w:trPr>
+          <w:cantSplit/>
+        </w:trPr>
         <w:tc>
           <w:tcPr>
             <w:tcW w:w="4510" w:type="dxa"/>
@@ -6160,6 +6379,9 @@
         </w:tc>
       </w:tr>
       <w:tr>
+        <w:trPr>
+          <w:cantSplit/>
+        </w:trPr>
         <w:tc>
           <w:tcPr>
             <w:tcW w:w="4510" w:type="dxa"/>
@@ -6196,6 +6418,9 @@
         </w:tc>
       </w:tr>
       <w:tr>
+        <w:trPr>
+          <w:cantSplit/>
+        </w:trPr>
         <w:tc>
           <w:tcPr>
             <w:tcW w:w="4510" w:type="dxa"/>
@@ -6232,6 +6457,9 @@
         </w:tc>
       </w:tr>
       <w:tr>
+        <w:trPr>
+          <w:cantSplit/>
+        </w:trPr>
         <w:tc>
           <w:tcPr>
             <w:tcW w:w="4510" w:type="dxa"/>
@@ -6268,6 +6496,9 @@
         </w:tc>
       </w:tr>
       <w:tr>
+        <w:trPr>
+          <w:cantSplit/>
+        </w:trPr>
         <w:tc>
           <w:tcPr>
             <w:tcW w:w="4510" w:type="dxa"/>
@@ -6337,6 +6568,7 @@
       <w:tr>
         <w:trPr>
           <w:tblHeader w:val="true"/>
+          <w:cantSplit/>
         </w:trPr>
         <w:tc>
           <w:tcPr>
@@ -6397,6 +6629,9 @@
         </w:tc>
       </w:tr>
       <w:tr>
+        <w:trPr>
+          <w:cantSplit/>
+        </w:trPr>
         <w:tc>
           <w:tcPr>
             <w:tcW w:w="3098" w:type="dxa"/>
@@ -6475,6 +6710,9 @@
         </w:tc>
       </w:tr>
       <w:tr>
+        <w:trPr>
+          <w:cantSplit/>
+        </w:trPr>
         <w:tc>
           <w:tcPr>
             <w:tcW w:w="3098" w:type="dxa"/>
@@ -6528,6 +6766,9 @@
         </w:tc>
       </w:tr>
       <w:tr>
+        <w:trPr>
+          <w:cantSplit/>
+        </w:trPr>
         <w:tc>
           <w:tcPr>
             <w:tcW w:w="3098" w:type="dxa"/>
@@ -6581,6 +6822,9 @@
         </w:tc>
       </w:tr>
       <w:tr>
+        <w:trPr>
+          <w:cantSplit/>
+        </w:trPr>
         <w:tc>
           <w:tcPr>
             <w:tcW w:w="3098" w:type="dxa"/>
@@ -6634,6 +6878,9 @@
         </w:tc>
       </w:tr>
       <w:tr>
+        <w:trPr>
+          <w:cantSplit/>
+        </w:trPr>
         <w:tc>
           <w:tcPr>
             <w:tcW w:w="3098" w:type="dxa"/>
@@ -6736,6 +6983,7 @@
       <w:tr>
         <w:trPr>
           <w:tblHeader w:val="true"/>
+          <w:cantSplit/>
         </w:trPr>
         <w:tc>
           <w:tcPr>
@@ -6815,6 +7063,9 @@
         </w:tc>
       </w:tr>
       <w:tr>
+        <w:trPr>
+          <w:cantSplit/>
+        </w:trPr>
         <w:tc>
           <w:tcPr>
             <w:tcW w:w="929" w:type="dxa"/>
@@ -6885,6 +7136,9 @@
         </w:tc>
       </w:tr>
       <w:tr>
+        <w:trPr>
+          <w:cantSplit/>
+        </w:trPr>
         <w:tc>
           <w:tcPr>
             <w:tcW w:w="929" w:type="dxa"/>
@@ -6968,6 +7222,9 @@
         </w:tc>
       </w:tr>
       <w:tr>
+        <w:trPr>
+          <w:cantSplit/>
+        </w:trPr>
         <w:tc>
           <w:tcPr>
             <w:tcW w:w="929" w:type="dxa"/>
@@ -7038,6 +7295,9 @@
         </w:tc>
       </w:tr>
       <w:tr>
+        <w:trPr>
+          <w:cantSplit/>
+        </w:trPr>
         <w:tc>
           <w:tcPr>
             <w:tcW w:w="929" w:type="dxa"/>
@@ -7108,6 +7368,9 @@
         </w:tc>
       </w:tr>
       <w:tr>
+        <w:trPr>
+          <w:cantSplit/>
+        </w:trPr>
         <w:tc>
           <w:tcPr>
             <w:tcW w:w="929" w:type="dxa"/>
@@ -7178,6 +7441,9 @@
         </w:tc>
       </w:tr>
       <w:tr>
+        <w:trPr>
+          <w:cantSplit/>
+        </w:trPr>
         <w:tc>
           <w:tcPr>
             <w:tcW w:w="929" w:type="dxa"/>
@@ -7248,6 +7514,9 @@
         </w:tc>
       </w:tr>
       <w:tr>
+        <w:trPr>
+          <w:cantSplit/>
+        </w:trPr>
         <w:tc>
           <w:tcPr>
             <w:tcW w:w="929" w:type="dxa"/>
@@ -7351,6 +7620,7 @@
       <w:tr>
         <w:trPr>
           <w:tblHeader w:val="true"/>
+          <w:cantSplit/>
         </w:trPr>
         <w:tc>
           <w:tcPr>
@@ -7411,6 +7681,9 @@
         </w:tc>
       </w:tr>
       <w:tr>
+        <w:trPr>
+          <w:cantSplit/>
+        </w:trPr>
         <w:tc>
           <w:tcPr>
             <w:tcW w:w="2101" w:type="dxa"/>
@@ -7464,6 +7737,9 @@
         </w:tc>
       </w:tr>
       <w:tr>
+        <w:trPr>
+          <w:cantSplit/>
+        </w:trPr>
         <w:tc>
           <w:tcPr>
             <w:tcW w:w="2101" w:type="dxa"/>
@@ -7517,6 +7793,9 @@
         </w:tc>
       </w:tr>
       <w:tr>
+        <w:trPr>
+          <w:cantSplit/>
+        </w:trPr>
         <w:tc>
           <w:tcPr>
             <w:tcW w:w="2101" w:type="dxa"/>
@@ -7570,6 +7849,9 @@
         </w:tc>
       </w:tr>
       <w:tr>
+        <w:trPr>
+          <w:cantSplit/>
+        </w:trPr>
         <w:tc>
           <w:tcPr>
             <w:tcW w:w="2101" w:type="dxa"/>
@@ -7623,6 +7905,9 @@
         </w:tc>
       </w:tr>
       <w:tr>
+        <w:trPr>
+          <w:cantSplit/>
+        </w:trPr>
         <w:tc>
           <w:tcPr>
             <w:tcW w:w="2101" w:type="dxa"/>
@@ -7676,6 +7961,9 @@
         </w:tc>
       </w:tr>
       <w:tr>
+        <w:trPr>
+          <w:cantSplit/>
+        </w:trPr>
         <w:tc>
           <w:tcPr>
             <w:tcW w:w="2101" w:type="dxa"/>
@@ -7729,6 +8017,9 @@
         </w:tc>
       </w:tr>
       <w:tr>
+        <w:trPr>
+          <w:cantSplit/>
+        </w:trPr>
         <w:tc>
           <w:tcPr>
             <w:tcW w:w="2101" w:type="dxa"/>
@@ -7782,6 +8073,9 @@
         </w:tc>
       </w:tr>
       <w:tr>
+        <w:trPr>
+          <w:cantSplit/>
+        </w:trPr>
         <w:tc>
           <w:tcPr>
             <w:tcW w:w="2101" w:type="dxa"/>
@@ -7835,6 +8129,9 @@
         </w:tc>
       </w:tr>
       <w:tr>
+        <w:trPr>
+          <w:cantSplit/>
+        </w:trPr>
         <w:tc>
           <w:tcPr>
             <w:tcW w:w="2101" w:type="dxa"/>
@@ -7888,6 +8185,9 @@
         </w:tc>
       </w:tr>
       <w:tr>
+        <w:trPr>
+          <w:cantSplit/>
+        </w:trPr>
         <w:tc>
           <w:tcPr>
             <w:tcW w:w="2101" w:type="dxa"/>
@@ -7941,6 +8241,9 @@
         </w:tc>
       </w:tr>
       <w:tr>
+        <w:trPr>
+          <w:cantSplit/>
+        </w:trPr>
         <w:tc>
           <w:tcPr>
             <w:tcW w:w="2101" w:type="dxa"/>
@@ -7994,6 +8297,9 @@
         </w:tc>
       </w:tr>
       <w:tr>
+        <w:trPr>
+          <w:cantSplit/>
+        </w:trPr>
         <w:tc>
           <w:tcPr>
             <w:tcW w:w="2101" w:type="dxa"/>
@@ -8068,7 +8374,7 @@
         <w:rPr>
           <w:sz w:val="22"/>
         </w:rPr>
-        <w:t xml:space="preserve">El código tiene decisiones tomadas después de los documentos de diseño. Esta tabla las lista para actualizar los documentos o decidir si el código debe volver a lo documentado.</w:t>
+        <w:t xml:space="preserve">El código tiene decisiones tomadas después de los documentos de diseño. La tabla las lista y dice cómo quedó cada una en los documentos del 26 de octubre.</w:t>
       </w:r>
     </w:p>
     <w:tbl>
@@ -8087,18 +8393,19 @@
         </w:tblBorders>
       </w:tblPr>
       <w:tblGrid>
-        <w:gridCol w:w="1415"/>
-        <w:gridCol w:w="1955"/>
-        <w:gridCol w:w="2369"/>
-        <w:gridCol w:w="2180"/>
+        <w:gridCol w:w="1380"/>
+        <w:gridCol w:w="1784"/>
+        <w:gridCol w:w="2310"/>
+        <w:gridCol w:w="2444"/>
       </w:tblGrid>
       <w:tr>
         <w:trPr>
           <w:tblHeader w:val="true"/>
-        </w:trPr>
-        <w:tc>
-          <w:tcPr>
-            <w:tcW w:w="1415" w:type="dxa"/>
+          <w:cantSplit/>
+        </w:trPr>
+        <w:tc>
+          <w:tcPr>
+            <w:tcW w:w="1380" w:type="dxa"/>
             <w:shd w:val="clear" w:color="auto" w:fill="D9E2F3"/>
           </w:tcPr>
           <w:p>
@@ -8117,7 +8424,7 @@
         </w:tc>
         <w:tc>
           <w:tcPr>
-            <w:tcW w:w="1955" w:type="dxa"/>
+            <w:tcW w:w="1784" w:type="dxa"/>
             <w:shd w:val="clear" w:color="auto" w:fill="D9E2F3"/>
           </w:tcPr>
           <w:p>
@@ -8130,13 +8437,13 @@
                 <w:b/>
                 <w:sz w:val="18"/>
               </w:rPr>
-              <w:t xml:space="preserve">Lo que dicen los documentos</w:t>
-            </w:r>
-          </w:p>
-        </w:tc>
-        <w:tc>
-          <w:tcPr>
-            <w:tcW w:w="2369" w:type="dxa"/>
+              <w:t xml:space="preserve">Lo que decían los documentos</w:t>
+            </w:r>
+          </w:p>
+        </w:tc>
+        <w:tc>
+          <w:tcPr>
+            <w:tcW w:w="2310" w:type="dxa"/>
             <w:shd w:val="clear" w:color="auto" w:fill="D9E2F3"/>
           </w:tcPr>
           <w:p>
@@ -8155,7 +8462,7 @@
         </w:tc>
         <w:tc>
           <w:tcPr>
-            <w:tcW w:w="2180" w:type="dxa"/>
+            <w:tcW w:w="2444" w:type="dxa"/>
             <w:shd w:val="clear" w:color="auto" w:fill="D9E2F3"/>
           </w:tcPr>
           <w:p>
@@ -8168,15 +8475,18 @@
                 <w:b/>
                 <w:sz w:val="18"/>
               </w:rPr>
-              <w:t xml:space="preserve">Acción propuesta</w:t>
-            </w:r>
-          </w:p>
-        </w:tc>
-      </w:tr>
-      <w:tr>
-        <w:tc>
-          <w:tcPr>
-            <w:tcW w:w="1415" w:type="dxa"/>
+              <w:t xml:space="preserve">Estado en los documentos</w:t>
+            </w:r>
+          </w:p>
+        </w:tc>
+      </w:tr>
+      <w:tr>
+        <w:trPr>
+          <w:cantSplit/>
+        </w:trPr>
+        <w:tc>
+          <w:tcPr>
+            <w:tcW w:w="1380" w:type="dxa"/>
           </w:tcPr>
           <w:p>
             <w:pPr>
@@ -8193,24 +8503,24 @@
         </w:tc>
         <w:tc>
           <w:tcPr>
-            <w:tcW w:w="1955" w:type="dxa"/>
-          </w:tcPr>
-          <w:p>
-            <w:pPr>
-              <w:pStyle w:val="Compact"/>
-              <w:jc w:val="left"/>
-            </w:pPr>
-            <w:r>
-              <w:rPr>
-                <w:sz w:val="18"/>
-              </w:rPr>
-              <w:t xml:space="preserve">Lector biométrico HID (SICMA-REQ, SICMA-CUS)</w:t>
-            </w:r>
-          </w:p>
-        </w:tc>
-        <w:tc>
-          <w:tcPr>
-            <w:tcW w:w="2369" w:type="dxa"/>
+            <w:tcW w:w="1784" w:type="dxa"/>
+          </w:tcPr>
+          <w:p>
+            <w:pPr>
+              <w:pStyle w:val="Compact"/>
+              <w:jc w:val="left"/>
+            </w:pPr>
+            <w:r>
+              <w:rPr>
+                <w:sz w:val="18"/>
+              </w:rPr>
+              <w:t xml:space="preserve">Lector biométrico HID</w:t>
+            </w:r>
+          </w:p>
+        </w:tc>
+        <w:tc>
+          <w:tcPr>
+            <w:tcW w:w="2310" w:type="dxa"/>
           </w:tcPr>
           <w:p>
             <w:pPr>
@@ -8227,26 +8537,29 @@
         </w:tc>
         <w:tc>
           <w:tcPr>
-            <w:tcW w:w="2180" w:type="dxa"/>
-          </w:tcPr>
-          <w:p>
-            <w:pPr>
-              <w:pStyle w:val="Compact"/>
-              <w:jc w:val="left"/>
-            </w:pPr>
-            <w:r>
-              <w:rPr>
-                <w:sz w:val="18"/>
-              </w:rPr>
-              <w:t xml:space="preserve">Actualizar los documentos y cerrar D-03 de SICMA-REQ</w:t>
-            </w:r>
-          </w:p>
-        </w:tc>
-      </w:tr>
-      <w:tr>
-        <w:tc>
-          <w:tcPr>
-            <w:tcW w:w="1415" w:type="dxa"/>
+            <w:tcW w:w="2444" w:type="dxa"/>
+          </w:tcPr>
+          <w:p>
+            <w:pPr>
+              <w:pStyle w:val="Compact"/>
+              <w:jc w:val="left"/>
+            </w:pPr>
+            <w:r>
+              <w:rPr>
+                <w:sz w:val="18"/>
+              </w:rPr>
+              <w:t xml:space="preserve">Actualizado en SICMA-REQ, SICMA-CUS, SICMA-ACT, SICMA-CLA y los demás; D-03 de SICMA-REQ cerrado</w:t>
+            </w:r>
+          </w:p>
+        </w:tc>
+      </w:tr>
+      <w:tr>
+        <w:trPr>
+          <w:cantSplit/>
+        </w:trPr>
+        <w:tc>
+          <w:tcPr>
+            <w:tcW w:w="1380" w:type="dxa"/>
           </w:tcPr>
           <w:p>
             <w:pPr>
@@ -8263,7 +8576,7 @@
         </w:tc>
         <w:tc>
           <w:tcPr>
-            <w:tcW w:w="1955" w:type="dxa"/>
+            <w:tcW w:w="1784" w:type="dxa"/>
           </w:tcPr>
           <w:p>
             <w:pPr>
@@ -8280,7 +8593,7 @@
         </w:tc>
         <w:tc>
           <w:tcPr>
-            <w:tcW w:w="2369" w:type="dxa"/>
+            <w:tcW w:w="2310" w:type="dxa"/>
           </w:tcPr>
           <w:p>
             <w:pPr>
@@ -8297,26 +8610,29 @@
         </w:tc>
         <w:tc>
           <w:tcPr>
-            <w:tcW w:w="2180" w:type="dxa"/>
-          </w:tcPr>
-          <w:p>
-            <w:pPr>
-              <w:pStyle w:val="Compact"/>
-              <w:jc w:val="left"/>
-            </w:pPr>
-            <w:r>
-              <w:rPr>
-                <w:sz w:val="18"/>
-              </w:rPr>
-              <w:t xml:space="preserve">Actualizar RF-ID-05 y la matriz de permisos (D-13 de SICMA-REQ)</w:t>
-            </w:r>
-          </w:p>
-        </w:tc>
-      </w:tr>
-      <w:tr>
-        <w:tc>
-          <w:tcPr>
-            <w:tcW w:w="1415" w:type="dxa"/>
+            <w:tcW w:w="2444" w:type="dxa"/>
+          </w:tcPr>
+          <w:p>
+            <w:pPr>
+              <w:pStyle w:val="Compact"/>
+              <w:jc w:val="left"/>
+            </w:pPr>
+            <w:r>
+              <w:rPr>
+                <w:sz w:val="18"/>
+              </w:rPr>
+              <w:t xml:space="preserve">RF-ID-05 y una nota bajo la matriz en SICMA-REQ; las columnas de la matriz siguen pendientes (D-13)</w:t>
+            </w:r>
+          </w:p>
+        </w:tc>
+      </w:tr>
+      <w:tr>
+        <w:trPr>
+          <w:cantSplit/>
+        </w:trPr>
+        <w:tc>
+          <w:tcPr>
+            <w:tcW w:w="1380" w:type="dxa"/>
           </w:tcPr>
           <w:p>
             <w:pPr>
@@ -8333,24 +8649,24 @@
         </w:tc>
         <w:tc>
           <w:tcPr>
-            <w:tcW w:w="1955" w:type="dxa"/>
-          </w:tcPr>
-          <w:p>
-            <w:pPr>
-              <w:pStyle w:val="Compact"/>
-              <w:jc w:val="left"/>
-            </w:pPr>
-            <w:r>
-              <w:rPr>
-                <w:sz w:val="18"/>
-              </w:rPr>
-              <w:t xml:space="preserve">La API recibe llamadas del flujo (D-02 de SICMA-REQ)</w:t>
-            </w:r>
-          </w:p>
-        </w:tc>
-        <w:tc>
-          <w:tcPr>
-            <w:tcW w:w="2369" w:type="dxa"/>
+            <w:tcW w:w="1784" w:type="dxa"/>
+          </w:tcPr>
+          <w:p>
+            <w:pPr>
+              <w:pStyle w:val="Compact"/>
+              <w:jc w:val="left"/>
+            </w:pPr>
+            <w:r>
+              <w:rPr>
+                <w:sz w:val="18"/>
+              </w:rPr>
+              <w:t xml:space="preserve">La API recibe llamadas del flujo</w:t>
+            </w:r>
+          </w:p>
+        </w:tc>
+        <w:tc>
+          <w:tcPr>
+            <w:tcW w:w="2310" w:type="dxa"/>
           </w:tcPr>
           <w:p>
             <w:pPr>
@@ -8367,26 +8683,29 @@
         </w:tc>
         <w:tc>
           <w:tcPr>
-            <w:tcW w:w="2180" w:type="dxa"/>
-          </w:tcPr>
-          <w:p>
-            <w:pPr>
-              <w:pStyle w:val="Compact"/>
-              <w:jc w:val="left"/>
-            </w:pPr>
-            <w:r>
-              <w:rPr>
-                <w:sz w:val="18"/>
-              </w:rPr>
-              <w:t xml:space="preserve">Cerrar D-02 con esta decisión</w:t>
-            </w:r>
-          </w:p>
-        </w:tc>
-      </w:tr>
-      <w:tr>
-        <w:tc>
-          <w:tcPr>
-            <w:tcW w:w="1415" w:type="dxa"/>
+            <w:tcW w:w="2444" w:type="dxa"/>
+          </w:tcPr>
+          <w:p>
+            <w:pPr>
+              <w:pStyle w:val="Compact"/>
+              <w:jc w:val="left"/>
+            </w:pPr>
+            <w:r>
+              <w:rPr>
+                <w:sz w:val="18"/>
+              </w:rPr>
+              <w:t xml:space="preserve">D-02 cerrado en SICMA-REQ, SICMA-CUS, SICMA-ACT y SICMA-CLA</w:t>
+            </w:r>
+          </w:p>
+        </w:tc>
+      </w:tr>
+      <w:tr>
+        <w:trPr>
+          <w:cantSplit/>
+        </w:trPr>
+        <w:tc>
+          <w:tcPr>
+            <w:tcW w:w="1380" w:type="dxa"/>
           </w:tcPr>
           <w:p>
             <w:pPr>
@@ -8403,7 +8722,7 @@
         </w:tc>
         <w:tc>
           <w:tcPr>
-            <w:tcW w:w="1955" w:type="dxa"/>
+            <w:tcW w:w="1784" w:type="dxa"/>
           </w:tcPr>
           <w:p>
             <w:pPr>
@@ -8420,7 +8739,7 @@
         </w:tc>
         <w:tc>
           <w:tcPr>
-            <w:tcW w:w="2369" w:type="dxa"/>
+            <w:tcW w:w="2310" w:type="dxa"/>
           </w:tcPr>
           <w:p>
             <w:pPr>
@@ -8437,26 +8756,29 @@
         </w:tc>
         <w:tc>
           <w:tcPr>
-            <w:tcW w:w="2180" w:type="dxa"/>
-          </w:tcPr>
-          <w:p>
-            <w:pPr>
-              <w:pStyle w:val="Compact"/>
-              <w:jc w:val="left"/>
-            </w:pPr>
-            <w:r>
-              <w:rPr>
-                <w:sz w:val="18"/>
-              </w:rPr>
-              <w:t xml:space="preserve">Actualizar SICMA-REQ y SICMA-ACT</w:t>
-            </w:r>
-          </w:p>
-        </w:tc>
-      </w:tr>
-      <w:tr>
-        <w:tc>
-          <w:tcPr>
-            <w:tcW w:w="1415" w:type="dxa"/>
+            <w:tcW w:w="2444" w:type="dxa"/>
+          </w:tcPr>
+          <w:p>
+            <w:pPr>
+              <w:pStyle w:val="Compact"/>
+              <w:jc w:val="left"/>
+            </w:pPr>
+            <w:r>
+              <w:rPr>
+                <w:sz w:val="18"/>
+              </w:rPr>
+              <w:t xml:space="preserve">RN-12 en SICMA-REQ y casos de uso actualizados; el diagrama AD-09 de SICMA-ACT aún dice Asignada y Cerrada</w:t>
+            </w:r>
+          </w:p>
+        </w:tc>
+      </w:tr>
+      <w:tr>
+        <w:trPr>
+          <w:cantSplit/>
+        </w:trPr>
+        <w:tc>
+          <w:tcPr>
+            <w:tcW w:w="1380" w:type="dxa"/>
           </w:tcPr>
           <w:p>
             <w:pPr>
@@ -8473,7 +8795,7 @@
         </w:tc>
         <w:tc>
           <w:tcPr>
-            <w:tcW w:w="1955" w:type="dxa"/>
+            <w:tcW w:w="1784" w:type="dxa"/>
           </w:tcPr>
           <w:p>
             <w:pPr>
@@ -8490,7 +8812,7 @@
         </w:tc>
         <w:tc>
           <w:tcPr>
-            <w:tcW w:w="2369" w:type="dxa"/>
+            <w:tcW w:w="2310" w:type="dxa"/>
           </w:tcPr>
           <w:p>
             <w:pPr>
@@ -8507,26 +8829,29 @@
         </w:tc>
         <w:tc>
           <w:tcPr>
-            <w:tcW w:w="2180" w:type="dxa"/>
-          </w:tcPr>
-          <w:p>
-            <w:pPr>
-              <w:pStyle w:val="Compact"/>
-              <w:jc w:val="left"/>
-            </w:pPr>
-            <w:r>
-              <w:rPr>
-                <w:sz w:val="18"/>
-              </w:rPr>
-              <w:t xml:space="preserve">Agregar requerimientos y revisar SICMA-ESO por el tratamiento de datos</w:t>
-            </w:r>
-          </w:p>
-        </w:tc>
-      </w:tr>
-      <w:tr>
-        <w:tc>
-          <w:tcPr>
-            <w:tcW w:w="1415" w:type="dxa"/>
+            <w:tcW w:w="2444" w:type="dxa"/>
+          </w:tcPr>
+          <w:p>
+            <w:pPr>
+              <w:pStyle w:val="Compact"/>
+              <w:jc w:val="left"/>
+            </w:pPr>
+            <w:r>
+              <w:rPr>
+                <w:sz w:val="18"/>
+              </w:rPr>
+              <w:t xml:space="preserve">Descrito en SICMA-CUS, SICMA-ACT y SICMA-ESO; falta decidir si se crean requerimientos propios</w:t>
+            </w:r>
+          </w:p>
+        </w:tc>
+      </w:tr>
+      <w:tr>
+        <w:trPr>
+          <w:cantSplit/>
+        </w:trPr>
+        <w:tc>
+          <w:tcPr>
+            <w:tcW w:w="1380" w:type="dxa"/>
           </w:tcPr>
           <w:p>
             <w:pPr>
@@ -8543,7 +8868,7 @@
         </w:tc>
         <w:tc>
           <w:tcPr>
-            <w:tcW w:w="1955" w:type="dxa"/>
+            <w:tcW w:w="1784" w:type="dxa"/>
           </w:tcPr>
           <w:p>
             <w:pPr>
@@ -8560,7 +8885,7 @@
         </w:tc>
         <w:tc>
           <w:tcPr>
-            <w:tcW w:w="2369" w:type="dxa"/>
+            <w:tcW w:w="2310" w:type="dxa"/>
           </w:tcPr>
           <w:p>
             <w:pPr>
@@ -8577,26 +8902,29 @@
         </w:tc>
         <w:tc>
           <w:tcPr>
-            <w:tcW w:w="2180" w:type="dxa"/>
-          </w:tcPr>
-          <w:p>
-            <w:pPr>
-              <w:pStyle w:val="Compact"/>
-              <w:jc w:val="left"/>
-            </w:pPr>
-            <w:r>
-              <w:rPr>
-                <w:sz w:val="18"/>
-              </w:rPr>
-              <w:t xml:space="preserve">Agregar requerimiento</w:t>
-            </w:r>
-          </w:p>
-        </w:tc>
-      </w:tr>
-      <w:tr>
-        <w:tc>
-          <w:tcPr>
-            <w:tcW w:w="1415" w:type="dxa"/>
+            <w:tcW w:w="2444" w:type="dxa"/>
+          </w:tcPr>
+          <w:p>
+            <w:pPr>
+              <w:pStyle w:val="Compact"/>
+              <w:jc w:val="left"/>
+            </w:pPr>
+            <w:r>
+              <w:rPr>
+                <w:sz w:val="18"/>
+              </w:rPr>
+              <w:t xml:space="preserve">Descrito en CU-13 de SICMA-CUS; falta un requerimiento propio</w:t>
+            </w:r>
+          </w:p>
+        </w:tc>
+      </w:tr>
+      <w:tr>
+        <w:trPr>
+          <w:cantSplit/>
+        </w:trPr>
+        <w:tc>
+          <w:tcPr>
+            <w:tcW w:w="1380" w:type="dxa"/>
           </w:tcPr>
           <w:p>
             <w:pPr>
@@ -8613,7 +8941,7 @@
         </w:tc>
         <w:tc>
           <w:tcPr>
-            <w:tcW w:w="1955" w:type="dxa"/>
+            <w:tcW w:w="1784" w:type="dxa"/>
           </w:tcPr>
           <w:p>
             <w:pPr>
@@ -8630,7 +8958,7 @@
         </w:tc>
         <w:tc>
           <w:tcPr>
-            <w:tcW w:w="2369" w:type="dxa"/>
+            <w:tcW w:w="2310" w:type="dxa"/>
           </w:tcPr>
           <w:p>
             <w:pPr>
@@ -8647,26 +8975,29 @@
         </w:tc>
         <w:tc>
           <w:tcPr>
-            <w:tcW w:w="2180" w:type="dxa"/>
-          </w:tcPr>
-          <w:p>
-            <w:pPr>
-              <w:pStyle w:val="Compact"/>
-              <w:jc w:val="left"/>
-            </w:pPr>
-            <w:r>
-              <w:rPr>
-                <w:sz w:val="18"/>
-              </w:rPr>
-              <w:t xml:space="preserve">Agregar a la matriz de permisos</w:t>
-            </w:r>
-          </w:p>
-        </w:tc>
-      </w:tr>
-      <w:tr>
-        <w:tc>
-          <w:tcPr>
-            <w:tcW w:w="1415" w:type="dxa"/>
+            <w:tcW w:w="2444" w:type="dxa"/>
+          </w:tcPr>
+          <w:p>
+            <w:pPr>
+              <w:pStyle w:val="Compact"/>
+              <w:jc w:val="left"/>
+            </w:pPr>
+            <w:r>
+              <w:rPr>
+                <w:sz w:val="18"/>
+              </w:rPr>
+              <w:t xml:space="preserve">RN-13 en SICMA-REQ y CU-04 de SICMA-CUS</w:t>
+            </w:r>
+          </w:p>
+        </w:tc>
+      </w:tr>
+      <w:tr>
+        <w:trPr>
+          <w:cantSplit/>
+        </w:trPr>
+        <w:tc>
+          <w:tcPr>
+            <w:tcW w:w="1380" w:type="dxa"/>
           </w:tcPr>
           <w:p>
             <w:pPr>
@@ -8683,7 +9014,7 @@
         </w:tc>
         <w:tc>
           <w:tcPr>
-            <w:tcW w:w="1955" w:type="dxa"/>
+            <w:tcW w:w="1784" w:type="dxa"/>
           </w:tcPr>
           <w:p>
             <w:pPr>
@@ -8700,7 +9031,7 @@
         </w:tc>
         <w:tc>
           <w:tcPr>
-            <w:tcW w:w="2369" w:type="dxa"/>
+            <w:tcW w:w="2310" w:type="dxa"/>
           </w:tcPr>
           <w:p>
             <w:pPr>
@@ -8717,18 +9048,18 @@
         </w:tc>
         <w:tc>
           <w:tcPr>
-            <w:tcW w:w="2180" w:type="dxa"/>
-          </w:tcPr>
-          <w:p>
-            <w:pPr>
-              <w:pStyle w:val="Compact"/>
-              <w:jc w:val="left"/>
-            </w:pPr>
-            <w:r>
-              <w:rPr>
-                <w:sz w:val="18"/>
-              </w:rPr>
-              <w:t xml:space="preserve">Dejar claro en SICMA-REQ y SICMA-ESO que las plantillas quedan en el PC del lector</w:t>
+            <w:tcW w:w="2444" w:type="dxa"/>
+          </w:tcPr>
+          <w:p>
+            <w:pPr>
+              <w:pStyle w:val="Compact"/>
+              <w:jc w:val="left"/>
+            </w:pPr>
+            <w:r>
+              <w:rPr>
+                <w:sz w:val="18"/>
+              </w:rPr>
+              <w:t xml:space="preserve">RN-11 en SICMA-REQ y un riesgo nuevo en SICMA-ESO (D-05)</w:t>
             </w:r>
           </w:p>
         </w:tc>
@@ -8768,6 +9099,7 @@
       <w:tr>
         <w:trPr>
           <w:tblHeader w:val="true"/>
+          <w:cantSplit/>
         </w:trPr>
         <w:tc>
           <w:tcPr>
@@ -8847,6 +9179,9 @@
         </w:tc>
       </w:tr>
       <w:tr>
+        <w:trPr>
+          <w:cantSplit/>
+        </w:trPr>
         <w:tc>
           <w:tcPr>
             <w:tcW w:w="1157" w:type="dxa"/>
@@ -8917,6 +9252,9 @@
         </w:tc>
       </w:tr>
       <w:tr>
+        <w:trPr>
+          <w:cantSplit/>
+        </w:trPr>
         <w:tc>
           <w:tcPr>
             <w:tcW w:w="1157" w:type="dxa"/>
@@ -8987,6 +9325,9 @@
         </w:tc>
       </w:tr>
       <w:tr>
+        <w:trPr>
+          <w:cantSplit/>
+        </w:trPr>
         <w:tc>
           <w:tcPr>
             <w:tcW w:w="1157" w:type="dxa"/>
@@ -9057,6 +9398,9 @@
         </w:tc>
       </w:tr>
       <w:tr>
+        <w:trPr>
+          <w:cantSplit/>
+        </w:trPr>
         <w:tc>
           <w:tcPr>
             <w:tcW w:w="1157" w:type="dxa"/>
@@ -9127,6 +9471,9 @@
         </w:tc>
       </w:tr>
       <w:tr>
+        <w:trPr>
+          <w:cantSplit/>
+        </w:trPr>
         <w:tc>
           <w:tcPr>
             <w:tcW w:w="1157" w:type="dxa"/>
@@ -9197,6 +9544,9 @@
         </w:tc>
       </w:tr>
       <w:tr>
+        <w:trPr>
+          <w:cantSplit/>
+        </w:trPr>
         <w:tc>
           <w:tcPr>
             <w:tcW w:w="1157" w:type="dxa"/>
@@ -9227,7 +9577,7 @@
               <w:rPr>
                 <w:sz w:val="18"/>
               </w:rPr>
-              <w:t xml:space="preserve">Actualizar documentos</w:t>
+              <w:t xml:space="preserve">Documentos pendientes</w:t>
             </w:r>
           </w:p>
         </w:tc>
@@ -9244,7 +9594,7 @@
               <w:rPr>
                 <w:sz w:val="18"/>
               </w:rPr>
-              <w:t xml:space="preserve">Aplicar las diferencias de la última tabla a SICMA-REQ, SICMA-CUS, SICMA-ACT y SICMA-ESO</w:t>
+              <w:t xml:space="preserve">Decidir si el personal externo y la gestión de alertas llevan requerimientos propios (cambia los conteos de SICMA-REQ y SICMA-CPR) y redibujar el diagrama AD-09 de SICMA-ACT</w:t>
             </w:r>
           </w:p>
         </w:tc>
@@ -9267,6 +9617,9 @@
         </w:tc>
       </w:tr>
       <w:tr>
+        <w:trPr>
+          <w:cantSplit/>
+        </w:trPr>
         <w:tc>
           <w:tcPr>
             <w:tcW w:w="1157" w:type="dxa"/>
@@ -9337,6 +9690,9 @@
         </w:tc>
       </w:tr>
       <w:tr>
+        <w:trPr>
+          <w:cantSplit/>
+        </w:trPr>
         <w:tc>
           <w:tcPr>
             <w:tcW w:w="1157" w:type="dxa"/>
@@ -9439,6 +9795,7 @@
       <w:tr>
         <w:trPr>
           <w:tblHeader w:val="true"/>
+          <w:cantSplit/>
         </w:trPr>
         <w:tc>
           <w:tcPr>
@@ -9480,6 +9837,9 @@
         </w:tc>
       </w:tr>
       <w:tr>
+        <w:trPr>
+          <w:cantSplit/>
+        </w:trPr>
         <w:tc>
           <w:tcPr>
             <w:tcW w:w="2259" w:type="dxa"/>
@@ -9516,6 +9876,9 @@
         </w:tc>
       </w:tr>
       <w:tr>
+        <w:trPr>
+          <w:cantSplit/>
+        </w:trPr>
         <w:tc>
           <w:tcPr>
             <w:tcW w:w="2259" w:type="dxa"/>
@@ -9552,6 +9915,9 @@
         </w:tc>
       </w:tr>
       <w:tr>
+        <w:trPr>
+          <w:cantSplit/>
+        </w:trPr>
         <w:tc>
           <w:tcPr>
             <w:tcW w:w="2259" w:type="dxa"/>
@@ -9588,6 +9954,9 @@
         </w:tc>
       </w:tr>
       <w:tr>
+        <w:trPr>
+          <w:cantSplit/>
+        </w:trPr>
         <w:tc>
           <w:tcPr>
             <w:tcW w:w="2259" w:type="dxa"/>
@@ -9624,6 +9993,9 @@
         </w:tc>
       </w:tr>
       <w:tr>
+        <w:trPr>
+          <w:cantSplit/>
+        </w:trPr>
         <w:tc>
           <w:tcPr>
             <w:tcW w:w="2259" w:type="dxa"/>
@@ -9660,6 +10032,9 @@
         </w:tc>
       </w:tr>
       <w:tr>
+        <w:trPr>
+          <w:cantSplit/>
+        </w:trPr>
         <w:tc>
           <w:tcPr>
             <w:tcW w:w="2259" w:type="dxa"/>
@@ -9696,6 +10071,9 @@
         </w:tc>
       </w:tr>
       <w:tr>
+        <w:trPr>
+          <w:cantSplit/>
+        </w:trPr>
         <w:tc>
           <w:tcPr>
             <w:tcW w:w="2259" w:type="dxa"/>
@@ -9732,6 +10110,9 @@
         </w:tc>
       </w:tr>
       <w:tr>
+        <w:trPr>
+          <w:cantSplit/>
+        </w:trPr>
         <w:tc>
           <w:tcPr>
             <w:tcW w:w="2259" w:type="dxa"/>
@@ -9768,6 +10149,9 @@
         </w:tc>
       </w:tr>
       <w:tr>
+        <w:trPr>
+          <w:cantSplit/>
+        </w:trPr>
         <w:tc>
           <w:tcPr>
             <w:tcW w:w="2259" w:type="dxa"/>
@@ -9804,6 +10188,9 @@
         </w:tc>
       </w:tr>
       <w:tr>
+        <w:trPr>
+          <w:cantSplit/>
+        </w:trPr>
         <w:tc>
           <w:tcPr>
             <w:tcW w:w="2259" w:type="dxa"/>
@@ -9888,7 +10275,7 @@
         <w:rPr>
           <w:b w:val="0"/>
         </w:rPr>
-        <w:t>[2] SICMA-REQ v1.0. Requerimientos. Equipo SICMA, 2026-10-17.</w:t>
+        <w:t>[2] SICMA-REQ v1.1. Requerimientos. Equipo SICMA, 2026-10-26.</w:t>
       </w:r>
     </w:p>
     <w:p>
@@ -9901,7 +10288,7 @@
         <w:rPr>
           <w:b w:val="0"/>
         </w:rPr>
-        <w:t>[3] SICMA-CUS v1.0. Casos de Uso. Equipo SICMA, 2026-10-17.</w:t>
+        <w:t>[3] SICMA-CUS v1.1. Casos de Uso. Equipo SICMA, 2026-10-26.</w:t>
       </w:r>
     </w:p>
     <w:p>
@@ -9914,7 +10301,7 @@
         <w:rPr>
           <w:b w:val="0"/>
         </w:rPr>
-        <w:t>[4] SICMA-CLA v1.0. Diagrama de Clases. Equipo SICMA, 2026-10-17.</w:t>
+        <w:t>[4] SICMA-CLA v1.1. Diagrama de Clases. Equipo SICMA, 2026-10-26.</w:t>
       </w:r>
     </w:p>
     <w:p>
@@ -9927,7 +10314,7 @@
         <w:rPr>
           <w:b w:val="0"/>
         </w:rPr>
-        <w:t>[5] SICMA-ACT v1.0. Diagramas de Actividad. Equipo SICMA, 2026-10-17.</w:t>
+        <w:t>[5] SICMA-ACT v1.1. Diagramas de Actividad. Equipo SICMA, 2026-10-26.</w:t>
       </w:r>
     </w:p>
     <w:p>
@@ -9940,7 +10327,7 @@
         <w:rPr>
           <w:b w:val="0"/>
         </w:rPr>
-        <w:t>[6] SICMA-BDD v1.0. Modelo de Base de Datos. Equipo SICMA, 2026-10-17.</w:t>
+        <w:t>[6] SICMA-BDD v1.1. Modelo de Base de Datos. Equipo SICMA, 2026-10-26.</w:t>
       </w:r>
     </w:p>
     <w:p>
@@ -9953,7 +10340,7 @@
         <w:rPr>
           <w:b w:val="0"/>
         </w:rPr>
-        <w:t>[7] SICMA-PRY v1.1. Plan del Proyecto. Equipo SICMA, 2026-10-24.</w:t>
+        <w:t>[7] SICMA-CPR v1.1. Casos de Prueba. Equipo SICMA, 2026-10-26.</w:t>
       </w:r>
     </w:p>
     <w:p>
@@ -9966,7 +10353,20 @@
         <w:rPr>
           <w:b w:val="0"/>
         </w:rPr>
-        <w:t>[8] SICMA-ESO v1.0. Impacto Ético, Social y Sostenibilidad. Equipo SICMA, 2026-10-24.</w:t>
+        <w:t>[8] SICMA-PRY v1.2. Plan del Proyecto. Equipo SICMA, 2026-10-26.</w:t>
+      </w:r>
+    </w:p>
+    <w:p>
+      <w:pPr>
+        <w:pStyle w:val="Compact"/>
+        <w:spacing w:after="60"/>
+        <w:ind w:left="510" w:hanging="510"/>
+      </w:pPr>
+      <w:r>
+        <w:rPr>
+          <w:b w:val="0"/>
+        </w:rPr>
+        <w:t>[9] SICMA-ESO v1.1. Impacto Ético, Social y Sostenibilidad. Equipo SICMA, 2026-10-26.</w:t>
       </w:r>
     </w:p>
     <w:p>
@@ -9995,7 +10395,7 @@
         <w:rPr>
           <w:b w:val="0"/>
         </w:rPr>
-        <w:t>[9] Kruchten, P. (1995). Architectural Blueprints, the "4+1" View Model of Software Architecture. IEEE Software, 12(6), 42-50. https://en.wikipedia.org/wiki/4%2B1_architectural_view_model</w:t>
+        <w:t>[10] Kruchten, P. (1995). Architectural Blueprints, the "4+1" View Model of Software Architecture. IEEE Software, 12(6), 42-50. https://doi.org/10.1109/52.469759</w:t>
       </w:r>
     </w:p>
     <w:p>
@@ -10008,7 +10408,7 @@
         <w:rPr>
           <w:b w:val="0"/>
         </w:rPr>
-        <w:t>[10] Cloudflare. Cloudflare Tunnel. https://developers.cloudflare.com/tunnel/</w:t>
+        <w:t>[11] Cloudflare. Cloudflare Tunnel. https://developers.cloudflare.com/tunnel/</w:t>
       </w:r>
     </w:p>
     <w:p>
@@ -10021,7 +10421,7 @@
         <w:rPr>
           <w:b w:val="0"/>
         </w:rPr>
-        <w:t>[11] Oracle. MySQL Reference Manual, Group Replication y InnoDB Cluster (Getting Started). https://dev.mysql.com/doc/en/group-replication-getting-started.html</w:t>
+        <w:t>[12] Oracle. MySQL Reference Manual, Group Replication y InnoDB Cluster (Getting Started). https://dev.mysql.com/doc/en/group-replication-getting-started.html</w:t>
       </w:r>
     </w:p>
     <w:p>
@@ -10034,7 +10434,7 @@
         <w:rPr>
           <w:b w:val="0"/>
         </w:rPr>
-        <w:t>[12] OWASP Foundation. (2021). OWASP Top 10:2021. https://owasp.org/Top10/</w:t>
+        <w:t>[13] OWASP Foundation. (2021). OWASP Top 10:2021. https://owasp.org/Top10/</w:t>
       </w:r>
     </w:p>
     <w:bookmarkEnd w:id="60"/>

--- a/Fase 2/Evidencias del Proyecto/SICMA_ARQ_v1.0.docx
+++ b/Fase 2/Evidencias del Proyecto/SICMA_ARQ_v1.0.docx
@@ -122,9 +122,6 @@
         <w:gridCol w:w="4365"/>
       </w:tblGrid>
       <w:tr>
-        <w:trPr>
-          <w:cantSplit/>
-        </w:trPr>
         <w:tc>
           <w:tcPr>
             <w:tcW w:type="dxa" w:w="4265"/>
@@ -794,7 +791,6 @@
       <w:tr>
         <w:trPr>
           <w:tblHeader w:val="true"/>
-          <w:cantSplit/>
         </w:trPr>
         <w:tc>
           <w:tcPr>
@@ -836,9 +832,6 @@
         </w:tc>
       </w:tr>
       <w:tr>
-        <w:trPr>
-          <w:cantSplit/>
-        </w:trPr>
         <w:tc>
           <w:tcPr>
             <w:tcW w:w="3394" w:type="dxa"/>
@@ -875,9 +868,6 @@
         </w:tc>
       </w:tr>
       <w:tr>
-        <w:trPr>
-          <w:cantSplit/>
-        </w:trPr>
         <w:tc>
           <w:tcPr>
             <w:tcW w:w="3394" w:type="dxa"/>
@@ -914,9 +904,6 @@
         </w:tc>
       </w:tr>
       <w:tr>
-        <w:trPr>
-          <w:cantSplit/>
-        </w:trPr>
         <w:tc>
           <w:tcPr>
             <w:tcW w:w="3394" w:type="dxa"/>
@@ -953,9 +940,6 @@
         </w:tc>
       </w:tr>
       <w:tr>
-        <w:trPr>
-          <w:cantSplit/>
-        </w:trPr>
         <w:tc>
           <w:tcPr>
             <w:tcW w:w="3394" w:type="dxa"/>
@@ -992,9 +976,6 @@
         </w:tc>
       </w:tr>
       <w:tr>
-        <w:trPr>
-          <w:cantSplit/>
-        </w:trPr>
         <w:tc>
           <w:tcPr>
             <w:tcW w:w="3394" w:type="dxa"/>
@@ -1025,7 +1006,7 @@
               <w:rPr>
                 <w:sz w:val="18"/>
               </w:rPr>
-              <w:t>SICMA-REQ v1.1 (requerimientos), SICMA-CUS v1.1 (casos de uso), SICMA-CLA v1.1 (clases), SICMA-ACT v1.1 (actividades), SICMA-BDD v1.1 (base de datos), SICMA-PRY v1.2 (plan) y el código del repositorio al 25 de octubre de 2026 (commit 59710a5d)</w:t>
+              <w:t xml:space="preserve">SICMA-REQ v1.0 (requerimientos), SICMA-CUS v1.0 (casos de uso), SICMA-CLA v1.0 (clases), SICMA-ACT v1.0 (actividades), SICMA-BDD v1.0 (base de datos), SICMA-PRY v1.1 (plan) y el código del repositorio al 25 de octubre de 2026 (commit 59710a5d)</w:t>
             </w:r>
           </w:p>
         </w:tc>
@@ -1056,7 +1037,6 @@
       <w:tr>
         <w:trPr>
           <w:tblHeader w:val="true"/>
-          <w:cantSplit/>
         </w:trPr>
         <w:tc>
           <w:tcPr>
@@ -1136,9 +1116,6 @@
         </w:tc>
       </w:tr>
       <w:tr>
-        <w:trPr>
-          <w:cantSplit/>
-        </w:trPr>
         <w:tc>
           <w:tcPr>
             <w:tcW w:w="972" w:type="dxa"/>
@@ -1368,7 +1345,6 @@
       <w:tr>
         <w:trPr>
           <w:tblHeader w:val="true"/>
-          <w:cantSplit/>
         </w:trPr>
         <w:tc>
           <w:tcPr>
@@ -1429,9 +1405,6 @@
         </w:tc>
       </w:tr>
       <w:tr>
-        <w:trPr>
-          <w:cantSplit/>
-        </w:trPr>
         <w:tc>
           <w:tcPr>
             <w:tcW w:w="2037" w:type="dxa"/>
@@ -1485,9 +1458,6 @@
         </w:tc>
       </w:tr>
       <w:tr>
-        <w:trPr>
-          <w:cantSplit/>
-        </w:trPr>
         <w:tc>
           <w:tcPr>
             <w:tcW w:w="2037" w:type="dxa"/>
@@ -1541,9 +1511,6 @@
         </w:tc>
       </w:tr>
       <w:tr>
-        <w:trPr>
-          <w:cantSplit/>
-        </w:trPr>
         <w:tc>
           <w:tcPr>
             <w:tcW w:w="2037" w:type="dxa"/>
@@ -1597,9 +1564,6 @@
         </w:tc>
       </w:tr>
       <w:tr>
-        <w:trPr>
-          <w:cantSplit/>
-        </w:trPr>
         <w:tc>
           <w:tcPr>
             <w:tcW w:w="2037" w:type="dxa"/>
@@ -1653,9 +1617,6 @@
         </w:tc>
       </w:tr>
       <w:tr>
-        <w:trPr>
-          <w:cantSplit/>
-        </w:trPr>
         <w:tc>
           <w:tcPr>
             <w:tcW w:w="2037" w:type="dxa"/>
@@ -1709,9 +1670,6 @@
         </w:tc>
       </w:tr>
       <w:tr>
-        <w:trPr>
-          <w:cantSplit/>
-        </w:trPr>
         <w:tc>
           <w:tcPr>
             <w:tcW w:w="2037" w:type="dxa"/>
@@ -1813,7 +1771,6 @@
       <w:tr>
         <w:trPr>
           <w:tblHeader w:val="true"/>
-          <w:cantSplit/>
         </w:trPr>
         <w:tc>
           <w:tcPr>
@@ -1893,9 +1850,6 @@
         </w:tc>
       </w:tr>
       <w:tr>
-        <w:trPr>
-          <w:cantSplit/>
-        </w:trPr>
         <w:tc>
           <w:tcPr>
             <w:tcW w:w="1655" w:type="dxa"/>
@@ -1966,9 +1920,6 @@
         </w:tc>
       </w:tr>
       <w:tr>
-        <w:trPr>
-          <w:cantSplit/>
-        </w:trPr>
         <w:tc>
           <w:tcPr>
             <w:tcW w:w="1655" w:type="dxa"/>
@@ -2039,9 +1990,6 @@
         </w:tc>
       </w:tr>
       <w:tr>
-        <w:trPr>
-          <w:cantSplit/>
-        </w:trPr>
         <w:tc>
           <w:tcPr>
             <w:tcW w:w="1655" w:type="dxa"/>
@@ -2112,9 +2060,6 @@
         </w:tc>
       </w:tr>
       <w:tr>
-        <w:trPr>
-          <w:cantSplit/>
-        </w:trPr>
         <w:tc>
           <w:tcPr>
             <w:tcW w:w="1655" w:type="dxa"/>
@@ -2185,9 +2130,6 @@
         </w:tc>
       </w:tr>
       <w:tr>
-        <w:trPr>
-          <w:cantSplit/>
-        </w:trPr>
         <w:tc>
           <w:tcPr>
             <w:tcW w:w="1655" w:type="dxa"/>
@@ -2375,7 +2317,6 @@
       <w:tr>
         <w:trPr>
           <w:tblHeader w:val="true"/>
-          <w:cantSplit/>
         </w:trPr>
         <w:tc>
           <w:tcPr>
@@ -2455,9 +2396,6 @@
         </w:tc>
       </w:tr>
       <w:tr>
-        <w:trPr>
-          <w:cantSplit/>
-        </w:trPr>
         <w:tc>
           <w:tcPr>
             <w:tcW w:w="1227" w:type="dxa"/>
@@ -2528,9 +2466,6 @@
         </w:tc>
       </w:tr>
       <w:tr>
-        <w:trPr>
-          <w:cantSplit/>
-        </w:trPr>
         <w:tc>
           <w:tcPr>
             <w:tcW w:w="1227" w:type="dxa"/>
@@ -2601,9 +2536,6 @@
         </w:tc>
       </w:tr>
       <w:tr>
-        <w:trPr>
-          <w:cantSplit/>
-        </w:trPr>
         <w:tc>
           <w:tcPr>
             <w:tcW w:w="1227" w:type="dxa"/>
@@ -2674,9 +2606,6 @@
         </w:tc>
       </w:tr>
       <w:tr>
-        <w:trPr>
-          <w:cantSplit/>
-        </w:trPr>
         <w:tc>
           <w:tcPr>
             <w:tcW w:w="1227" w:type="dxa"/>
@@ -2747,9 +2676,6 @@
         </w:tc>
       </w:tr>
       <w:tr>
-        <w:trPr>
-          <w:cantSplit/>
-        </w:trPr>
         <w:tc>
           <w:tcPr>
             <w:tcW w:w="1227" w:type="dxa"/>
@@ -2820,9 +2746,6 @@
         </w:tc>
       </w:tr>
       <w:tr>
-        <w:trPr>
-          <w:cantSplit/>
-        </w:trPr>
         <w:tc>
           <w:tcPr>
             <w:tcW w:w="1227" w:type="dxa"/>
@@ -2893,9 +2816,6 @@
         </w:tc>
       </w:tr>
       <w:tr>
-        <w:trPr>
-          <w:cantSplit/>
-        </w:trPr>
         <w:tc>
           <w:tcPr>
             <w:tcW w:w="1227" w:type="dxa"/>
@@ -3025,7 +2945,6 @@
       <w:tr>
         <w:trPr>
           <w:tblHeader w:val="true"/>
-          <w:cantSplit/>
         </w:trPr>
         <w:tc>
           <w:tcPr>
@@ -3067,9 +2986,6 @@
         </w:tc>
       </w:tr>
       <w:tr>
-        <w:trPr>
-          <w:cantSplit/>
-        </w:trPr>
         <w:tc>
           <w:tcPr>
             <w:tcW w:w="3573" w:type="dxa"/>
@@ -3106,9 +3022,6 @@
         </w:tc>
       </w:tr>
       <w:tr>
-        <w:trPr>
-          <w:cantSplit/>
-        </w:trPr>
         <w:tc>
           <w:tcPr>
             <w:tcW w:w="3573" w:type="dxa"/>
@@ -3145,9 +3058,6 @@
         </w:tc>
       </w:tr>
       <w:tr>
-        <w:trPr>
-          <w:cantSplit/>
-        </w:trPr>
         <w:tc>
           <w:tcPr>
             <w:tcW w:w="3573" w:type="dxa"/>
@@ -3184,9 +3094,6 @@
         </w:tc>
       </w:tr>
       <w:tr>
-        <w:trPr>
-          <w:cantSplit/>
-        </w:trPr>
         <w:tc>
           <w:tcPr>
             <w:tcW w:w="3573" w:type="dxa"/>
@@ -3223,9 +3130,6 @@
         </w:tc>
       </w:tr>
       <w:tr>
-        <w:trPr>
-          <w:cantSplit/>
-        </w:trPr>
         <w:tc>
           <w:tcPr>
             <w:tcW w:w="3573" w:type="dxa"/>
@@ -3262,9 +3166,6 @@
         </w:tc>
       </w:tr>
       <w:tr>
-        <w:trPr>
-          <w:cantSplit/>
-        </w:trPr>
         <w:tc>
           <w:tcPr>
             <w:tcW w:w="3573" w:type="dxa"/>
@@ -3301,9 +3202,6 @@
         </w:tc>
       </w:tr>
       <w:tr>
-        <w:trPr>
-          <w:cantSplit/>
-        </w:trPr>
         <w:tc>
           <w:tcPr>
             <w:tcW w:w="3573" w:type="dxa"/>
@@ -3457,7 +3355,6 @@
       <w:tr>
         <w:trPr>
           <w:tblHeader w:val="true"/>
-          <w:cantSplit/>
         </w:trPr>
         <w:tc>
           <w:tcPr>
@@ -3518,9 +3415,6 @@
         </w:tc>
       </w:tr>
       <w:tr>
-        <w:trPr>
-          <w:cantSplit/>
-        </w:trPr>
         <w:tc>
           <w:tcPr>
             <w:tcW w:w="2339" w:type="dxa"/>
@@ -3574,9 +3468,6 @@
         </w:tc>
       </w:tr>
       <w:tr>
-        <w:trPr>
-          <w:cantSplit/>
-        </w:trPr>
         <w:tc>
           <w:tcPr>
             <w:tcW w:w="2339" w:type="dxa"/>
@@ -3631,9 +3522,6 @@
         </w:tc>
       </w:tr>
       <w:tr>
-        <w:trPr>
-          <w:cantSplit/>
-        </w:trPr>
         <w:tc>
           <w:tcPr>
             <w:tcW w:w="2339" w:type="dxa"/>
@@ -3688,9 +3576,6 @@
         </w:tc>
       </w:tr>
       <w:tr>
-        <w:trPr>
-          <w:cantSplit/>
-        </w:trPr>
         <w:tc>
           <w:tcPr>
             <w:tcW w:w="2339" w:type="dxa"/>
@@ -4008,7 +3893,6 @@
       <w:tr>
         <w:trPr>
           <w:tblHeader w:val="true"/>
-          <w:cantSplit/>
         </w:trPr>
         <w:tc>
           <w:tcPr>
@@ -4050,9 +3934,6 @@
         </w:tc>
       </w:tr>
       <w:tr>
-        <w:trPr>
-          <w:cantSplit/>
-        </w:trPr>
         <w:tc>
           <w:tcPr>
             <w:tcW w:w="3120" w:type="dxa"/>
@@ -4114,9 +3995,6 @@
         </w:tc>
       </w:tr>
       <w:tr>
-        <w:trPr>
-          <w:cantSplit/>
-        </w:trPr>
         <w:tc>
           <w:tcPr>
             <w:tcW w:w="3120" w:type="dxa"/>
@@ -4153,9 +4031,6 @@
         </w:tc>
       </w:tr>
       <w:tr>
-        <w:trPr>
-          <w:cantSplit/>
-        </w:trPr>
         <w:tc>
           <w:tcPr>
             <w:tcW w:w="3120" w:type="dxa"/>
@@ -4192,9 +4067,6 @@
         </w:tc>
       </w:tr>
       <w:tr>
-        <w:trPr>
-          <w:cantSplit/>
-        </w:trPr>
         <w:tc>
           <w:tcPr>
             <w:tcW w:w="3120" w:type="dxa"/>
@@ -4231,9 +4103,6 @@
         </w:tc>
       </w:tr>
       <w:tr>
-        <w:trPr>
-          <w:cantSplit/>
-        </w:trPr>
         <w:tc>
           <w:tcPr>
             <w:tcW w:w="3120" w:type="dxa"/>
@@ -4303,7 +4172,6 @@
       <w:tr>
         <w:trPr>
           <w:tblHeader w:val="true"/>
-          <w:cantSplit/>
         </w:trPr>
         <w:tc>
           <w:tcPr>
@@ -4364,9 +4232,6 @@
         </w:tc>
       </w:tr>
       <w:tr>
-        <w:trPr>
-          <w:cantSplit/>
-        </w:trPr>
         <w:tc>
           <w:tcPr>
             <w:tcW w:w="2353" w:type="dxa"/>
@@ -4420,9 +4285,6 @@
         </w:tc>
       </w:tr>
       <w:tr>
-        <w:trPr>
-          <w:cantSplit/>
-        </w:trPr>
         <w:tc>
           <w:tcPr>
             <w:tcW w:w="2353" w:type="dxa"/>
@@ -4476,9 +4338,6 @@
         </w:tc>
       </w:tr>
       <w:tr>
-        <w:trPr>
-          <w:cantSplit/>
-        </w:trPr>
         <w:tc>
           <w:tcPr>
             <w:tcW w:w="2353" w:type="dxa"/>
@@ -4532,9 +4391,6 @@
         </w:tc>
       </w:tr>
       <w:tr>
-        <w:trPr>
-          <w:cantSplit/>
-        </w:trPr>
         <w:tc>
           <w:tcPr>
             <w:tcW w:w="2353" w:type="dxa"/>
@@ -4588,9 +4444,6 @@
         </w:tc>
       </w:tr>
       <w:tr>
-        <w:trPr>
-          <w:cantSplit/>
-        </w:trPr>
         <w:tc>
           <w:tcPr>
             <w:tcW w:w="2353" w:type="dxa"/>
@@ -4644,9 +4497,6 @@
         </w:tc>
       </w:tr>
       <w:tr>
-        <w:trPr>
-          <w:cantSplit/>
-        </w:trPr>
         <w:tc>
           <w:tcPr>
             <w:tcW w:w="2353" w:type="dxa"/>
@@ -4700,9 +4550,6 @@
         </w:tc>
       </w:tr>
       <w:tr>
-        <w:trPr>
-          <w:cantSplit/>
-        </w:trPr>
         <w:tc>
           <w:tcPr>
             <w:tcW w:w="2353" w:type="dxa"/>
@@ -4907,7 +4754,6 @@
       <w:tr>
         <w:trPr>
           <w:tblHeader w:val="true"/>
-          <w:cantSplit/>
         </w:trPr>
         <w:tc>
           <w:tcPr>
@@ -4968,9 +4814,6 @@
         </w:tc>
       </w:tr>
       <w:tr>
-        <w:trPr>
-          <w:cantSplit/>
-        </w:trPr>
         <w:tc>
           <w:tcPr>
             <w:tcW w:w="2198" w:type="dxa"/>
@@ -5024,9 +4867,6 @@
         </w:tc>
       </w:tr>
       <w:tr>
-        <w:trPr>
-          <w:cantSplit/>
-        </w:trPr>
         <w:tc>
           <w:tcPr>
             <w:tcW w:w="2198" w:type="dxa"/>
@@ -5080,9 +4920,6 @@
         </w:tc>
       </w:tr>
       <w:tr>
-        <w:trPr>
-          <w:cantSplit/>
-        </w:trPr>
         <w:tc>
           <w:tcPr>
             <w:tcW w:w="2198" w:type="dxa"/>
@@ -5136,9 +4973,6 @@
         </w:tc>
       </w:tr>
       <w:tr>
-        <w:trPr>
-          <w:cantSplit/>
-        </w:trPr>
         <w:tc>
           <w:tcPr>
             <w:tcW w:w="2198" w:type="dxa"/>
@@ -5192,9 +5026,6 @@
         </w:tc>
       </w:tr>
       <w:tr>
-        <w:trPr>
-          <w:cantSplit/>
-        </w:trPr>
         <w:tc>
           <w:tcPr>
             <w:tcW w:w="2198" w:type="dxa"/>
@@ -5248,9 +5079,6 @@
         </w:tc>
       </w:tr>
       <w:tr>
-        <w:trPr>
-          <w:cantSplit/>
-        </w:trPr>
         <w:tc>
           <w:tcPr>
             <w:tcW w:w="2198" w:type="dxa"/>
@@ -5304,9 +5132,6 @@
         </w:tc>
       </w:tr>
       <w:tr>
-        <w:trPr>
-          <w:cantSplit/>
-        </w:trPr>
         <w:tc>
           <w:tcPr>
             <w:tcW w:w="2198" w:type="dxa"/>
@@ -5360,9 +5185,6 @@
         </w:tc>
       </w:tr>
       <w:tr>
-        <w:trPr>
-          <w:cantSplit/>
-        </w:trPr>
         <w:tc>
           <w:tcPr>
             <w:tcW w:w="2198" w:type="dxa"/>
@@ -5473,7 +5295,6 @@
       <w:tr>
         <w:trPr>
           <w:tblHeader w:val="true"/>
-          <w:cantSplit/>
         </w:trPr>
         <w:tc>
           <w:tcPr>
@@ -5534,9 +5355,6 @@
         </w:tc>
       </w:tr>
       <w:tr>
-        <w:trPr>
-          <w:cantSplit/>
-        </w:trPr>
         <w:tc>
           <w:tcPr>
             <w:tcW w:w="3908" w:type="dxa"/>
@@ -5590,9 +5408,6 @@
         </w:tc>
       </w:tr>
       <w:tr>
-        <w:trPr>
-          <w:cantSplit/>
-        </w:trPr>
         <w:tc>
           <w:tcPr>
             <w:tcW w:w="3908" w:type="dxa"/>
@@ -5646,9 +5461,6 @@
         </w:tc>
       </w:tr>
       <w:tr>
-        <w:trPr>
-          <w:cantSplit/>
-        </w:trPr>
         <w:tc>
           <w:tcPr>
             <w:tcW w:w="3908" w:type="dxa"/>
@@ -5702,9 +5514,6 @@
         </w:tc>
       </w:tr>
       <w:tr>
-        <w:trPr>
-          <w:cantSplit/>
-        </w:trPr>
         <w:tc>
           <w:tcPr>
             <w:tcW w:w="3908" w:type="dxa"/>
@@ -5758,9 +5567,6 @@
         </w:tc>
       </w:tr>
       <w:tr>
-        <w:trPr>
-          <w:cantSplit/>
-        </w:trPr>
         <w:tc>
           <w:tcPr>
             <w:tcW w:w="3908" w:type="dxa"/>
@@ -5814,9 +5620,6 @@
         </w:tc>
       </w:tr>
       <w:tr>
-        <w:trPr>
-          <w:cantSplit/>
-        </w:trPr>
         <w:tc>
           <w:tcPr>
             <w:tcW w:w="3908" w:type="dxa"/>
@@ -5870,9 +5673,6 @@
         </w:tc>
       </w:tr>
       <w:tr>
-        <w:trPr>
-          <w:cantSplit/>
-        </w:trPr>
         <w:tc>
           <w:tcPr>
             <w:tcW w:w="3908" w:type="dxa"/>
@@ -5926,9 +5726,6 @@
         </w:tc>
       </w:tr>
       <w:tr>
-        <w:trPr>
-          <w:cantSplit/>
-        </w:trPr>
         <w:tc>
           <w:tcPr>
             <w:tcW w:w="3908" w:type="dxa"/>
@@ -5982,9 +5779,6 @@
         </w:tc>
       </w:tr>
       <w:tr>
-        <w:trPr>
-          <w:cantSplit/>
-        </w:trPr>
         <w:tc>
           <w:tcPr>
             <w:tcW w:w="3908" w:type="dxa"/>
@@ -6181,7 +5975,6 @@
       <w:tr>
         <w:trPr>
           <w:tblHeader w:val="true"/>
-          <w:cantSplit/>
         </w:trPr>
         <w:tc>
           <w:tcPr>
@@ -6223,9 +6016,6 @@
         </w:tc>
       </w:tr>
       <w:tr>
-        <w:trPr>
-          <w:cantSplit/>
-        </w:trPr>
         <w:tc>
           <w:tcPr>
             <w:tcW w:w="4510" w:type="dxa"/>
@@ -6262,9 +6052,6 @@
         </w:tc>
       </w:tr>
       <w:tr>
-        <w:trPr>
-          <w:cantSplit/>
-        </w:trPr>
         <w:tc>
           <w:tcPr>
             <w:tcW w:w="4510" w:type="dxa"/>
@@ -6301,9 +6088,6 @@
         </w:tc>
       </w:tr>
       <w:tr>
-        <w:trPr>
-          <w:cantSplit/>
-        </w:trPr>
         <w:tc>
           <w:tcPr>
             <w:tcW w:w="4510" w:type="dxa"/>
@@ -6340,9 +6124,6 @@
         </w:tc>
       </w:tr>
       <w:tr>
-        <w:trPr>
-          <w:cantSplit/>
-        </w:trPr>
         <w:tc>
           <w:tcPr>
             <w:tcW w:w="4510" w:type="dxa"/>
@@ -6379,9 +6160,6 @@
         </w:tc>
       </w:tr>
       <w:tr>
-        <w:trPr>
-          <w:cantSplit/>
-        </w:trPr>
         <w:tc>
           <w:tcPr>
             <w:tcW w:w="4510" w:type="dxa"/>
@@ -6418,9 +6196,6 @@
         </w:tc>
       </w:tr>
       <w:tr>
-        <w:trPr>
-          <w:cantSplit/>
-        </w:trPr>
         <w:tc>
           <w:tcPr>
             <w:tcW w:w="4510" w:type="dxa"/>
@@ -6457,9 +6232,6 @@
         </w:tc>
       </w:tr>
       <w:tr>
-        <w:trPr>
-          <w:cantSplit/>
-        </w:trPr>
         <w:tc>
           <w:tcPr>
             <w:tcW w:w="4510" w:type="dxa"/>
@@ -6496,9 +6268,6 @@
         </w:tc>
       </w:tr>
       <w:tr>
-        <w:trPr>
-          <w:cantSplit/>
-        </w:trPr>
         <w:tc>
           <w:tcPr>
             <w:tcW w:w="4510" w:type="dxa"/>
@@ -6568,7 +6337,6 @@
       <w:tr>
         <w:trPr>
           <w:tblHeader w:val="true"/>
-          <w:cantSplit/>
         </w:trPr>
         <w:tc>
           <w:tcPr>
@@ -6629,9 +6397,6 @@
         </w:tc>
       </w:tr>
       <w:tr>
-        <w:trPr>
-          <w:cantSplit/>
-        </w:trPr>
         <w:tc>
           <w:tcPr>
             <w:tcW w:w="3098" w:type="dxa"/>
@@ -6710,9 +6475,6 @@
         </w:tc>
       </w:tr>
       <w:tr>
-        <w:trPr>
-          <w:cantSplit/>
-        </w:trPr>
         <w:tc>
           <w:tcPr>
             <w:tcW w:w="3098" w:type="dxa"/>
@@ -6766,9 +6528,6 @@
         </w:tc>
       </w:tr>
       <w:tr>
-        <w:trPr>
-          <w:cantSplit/>
-        </w:trPr>
         <w:tc>
           <w:tcPr>
             <w:tcW w:w="3098" w:type="dxa"/>
@@ -6822,9 +6581,6 @@
         </w:tc>
       </w:tr>
       <w:tr>
-        <w:trPr>
-          <w:cantSplit/>
-        </w:trPr>
         <w:tc>
           <w:tcPr>
             <w:tcW w:w="3098" w:type="dxa"/>
@@ -6878,9 +6634,6 @@
         </w:tc>
       </w:tr>
       <w:tr>
-        <w:trPr>
-          <w:cantSplit/>
-        </w:trPr>
         <w:tc>
           <w:tcPr>
             <w:tcW w:w="3098" w:type="dxa"/>
@@ -6983,7 +6736,6 @@
       <w:tr>
         <w:trPr>
           <w:tblHeader w:val="true"/>
-          <w:cantSplit/>
         </w:trPr>
         <w:tc>
           <w:tcPr>
@@ -7063,9 +6815,6 @@
         </w:tc>
       </w:tr>
       <w:tr>
-        <w:trPr>
-          <w:cantSplit/>
-        </w:trPr>
         <w:tc>
           <w:tcPr>
             <w:tcW w:w="929" w:type="dxa"/>
@@ -7136,9 +6885,6 @@
         </w:tc>
       </w:tr>
       <w:tr>
-        <w:trPr>
-          <w:cantSplit/>
-        </w:trPr>
         <w:tc>
           <w:tcPr>
             <w:tcW w:w="929" w:type="dxa"/>
@@ -7222,9 +6968,6 @@
         </w:tc>
       </w:tr>
       <w:tr>
-        <w:trPr>
-          <w:cantSplit/>
-        </w:trPr>
         <w:tc>
           <w:tcPr>
             <w:tcW w:w="929" w:type="dxa"/>
@@ -7295,9 +7038,6 @@
         </w:tc>
       </w:tr>
       <w:tr>
-        <w:trPr>
-          <w:cantSplit/>
-        </w:trPr>
         <w:tc>
           <w:tcPr>
             <w:tcW w:w="929" w:type="dxa"/>
@@ -7368,9 +7108,6 @@
         </w:tc>
       </w:tr>
       <w:tr>
-        <w:trPr>
-          <w:cantSplit/>
-        </w:trPr>
         <w:tc>
           <w:tcPr>
             <w:tcW w:w="929" w:type="dxa"/>
@@ -7441,9 +7178,6 @@
         </w:tc>
       </w:tr>
       <w:tr>
-        <w:trPr>
-          <w:cantSplit/>
-        </w:trPr>
         <w:tc>
           <w:tcPr>
             <w:tcW w:w="929" w:type="dxa"/>
@@ -7514,9 +7248,6 @@
         </w:tc>
       </w:tr>
       <w:tr>
-        <w:trPr>
-          <w:cantSplit/>
-        </w:trPr>
         <w:tc>
           <w:tcPr>
             <w:tcW w:w="929" w:type="dxa"/>
@@ -7620,7 +7351,6 @@
       <w:tr>
         <w:trPr>
           <w:tblHeader w:val="true"/>
-          <w:cantSplit/>
         </w:trPr>
         <w:tc>
           <w:tcPr>
@@ -7681,9 +7411,6 @@
         </w:tc>
       </w:tr>
       <w:tr>
-        <w:trPr>
-          <w:cantSplit/>
-        </w:trPr>
         <w:tc>
           <w:tcPr>
             <w:tcW w:w="2101" w:type="dxa"/>
@@ -7737,9 +7464,6 @@
         </w:tc>
       </w:tr>
       <w:tr>
-        <w:trPr>
-          <w:cantSplit/>
-        </w:trPr>
         <w:tc>
           <w:tcPr>
             <w:tcW w:w="2101" w:type="dxa"/>
@@ -7793,9 +7517,6 @@
         </w:tc>
       </w:tr>
       <w:tr>
-        <w:trPr>
-          <w:cantSplit/>
-        </w:trPr>
         <w:tc>
           <w:tcPr>
             <w:tcW w:w="2101" w:type="dxa"/>
@@ -7849,9 +7570,6 @@
         </w:tc>
       </w:tr>
       <w:tr>
-        <w:trPr>
-          <w:cantSplit/>
-        </w:trPr>
         <w:tc>
           <w:tcPr>
             <w:tcW w:w="2101" w:type="dxa"/>
@@ -7905,9 +7623,6 @@
         </w:tc>
       </w:tr>
       <w:tr>
-        <w:trPr>
-          <w:cantSplit/>
-        </w:trPr>
         <w:tc>
           <w:tcPr>
             <w:tcW w:w="2101" w:type="dxa"/>
@@ -7961,9 +7676,6 @@
         </w:tc>
       </w:tr>
       <w:tr>
-        <w:trPr>
-          <w:cantSplit/>
-        </w:trPr>
         <w:tc>
           <w:tcPr>
             <w:tcW w:w="2101" w:type="dxa"/>
@@ -8017,9 +7729,6 @@
         </w:tc>
       </w:tr>
       <w:tr>
-        <w:trPr>
-          <w:cantSplit/>
-        </w:trPr>
         <w:tc>
           <w:tcPr>
             <w:tcW w:w="2101" w:type="dxa"/>
@@ -8073,9 +7782,6 @@
         </w:tc>
       </w:tr>
       <w:tr>
-        <w:trPr>
-          <w:cantSplit/>
-        </w:trPr>
         <w:tc>
           <w:tcPr>
             <w:tcW w:w="2101" w:type="dxa"/>
@@ -8129,9 +7835,6 @@
         </w:tc>
       </w:tr>
       <w:tr>
-        <w:trPr>
-          <w:cantSplit/>
-        </w:trPr>
         <w:tc>
           <w:tcPr>
             <w:tcW w:w="2101" w:type="dxa"/>
@@ -8185,9 +7888,6 @@
         </w:tc>
       </w:tr>
       <w:tr>
-        <w:trPr>
-          <w:cantSplit/>
-        </w:trPr>
         <w:tc>
           <w:tcPr>
             <w:tcW w:w="2101" w:type="dxa"/>
@@ -8241,9 +7941,6 @@
         </w:tc>
       </w:tr>
       <w:tr>
-        <w:trPr>
-          <w:cantSplit/>
-        </w:trPr>
         <w:tc>
           <w:tcPr>
             <w:tcW w:w="2101" w:type="dxa"/>
@@ -8297,9 +7994,6 @@
         </w:tc>
       </w:tr>
       <w:tr>
-        <w:trPr>
-          <w:cantSplit/>
-        </w:trPr>
         <w:tc>
           <w:tcPr>
             <w:tcW w:w="2101" w:type="dxa"/>
@@ -8401,7 +8095,6 @@
       <w:tr>
         <w:trPr>
           <w:tblHeader w:val="true"/>
-          <w:cantSplit/>
         </w:trPr>
         <w:tc>
           <w:tcPr>
@@ -8481,9 +8174,6 @@
         </w:tc>
       </w:tr>
       <w:tr>
-        <w:trPr>
-          <w:cantSplit/>
-        </w:trPr>
         <w:tc>
           <w:tcPr>
             <w:tcW w:w="1380" w:type="dxa"/>
@@ -8554,9 +8244,6 @@
         </w:tc>
       </w:tr>
       <w:tr>
-        <w:trPr>
-          <w:cantSplit/>
-        </w:trPr>
         <w:tc>
           <w:tcPr>
             <w:tcW w:w="1380" w:type="dxa"/>
@@ -8627,9 +8314,6 @@
         </w:tc>
       </w:tr>
       <w:tr>
-        <w:trPr>
-          <w:cantSplit/>
-        </w:trPr>
         <w:tc>
           <w:tcPr>
             <w:tcW w:w="1380" w:type="dxa"/>
@@ -8700,9 +8384,6 @@
         </w:tc>
       </w:tr>
       <w:tr>
-        <w:trPr>
-          <w:cantSplit/>
-        </w:trPr>
         <w:tc>
           <w:tcPr>
             <w:tcW w:w="1380" w:type="dxa"/>
@@ -8767,15 +8448,12 @@
               <w:rPr>
                 <w:sz w:val="18"/>
               </w:rPr>
-              <w:t xml:space="preserve">RN-12 en SICMA-REQ y casos de uso actualizados; el diagrama AD-09 de SICMA-ACT aún dice Asignada y Cerrada</w:t>
-            </w:r>
-          </w:p>
-        </w:tc>
-      </w:tr>
-      <w:tr>
-        <w:trPr>
-          <w:cantSplit/>
-        </w:trPr>
+              <w:t xml:space="preserve">RN-12 en SICMA-REQ, casos de uso y diagrama AD-09 de SICMA-ACT actualizados; SICMA-CLA todavía habla de Asignada y Cerrada</w:t>
+            </w:r>
+          </w:p>
+        </w:tc>
+      </w:tr>
+      <w:tr>
         <w:tc>
           <w:tcPr>
             <w:tcW w:w="1380" w:type="dxa"/>
@@ -8846,9 +8524,6 @@
         </w:tc>
       </w:tr>
       <w:tr>
-        <w:trPr>
-          <w:cantSplit/>
-        </w:trPr>
         <w:tc>
           <w:tcPr>
             <w:tcW w:w="1380" w:type="dxa"/>
@@ -8919,9 +8594,6 @@
         </w:tc>
       </w:tr>
       <w:tr>
-        <w:trPr>
-          <w:cantSplit/>
-        </w:trPr>
         <w:tc>
           <w:tcPr>
             <w:tcW w:w="1380" w:type="dxa"/>
@@ -8992,9 +8664,6 @@
         </w:tc>
       </w:tr>
       <w:tr>
-        <w:trPr>
-          <w:cantSplit/>
-        </w:trPr>
         <w:tc>
           <w:tcPr>
             <w:tcW w:w="1380" w:type="dxa"/>
@@ -9099,7 +8768,6 @@
       <w:tr>
         <w:trPr>
           <w:tblHeader w:val="true"/>
-          <w:cantSplit/>
         </w:trPr>
         <w:tc>
           <w:tcPr>
@@ -9179,9 +8847,6 @@
         </w:tc>
       </w:tr>
       <w:tr>
-        <w:trPr>
-          <w:cantSplit/>
-        </w:trPr>
         <w:tc>
           <w:tcPr>
             <w:tcW w:w="1157" w:type="dxa"/>
@@ -9252,9 +8917,6 @@
         </w:tc>
       </w:tr>
       <w:tr>
-        <w:trPr>
-          <w:cantSplit/>
-        </w:trPr>
         <w:tc>
           <w:tcPr>
             <w:tcW w:w="1157" w:type="dxa"/>
@@ -9325,9 +8987,6 @@
         </w:tc>
       </w:tr>
       <w:tr>
-        <w:trPr>
-          <w:cantSplit/>
-        </w:trPr>
         <w:tc>
           <w:tcPr>
             <w:tcW w:w="1157" w:type="dxa"/>
@@ -9398,9 +9057,6 @@
         </w:tc>
       </w:tr>
       <w:tr>
-        <w:trPr>
-          <w:cantSplit/>
-        </w:trPr>
         <w:tc>
           <w:tcPr>
             <w:tcW w:w="1157" w:type="dxa"/>
@@ -9471,9 +9127,6 @@
         </w:tc>
       </w:tr>
       <w:tr>
-        <w:trPr>
-          <w:cantSplit/>
-        </w:trPr>
         <w:tc>
           <w:tcPr>
             <w:tcW w:w="1157" w:type="dxa"/>
@@ -9544,9 +9197,6 @@
         </w:tc>
       </w:tr>
       <w:tr>
-        <w:trPr>
-          <w:cantSplit/>
-        </w:trPr>
         <w:tc>
           <w:tcPr>
             <w:tcW w:w="1157" w:type="dxa"/>
@@ -9594,7 +9244,7 @@
               <w:rPr>
                 <w:sz w:val="18"/>
               </w:rPr>
-              <w:t xml:space="preserve">Decidir si el personal externo y la gestión de alertas llevan requerimientos propios (cambia los conteos de SICMA-REQ y SICMA-CPR) y redibujar el diagrama AD-09 de SICMA-ACT</w:t>
+              <w:t xml:space="preserve">Decidir si el personal externo y la gestión de alertas llevan requerimientos propios (cambia los conteos de SICMA-REQ y SICMA-CPR); alinear SICMA-CLA (estados y regla de vuelta a Pendiente), el caso de prueba de RN-03 en SICMA-CPR y los mockups con el código</w:t>
             </w:r>
           </w:p>
         </w:tc>
@@ -9617,9 +9267,6 @@
         </w:tc>
       </w:tr>
       <w:tr>
-        <w:trPr>
-          <w:cantSplit/>
-        </w:trPr>
         <w:tc>
           <w:tcPr>
             <w:tcW w:w="1157" w:type="dxa"/>
@@ -9690,9 +9337,6 @@
         </w:tc>
       </w:tr>
       <w:tr>
-        <w:trPr>
-          <w:cantSplit/>
-        </w:trPr>
         <w:tc>
           <w:tcPr>
             <w:tcW w:w="1157" w:type="dxa"/>
@@ -9795,7 +9439,6 @@
       <w:tr>
         <w:trPr>
           <w:tblHeader w:val="true"/>
-          <w:cantSplit/>
         </w:trPr>
         <w:tc>
           <w:tcPr>
@@ -9837,9 +9480,6 @@
         </w:tc>
       </w:tr>
       <w:tr>
-        <w:trPr>
-          <w:cantSplit/>
-        </w:trPr>
         <w:tc>
           <w:tcPr>
             <w:tcW w:w="2259" w:type="dxa"/>
@@ -9876,9 +9516,6 @@
         </w:tc>
       </w:tr>
       <w:tr>
-        <w:trPr>
-          <w:cantSplit/>
-        </w:trPr>
         <w:tc>
           <w:tcPr>
             <w:tcW w:w="2259" w:type="dxa"/>
@@ -9915,9 +9552,6 @@
         </w:tc>
       </w:tr>
       <w:tr>
-        <w:trPr>
-          <w:cantSplit/>
-        </w:trPr>
         <w:tc>
           <w:tcPr>
             <w:tcW w:w="2259" w:type="dxa"/>
@@ -9954,9 +9588,6 @@
         </w:tc>
       </w:tr>
       <w:tr>
-        <w:trPr>
-          <w:cantSplit/>
-        </w:trPr>
         <w:tc>
           <w:tcPr>
             <w:tcW w:w="2259" w:type="dxa"/>
@@ -9993,9 +9624,6 @@
         </w:tc>
       </w:tr>
       <w:tr>
-        <w:trPr>
-          <w:cantSplit/>
-        </w:trPr>
         <w:tc>
           <w:tcPr>
             <w:tcW w:w="2259" w:type="dxa"/>
@@ -10032,9 +9660,6 @@
         </w:tc>
       </w:tr>
       <w:tr>
-        <w:trPr>
-          <w:cantSplit/>
-        </w:trPr>
         <w:tc>
           <w:tcPr>
             <w:tcW w:w="2259" w:type="dxa"/>
@@ -10071,9 +9696,6 @@
         </w:tc>
       </w:tr>
       <w:tr>
-        <w:trPr>
-          <w:cantSplit/>
-        </w:trPr>
         <w:tc>
           <w:tcPr>
             <w:tcW w:w="2259" w:type="dxa"/>
@@ -10110,9 +9732,6 @@
         </w:tc>
       </w:tr>
       <w:tr>
-        <w:trPr>
-          <w:cantSplit/>
-        </w:trPr>
         <w:tc>
           <w:tcPr>
             <w:tcW w:w="2259" w:type="dxa"/>
@@ -10149,9 +9768,6 @@
         </w:tc>
       </w:tr>
       <w:tr>
-        <w:trPr>
-          <w:cantSplit/>
-        </w:trPr>
         <w:tc>
           <w:tcPr>
             <w:tcW w:w="2259" w:type="dxa"/>
@@ -10188,9 +9804,6 @@
         </w:tc>
       </w:tr>
       <w:tr>
-        <w:trPr>
-          <w:cantSplit/>
-        </w:trPr>
         <w:tc>
           <w:tcPr>
             <w:tcW w:w="2259" w:type="dxa"/>

--- a/Fase 2/Evidencias del Proyecto/SICMA_ARQ_v1.0.docx
+++ b/Fase 2/Evidencias del Proyecto/SICMA_ARQ_v1.0.docx
@@ -8448,7 +8448,7 @@
               <w:rPr>
                 <w:sz w:val="18"/>
               </w:rPr>
-              <w:t xml:space="preserve">RN-12 en SICMA-REQ, casos de uso y diagrama AD-09 de SICMA-ACT actualizados; SICMA-CLA todavía habla de Asignada y Cerrada</w:t>
+              <w:t xml:space="preserve">Actualizado en SICMA-REQ, CUS, CLA, ACT, CPR y MCK; falta decidir si se quita CambiosSolicitados</w:t>
             </w:r>
           </w:p>
         </w:tc>
@@ -9244,7 +9244,7 @@
               <w:rPr>
                 <w:sz w:val="18"/>
               </w:rPr>
-              <w:t xml:space="preserve">Decidir si el personal externo y la gestión de alertas llevan requerimientos propios (cambia los conteos de SICMA-REQ y SICMA-CPR); alinear SICMA-CLA (estados y regla de vuelta a Pendiente), el caso de prueba de RN-03 en SICMA-CPR y los mockups con el código</w:t>
+              <w:t xml:space="preserve">Decidir si el personal externo y la gestión de alertas llevan requerimientos propios (cambia los conteos de SICMA-REQ y SICMA-CPR)</w:t>
             </w:r>
           </w:p>
         </w:tc>

--- a/Fase 2/Evidencias del Proyecto/SICMA_ARQ_v1.0.docx
+++ b/Fase 2/Evidencias del Proyecto/SICMA_ARQ_v1.0.docx
@@ -3810,7 +3810,7 @@
         <w:rPr>
           <w:sz w:val="22"/>
         </w:rPr>
-        <w:t xml:space="preserve">Con la licencia gratuita de Power Automate no hay conectores HTTP, por lo que el flujo y SICMA se comunican por correo: el flujo escribe un JSON con la etiqueta [SICMA-INT] en el asunto y SICMA lee su buzón por IMAP. SICMA solo acepta correos del remitente configurado que traigan el token acordado. Los estados posibles son Pendiente, CambiosSolicitados, Aprobada, Rechazada, EnEjecucion, Ejecutada, Fallida y Cancelada.</w:t>
+        <w:t xml:space="preserve">Con la licencia gratuita de Power Automate no hay conectores HTTP, por lo que el flujo y SICMA se comunican por correo: el flujo escribe un JSON con la etiqueta [SICMA-INT] en el asunto y SICMA lee su buzón por IMAP. SICMA solo acepta correos del remitente configurado que traigan el token acordado. Los estados posibles son Pendiente, Aprobada, Rechazada, EnEjecucion, Ejecutada, Fallida y Cancelada.</w:t>
       </w:r>
     </w:p>
     <w:bookmarkEnd w:id="37"/>
@@ -8087,10 +8087,10 @@
         </w:tblBorders>
       </w:tblPr>
       <w:tblGrid>
-        <w:gridCol w:w="1380"/>
-        <w:gridCol w:w="1784"/>
-        <w:gridCol w:w="2310"/>
-        <w:gridCol w:w="2444"/>
+        <w:gridCol w:w="1393"/>
+        <w:gridCol w:w="1802"/>
+        <w:gridCol w:w="2301"/>
+        <w:gridCol w:w="2422"/>
       </w:tblGrid>
       <w:tr>
         <w:trPr>
@@ -8098,7 +8098,7 @@
         </w:trPr>
         <w:tc>
           <w:tcPr>
-            <w:tcW w:w="1380" w:type="dxa"/>
+            <w:tcW w:w="1393" w:type="dxa"/>
             <w:shd w:val="clear" w:color="auto" w:fill="D9E2F3"/>
           </w:tcPr>
           <w:p>
@@ -8117,7 +8117,7 @@
         </w:tc>
         <w:tc>
           <w:tcPr>
-            <w:tcW w:w="1784" w:type="dxa"/>
+            <w:tcW w:w="1802" w:type="dxa"/>
             <w:shd w:val="clear" w:color="auto" w:fill="D9E2F3"/>
           </w:tcPr>
           <w:p>
@@ -8136,7 +8136,7 @@
         </w:tc>
         <w:tc>
           <w:tcPr>
-            <w:tcW w:w="2310" w:type="dxa"/>
+            <w:tcW w:w="2301" w:type="dxa"/>
             <w:shd w:val="clear" w:color="auto" w:fill="D9E2F3"/>
           </w:tcPr>
           <w:p>
@@ -8155,7 +8155,7 @@
         </w:tc>
         <w:tc>
           <w:tcPr>
-            <w:tcW w:w="2444" w:type="dxa"/>
+            <w:tcW w:w="2422" w:type="dxa"/>
             <w:shd w:val="clear" w:color="auto" w:fill="D9E2F3"/>
           </w:tcPr>
           <w:p>
@@ -8176,7 +8176,7 @@
       <w:tr>
         <w:tc>
           <w:tcPr>
-            <w:tcW w:w="1380" w:type="dxa"/>
+            <w:tcW w:w="1393" w:type="dxa"/>
           </w:tcPr>
           <w:p>
             <w:pPr>
@@ -8193,7 +8193,7 @@
         </w:tc>
         <w:tc>
           <w:tcPr>
-            <w:tcW w:w="1784" w:type="dxa"/>
+            <w:tcW w:w="1802" w:type="dxa"/>
           </w:tcPr>
           <w:p>
             <w:pPr>
@@ -8210,7 +8210,7 @@
         </w:tc>
         <w:tc>
           <w:tcPr>
-            <w:tcW w:w="2310" w:type="dxa"/>
+            <w:tcW w:w="2301" w:type="dxa"/>
           </w:tcPr>
           <w:p>
             <w:pPr>
@@ -8227,7 +8227,7 @@
         </w:tc>
         <w:tc>
           <w:tcPr>
-            <w:tcW w:w="2444" w:type="dxa"/>
+            <w:tcW w:w="2422" w:type="dxa"/>
           </w:tcPr>
           <w:p>
             <w:pPr>
@@ -8246,7 +8246,7 @@
       <w:tr>
         <w:tc>
           <w:tcPr>
-            <w:tcW w:w="1380" w:type="dxa"/>
+            <w:tcW w:w="1393" w:type="dxa"/>
           </w:tcPr>
           <w:p>
             <w:pPr>
@@ -8263,7 +8263,7 @@
         </w:tc>
         <w:tc>
           <w:tcPr>
-            <w:tcW w:w="1784" w:type="dxa"/>
+            <w:tcW w:w="1802" w:type="dxa"/>
           </w:tcPr>
           <w:p>
             <w:pPr>
@@ -8280,7 +8280,7 @@
         </w:tc>
         <w:tc>
           <w:tcPr>
-            <w:tcW w:w="2310" w:type="dxa"/>
+            <w:tcW w:w="2301" w:type="dxa"/>
           </w:tcPr>
           <w:p>
             <w:pPr>
@@ -8297,7 +8297,7 @@
         </w:tc>
         <w:tc>
           <w:tcPr>
-            <w:tcW w:w="2444" w:type="dxa"/>
+            <w:tcW w:w="2422" w:type="dxa"/>
           </w:tcPr>
           <w:p>
             <w:pPr>
@@ -8316,7 +8316,7 @@
       <w:tr>
         <w:tc>
           <w:tcPr>
-            <w:tcW w:w="1380" w:type="dxa"/>
+            <w:tcW w:w="1393" w:type="dxa"/>
           </w:tcPr>
           <w:p>
             <w:pPr>
@@ -8333,7 +8333,7 @@
         </w:tc>
         <w:tc>
           <w:tcPr>
-            <w:tcW w:w="1784" w:type="dxa"/>
+            <w:tcW w:w="1802" w:type="dxa"/>
           </w:tcPr>
           <w:p>
             <w:pPr>
@@ -8350,7 +8350,7 @@
         </w:tc>
         <w:tc>
           <w:tcPr>
-            <w:tcW w:w="2310" w:type="dxa"/>
+            <w:tcW w:w="2301" w:type="dxa"/>
           </w:tcPr>
           <w:p>
             <w:pPr>
@@ -8367,7 +8367,7 @@
         </w:tc>
         <w:tc>
           <w:tcPr>
-            <w:tcW w:w="2444" w:type="dxa"/>
+            <w:tcW w:w="2422" w:type="dxa"/>
           </w:tcPr>
           <w:p>
             <w:pPr>
@@ -8386,7 +8386,7 @@
       <w:tr>
         <w:tc>
           <w:tcPr>
-            <w:tcW w:w="1380" w:type="dxa"/>
+            <w:tcW w:w="1393" w:type="dxa"/>
           </w:tcPr>
           <w:p>
             <w:pPr>
@@ -8403,7 +8403,7 @@
         </w:tc>
         <w:tc>
           <w:tcPr>
-            <w:tcW w:w="1784" w:type="dxa"/>
+            <w:tcW w:w="1802" w:type="dxa"/>
           </w:tcPr>
           <w:p>
             <w:pPr>
@@ -8420,43 +8420,43 @@
         </w:tc>
         <w:tc>
           <w:tcPr>
-            <w:tcW w:w="2310" w:type="dxa"/>
-          </w:tcPr>
-          <w:p>
-            <w:pPr>
-              <w:pStyle w:val="Compact"/>
-              <w:jc w:val="left"/>
-            </w:pPr>
-            <w:r>
-              <w:rPr>
-                <w:sz w:val="18"/>
-              </w:rPr>
-              <w:t xml:space="preserve">Ocho estados, entre ellos CambiosSolicitados, Rechazada, Fallida y Cancelada</w:t>
-            </w:r>
-          </w:p>
-        </w:tc>
-        <w:tc>
-          <w:tcPr>
-            <w:tcW w:w="2444" w:type="dxa"/>
-          </w:tcPr>
-          <w:p>
-            <w:pPr>
-              <w:pStyle w:val="Compact"/>
-              <w:jc w:val="left"/>
-            </w:pPr>
-            <w:r>
-              <w:rPr>
-                <w:sz w:val="18"/>
-              </w:rPr>
-              <w:t xml:space="preserve">Actualizado en SICMA-REQ, CUS, CLA, ACT, CPR y MCK; falta decidir si se quita CambiosSolicitados</w:t>
-            </w:r>
-          </w:p>
-        </w:tc>
-      </w:tr>
-      <w:tr>
-        <w:tc>
-          <w:tcPr>
-            <w:tcW w:w="1380" w:type="dxa"/>
+            <w:tcW w:w="2301" w:type="dxa"/>
+          </w:tcPr>
+          <w:p>
+            <w:pPr>
+              <w:pStyle w:val="Compact"/>
+              <w:jc w:val="left"/>
+            </w:pPr>
+            <w:r>
+              <w:rPr>
+                <w:sz w:val="18"/>
+              </w:rPr>
+              <w:t xml:space="preserve">Siete estados, entre ellos Rechazada, Fallida y Cancelada</w:t>
+            </w:r>
+          </w:p>
+        </w:tc>
+        <w:tc>
+          <w:tcPr>
+            <w:tcW w:w="2422" w:type="dxa"/>
+          </w:tcPr>
+          <w:p>
+            <w:pPr>
+              <w:pStyle w:val="Compact"/>
+              <w:jc w:val="left"/>
+            </w:pPr>
+            <w:r>
+              <w:rPr>
+                <w:sz w:val="18"/>
+              </w:rPr>
+              <w:t xml:space="preserve">Actualizado en SICMA-REQ, CUS, CLA, ACT, CPR y MCK</w:t>
+            </w:r>
+          </w:p>
+        </w:tc>
+      </w:tr>
+      <w:tr>
+        <w:tc>
+          <w:tcPr>
+            <w:tcW w:w="1393" w:type="dxa"/>
           </w:tcPr>
           <w:p>
             <w:pPr>
@@ -8473,7 +8473,7 @@
         </w:tc>
         <w:tc>
           <w:tcPr>
-            <w:tcW w:w="1784" w:type="dxa"/>
+            <w:tcW w:w="1802" w:type="dxa"/>
           </w:tcPr>
           <w:p>
             <w:pPr>
@@ -8490,7 +8490,7 @@
         </w:tc>
         <w:tc>
           <w:tcPr>
-            <w:tcW w:w="2310" w:type="dxa"/>
+            <w:tcW w:w="2301" w:type="dxa"/>
           </w:tcPr>
           <w:p>
             <w:pPr>
@@ -8507,7 +8507,7 @@
         </w:tc>
         <w:tc>
           <w:tcPr>
-            <w:tcW w:w="2444" w:type="dxa"/>
+            <w:tcW w:w="2422" w:type="dxa"/>
           </w:tcPr>
           <w:p>
             <w:pPr>
@@ -8526,7 +8526,7 @@
       <w:tr>
         <w:tc>
           <w:tcPr>
-            <w:tcW w:w="1380" w:type="dxa"/>
+            <w:tcW w:w="1393" w:type="dxa"/>
           </w:tcPr>
           <w:p>
             <w:pPr>
@@ -8543,7 +8543,7 @@
         </w:tc>
         <w:tc>
           <w:tcPr>
-            <w:tcW w:w="1784" w:type="dxa"/>
+            <w:tcW w:w="1802" w:type="dxa"/>
           </w:tcPr>
           <w:p>
             <w:pPr>
@@ -8560,7 +8560,7 @@
         </w:tc>
         <w:tc>
           <w:tcPr>
-            <w:tcW w:w="2310" w:type="dxa"/>
+            <w:tcW w:w="2301" w:type="dxa"/>
           </w:tcPr>
           <w:p>
             <w:pPr>
@@ -8577,7 +8577,7 @@
         </w:tc>
         <w:tc>
           <w:tcPr>
-            <w:tcW w:w="2444" w:type="dxa"/>
+            <w:tcW w:w="2422" w:type="dxa"/>
           </w:tcPr>
           <w:p>
             <w:pPr>
@@ -8596,7 +8596,7 @@
       <w:tr>
         <w:tc>
           <w:tcPr>
-            <w:tcW w:w="1380" w:type="dxa"/>
+            <w:tcW w:w="1393" w:type="dxa"/>
           </w:tcPr>
           <w:p>
             <w:pPr>
@@ -8613,7 +8613,7 @@
         </w:tc>
         <w:tc>
           <w:tcPr>
-            <w:tcW w:w="1784" w:type="dxa"/>
+            <w:tcW w:w="1802" w:type="dxa"/>
           </w:tcPr>
           <w:p>
             <w:pPr>
@@ -8630,7 +8630,7 @@
         </w:tc>
         <w:tc>
           <w:tcPr>
-            <w:tcW w:w="2310" w:type="dxa"/>
+            <w:tcW w:w="2301" w:type="dxa"/>
           </w:tcPr>
           <w:p>
             <w:pPr>
@@ -8647,7 +8647,7 @@
         </w:tc>
         <w:tc>
           <w:tcPr>
-            <w:tcW w:w="2444" w:type="dxa"/>
+            <w:tcW w:w="2422" w:type="dxa"/>
           </w:tcPr>
           <w:p>
             <w:pPr>
@@ -8666,7 +8666,7 @@
       <w:tr>
         <w:tc>
           <w:tcPr>
-            <w:tcW w:w="1380" w:type="dxa"/>
+            <w:tcW w:w="1393" w:type="dxa"/>
           </w:tcPr>
           <w:p>
             <w:pPr>
@@ -8683,7 +8683,7 @@
         </w:tc>
         <w:tc>
           <w:tcPr>
-            <w:tcW w:w="1784" w:type="dxa"/>
+            <w:tcW w:w="1802" w:type="dxa"/>
           </w:tcPr>
           <w:p>
             <w:pPr>
@@ -8700,7 +8700,7 @@
         </w:tc>
         <w:tc>
           <w:tcPr>
-            <w:tcW w:w="2310" w:type="dxa"/>
+            <w:tcW w:w="2301" w:type="dxa"/>
           </w:tcPr>
           <w:p>
             <w:pPr>
@@ -8717,7 +8717,7 @@
         </w:tc>
         <w:tc>
           <w:tcPr>
-            <w:tcW w:w="2444" w:type="dxa"/>
+            <w:tcW w:w="2422" w:type="dxa"/>
           </w:tcPr>
           <w:p>
             <w:pPr>

--- a/Fase 2/Evidencias del Proyecto/SICMA_ARQ_v1.0.docx
+++ b/Fase 2/Evidencias del Proyecto/SICMA_ARQ_v1.0.docx
@@ -122,6 +122,9 @@
         <w:gridCol w:w="4365"/>
       </w:tblGrid>
       <w:tr>
+        <w:trPr>
+          <w:cantSplit/>
+        </w:trPr>
         <w:tc>
           <w:tcPr>
             <w:tcW w:type="dxa" w:w="4265"/>
@@ -785,16 +788,17 @@
         </w:tblBorders>
       </w:tblPr>
       <w:tblGrid>
-        <w:gridCol w:w="3394"/>
-        <w:gridCol w:w="4525"/>
+        <w:gridCol w:w="3788"/>
+        <w:gridCol w:w="5050"/>
       </w:tblGrid>
       <w:tr>
         <w:trPr>
           <w:tblHeader w:val="true"/>
-        </w:trPr>
-        <w:tc>
-          <w:tcPr>
-            <w:tcW w:w="3394" w:type="dxa"/>
+          <w:cantSplit/>
+        </w:trPr>
+        <w:tc>
+          <w:tcPr>
+            <w:tcW w:w="3788" w:type="dxa"/>
             <w:shd w:val="clear" w:color="auto" w:fill="D9E2F3"/>
           </w:tcPr>
           <w:p>
@@ -813,7 +817,7 @@
         </w:tc>
         <w:tc>
           <w:tcPr>
-            <w:tcW w:w="4525" w:type="dxa"/>
+            <w:tcW w:w="5050" w:type="dxa"/>
             <w:shd w:val="clear" w:color="auto" w:fill="D9E2F3"/>
           </w:tcPr>
           <w:p>
@@ -832,9 +836,12 @@
         </w:tc>
       </w:tr>
       <w:tr>
-        <w:tc>
-          <w:tcPr>
-            <w:tcW w:w="3394" w:type="dxa"/>
+        <w:trPr>
+          <w:cantSplit/>
+        </w:trPr>
+        <w:tc>
+          <w:tcPr>
+            <w:tcW w:w="3788" w:type="dxa"/>
           </w:tcPr>
           <w:p>
             <w:pPr>
@@ -851,7 +858,7 @@
         </w:tc>
         <w:tc>
           <w:tcPr>
-            <w:tcW w:w="4525" w:type="dxa"/>
+            <w:tcW w:w="5050" w:type="dxa"/>
           </w:tcPr>
           <w:p>
             <w:pPr>
@@ -868,9 +875,12 @@
         </w:tc>
       </w:tr>
       <w:tr>
-        <w:tc>
-          <w:tcPr>
-            <w:tcW w:w="3394" w:type="dxa"/>
+        <w:trPr>
+          <w:cantSplit/>
+        </w:trPr>
+        <w:tc>
+          <w:tcPr>
+            <w:tcW w:w="3788" w:type="dxa"/>
           </w:tcPr>
           <w:p>
             <w:pPr>
@@ -887,7 +897,7 @@
         </w:tc>
         <w:tc>
           <w:tcPr>
-            <w:tcW w:w="4525" w:type="dxa"/>
+            <w:tcW w:w="5050" w:type="dxa"/>
           </w:tcPr>
           <w:p>
             <w:pPr>
@@ -904,9 +914,12 @@
         </w:tc>
       </w:tr>
       <w:tr>
-        <w:tc>
-          <w:tcPr>
-            <w:tcW w:w="3394" w:type="dxa"/>
+        <w:trPr>
+          <w:cantSplit/>
+        </w:trPr>
+        <w:tc>
+          <w:tcPr>
+            <w:tcW w:w="3788" w:type="dxa"/>
           </w:tcPr>
           <w:p>
             <w:pPr>
@@ -923,7 +936,7 @@
         </w:tc>
         <w:tc>
           <w:tcPr>
-            <w:tcW w:w="4525" w:type="dxa"/>
+            <w:tcW w:w="5050" w:type="dxa"/>
           </w:tcPr>
           <w:p>
             <w:pPr>
@@ -940,9 +953,12 @@
         </w:tc>
       </w:tr>
       <w:tr>
-        <w:tc>
-          <w:tcPr>
-            <w:tcW w:w="3394" w:type="dxa"/>
+        <w:trPr>
+          <w:cantSplit/>
+        </w:trPr>
+        <w:tc>
+          <w:tcPr>
+            <w:tcW w:w="3788" w:type="dxa"/>
           </w:tcPr>
           <w:p>
             <w:pPr>
@@ -959,7 +975,7 @@
         </w:tc>
         <w:tc>
           <w:tcPr>
-            <w:tcW w:w="4525" w:type="dxa"/>
+            <w:tcW w:w="5050" w:type="dxa"/>
           </w:tcPr>
           <w:p>
             <w:pPr>
@@ -976,9 +992,12 @@
         </w:tc>
       </w:tr>
       <w:tr>
-        <w:tc>
-          <w:tcPr>
-            <w:tcW w:w="3394" w:type="dxa"/>
+        <w:trPr>
+          <w:cantSplit/>
+        </w:trPr>
+        <w:tc>
+          <w:tcPr>
+            <w:tcW w:w="3788" w:type="dxa"/>
           </w:tcPr>
           <w:p>
             <w:pPr>
@@ -995,7 +1014,7 @@
         </w:tc>
         <w:tc>
           <w:tcPr>
-            <w:tcW w:w="4525" w:type="dxa"/>
+            <w:tcW w:w="5050" w:type="dxa"/>
           </w:tcPr>
           <w:p>
             <w:pPr>
@@ -1032,11 +1051,12 @@
         <w:gridCol w:w="972"/>
         <w:gridCol w:w="1237"/>
         <w:gridCol w:w="1502"/>
-        <w:gridCol w:w="5126"/>
+        <w:gridCol w:w="5127"/>
       </w:tblGrid>
       <w:tr>
         <w:trPr>
           <w:tblHeader w:val="true"/>
+          <w:cantSplit/>
         </w:trPr>
         <w:tc>
           <w:tcPr>
@@ -1097,7 +1117,7 @@
         </w:tc>
         <w:tc>
           <w:tcPr>
-            <w:tcW w:w="5126" w:type="dxa"/>
+            <w:tcW w:w="5127" w:type="dxa"/>
             <w:shd w:val="clear" w:color="auto" w:fill="D9E2F3"/>
           </w:tcPr>
           <w:p>
@@ -1116,6 +1136,9 @@
         </w:tc>
       </w:tr>
       <w:tr>
+        <w:trPr>
+          <w:cantSplit/>
+        </w:trPr>
         <w:tc>
           <w:tcPr>
             <w:tcW w:w="972" w:type="dxa"/>
@@ -1169,7 +1192,7 @@
         </w:tc>
         <w:tc>
           <w:tcPr>
-            <w:tcW w:w="5126" w:type="dxa"/>
+            <w:tcW w:w="5127" w:type="dxa"/>
           </w:tcPr>
           <w:p>
             <w:pPr>
@@ -1338,17 +1361,18 @@
         </w:tblBorders>
       </w:tblPr>
       <w:tblGrid>
-        <w:gridCol w:w="2037"/>
-        <w:gridCol w:w="2272"/>
-        <w:gridCol w:w="3609"/>
+        <w:gridCol w:w="2274"/>
+        <w:gridCol w:w="2536"/>
+        <w:gridCol w:w="4028"/>
       </w:tblGrid>
       <w:tr>
         <w:trPr>
           <w:tblHeader w:val="true"/>
-        </w:trPr>
-        <w:tc>
-          <w:tcPr>
-            <w:tcW w:w="2037" w:type="dxa"/>
+          <w:cantSplit/>
+        </w:trPr>
+        <w:tc>
+          <w:tcPr>
+            <w:tcW w:w="2274" w:type="dxa"/>
             <w:shd w:val="clear" w:color="auto" w:fill="D9E2F3"/>
           </w:tcPr>
           <w:p>
@@ -1367,7 +1391,7 @@
         </w:tc>
         <w:tc>
           <w:tcPr>
-            <w:tcW w:w="2272" w:type="dxa"/>
+            <w:tcW w:w="2536" w:type="dxa"/>
             <w:shd w:val="clear" w:color="auto" w:fill="D9E2F3"/>
           </w:tcPr>
           <w:p>
@@ -1386,7 +1410,7 @@
         </w:tc>
         <w:tc>
           <w:tcPr>
-            <w:tcW w:w="3609" w:type="dxa"/>
+            <w:tcW w:w="4028" w:type="dxa"/>
             <w:shd w:val="clear" w:color="auto" w:fill="D9E2F3"/>
           </w:tcPr>
           <w:p>
@@ -1405,9 +1429,12 @@
         </w:tc>
       </w:tr>
       <w:tr>
-        <w:tc>
-          <w:tcPr>
-            <w:tcW w:w="2037" w:type="dxa"/>
+        <w:trPr>
+          <w:cantSplit/>
+        </w:trPr>
+        <w:tc>
+          <w:tcPr>
+            <w:tcW w:w="2274" w:type="dxa"/>
           </w:tcPr>
           <w:p>
             <w:pPr>
@@ -1424,7 +1451,7 @@
         </w:tc>
         <w:tc>
           <w:tcPr>
-            <w:tcW w:w="2272" w:type="dxa"/>
+            <w:tcW w:w="2536" w:type="dxa"/>
           </w:tcPr>
           <w:p>
             <w:pPr>
@@ -1441,7 +1468,7 @@
         </w:tc>
         <w:tc>
           <w:tcPr>
-            <w:tcW w:w="3609" w:type="dxa"/>
+            <w:tcW w:w="4028" w:type="dxa"/>
           </w:tcPr>
           <w:p>
             <w:pPr>
@@ -1458,9 +1485,12 @@
         </w:tc>
       </w:tr>
       <w:tr>
-        <w:tc>
-          <w:tcPr>
-            <w:tcW w:w="2037" w:type="dxa"/>
+        <w:trPr>
+          <w:cantSplit/>
+        </w:trPr>
+        <w:tc>
+          <w:tcPr>
+            <w:tcW w:w="2274" w:type="dxa"/>
           </w:tcPr>
           <w:p>
             <w:pPr>
@@ -1477,7 +1507,7 @@
         </w:tc>
         <w:tc>
           <w:tcPr>
-            <w:tcW w:w="2272" w:type="dxa"/>
+            <w:tcW w:w="2536" w:type="dxa"/>
           </w:tcPr>
           <w:p>
             <w:pPr>
@@ -1494,7 +1524,7 @@
         </w:tc>
         <w:tc>
           <w:tcPr>
-            <w:tcW w:w="3609" w:type="dxa"/>
+            <w:tcW w:w="4028" w:type="dxa"/>
           </w:tcPr>
           <w:p>
             <w:pPr>
@@ -1511,9 +1541,12 @@
         </w:tc>
       </w:tr>
       <w:tr>
-        <w:tc>
-          <w:tcPr>
-            <w:tcW w:w="2037" w:type="dxa"/>
+        <w:trPr>
+          <w:cantSplit/>
+        </w:trPr>
+        <w:tc>
+          <w:tcPr>
+            <w:tcW w:w="2274" w:type="dxa"/>
           </w:tcPr>
           <w:p>
             <w:pPr>
@@ -1530,7 +1563,7 @@
         </w:tc>
         <w:tc>
           <w:tcPr>
-            <w:tcW w:w="2272" w:type="dxa"/>
+            <w:tcW w:w="2536" w:type="dxa"/>
           </w:tcPr>
           <w:p>
             <w:pPr>
@@ -1547,7 +1580,7 @@
         </w:tc>
         <w:tc>
           <w:tcPr>
-            <w:tcW w:w="3609" w:type="dxa"/>
+            <w:tcW w:w="4028" w:type="dxa"/>
           </w:tcPr>
           <w:p>
             <w:pPr>
@@ -1564,9 +1597,12 @@
         </w:tc>
       </w:tr>
       <w:tr>
-        <w:tc>
-          <w:tcPr>
-            <w:tcW w:w="2037" w:type="dxa"/>
+        <w:trPr>
+          <w:cantSplit/>
+        </w:trPr>
+        <w:tc>
+          <w:tcPr>
+            <w:tcW w:w="2274" w:type="dxa"/>
           </w:tcPr>
           <w:p>
             <w:pPr>
@@ -1583,7 +1619,7 @@
         </w:tc>
         <w:tc>
           <w:tcPr>
-            <w:tcW w:w="2272" w:type="dxa"/>
+            <w:tcW w:w="2536" w:type="dxa"/>
           </w:tcPr>
           <w:p>
             <w:pPr>
@@ -1600,7 +1636,7 @@
         </w:tc>
         <w:tc>
           <w:tcPr>
-            <w:tcW w:w="3609" w:type="dxa"/>
+            <w:tcW w:w="4028" w:type="dxa"/>
           </w:tcPr>
           <w:p>
             <w:pPr>
@@ -1617,9 +1653,12 @@
         </w:tc>
       </w:tr>
       <w:tr>
-        <w:tc>
-          <w:tcPr>
-            <w:tcW w:w="2037" w:type="dxa"/>
+        <w:trPr>
+          <w:cantSplit/>
+        </w:trPr>
+        <w:tc>
+          <w:tcPr>
+            <w:tcW w:w="2274" w:type="dxa"/>
           </w:tcPr>
           <w:p>
             <w:pPr>
@@ -1636,7 +1675,7 @@
         </w:tc>
         <w:tc>
           <w:tcPr>
-            <w:tcW w:w="2272" w:type="dxa"/>
+            <w:tcW w:w="2536" w:type="dxa"/>
           </w:tcPr>
           <w:p>
             <w:pPr>
@@ -1653,7 +1692,7 @@
         </w:tc>
         <w:tc>
           <w:tcPr>
-            <w:tcW w:w="3609" w:type="dxa"/>
+            <w:tcW w:w="4028" w:type="dxa"/>
           </w:tcPr>
           <w:p>
             <w:pPr>
@@ -1670,9 +1709,12 @@
         </w:tc>
       </w:tr>
       <w:tr>
-        <w:tc>
-          <w:tcPr>
-            <w:tcW w:w="2037" w:type="dxa"/>
+        <w:trPr>
+          <w:cantSplit/>
+        </w:trPr>
+        <w:tc>
+          <w:tcPr>
+            <w:tcW w:w="2274" w:type="dxa"/>
           </w:tcPr>
           <w:p>
             <w:pPr>
@@ -1689,7 +1731,7 @@
         </w:tc>
         <w:tc>
           <w:tcPr>
-            <w:tcW w:w="2272" w:type="dxa"/>
+            <w:tcW w:w="2536" w:type="dxa"/>
           </w:tcPr>
           <w:p>
             <w:pPr>
@@ -1706,7 +1748,7 @@
         </w:tc>
         <w:tc>
           <w:tcPr>
-            <w:tcW w:w="3609" w:type="dxa"/>
+            <w:tcW w:w="4028" w:type="dxa"/>
           </w:tcPr>
           <w:p>
             <w:pPr>
@@ -1763,18 +1805,19 @@
         </w:tblBorders>
       </w:tblPr>
       <w:tblGrid>
-        <w:gridCol w:w="1655"/>
-        <w:gridCol w:w="2588"/>
-        <w:gridCol w:w="2148"/>
-        <w:gridCol w:w="1527"/>
+        <w:gridCol w:w="1847"/>
+        <w:gridCol w:w="2889"/>
+        <w:gridCol w:w="2398"/>
+        <w:gridCol w:w="1704"/>
       </w:tblGrid>
       <w:tr>
         <w:trPr>
           <w:tblHeader w:val="true"/>
-        </w:trPr>
-        <w:tc>
-          <w:tcPr>
-            <w:tcW w:w="1655" w:type="dxa"/>
+          <w:cantSplit/>
+        </w:trPr>
+        <w:tc>
+          <w:tcPr>
+            <w:tcW w:w="1847" w:type="dxa"/>
             <w:shd w:val="clear" w:color="auto" w:fill="D9E2F3"/>
           </w:tcPr>
           <w:p>
@@ -1793,7 +1836,7 @@
         </w:tc>
         <w:tc>
           <w:tcPr>
-            <w:tcW w:w="2588" w:type="dxa"/>
+            <w:tcW w:w="2889" w:type="dxa"/>
             <w:shd w:val="clear" w:color="auto" w:fill="D9E2F3"/>
           </w:tcPr>
           <w:p>
@@ -1812,7 +1855,7 @@
         </w:tc>
         <w:tc>
           <w:tcPr>
-            <w:tcW w:w="2148" w:type="dxa"/>
+            <w:tcW w:w="2398" w:type="dxa"/>
             <w:shd w:val="clear" w:color="auto" w:fill="D9E2F3"/>
           </w:tcPr>
           <w:p>
@@ -1831,7 +1874,7 @@
         </w:tc>
         <w:tc>
           <w:tcPr>
-            <w:tcW w:w="1527" w:type="dxa"/>
+            <w:tcW w:w="1704" w:type="dxa"/>
             <w:shd w:val="clear" w:color="auto" w:fill="D9E2F3"/>
           </w:tcPr>
           <w:p>
@@ -1850,9 +1893,12 @@
         </w:tc>
       </w:tr>
       <w:tr>
-        <w:tc>
-          <w:tcPr>
-            <w:tcW w:w="1655" w:type="dxa"/>
+        <w:trPr>
+          <w:cantSplit/>
+        </w:trPr>
+        <w:tc>
+          <w:tcPr>
+            <w:tcW w:w="1847" w:type="dxa"/>
           </w:tcPr>
           <w:p>
             <w:pPr>
@@ -1869,7 +1915,7 @@
         </w:tc>
         <w:tc>
           <w:tcPr>
-            <w:tcW w:w="2588" w:type="dxa"/>
+            <w:tcW w:w="2889" w:type="dxa"/>
           </w:tcPr>
           <w:p>
             <w:pPr>
@@ -1886,7 +1932,7 @@
         </w:tc>
         <w:tc>
           <w:tcPr>
-            <w:tcW w:w="2148" w:type="dxa"/>
+            <w:tcW w:w="2398" w:type="dxa"/>
           </w:tcPr>
           <w:p>
             <w:pPr>
@@ -1903,7 +1949,7 @@
         </w:tc>
         <w:tc>
           <w:tcPr>
-            <w:tcW w:w="1527" w:type="dxa"/>
+            <w:tcW w:w="1704" w:type="dxa"/>
           </w:tcPr>
           <w:p>
             <w:pPr>
@@ -1920,9 +1966,12 @@
         </w:tc>
       </w:tr>
       <w:tr>
-        <w:tc>
-          <w:tcPr>
-            <w:tcW w:w="1655" w:type="dxa"/>
+        <w:trPr>
+          <w:cantSplit/>
+        </w:trPr>
+        <w:tc>
+          <w:tcPr>
+            <w:tcW w:w="1847" w:type="dxa"/>
           </w:tcPr>
           <w:p>
             <w:pPr>
@@ -1939,7 +1988,7 @@
         </w:tc>
         <w:tc>
           <w:tcPr>
-            <w:tcW w:w="2588" w:type="dxa"/>
+            <w:tcW w:w="2889" w:type="dxa"/>
           </w:tcPr>
           <w:p>
             <w:pPr>
@@ -1956,7 +2005,7 @@
         </w:tc>
         <w:tc>
           <w:tcPr>
-            <w:tcW w:w="2148" w:type="dxa"/>
+            <w:tcW w:w="2398" w:type="dxa"/>
           </w:tcPr>
           <w:p>
             <w:pPr>
@@ -1973,7 +2022,7 @@
         </w:tc>
         <w:tc>
           <w:tcPr>
-            <w:tcW w:w="1527" w:type="dxa"/>
+            <w:tcW w:w="1704" w:type="dxa"/>
           </w:tcPr>
           <w:p>
             <w:pPr>
@@ -1990,9 +2039,12 @@
         </w:tc>
       </w:tr>
       <w:tr>
-        <w:tc>
-          <w:tcPr>
-            <w:tcW w:w="1655" w:type="dxa"/>
+        <w:trPr>
+          <w:cantSplit/>
+        </w:trPr>
+        <w:tc>
+          <w:tcPr>
+            <w:tcW w:w="1847" w:type="dxa"/>
           </w:tcPr>
           <w:p>
             <w:pPr>
@@ -2009,7 +2061,7 @@
         </w:tc>
         <w:tc>
           <w:tcPr>
-            <w:tcW w:w="2588" w:type="dxa"/>
+            <w:tcW w:w="2889" w:type="dxa"/>
           </w:tcPr>
           <w:p>
             <w:pPr>
@@ -2026,7 +2078,7 @@
         </w:tc>
         <w:tc>
           <w:tcPr>
-            <w:tcW w:w="2148" w:type="dxa"/>
+            <w:tcW w:w="2398" w:type="dxa"/>
           </w:tcPr>
           <w:p>
             <w:pPr>
@@ -2043,7 +2095,7 @@
         </w:tc>
         <w:tc>
           <w:tcPr>
-            <w:tcW w:w="1527" w:type="dxa"/>
+            <w:tcW w:w="1704" w:type="dxa"/>
           </w:tcPr>
           <w:p>
             <w:pPr>
@@ -2060,9 +2112,12 @@
         </w:tc>
       </w:tr>
       <w:tr>
-        <w:tc>
-          <w:tcPr>
-            <w:tcW w:w="1655" w:type="dxa"/>
+        <w:trPr>
+          <w:cantSplit/>
+        </w:trPr>
+        <w:tc>
+          <w:tcPr>
+            <w:tcW w:w="1847" w:type="dxa"/>
           </w:tcPr>
           <w:p>
             <w:pPr>
@@ -2079,7 +2134,7 @@
         </w:tc>
         <w:tc>
           <w:tcPr>
-            <w:tcW w:w="2588" w:type="dxa"/>
+            <w:tcW w:w="2889" w:type="dxa"/>
           </w:tcPr>
           <w:p>
             <w:pPr>
@@ -2096,7 +2151,7 @@
         </w:tc>
         <w:tc>
           <w:tcPr>
-            <w:tcW w:w="2148" w:type="dxa"/>
+            <w:tcW w:w="2398" w:type="dxa"/>
           </w:tcPr>
           <w:p>
             <w:pPr>
@@ -2113,7 +2168,7 @@
         </w:tc>
         <w:tc>
           <w:tcPr>
-            <w:tcW w:w="1527" w:type="dxa"/>
+            <w:tcW w:w="1704" w:type="dxa"/>
           </w:tcPr>
           <w:p>
             <w:pPr>
@@ -2130,9 +2185,12 @@
         </w:tc>
       </w:tr>
       <w:tr>
-        <w:tc>
-          <w:tcPr>
-            <w:tcW w:w="1655" w:type="dxa"/>
+        <w:trPr>
+          <w:cantSplit/>
+        </w:trPr>
+        <w:tc>
+          <w:tcPr>
+            <w:tcW w:w="1847" w:type="dxa"/>
           </w:tcPr>
           <w:p>
             <w:pPr>
@@ -2149,7 +2207,7 @@
         </w:tc>
         <w:tc>
           <w:tcPr>
-            <w:tcW w:w="2588" w:type="dxa"/>
+            <w:tcW w:w="2889" w:type="dxa"/>
           </w:tcPr>
           <w:p>
             <w:pPr>
@@ -2166,7 +2224,7 @@
         </w:tc>
         <w:tc>
           <w:tcPr>
-            <w:tcW w:w="2148" w:type="dxa"/>
+            <w:tcW w:w="2398" w:type="dxa"/>
           </w:tcPr>
           <w:p>
             <w:pPr>
@@ -2183,7 +2241,7 @@
         </w:tc>
         <w:tc>
           <w:tcPr>
-            <w:tcW w:w="1527" w:type="dxa"/>
+            <w:tcW w:w="1704" w:type="dxa"/>
           </w:tcPr>
           <w:p>
             <w:pPr>
@@ -2309,18 +2367,19 @@
         </w:tblBorders>
       </w:tblPr>
       <w:tblGrid>
-        <w:gridCol w:w="1227"/>
-        <w:gridCol w:w="2398"/>
-        <w:gridCol w:w="2443"/>
-        <w:gridCol w:w="1850"/>
+        <w:gridCol w:w="1370"/>
+        <w:gridCol w:w="2677"/>
+        <w:gridCol w:w="2727"/>
+        <w:gridCol w:w="2064"/>
       </w:tblGrid>
       <w:tr>
         <w:trPr>
           <w:tblHeader w:val="true"/>
-        </w:trPr>
-        <w:tc>
-          <w:tcPr>
-            <w:tcW w:w="1227" w:type="dxa"/>
+          <w:cantSplit/>
+        </w:trPr>
+        <w:tc>
+          <w:tcPr>
+            <w:tcW w:w="1370" w:type="dxa"/>
             <w:shd w:val="clear" w:color="auto" w:fill="D9E2F3"/>
           </w:tcPr>
           <w:p>
@@ -2339,7 +2398,7 @@
         </w:tc>
         <w:tc>
           <w:tcPr>
-            <w:tcW w:w="2398" w:type="dxa"/>
+            <w:tcW w:w="2677" w:type="dxa"/>
             <w:shd w:val="clear" w:color="auto" w:fill="D9E2F3"/>
           </w:tcPr>
           <w:p>
@@ -2358,7 +2417,7 @@
         </w:tc>
         <w:tc>
           <w:tcPr>
-            <w:tcW w:w="2443" w:type="dxa"/>
+            <w:tcW w:w="2727" w:type="dxa"/>
             <w:shd w:val="clear" w:color="auto" w:fill="D9E2F3"/>
           </w:tcPr>
           <w:p>
@@ -2377,7 +2436,7 @@
         </w:tc>
         <w:tc>
           <w:tcPr>
-            <w:tcW w:w="1850" w:type="dxa"/>
+            <w:tcW w:w="2064" w:type="dxa"/>
             <w:shd w:val="clear" w:color="auto" w:fill="D9E2F3"/>
           </w:tcPr>
           <w:p>
@@ -2396,9 +2455,12 @@
         </w:tc>
       </w:tr>
       <w:tr>
-        <w:tc>
-          <w:tcPr>
-            <w:tcW w:w="1227" w:type="dxa"/>
+        <w:trPr>
+          <w:cantSplit/>
+        </w:trPr>
+        <w:tc>
+          <w:tcPr>
+            <w:tcW w:w="1370" w:type="dxa"/>
           </w:tcPr>
           <w:p>
             <w:pPr>
@@ -2415,7 +2477,7 @@
         </w:tc>
         <w:tc>
           <w:tcPr>
-            <w:tcW w:w="2398" w:type="dxa"/>
+            <w:tcW w:w="2677" w:type="dxa"/>
           </w:tcPr>
           <w:p>
             <w:pPr>
@@ -2432,7 +2494,7 @@
         </w:tc>
         <w:tc>
           <w:tcPr>
-            <w:tcW w:w="2443" w:type="dxa"/>
+            <w:tcW w:w="2727" w:type="dxa"/>
           </w:tcPr>
           <w:p>
             <w:pPr>
@@ -2449,7 +2511,7 @@
         </w:tc>
         <w:tc>
           <w:tcPr>
-            <w:tcW w:w="1850" w:type="dxa"/>
+            <w:tcW w:w="2064" w:type="dxa"/>
           </w:tcPr>
           <w:p>
             <w:pPr>
@@ -2466,9 +2528,12 @@
         </w:tc>
       </w:tr>
       <w:tr>
-        <w:tc>
-          <w:tcPr>
-            <w:tcW w:w="1227" w:type="dxa"/>
+        <w:trPr>
+          <w:cantSplit/>
+        </w:trPr>
+        <w:tc>
+          <w:tcPr>
+            <w:tcW w:w="1370" w:type="dxa"/>
           </w:tcPr>
           <w:p>
             <w:pPr>
@@ -2485,7 +2550,7 @@
         </w:tc>
         <w:tc>
           <w:tcPr>
-            <w:tcW w:w="2398" w:type="dxa"/>
+            <w:tcW w:w="2677" w:type="dxa"/>
           </w:tcPr>
           <w:p>
             <w:pPr>
@@ -2502,7 +2567,7 @@
         </w:tc>
         <w:tc>
           <w:tcPr>
-            <w:tcW w:w="2443" w:type="dxa"/>
+            <w:tcW w:w="2727" w:type="dxa"/>
           </w:tcPr>
           <w:p>
             <w:pPr>
@@ -2519,7 +2584,7 @@
         </w:tc>
         <w:tc>
           <w:tcPr>
-            <w:tcW w:w="1850" w:type="dxa"/>
+            <w:tcW w:w="2064" w:type="dxa"/>
           </w:tcPr>
           <w:p>
             <w:pPr>
@@ -2536,9 +2601,12 @@
         </w:tc>
       </w:tr>
       <w:tr>
-        <w:tc>
-          <w:tcPr>
-            <w:tcW w:w="1227" w:type="dxa"/>
+        <w:trPr>
+          <w:cantSplit/>
+        </w:trPr>
+        <w:tc>
+          <w:tcPr>
+            <w:tcW w:w="1370" w:type="dxa"/>
           </w:tcPr>
           <w:p>
             <w:pPr>
@@ -2555,7 +2623,7 @@
         </w:tc>
         <w:tc>
           <w:tcPr>
-            <w:tcW w:w="2398" w:type="dxa"/>
+            <w:tcW w:w="2677" w:type="dxa"/>
           </w:tcPr>
           <w:p>
             <w:pPr>
@@ -2572,7 +2640,7 @@
         </w:tc>
         <w:tc>
           <w:tcPr>
-            <w:tcW w:w="2443" w:type="dxa"/>
+            <w:tcW w:w="2727" w:type="dxa"/>
           </w:tcPr>
           <w:p>
             <w:pPr>
@@ -2589,7 +2657,7 @@
         </w:tc>
         <w:tc>
           <w:tcPr>
-            <w:tcW w:w="1850" w:type="dxa"/>
+            <w:tcW w:w="2064" w:type="dxa"/>
           </w:tcPr>
           <w:p>
             <w:pPr>
@@ -2606,9 +2674,12 @@
         </w:tc>
       </w:tr>
       <w:tr>
-        <w:tc>
-          <w:tcPr>
-            <w:tcW w:w="1227" w:type="dxa"/>
+        <w:trPr>
+          <w:cantSplit/>
+        </w:trPr>
+        <w:tc>
+          <w:tcPr>
+            <w:tcW w:w="1370" w:type="dxa"/>
           </w:tcPr>
           <w:p>
             <w:pPr>
@@ -2625,7 +2696,7 @@
         </w:tc>
         <w:tc>
           <w:tcPr>
-            <w:tcW w:w="2398" w:type="dxa"/>
+            <w:tcW w:w="2677" w:type="dxa"/>
           </w:tcPr>
           <w:p>
             <w:pPr>
@@ -2642,7 +2713,7 @@
         </w:tc>
         <w:tc>
           <w:tcPr>
-            <w:tcW w:w="2443" w:type="dxa"/>
+            <w:tcW w:w="2727" w:type="dxa"/>
           </w:tcPr>
           <w:p>
             <w:pPr>
@@ -2659,7 +2730,7 @@
         </w:tc>
         <w:tc>
           <w:tcPr>
-            <w:tcW w:w="1850" w:type="dxa"/>
+            <w:tcW w:w="2064" w:type="dxa"/>
           </w:tcPr>
           <w:p>
             <w:pPr>
@@ -2676,9 +2747,12 @@
         </w:tc>
       </w:tr>
       <w:tr>
-        <w:tc>
-          <w:tcPr>
-            <w:tcW w:w="1227" w:type="dxa"/>
+        <w:trPr>
+          <w:cantSplit/>
+        </w:trPr>
+        <w:tc>
+          <w:tcPr>
+            <w:tcW w:w="1370" w:type="dxa"/>
           </w:tcPr>
           <w:p>
             <w:pPr>
@@ -2695,7 +2769,7 @@
         </w:tc>
         <w:tc>
           <w:tcPr>
-            <w:tcW w:w="2398" w:type="dxa"/>
+            <w:tcW w:w="2677" w:type="dxa"/>
           </w:tcPr>
           <w:p>
             <w:pPr>
@@ -2712,7 +2786,7 @@
         </w:tc>
         <w:tc>
           <w:tcPr>
-            <w:tcW w:w="2443" w:type="dxa"/>
+            <w:tcW w:w="2727" w:type="dxa"/>
           </w:tcPr>
           <w:p>
             <w:pPr>
@@ -2729,7 +2803,7 @@
         </w:tc>
         <w:tc>
           <w:tcPr>
-            <w:tcW w:w="1850" w:type="dxa"/>
+            <w:tcW w:w="2064" w:type="dxa"/>
           </w:tcPr>
           <w:p>
             <w:pPr>
@@ -2746,9 +2820,12 @@
         </w:tc>
       </w:tr>
       <w:tr>
-        <w:tc>
-          <w:tcPr>
-            <w:tcW w:w="1227" w:type="dxa"/>
+        <w:trPr>
+          <w:cantSplit/>
+        </w:trPr>
+        <w:tc>
+          <w:tcPr>
+            <w:tcW w:w="1370" w:type="dxa"/>
           </w:tcPr>
           <w:p>
             <w:pPr>
@@ -2765,7 +2842,7 @@
         </w:tc>
         <w:tc>
           <w:tcPr>
-            <w:tcW w:w="2398" w:type="dxa"/>
+            <w:tcW w:w="2677" w:type="dxa"/>
           </w:tcPr>
           <w:p>
             <w:pPr>
@@ -2782,7 +2859,7 @@
         </w:tc>
         <w:tc>
           <w:tcPr>
-            <w:tcW w:w="2443" w:type="dxa"/>
+            <w:tcW w:w="2727" w:type="dxa"/>
           </w:tcPr>
           <w:p>
             <w:pPr>
@@ -2799,7 +2876,7 @@
         </w:tc>
         <w:tc>
           <w:tcPr>
-            <w:tcW w:w="1850" w:type="dxa"/>
+            <w:tcW w:w="2064" w:type="dxa"/>
           </w:tcPr>
           <w:p>
             <w:pPr>
@@ -2816,9 +2893,12 @@
         </w:tc>
       </w:tr>
       <w:tr>
-        <w:tc>
-          <w:tcPr>
-            <w:tcW w:w="1227" w:type="dxa"/>
+        <w:trPr>
+          <w:cantSplit/>
+        </w:trPr>
+        <w:tc>
+          <w:tcPr>
+            <w:tcW w:w="1370" w:type="dxa"/>
           </w:tcPr>
           <w:p>
             <w:pPr>
@@ -2835,7 +2915,7 @@
         </w:tc>
         <w:tc>
           <w:tcPr>
-            <w:tcW w:w="2398" w:type="dxa"/>
+            <w:tcW w:w="2677" w:type="dxa"/>
           </w:tcPr>
           <w:p>
             <w:pPr>
@@ -2852,7 +2932,7 @@
         </w:tc>
         <w:tc>
           <w:tcPr>
-            <w:tcW w:w="2443" w:type="dxa"/>
+            <w:tcW w:w="2727" w:type="dxa"/>
           </w:tcPr>
           <w:p>
             <w:pPr>
@@ -2869,7 +2949,7 @@
         </w:tc>
         <w:tc>
           <w:tcPr>
-            <w:tcW w:w="1850" w:type="dxa"/>
+            <w:tcW w:w="2064" w:type="dxa"/>
           </w:tcPr>
           <w:p>
             <w:pPr>
@@ -2939,16 +3019,17 @@
         </w:tblBorders>
       </w:tblPr>
       <w:tblGrid>
-        <w:gridCol w:w="3573"/>
-        <w:gridCol w:w="4346"/>
+        <w:gridCol w:w="3988"/>
+        <w:gridCol w:w="4850"/>
       </w:tblGrid>
       <w:tr>
         <w:trPr>
           <w:tblHeader w:val="true"/>
-        </w:trPr>
-        <w:tc>
-          <w:tcPr>
-            <w:tcW w:w="3573" w:type="dxa"/>
+          <w:cantSplit/>
+        </w:trPr>
+        <w:tc>
+          <w:tcPr>
+            <w:tcW w:w="3988" w:type="dxa"/>
             <w:shd w:val="clear" w:color="auto" w:fill="D9E2F3"/>
           </w:tcPr>
           <w:p>
@@ -2967,7 +3048,7 @@
         </w:tc>
         <w:tc>
           <w:tcPr>
-            <w:tcW w:w="4346" w:type="dxa"/>
+            <w:tcW w:w="4850" w:type="dxa"/>
             <w:shd w:val="clear" w:color="auto" w:fill="D9E2F3"/>
           </w:tcPr>
           <w:p>
@@ -2986,9 +3067,12 @@
         </w:tc>
       </w:tr>
       <w:tr>
-        <w:tc>
-          <w:tcPr>
-            <w:tcW w:w="3573" w:type="dxa"/>
+        <w:trPr>
+          <w:cantSplit/>
+        </w:trPr>
+        <w:tc>
+          <w:tcPr>
+            <w:tcW w:w="3988" w:type="dxa"/>
           </w:tcPr>
           <w:p>
             <w:pPr>
@@ -3005,7 +3089,7 @@
         </w:tc>
         <w:tc>
           <w:tcPr>
-            <w:tcW w:w="4346" w:type="dxa"/>
+            <w:tcW w:w="4850" w:type="dxa"/>
           </w:tcPr>
           <w:p>
             <w:pPr>
@@ -3022,9 +3106,12 @@
         </w:tc>
       </w:tr>
       <w:tr>
-        <w:tc>
-          <w:tcPr>
-            <w:tcW w:w="3573" w:type="dxa"/>
+        <w:trPr>
+          <w:cantSplit/>
+        </w:trPr>
+        <w:tc>
+          <w:tcPr>
+            <w:tcW w:w="3988" w:type="dxa"/>
           </w:tcPr>
           <w:p>
             <w:pPr>
@@ -3041,7 +3128,7 @@
         </w:tc>
         <w:tc>
           <w:tcPr>
-            <w:tcW w:w="4346" w:type="dxa"/>
+            <w:tcW w:w="4850" w:type="dxa"/>
           </w:tcPr>
           <w:p>
             <w:pPr>
@@ -3058,9 +3145,12 @@
         </w:tc>
       </w:tr>
       <w:tr>
-        <w:tc>
-          <w:tcPr>
-            <w:tcW w:w="3573" w:type="dxa"/>
+        <w:trPr>
+          <w:cantSplit/>
+        </w:trPr>
+        <w:tc>
+          <w:tcPr>
+            <w:tcW w:w="3988" w:type="dxa"/>
           </w:tcPr>
           <w:p>
             <w:pPr>
@@ -3077,7 +3167,7 @@
         </w:tc>
         <w:tc>
           <w:tcPr>
-            <w:tcW w:w="4346" w:type="dxa"/>
+            <w:tcW w:w="4850" w:type="dxa"/>
           </w:tcPr>
           <w:p>
             <w:pPr>
@@ -3094,9 +3184,12 @@
         </w:tc>
       </w:tr>
       <w:tr>
-        <w:tc>
-          <w:tcPr>
-            <w:tcW w:w="3573" w:type="dxa"/>
+        <w:trPr>
+          <w:cantSplit/>
+        </w:trPr>
+        <w:tc>
+          <w:tcPr>
+            <w:tcW w:w="3988" w:type="dxa"/>
           </w:tcPr>
           <w:p>
             <w:pPr>
@@ -3113,7 +3206,7 @@
         </w:tc>
         <w:tc>
           <w:tcPr>
-            <w:tcW w:w="4346" w:type="dxa"/>
+            <w:tcW w:w="4850" w:type="dxa"/>
           </w:tcPr>
           <w:p>
             <w:pPr>
@@ -3130,9 +3223,12 @@
         </w:tc>
       </w:tr>
       <w:tr>
-        <w:tc>
-          <w:tcPr>
-            <w:tcW w:w="3573" w:type="dxa"/>
+        <w:trPr>
+          <w:cantSplit/>
+        </w:trPr>
+        <w:tc>
+          <w:tcPr>
+            <w:tcW w:w="3988" w:type="dxa"/>
           </w:tcPr>
           <w:p>
             <w:pPr>
@@ -3149,7 +3245,7 @@
         </w:tc>
         <w:tc>
           <w:tcPr>
-            <w:tcW w:w="4346" w:type="dxa"/>
+            <w:tcW w:w="4850" w:type="dxa"/>
           </w:tcPr>
           <w:p>
             <w:pPr>
@@ -3166,9 +3262,12 @@
         </w:tc>
       </w:tr>
       <w:tr>
-        <w:tc>
-          <w:tcPr>
-            <w:tcW w:w="3573" w:type="dxa"/>
+        <w:trPr>
+          <w:cantSplit/>
+        </w:trPr>
+        <w:tc>
+          <w:tcPr>
+            <w:tcW w:w="3988" w:type="dxa"/>
           </w:tcPr>
           <w:p>
             <w:pPr>
@@ -3185,7 +3284,7 @@
         </w:tc>
         <w:tc>
           <w:tcPr>
-            <w:tcW w:w="4346" w:type="dxa"/>
+            <w:tcW w:w="4850" w:type="dxa"/>
           </w:tcPr>
           <w:p>
             <w:pPr>
@@ -3202,9 +3301,12 @@
         </w:tc>
       </w:tr>
       <w:tr>
-        <w:tc>
-          <w:tcPr>
-            <w:tcW w:w="3573" w:type="dxa"/>
+        <w:trPr>
+          <w:cantSplit/>
+        </w:trPr>
+        <w:tc>
+          <w:tcPr>
+            <w:tcW w:w="3988" w:type="dxa"/>
           </w:tcPr>
           <w:p>
             <w:pPr>
@@ -3221,7 +3323,7 @@
         </w:tc>
         <w:tc>
           <w:tcPr>
-            <w:tcW w:w="4346" w:type="dxa"/>
+            <w:tcW w:w="4850" w:type="dxa"/>
           </w:tcPr>
           <w:p>
             <w:pPr>
@@ -3348,17 +3450,18 @@
         </w:tblBorders>
       </w:tblPr>
       <w:tblGrid>
-        <w:gridCol w:w="2339"/>
-        <w:gridCol w:w="3702"/>
-        <w:gridCol w:w="1878"/>
+        <w:gridCol w:w="2610"/>
+        <w:gridCol w:w="4132"/>
+        <w:gridCol w:w="2096"/>
       </w:tblGrid>
       <w:tr>
         <w:trPr>
           <w:tblHeader w:val="true"/>
-        </w:trPr>
-        <w:tc>
-          <w:tcPr>
-            <w:tcW w:w="2339" w:type="dxa"/>
+          <w:cantSplit/>
+        </w:trPr>
+        <w:tc>
+          <w:tcPr>
+            <w:tcW w:w="2610" w:type="dxa"/>
             <w:shd w:val="clear" w:color="auto" w:fill="D9E2F3"/>
           </w:tcPr>
           <w:p>
@@ -3377,7 +3480,7 @@
         </w:tc>
         <w:tc>
           <w:tcPr>
-            <w:tcW w:w="3702" w:type="dxa"/>
+            <w:tcW w:w="4132" w:type="dxa"/>
             <w:shd w:val="clear" w:color="auto" w:fill="D9E2F3"/>
           </w:tcPr>
           <w:p>
@@ -3396,7 +3499,7 @@
         </w:tc>
         <w:tc>
           <w:tcPr>
-            <w:tcW w:w="1878" w:type="dxa"/>
+            <w:tcW w:w="2096" w:type="dxa"/>
             <w:shd w:val="clear" w:color="auto" w:fill="D9E2F3"/>
           </w:tcPr>
           <w:p>
@@ -3415,9 +3518,12 @@
         </w:tc>
       </w:tr>
       <w:tr>
-        <w:tc>
-          <w:tcPr>
-            <w:tcW w:w="2339" w:type="dxa"/>
+        <w:trPr>
+          <w:cantSplit/>
+        </w:trPr>
+        <w:tc>
+          <w:tcPr>
+            <w:tcW w:w="2610" w:type="dxa"/>
           </w:tcPr>
           <w:p>
             <w:pPr>
@@ -3434,7 +3540,7 @@
         </w:tc>
         <w:tc>
           <w:tcPr>
-            <w:tcW w:w="3702" w:type="dxa"/>
+            <w:tcW w:w="4132" w:type="dxa"/>
           </w:tcPr>
           <w:p>
             <w:pPr>
@@ -3451,7 +3557,7 @@
         </w:tc>
         <w:tc>
           <w:tcPr>
-            <w:tcW w:w="1878" w:type="dxa"/>
+            <w:tcW w:w="2096" w:type="dxa"/>
           </w:tcPr>
           <w:p>
             <w:pPr>
@@ -3468,9 +3574,12 @@
         </w:tc>
       </w:tr>
       <w:tr>
-        <w:tc>
-          <w:tcPr>
-            <w:tcW w:w="2339" w:type="dxa"/>
+        <w:trPr>
+          <w:cantSplit/>
+        </w:trPr>
+        <w:tc>
+          <w:tcPr>
+            <w:tcW w:w="2610" w:type="dxa"/>
           </w:tcPr>
           <w:p>
             <w:pPr>
@@ -3488,7 +3597,7 @@
         </w:tc>
         <w:tc>
           <w:tcPr>
-            <w:tcW w:w="3702" w:type="dxa"/>
+            <w:tcW w:w="4132" w:type="dxa"/>
           </w:tcPr>
           <w:p>
             <w:pPr>
@@ -3505,7 +3614,7 @@
         </w:tc>
         <w:tc>
           <w:tcPr>
-            <w:tcW w:w="1878" w:type="dxa"/>
+            <w:tcW w:w="2096" w:type="dxa"/>
           </w:tcPr>
           <w:p>
             <w:pPr>
@@ -3522,9 +3631,12 @@
         </w:tc>
       </w:tr>
       <w:tr>
-        <w:tc>
-          <w:tcPr>
-            <w:tcW w:w="2339" w:type="dxa"/>
+        <w:trPr>
+          <w:cantSplit/>
+        </w:trPr>
+        <w:tc>
+          <w:tcPr>
+            <w:tcW w:w="2610" w:type="dxa"/>
           </w:tcPr>
           <w:p>
             <w:pPr>
@@ -3542,7 +3654,7 @@
         </w:tc>
         <w:tc>
           <w:tcPr>
-            <w:tcW w:w="3702" w:type="dxa"/>
+            <w:tcW w:w="4132" w:type="dxa"/>
           </w:tcPr>
           <w:p>
             <w:pPr>
@@ -3559,7 +3671,7 @@
         </w:tc>
         <w:tc>
           <w:tcPr>
-            <w:tcW w:w="1878" w:type="dxa"/>
+            <w:tcW w:w="2096" w:type="dxa"/>
           </w:tcPr>
           <w:p>
             <w:pPr>
@@ -3576,9 +3688,12 @@
         </w:tc>
       </w:tr>
       <w:tr>
-        <w:tc>
-          <w:tcPr>
-            <w:tcW w:w="2339" w:type="dxa"/>
+        <w:trPr>
+          <w:cantSplit/>
+        </w:trPr>
+        <w:tc>
+          <w:tcPr>
+            <w:tcW w:w="2610" w:type="dxa"/>
           </w:tcPr>
           <w:p>
             <w:pPr>
@@ -3595,7 +3710,7 @@
         </w:tc>
         <w:tc>
           <w:tcPr>
-            <w:tcW w:w="3702" w:type="dxa"/>
+            <w:tcW w:w="4132" w:type="dxa"/>
           </w:tcPr>
           <w:p>
             <w:pPr>
@@ -3612,7 +3727,7 @@
         </w:tc>
         <w:tc>
           <w:tcPr>
-            <w:tcW w:w="1878" w:type="dxa"/>
+            <w:tcW w:w="2096" w:type="dxa"/>
           </w:tcPr>
           <w:p>
             <w:pPr>
@@ -3887,16 +4002,17 @@
         </w:tblBorders>
       </w:tblPr>
       <w:tblGrid>
-        <w:gridCol w:w="3120"/>
-        <w:gridCol w:w="4799"/>
+        <w:gridCol w:w="3482"/>
+        <w:gridCol w:w="5356"/>
       </w:tblGrid>
       <w:tr>
         <w:trPr>
           <w:tblHeader w:val="true"/>
-        </w:trPr>
-        <w:tc>
-          <w:tcPr>
-            <w:tcW w:w="3120" w:type="dxa"/>
+          <w:cantSplit/>
+        </w:trPr>
+        <w:tc>
+          <w:tcPr>
+            <w:tcW w:w="3482" w:type="dxa"/>
             <w:shd w:val="clear" w:color="auto" w:fill="D9E2F3"/>
           </w:tcPr>
           <w:p>
@@ -3915,7 +4031,7 @@
         </w:tc>
         <w:tc>
           <w:tcPr>
-            <w:tcW w:w="4799" w:type="dxa"/>
+            <w:tcW w:w="5356" w:type="dxa"/>
             <w:shd w:val="clear" w:color="auto" w:fill="D9E2F3"/>
           </w:tcPr>
           <w:p>
@@ -3934,9 +4050,12 @@
         </w:tc>
       </w:tr>
       <w:tr>
-        <w:tc>
-          <w:tcPr>
-            <w:tcW w:w="3120" w:type="dxa"/>
+        <w:trPr>
+          <w:cantSplit/>
+        </w:trPr>
+        <w:tc>
+          <w:tcPr>
+            <w:tcW w:w="3482" w:type="dxa"/>
           </w:tcPr>
           <w:p>
             <w:pPr>
@@ -3953,7 +4072,7 @@
         </w:tc>
         <w:tc>
           <w:tcPr>
-            <w:tcW w:w="4799" w:type="dxa"/>
+            <w:tcW w:w="5356" w:type="dxa"/>
           </w:tcPr>
           <w:p>
             <w:pPr>
@@ -3995,9 +4114,12 @@
         </w:tc>
       </w:tr>
       <w:tr>
-        <w:tc>
-          <w:tcPr>
-            <w:tcW w:w="3120" w:type="dxa"/>
+        <w:trPr>
+          <w:cantSplit/>
+        </w:trPr>
+        <w:tc>
+          <w:tcPr>
+            <w:tcW w:w="3482" w:type="dxa"/>
           </w:tcPr>
           <w:p>
             <w:pPr>
@@ -4014,7 +4136,7 @@
         </w:tc>
         <w:tc>
           <w:tcPr>
-            <w:tcW w:w="4799" w:type="dxa"/>
+            <w:tcW w:w="5356" w:type="dxa"/>
           </w:tcPr>
           <w:p>
             <w:pPr>
@@ -4031,9 +4153,12 @@
         </w:tc>
       </w:tr>
       <w:tr>
-        <w:tc>
-          <w:tcPr>
-            <w:tcW w:w="3120" w:type="dxa"/>
+        <w:trPr>
+          <w:cantSplit/>
+        </w:trPr>
+        <w:tc>
+          <w:tcPr>
+            <w:tcW w:w="3482" w:type="dxa"/>
           </w:tcPr>
           <w:p>
             <w:pPr>
@@ -4050,7 +4175,7 @@
         </w:tc>
         <w:tc>
           <w:tcPr>
-            <w:tcW w:w="4799" w:type="dxa"/>
+            <w:tcW w:w="5356" w:type="dxa"/>
           </w:tcPr>
           <w:p>
             <w:pPr>
@@ -4067,9 +4192,12 @@
         </w:tc>
       </w:tr>
       <w:tr>
-        <w:tc>
-          <w:tcPr>
-            <w:tcW w:w="3120" w:type="dxa"/>
+        <w:trPr>
+          <w:cantSplit/>
+        </w:trPr>
+        <w:tc>
+          <w:tcPr>
+            <w:tcW w:w="3482" w:type="dxa"/>
           </w:tcPr>
           <w:p>
             <w:pPr>
@@ -4086,7 +4214,7 @@
         </w:tc>
         <w:tc>
           <w:tcPr>
-            <w:tcW w:w="4799" w:type="dxa"/>
+            <w:tcW w:w="5356" w:type="dxa"/>
           </w:tcPr>
           <w:p>
             <w:pPr>
@@ -4103,9 +4231,12 @@
         </w:tc>
       </w:tr>
       <w:tr>
-        <w:tc>
-          <w:tcPr>
-            <w:tcW w:w="3120" w:type="dxa"/>
+        <w:trPr>
+          <w:cantSplit/>
+        </w:trPr>
+        <w:tc>
+          <w:tcPr>
+            <w:tcW w:w="3482" w:type="dxa"/>
           </w:tcPr>
           <w:p>
             <w:pPr>
@@ -4122,7 +4253,7 @@
         </w:tc>
         <w:tc>
           <w:tcPr>
-            <w:tcW w:w="4799" w:type="dxa"/>
+            <w:tcW w:w="5356" w:type="dxa"/>
           </w:tcPr>
           <w:p>
             <w:pPr>
@@ -4165,17 +4296,18 @@
         </w:tblBorders>
       </w:tblPr>
       <w:tblGrid>
-        <w:gridCol w:w="2353"/>
-        <w:gridCol w:w="3550"/>
-        <w:gridCol w:w="2015"/>
+        <w:gridCol w:w="2626"/>
+        <w:gridCol w:w="3962"/>
+        <w:gridCol w:w="2250"/>
       </w:tblGrid>
       <w:tr>
         <w:trPr>
           <w:tblHeader w:val="true"/>
-        </w:trPr>
-        <w:tc>
-          <w:tcPr>
-            <w:tcW w:w="2353" w:type="dxa"/>
+          <w:cantSplit/>
+        </w:trPr>
+        <w:tc>
+          <w:tcPr>
+            <w:tcW w:w="2626" w:type="dxa"/>
             <w:shd w:val="clear" w:color="auto" w:fill="D9E2F3"/>
           </w:tcPr>
           <w:p>
@@ -4194,7 +4326,7 @@
         </w:tc>
         <w:tc>
           <w:tcPr>
-            <w:tcW w:w="3550" w:type="dxa"/>
+            <w:tcW w:w="3962" w:type="dxa"/>
             <w:shd w:val="clear" w:color="auto" w:fill="D9E2F3"/>
           </w:tcPr>
           <w:p>
@@ -4213,7 +4345,7 @@
         </w:tc>
         <w:tc>
           <w:tcPr>
-            <w:tcW w:w="2015" w:type="dxa"/>
+            <w:tcW w:w="2250" w:type="dxa"/>
             <w:shd w:val="clear" w:color="auto" w:fill="D9E2F3"/>
           </w:tcPr>
           <w:p>
@@ -4232,9 +4364,12 @@
         </w:tc>
       </w:tr>
       <w:tr>
-        <w:tc>
-          <w:tcPr>
-            <w:tcW w:w="2353" w:type="dxa"/>
+        <w:trPr>
+          <w:cantSplit/>
+        </w:trPr>
+        <w:tc>
+          <w:tcPr>
+            <w:tcW w:w="2626" w:type="dxa"/>
           </w:tcPr>
           <w:p>
             <w:pPr>
@@ -4251,7 +4386,7 @@
         </w:tc>
         <w:tc>
           <w:tcPr>
-            <w:tcW w:w="3550" w:type="dxa"/>
+            <w:tcW w:w="3962" w:type="dxa"/>
           </w:tcPr>
           <w:p>
             <w:pPr>
@@ -4268,7 +4403,7 @@
         </w:tc>
         <w:tc>
           <w:tcPr>
-            <w:tcW w:w="2015" w:type="dxa"/>
+            <w:tcW w:w="2250" w:type="dxa"/>
           </w:tcPr>
           <w:p>
             <w:pPr>
@@ -4285,9 +4420,12 @@
         </w:tc>
       </w:tr>
       <w:tr>
-        <w:tc>
-          <w:tcPr>
-            <w:tcW w:w="2353" w:type="dxa"/>
+        <w:trPr>
+          <w:cantSplit/>
+        </w:trPr>
+        <w:tc>
+          <w:tcPr>
+            <w:tcW w:w="2626" w:type="dxa"/>
           </w:tcPr>
           <w:p>
             <w:pPr>
@@ -4304,7 +4442,7 @@
         </w:tc>
         <w:tc>
           <w:tcPr>
-            <w:tcW w:w="3550" w:type="dxa"/>
+            <w:tcW w:w="3962" w:type="dxa"/>
           </w:tcPr>
           <w:p>
             <w:pPr>
@@ -4321,7 +4459,7 @@
         </w:tc>
         <w:tc>
           <w:tcPr>
-            <w:tcW w:w="2015" w:type="dxa"/>
+            <w:tcW w:w="2250" w:type="dxa"/>
           </w:tcPr>
           <w:p>
             <w:pPr>
@@ -4338,9 +4476,12 @@
         </w:tc>
       </w:tr>
       <w:tr>
-        <w:tc>
-          <w:tcPr>
-            <w:tcW w:w="2353" w:type="dxa"/>
+        <w:trPr>
+          <w:cantSplit/>
+        </w:trPr>
+        <w:tc>
+          <w:tcPr>
+            <w:tcW w:w="2626" w:type="dxa"/>
           </w:tcPr>
           <w:p>
             <w:pPr>
@@ -4357,7 +4498,7 @@
         </w:tc>
         <w:tc>
           <w:tcPr>
-            <w:tcW w:w="3550" w:type="dxa"/>
+            <w:tcW w:w="3962" w:type="dxa"/>
           </w:tcPr>
           <w:p>
             <w:pPr>
@@ -4374,7 +4515,7 @@
         </w:tc>
         <w:tc>
           <w:tcPr>
-            <w:tcW w:w="2015" w:type="dxa"/>
+            <w:tcW w:w="2250" w:type="dxa"/>
           </w:tcPr>
           <w:p>
             <w:pPr>
@@ -4391,9 +4532,12 @@
         </w:tc>
       </w:tr>
       <w:tr>
-        <w:tc>
-          <w:tcPr>
-            <w:tcW w:w="2353" w:type="dxa"/>
+        <w:trPr>
+          <w:cantSplit/>
+        </w:trPr>
+        <w:tc>
+          <w:tcPr>
+            <w:tcW w:w="2626" w:type="dxa"/>
           </w:tcPr>
           <w:p>
             <w:pPr>
@@ -4410,7 +4554,7 @@
         </w:tc>
         <w:tc>
           <w:tcPr>
-            <w:tcW w:w="3550" w:type="dxa"/>
+            <w:tcW w:w="3962" w:type="dxa"/>
           </w:tcPr>
           <w:p>
             <w:pPr>
@@ -4427,7 +4571,7 @@
         </w:tc>
         <w:tc>
           <w:tcPr>
-            <w:tcW w:w="2015" w:type="dxa"/>
+            <w:tcW w:w="2250" w:type="dxa"/>
           </w:tcPr>
           <w:p>
             <w:pPr>
@@ -4444,9 +4588,12 @@
         </w:tc>
       </w:tr>
       <w:tr>
-        <w:tc>
-          <w:tcPr>
-            <w:tcW w:w="2353" w:type="dxa"/>
+        <w:trPr>
+          <w:cantSplit/>
+        </w:trPr>
+        <w:tc>
+          <w:tcPr>
+            <w:tcW w:w="2626" w:type="dxa"/>
           </w:tcPr>
           <w:p>
             <w:pPr>
@@ -4463,7 +4610,7 @@
         </w:tc>
         <w:tc>
           <w:tcPr>
-            <w:tcW w:w="3550" w:type="dxa"/>
+            <w:tcW w:w="3962" w:type="dxa"/>
           </w:tcPr>
           <w:p>
             <w:pPr>
@@ -4480,7 +4627,7 @@
         </w:tc>
         <w:tc>
           <w:tcPr>
-            <w:tcW w:w="2015" w:type="dxa"/>
+            <w:tcW w:w="2250" w:type="dxa"/>
           </w:tcPr>
           <w:p>
             <w:pPr>
@@ -4497,9 +4644,12 @@
         </w:tc>
       </w:tr>
       <w:tr>
-        <w:tc>
-          <w:tcPr>
-            <w:tcW w:w="2353" w:type="dxa"/>
+        <w:trPr>
+          <w:cantSplit/>
+        </w:trPr>
+        <w:tc>
+          <w:tcPr>
+            <w:tcW w:w="2626" w:type="dxa"/>
           </w:tcPr>
           <w:p>
             <w:pPr>
@@ -4516,7 +4666,7 @@
         </w:tc>
         <w:tc>
           <w:tcPr>
-            <w:tcW w:w="3550" w:type="dxa"/>
+            <w:tcW w:w="3962" w:type="dxa"/>
           </w:tcPr>
           <w:p>
             <w:pPr>
@@ -4533,7 +4683,7 @@
         </w:tc>
         <w:tc>
           <w:tcPr>
-            <w:tcW w:w="2015" w:type="dxa"/>
+            <w:tcW w:w="2250" w:type="dxa"/>
           </w:tcPr>
           <w:p>
             <w:pPr>
@@ -4550,9 +4700,12 @@
         </w:tc>
       </w:tr>
       <w:tr>
-        <w:tc>
-          <w:tcPr>
-            <w:tcW w:w="2353" w:type="dxa"/>
+        <w:trPr>
+          <w:cantSplit/>
+        </w:trPr>
+        <w:tc>
+          <w:tcPr>
+            <w:tcW w:w="2626" w:type="dxa"/>
           </w:tcPr>
           <w:p>
             <w:pPr>
@@ -4569,7 +4722,7 @@
         </w:tc>
         <w:tc>
           <w:tcPr>
-            <w:tcW w:w="3550" w:type="dxa"/>
+            <w:tcW w:w="3962" w:type="dxa"/>
           </w:tcPr>
           <w:p>
             <w:pPr>
@@ -4586,7 +4739,7 @@
         </w:tc>
         <w:tc>
           <w:tcPr>
-            <w:tcW w:w="2015" w:type="dxa"/>
+            <w:tcW w:w="2250" w:type="dxa"/>
           </w:tcPr>
           <w:p>
             <w:pPr>
@@ -4747,17 +4900,18 @@
         </w:tblBorders>
       </w:tblPr>
       <w:tblGrid>
-        <w:gridCol w:w="2198"/>
-        <w:gridCol w:w="3601"/>
-        <w:gridCol w:w="2119"/>
+        <w:gridCol w:w="2453"/>
+        <w:gridCol w:w="4019"/>
+        <w:gridCol w:w="2366"/>
       </w:tblGrid>
       <w:tr>
         <w:trPr>
           <w:tblHeader w:val="true"/>
-        </w:trPr>
-        <w:tc>
-          <w:tcPr>
-            <w:tcW w:w="2198" w:type="dxa"/>
+          <w:cantSplit/>
+        </w:trPr>
+        <w:tc>
+          <w:tcPr>
+            <w:tcW w:w="2453" w:type="dxa"/>
             <w:shd w:val="clear" w:color="auto" w:fill="D9E2F3"/>
           </w:tcPr>
           <w:p>
@@ -4776,7 +4930,7 @@
         </w:tc>
         <w:tc>
           <w:tcPr>
-            <w:tcW w:w="3601" w:type="dxa"/>
+            <w:tcW w:w="4019" w:type="dxa"/>
             <w:shd w:val="clear" w:color="auto" w:fill="D9E2F3"/>
           </w:tcPr>
           <w:p>
@@ -4795,7 +4949,7 @@
         </w:tc>
         <w:tc>
           <w:tcPr>
-            <w:tcW w:w="2119" w:type="dxa"/>
+            <w:tcW w:w="2366" w:type="dxa"/>
             <w:shd w:val="clear" w:color="auto" w:fill="D9E2F3"/>
           </w:tcPr>
           <w:p>
@@ -4814,9 +4968,12 @@
         </w:tc>
       </w:tr>
       <w:tr>
-        <w:tc>
-          <w:tcPr>
-            <w:tcW w:w="2198" w:type="dxa"/>
+        <w:trPr>
+          <w:cantSplit/>
+        </w:trPr>
+        <w:tc>
+          <w:tcPr>
+            <w:tcW w:w="2453" w:type="dxa"/>
           </w:tcPr>
           <w:p>
             <w:pPr>
@@ -4833,7 +4990,7 @@
         </w:tc>
         <w:tc>
           <w:tcPr>
-            <w:tcW w:w="3601" w:type="dxa"/>
+            <w:tcW w:w="4019" w:type="dxa"/>
           </w:tcPr>
           <w:p>
             <w:pPr>
@@ -4850,7 +5007,7 @@
         </w:tc>
         <w:tc>
           <w:tcPr>
-            <w:tcW w:w="2119" w:type="dxa"/>
+            <w:tcW w:w="2366" w:type="dxa"/>
           </w:tcPr>
           <w:p>
             <w:pPr>
@@ -4867,9 +5024,12 @@
         </w:tc>
       </w:tr>
       <w:tr>
-        <w:tc>
-          <w:tcPr>
-            <w:tcW w:w="2198" w:type="dxa"/>
+        <w:trPr>
+          <w:cantSplit/>
+        </w:trPr>
+        <w:tc>
+          <w:tcPr>
+            <w:tcW w:w="2453" w:type="dxa"/>
           </w:tcPr>
           <w:p>
             <w:pPr>
@@ -4886,7 +5046,7 @@
         </w:tc>
         <w:tc>
           <w:tcPr>
-            <w:tcW w:w="3601" w:type="dxa"/>
+            <w:tcW w:w="4019" w:type="dxa"/>
           </w:tcPr>
           <w:p>
             <w:pPr>
@@ -4903,7 +5063,7 @@
         </w:tc>
         <w:tc>
           <w:tcPr>
-            <w:tcW w:w="2119" w:type="dxa"/>
+            <w:tcW w:w="2366" w:type="dxa"/>
           </w:tcPr>
           <w:p>
             <w:pPr>
@@ -4920,9 +5080,12 @@
         </w:tc>
       </w:tr>
       <w:tr>
-        <w:tc>
-          <w:tcPr>
-            <w:tcW w:w="2198" w:type="dxa"/>
+        <w:trPr>
+          <w:cantSplit/>
+        </w:trPr>
+        <w:tc>
+          <w:tcPr>
+            <w:tcW w:w="2453" w:type="dxa"/>
           </w:tcPr>
           <w:p>
             <w:pPr>
@@ -4939,7 +5102,7 @@
         </w:tc>
         <w:tc>
           <w:tcPr>
-            <w:tcW w:w="3601" w:type="dxa"/>
+            <w:tcW w:w="4019" w:type="dxa"/>
           </w:tcPr>
           <w:p>
             <w:pPr>
@@ -4956,7 +5119,7 @@
         </w:tc>
         <w:tc>
           <w:tcPr>
-            <w:tcW w:w="2119" w:type="dxa"/>
+            <w:tcW w:w="2366" w:type="dxa"/>
           </w:tcPr>
           <w:p>
             <w:pPr>
@@ -4973,9 +5136,12 @@
         </w:tc>
       </w:tr>
       <w:tr>
-        <w:tc>
-          <w:tcPr>
-            <w:tcW w:w="2198" w:type="dxa"/>
+        <w:trPr>
+          <w:cantSplit/>
+        </w:trPr>
+        <w:tc>
+          <w:tcPr>
+            <w:tcW w:w="2453" w:type="dxa"/>
           </w:tcPr>
           <w:p>
             <w:pPr>
@@ -4992,7 +5158,7 @@
         </w:tc>
         <w:tc>
           <w:tcPr>
-            <w:tcW w:w="3601" w:type="dxa"/>
+            <w:tcW w:w="4019" w:type="dxa"/>
           </w:tcPr>
           <w:p>
             <w:pPr>
@@ -5009,7 +5175,7 @@
         </w:tc>
         <w:tc>
           <w:tcPr>
-            <w:tcW w:w="2119" w:type="dxa"/>
+            <w:tcW w:w="2366" w:type="dxa"/>
           </w:tcPr>
           <w:p>
             <w:pPr>
@@ -5026,9 +5192,12 @@
         </w:tc>
       </w:tr>
       <w:tr>
-        <w:tc>
-          <w:tcPr>
-            <w:tcW w:w="2198" w:type="dxa"/>
+        <w:trPr>
+          <w:cantSplit/>
+        </w:trPr>
+        <w:tc>
+          <w:tcPr>
+            <w:tcW w:w="2453" w:type="dxa"/>
           </w:tcPr>
           <w:p>
             <w:pPr>
@@ -5045,7 +5214,7 @@
         </w:tc>
         <w:tc>
           <w:tcPr>
-            <w:tcW w:w="3601" w:type="dxa"/>
+            <w:tcW w:w="4019" w:type="dxa"/>
           </w:tcPr>
           <w:p>
             <w:pPr>
@@ -5062,7 +5231,7 @@
         </w:tc>
         <w:tc>
           <w:tcPr>
-            <w:tcW w:w="2119" w:type="dxa"/>
+            <w:tcW w:w="2366" w:type="dxa"/>
           </w:tcPr>
           <w:p>
             <w:pPr>
@@ -5079,9 +5248,12 @@
         </w:tc>
       </w:tr>
       <w:tr>
-        <w:tc>
-          <w:tcPr>
-            <w:tcW w:w="2198" w:type="dxa"/>
+        <w:trPr>
+          <w:cantSplit/>
+        </w:trPr>
+        <w:tc>
+          <w:tcPr>
+            <w:tcW w:w="2453" w:type="dxa"/>
           </w:tcPr>
           <w:p>
             <w:pPr>
@@ -5098,7 +5270,7 @@
         </w:tc>
         <w:tc>
           <w:tcPr>
-            <w:tcW w:w="3601" w:type="dxa"/>
+            <w:tcW w:w="4019" w:type="dxa"/>
           </w:tcPr>
           <w:p>
             <w:pPr>
@@ -5115,7 +5287,7 @@
         </w:tc>
         <w:tc>
           <w:tcPr>
-            <w:tcW w:w="2119" w:type="dxa"/>
+            <w:tcW w:w="2366" w:type="dxa"/>
           </w:tcPr>
           <w:p>
             <w:pPr>
@@ -5132,9 +5304,12 @@
         </w:tc>
       </w:tr>
       <w:tr>
-        <w:tc>
-          <w:tcPr>
-            <w:tcW w:w="2198" w:type="dxa"/>
+        <w:trPr>
+          <w:cantSplit/>
+        </w:trPr>
+        <w:tc>
+          <w:tcPr>
+            <w:tcW w:w="2453" w:type="dxa"/>
           </w:tcPr>
           <w:p>
             <w:pPr>
@@ -5151,7 +5326,7 @@
         </w:tc>
         <w:tc>
           <w:tcPr>
-            <w:tcW w:w="3601" w:type="dxa"/>
+            <w:tcW w:w="4019" w:type="dxa"/>
           </w:tcPr>
           <w:p>
             <w:pPr>
@@ -5168,7 +5343,7 @@
         </w:tc>
         <w:tc>
           <w:tcPr>
-            <w:tcW w:w="2119" w:type="dxa"/>
+            <w:tcW w:w="2366" w:type="dxa"/>
           </w:tcPr>
           <w:p>
             <w:pPr>
@@ -5185,9 +5360,12 @@
         </w:tc>
       </w:tr>
       <w:tr>
-        <w:tc>
-          <w:tcPr>
-            <w:tcW w:w="2198" w:type="dxa"/>
+        <w:trPr>
+          <w:cantSplit/>
+        </w:trPr>
+        <w:tc>
+          <w:tcPr>
+            <w:tcW w:w="2453" w:type="dxa"/>
           </w:tcPr>
           <w:p>
             <w:pPr>
@@ -5204,7 +5382,7 @@
         </w:tc>
         <w:tc>
           <w:tcPr>
-            <w:tcW w:w="3601" w:type="dxa"/>
+            <w:tcW w:w="4019" w:type="dxa"/>
           </w:tcPr>
           <w:p>
             <w:pPr>
@@ -5221,7 +5399,7 @@
         </w:tc>
         <w:tc>
           <w:tcPr>
-            <w:tcW w:w="2119" w:type="dxa"/>
+            <w:tcW w:w="2366" w:type="dxa"/>
           </w:tcPr>
           <w:p>
             <w:pPr>
@@ -5288,17 +5466,18 @@
         </w:tblBorders>
       </w:tblPr>
       <w:tblGrid>
-        <w:gridCol w:w="3908"/>
-        <w:gridCol w:w="1911"/>
-        <w:gridCol w:w="2099"/>
+        <w:gridCol w:w="4362"/>
+        <w:gridCol w:w="2133"/>
+        <w:gridCol w:w="2343"/>
       </w:tblGrid>
       <w:tr>
         <w:trPr>
           <w:tblHeader w:val="true"/>
-        </w:trPr>
-        <w:tc>
-          <w:tcPr>
-            <w:tcW w:w="3908" w:type="dxa"/>
+          <w:cantSplit/>
+        </w:trPr>
+        <w:tc>
+          <w:tcPr>
+            <w:tcW w:w="4362" w:type="dxa"/>
             <w:shd w:val="clear" w:color="auto" w:fill="D9E2F3"/>
           </w:tcPr>
           <w:p>
@@ -5317,7 +5496,7 @@
         </w:tc>
         <w:tc>
           <w:tcPr>
-            <w:tcW w:w="1911" w:type="dxa"/>
+            <w:tcW w:w="2133" w:type="dxa"/>
             <w:shd w:val="clear" w:color="auto" w:fill="D9E2F3"/>
           </w:tcPr>
           <w:p>
@@ -5336,7 +5515,7 @@
         </w:tc>
         <w:tc>
           <w:tcPr>
-            <w:tcW w:w="2099" w:type="dxa"/>
+            <w:tcW w:w="2343" w:type="dxa"/>
             <w:shd w:val="clear" w:color="auto" w:fill="D9E2F3"/>
           </w:tcPr>
           <w:p>
@@ -5355,9 +5534,12 @@
         </w:tc>
       </w:tr>
       <w:tr>
-        <w:tc>
-          <w:tcPr>
-            <w:tcW w:w="3908" w:type="dxa"/>
+        <w:trPr>
+          <w:cantSplit/>
+        </w:trPr>
+        <w:tc>
+          <w:tcPr>
+            <w:tcW w:w="4362" w:type="dxa"/>
           </w:tcPr>
           <w:p>
             <w:pPr>
@@ -5374,7 +5556,7 @@
         </w:tc>
         <w:tc>
           <w:tcPr>
-            <w:tcW w:w="1911" w:type="dxa"/>
+            <w:tcW w:w="2133" w:type="dxa"/>
           </w:tcPr>
           <w:p>
             <w:pPr>
@@ -5391,7 +5573,7 @@
         </w:tc>
         <w:tc>
           <w:tcPr>
-            <w:tcW w:w="2099" w:type="dxa"/>
+            <w:tcW w:w="2343" w:type="dxa"/>
           </w:tcPr>
           <w:p>
             <w:pPr>
@@ -5408,9 +5590,12 @@
         </w:tc>
       </w:tr>
       <w:tr>
-        <w:tc>
-          <w:tcPr>
-            <w:tcW w:w="3908" w:type="dxa"/>
+        <w:trPr>
+          <w:cantSplit/>
+        </w:trPr>
+        <w:tc>
+          <w:tcPr>
+            <w:tcW w:w="4362" w:type="dxa"/>
           </w:tcPr>
           <w:p>
             <w:pPr>
@@ -5427,7 +5612,7 @@
         </w:tc>
         <w:tc>
           <w:tcPr>
-            <w:tcW w:w="1911" w:type="dxa"/>
+            <w:tcW w:w="2133" w:type="dxa"/>
           </w:tcPr>
           <w:p>
             <w:pPr>
@@ -5444,7 +5629,7 @@
         </w:tc>
         <w:tc>
           <w:tcPr>
-            <w:tcW w:w="2099" w:type="dxa"/>
+            <w:tcW w:w="2343" w:type="dxa"/>
           </w:tcPr>
           <w:p>
             <w:pPr>
@@ -5461,9 +5646,12 @@
         </w:tc>
       </w:tr>
       <w:tr>
-        <w:tc>
-          <w:tcPr>
-            <w:tcW w:w="3908" w:type="dxa"/>
+        <w:trPr>
+          <w:cantSplit/>
+        </w:trPr>
+        <w:tc>
+          <w:tcPr>
+            <w:tcW w:w="4362" w:type="dxa"/>
           </w:tcPr>
           <w:p>
             <w:pPr>
@@ -5480,7 +5668,7 @@
         </w:tc>
         <w:tc>
           <w:tcPr>
-            <w:tcW w:w="1911" w:type="dxa"/>
+            <w:tcW w:w="2133" w:type="dxa"/>
           </w:tcPr>
           <w:p>
             <w:pPr>
@@ -5497,7 +5685,7 @@
         </w:tc>
         <w:tc>
           <w:tcPr>
-            <w:tcW w:w="2099" w:type="dxa"/>
+            <w:tcW w:w="2343" w:type="dxa"/>
           </w:tcPr>
           <w:p>
             <w:pPr>
@@ -5514,9 +5702,12 @@
         </w:tc>
       </w:tr>
       <w:tr>
-        <w:tc>
-          <w:tcPr>
-            <w:tcW w:w="3908" w:type="dxa"/>
+        <w:trPr>
+          <w:cantSplit/>
+        </w:trPr>
+        <w:tc>
+          <w:tcPr>
+            <w:tcW w:w="4362" w:type="dxa"/>
           </w:tcPr>
           <w:p>
             <w:pPr>
@@ -5533,7 +5724,7 @@
         </w:tc>
         <w:tc>
           <w:tcPr>
-            <w:tcW w:w="1911" w:type="dxa"/>
+            <w:tcW w:w="2133" w:type="dxa"/>
           </w:tcPr>
           <w:p>
             <w:pPr>
@@ -5550,7 +5741,7 @@
         </w:tc>
         <w:tc>
           <w:tcPr>
-            <w:tcW w:w="2099" w:type="dxa"/>
+            <w:tcW w:w="2343" w:type="dxa"/>
           </w:tcPr>
           <w:p>
             <w:pPr>
@@ -5567,9 +5758,12 @@
         </w:tc>
       </w:tr>
       <w:tr>
-        <w:tc>
-          <w:tcPr>
-            <w:tcW w:w="3908" w:type="dxa"/>
+        <w:trPr>
+          <w:cantSplit/>
+        </w:trPr>
+        <w:tc>
+          <w:tcPr>
+            <w:tcW w:w="4362" w:type="dxa"/>
           </w:tcPr>
           <w:p>
             <w:pPr>
@@ -5586,7 +5780,7 @@
         </w:tc>
         <w:tc>
           <w:tcPr>
-            <w:tcW w:w="1911" w:type="dxa"/>
+            <w:tcW w:w="2133" w:type="dxa"/>
           </w:tcPr>
           <w:p>
             <w:pPr>
@@ -5603,7 +5797,7 @@
         </w:tc>
         <w:tc>
           <w:tcPr>
-            <w:tcW w:w="2099" w:type="dxa"/>
+            <w:tcW w:w="2343" w:type="dxa"/>
           </w:tcPr>
           <w:p>
             <w:pPr>
@@ -5620,9 +5814,12 @@
         </w:tc>
       </w:tr>
       <w:tr>
-        <w:tc>
-          <w:tcPr>
-            <w:tcW w:w="3908" w:type="dxa"/>
+        <w:trPr>
+          <w:cantSplit/>
+        </w:trPr>
+        <w:tc>
+          <w:tcPr>
+            <w:tcW w:w="4362" w:type="dxa"/>
           </w:tcPr>
           <w:p>
             <w:pPr>
@@ -5639,7 +5836,7 @@
         </w:tc>
         <w:tc>
           <w:tcPr>
-            <w:tcW w:w="1911" w:type="dxa"/>
+            <w:tcW w:w="2133" w:type="dxa"/>
           </w:tcPr>
           <w:p>
             <w:pPr>
@@ -5656,7 +5853,7 @@
         </w:tc>
         <w:tc>
           <w:tcPr>
-            <w:tcW w:w="2099" w:type="dxa"/>
+            <w:tcW w:w="2343" w:type="dxa"/>
           </w:tcPr>
           <w:p>
             <w:pPr>
@@ -5673,9 +5870,12 @@
         </w:tc>
       </w:tr>
       <w:tr>
-        <w:tc>
-          <w:tcPr>
-            <w:tcW w:w="3908" w:type="dxa"/>
+        <w:trPr>
+          <w:cantSplit/>
+        </w:trPr>
+        <w:tc>
+          <w:tcPr>
+            <w:tcW w:w="4362" w:type="dxa"/>
           </w:tcPr>
           <w:p>
             <w:pPr>
@@ -5692,7 +5892,7 @@
         </w:tc>
         <w:tc>
           <w:tcPr>
-            <w:tcW w:w="1911" w:type="dxa"/>
+            <w:tcW w:w="2133" w:type="dxa"/>
           </w:tcPr>
           <w:p>
             <w:pPr>
@@ -5709,7 +5909,7 @@
         </w:tc>
         <w:tc>
           <w:tcPr>
-            <w:tcW w:w="2099" w:type="dxa"/>
+            <w:tcW w:w="2343" w:type="dxa"/>
           </w:tcPr>
           <w:p>
             <w:pPr>
@@ -5726,9 +5926,12 @@
         </w:tc>
       </w:tr>
       <w:tr>
-        <w:tc>
-          <w:tcPr>
-            <w:tcW w:w="3908" w:type="dxa"/>
+        <w:trPr>
+          <w:cantSplit/>
+        </w:trPr>
+        <w:tc>
+          <w:tcPr>
+            <w:tcW w:w="4362" w:type="dxa"/>
           </w:tcPr>
           <w:p>
             <w:pPr>
@@ -5745,7 +5948,7 @@
         </w:tc>
         <w:tc>
           <w:tcPr>
-            <w:tcW w:w="1911" w:type="dxa"/>
+            <w:tcW w:w="2133" w:type="dxa"/>
           </w:tcPr>
           <w:p>
             <w:pPr>
@@ -5762,7 +5965,7 @@
         </w:tc>
         <w:tc>
           <w:tcPr>
-            <w:tcW w:w="2099" w:type="dxa"/>
+            <w:tcW w:w="2343" w:type="dxa"/>
           </w:tcPr>
           <w:p>
             <w:pPr>
@@ -5779,9 +5982,12 @@
         </w:tc>
       </w:tr>
       <w:tr>
-        <w:tc>
-          <w:tcPr>
-            <w:tcW w:w="3908" w:type="dxa"/>
+        <w:trPr>
+          <w:cantSplit/>
+        </w:trPr>
+        <w:tc>
+          <w:tcPr>
+            <w:tcW w:w="4362" w:type="dxa"/>
           </w:tcPr>
           <w:p>
             <w:pPr>
@@ -5798,7 +6004,7 @@
         </w:tc>
         <w:tc>
           <w:tcPr>
-            <w:tcW w:w="1911" w:type="dxa"/>
+            <w:tcW w:w="2133" w:type="dxa"/>
           </w:tcPr>
           <w:p>
             <w:pPr>
@@ -5815,7 +6021,7 @@
         </w:tc>
         <w:tc>
           <w:tcPr>
-            <w:tcW w:w="2099" w:type="dxa"/>
+            <w:tcW w:w="2343" w:type="dxa"/>
           </w:tcPr>
           <w:p>
             <w:pPr>
@@ -5951,367 +6157,6 @@
           <w:sz w:val="22"/>
         </w:rPr>
         <w:t xml:space="preserve">Los hechos que importan para trazabilidad se guardan como datos y no como texto de registro:</w:t>
-      </w:r>
-    </w:p>
-    <w:tbl>
-      <w:tblPr>
-        <w:tblStyle w:val="Table"/>
-        <w:tblW w:type="auto" w:w="0"/>
-        <w:tblLook w:firstRow="1" w:lastRow="0" w:firstColumn="0" w:lastColumn="0" w:noHBand="0" w:noVBand="0" w:val="0020"/>
-        <w:jc w:val="start"/>
-        <w:tblBorders>
-          <w:top w:val="single" w:sz="4" w:color="808080"/>
-          <w:left w:val="single" w:sz="4" w:color="808080"/>
-          <w:bottom w:val="single" w:sz="4" w:color="808080"/>
-          <w:right w:val="single" w:sz="4" w:color="808080"/>
-          <w:insideH w:val="single" w:sz="4" w:color="808080"/>
-          <w:insideV w:val="single" w:sz="4" w:color="808080"/>
-        </w:tblBorders>
-      </w:tblPr>
-      <w:tblGrid>
-        <w:gridCol w:w="4510"/>
-        <w:gridCol w:w="3409"/>
-      </w:tblGrid>
-      <w:tr>
-        <w:trPr>
-          <w:tblHeader w:val="true"/>
-        </w:trPr>
-        <w:tc>
-          <w:tcPr>
-            <w:tcW w:w="4510" w:type="dxa"/>
-            <w:shd w:val="clear" w:color="auto" w:fill="D9E2F3"/>
-          </w:tcPr>
-          <w:p>
-            <w:pPr>
-              <w:pStyle w:val="Compact"/>
-              <w:jc w:val="left"/>
-            </w:pPr>
-            <w:r>
-              <w:rPr>
-                <w:b/>
-                <w:sz w:val="18"/>
-              </w:rPr>
-              <w:t xml:space="preserve">Hecho</w:t>
-            </w:r>
-          </w:p>
-        </w:tc>
-        <w:tc>
-          <w:tcPr>
-            <w:tcW w:w="3409" w:type="dxa"/>
-            <w:shd w:val="clear" w:color="auto" w:fill="D9E2F3"/>
-          </w:tcPr>
-          <w:p>
-            <w:pPr>
-              <w:pStyle w:val="Compact"/>
-              <w:jc w:val="left"/>
-            </w:pPr>
-            <w:r>
-              <w:rPr>
-                <w:b/>
-                <w:sz w:val="18"/>
-              </w:rPr>
-              <w:t xml:space="preserve">Tabla</w:t>
-            </w:r>
-          </w:p>
-        </w:tc>
-      </w:tr>
-      <w:tr>
-        <w:tc>
-          <w:tcPr>
-            <w:tcW w:w="4510" w:type="dxa"/>
-          </w:tcPr>
-          <w:p>
-            <w:pPr>
-              <w:pStyle w:val="Compact"/>
-              <w:jc w:val="left"/>
-            </w:pPr>
-            <w:r>
-              <w:rPr>
-                <w:sz w:val="18"/>
-              </w:rPr>
-              <w:t xml:space="preserve">Cambios en un activo</w:t>
-            </w:r>
-          </w:p>
-        </w:tc>
-        <w:tc>
-          <w:tcPr>
-            <w:tcW w:w="3409" w:type="dxa"/>
-          </w:tcPr>
-          <w:p>
-            <w:pPr>
-              <w:pStyle w:val="Compact"/>
-              <w:jc w:val="left"/>
-            </w:pPr>
-            <w:r>
-              <w:rPr>
-                <w:sz w:val="18"/>
-              </w:rPr>
-              <w:t xml:space="preserve">HistorialActivo</w:t>
-            </w:r>
-          </w:p>
-        </w:tc>
-      </w:tr>
-      <w:tr>
-        <w:tc>
-          <w:tcPr>
-            <w:tcW w:w="4510" w:type="dxa"/>
-          </w:tcPr>
-          <w:p>
-            <w:pPr>
-              <w:pStyle w:val="Compact"/>
-              <w:jc w:val="left"/>
-            </w:pPr>
-            <w:r>
-              <w:rPr>
-                <w:sz w:val="18"/>
-              </w:rPr>
-              <w:t xml:space="preserve">Cada intento de acceso, permitido o denegado</w:t>
-            </w:r>
-          </w:p>
-        </w:tc>
-        <w:tc>
-          <w:tcPr>
-            <w:tcW w:w="3409" w:type="dxa"/>
-          </w:tcPr>
-          <w:p>
-            <w:pPr>
-              <w:pStyle w:val="Compact"/>
-              <w:jc w:val="left"/>
-            </w:pPr>
-            <w:r>
-              <w:rPr>
-                <w:sz w:val="18"/>
-              </w:rPr>
-              <w:t xml:space="preserve">EventoAcceso</w:t>
-            </w:r>
-          </w:p>
-        </w:tc>
-      </w:tr>
-      <w:tr>
-        <w:tc>
-          <w:tcPr>
-            <w:tcW w:w="4510" w:type="dxa"/>
-          </w:tcPr>
-          <w:p>
-            <w:pPr>
-              <w:pStyle w:val="Compact"/>
-              <w:jc w:val="left"/>
-            </w:pPr>
-            <w:r>
-              <w:rPr>
-                <w:sz w:val="18"/>
-              </w:rPr>
-              <w:t xml:space="preserve">Cambios de habilitación de una persona</w:t>
-            </w:r>
-          </w:p>
-        </w:tc>
-        <w:tc>
-          <w:tcPr>
-            <w:tcW w:w="3409" w:type="dxa"/>
-          </w:tcPr>
-          <w:p>
-            <w:pPr>
-              <w:pStyle w:val="Compact"/>
-              <w:jc w:val="left"/>
-            </w:pPr>
-            <w:r>
-              <w:rPr>
-                <w:sz w:val="18"/>
-              </w:rPr>
-              <w:t xml:space="preserve">CambioHabilitacion</w:t>
-            </w:r>
-          </w:p>
-        </w:tc>
-      </w:tr>
-      <w:tr>
-        <w:tc>
-          <w:tcPr>
-            <w:tcW w:w="4510" w:type="dxa"/>
-          </w:tcPr>
-          <w:p>
-            <w:pPr>
-              <w:pStyle w:val="Compact"/>
-              <w:jc w:val="left"/>
-            </w:pPr>
-            <w:r>
-              <w:rPr>
-                <w:sz w:val="18"/>
-              </w:rPr>
-              <w:t xml:space="preserve">Decisión sobre una intervención</w:t>
-            </w:r>
-          </w:p>
-        </w:tc>
-        <w:tc>
-          <w:tcPr>
-            <w:tcW w:w="3409" w:type="dxa"/>
-          </w:tcPr>
-          <w:p>
-            <w:pPr>
-              <w:pStyle w:val="Compact"/>
-              <w:jc w:val="left"/>
-            </w:pPr>
-            <w:r>
-              <w:rPr>
-                <w:sz w:val="18"/>
-              </w:rPr>
-              <w:t xml:space="preserve">DecisionIntervencion</w:t>
-            </w:r>
-          </w:p>
-        </w:tc>
-      </w:tr>
-      <w:tr>
-        <w:tc>
-          <w:tcPr>
-            <w:tcW w:w="4510" w:type="dxa"/>
-          </w:tcPr>
-          <w:p>
-            <w:pPr>
-              <w:pStyle w:val="Compact"/>
-              <w:jc w:val="left"/>
-            </w:pPr>
-            <w:r>
-              <w:rPr>
-                <w:sz w:val="18"/>
-              </w:rPr>
-              <w:t xml:space="preserve">Reconocimiento y cierre de una alerta</w:t>
-            </w:r>
-          </w:p>
-        </w:tc>
-        <w:tc>
-          <w:tcPr>
-            <w:tcW w:w="3409" w:type="dxa"/>
-          </w:tcPr>
-          <w:p>
-            <w:pPr>
-              <w:pStyle w:val="Compact"/>
-              <w:jc w:val="left"/>
-            </w:pPr>
-            <w:r>
-              <w:rPr>
-                <w:sz w:val="18"/>
-              </w:rPr>
-              <w:t xml:space="preserve">GestionAlerta</w:t>
-            </w:r>
-          </w:p>
-        </w:tc>
-      </w:tr>
-      <w:tr>
-        <w:tc>
-          <w:tcPr>
-            <w:tcW w:w="4510" w:type="dxa"/>
-          </w:tcPr>
-          <w:p>
-            <w:pPr>
-              <w:pStyle w:val="Compact"/>
-              <w:jc w:val="left"/>
-            </w:pPr>
-            <w:r>
-              <w:rPr>
-                <w:sz w:val="18"/>
-              </w:rPr>
-              <w:t xml:space="preserve">Avisos enviados</w:t>
-            </w:r>
-          </w:p>
-        </w:tc>
-        <w:tc>
-          <w:tcPr>
-            <w:tcW w:w="3409" w:type="dxa"/>
-          </w:tcPr>
-          <w:p>
-            <w:pPr>
-              <w:pStyle w:val="Compact"/>
-              <w:jc w:val="left"/>
-            </w:pPr>
-            <w:r>
-              <w:rPr>
-                <w:sz w:val="18"/>
-              </w:rPr>
-              <w:t xml:space="preserve">Notificacion</w:t>
-            </w:r>
-          </w:p>
-        </w:tc>
-      </w:tr>
-      <w:tr>
-        <w:tc>
-          <w:tcPr>
-            <w:tcW w:w="4510" w:type="dxa"/>
-          </w:tcPr>
-          <w:p>
-            <w:pPr>
-              <w:pStyle w:val="Compact"/>
-              <w:jc w:val="left"/>
-            </w:pPr>
-            <w:r>
-              <w:rPr>
-                <w:sz w:val="18"/>
-              </w:rPr>
-              <w:t xml:space="preserve">Problemas reportados por Zabbix</w:t>
-            </w:r>
-          </w:p>
-        </w:tc>
-        <w:tc>
-          <w:tcPr>
-            <w:tcW w:w="3409" w:type="dxa"/>
-          </w:tcPr>
-          <w:p>
-            <w:pPr>
-              <w:pStyle w:val="Compact"/>
-              <w:jc w:val="left"/>
-            </w:pPr>
-            <w:r>
-              <w:rPr>
-                <w:sz w:val="18"/>
-              </w:rPr>
-              <w:t xml:space="preserve">HostProblemaZabbix</w:t>
-            </w:r>
-          </w:p>
-        </w:tc>
-      </w:tr>
-      <w:tr>
-        <w:tc>
-          <w:tcPr>
-            <w:tcW w:w="4510" w:type="dxa"/>
-          </w:tcPr>
-          <w:p>
-            <w:pPr>
-              <w:pStyle w:val="Compact"/>
-              <w:jc w:val="left"/>
-            </w:pPr>
-            <w:r>
-              <w:rPr>
-                <w:sz w:val="18"/>
-              </w:rPr>
-              <w:t xml:space="preserve">Intentos fallidos y bloqueo de cuenta</w:t>
-            </w:r>
-          </w:p>
-        </w:tc>
-        <w:tc>
-          <w:tcPr>
-            <w:tcW w:w="3409" w:type="dxa"/>
-          </w:tcPr>
-          <w:p>
-            <w:pPr>
-              <w:pStyle w:val="Compact"/>
-              <w:jc w:val="left"/>
-            </w:pPr>
-            <w:r>
-              <w:rPr>
-                <w:sz w:val="18"/>
-              </w:rPr>
-              <w:t xml:space="preserve">UserSessionSettings</w:t>
-            </w:r>
-          </w:p>
-        </w:tc>
-      </w:tr>
-    </w:tbl>
-    <w:bookmarkEnd w:id="53"/>
-    <w:bookmarkStart w:id="54" w:name="brechas-y-propuesta"/>
-    <w:p>
-      <w:pPr>
-        <w:pStyle w:val="Heading3"/>
-      </w:pPr>
-      <w:r>
-        <w:t xml:space="preserve">Brechas y propuesta</w:t>
       </w:r>
     </w:p>
     <w:tbl>
@@ -6330,17 +6175,17 @@
         </w:tblBorders>
       </w:tblPr>
       <w:tblGrid>
-        <w:gridCol w:w="3098"/>
-        <w:gridCol w:w="3361"/>
-        <w:gridCol w:w="1460"/>
+        <w:gridCol w:w="5033"/>
+        <w:gridCol w:w="3805"/>
       </w:tblGrid>
       <w:tr>
         <w:trPr>
           <w:tblHeader w:val="true"/>
-        </w:trPr>
-        <w:tc>
-          <w:tcPr>
-            <w:tcW w:w="3098" w:type="dxa"/>
+          <w:cantSplit/>
+        </w:trPr>
+        <w:tc>
+          <w:tcPr>
+            <w:tcW w:w="5033" w:type="dxa"/>
             <w:shd w:val="clear" w:color="auto" w:fill="D9E2F3"/>
           </w:tcPr>
           <w:p>
@@ -6353,13 +6198,13 @@
                 <w:b/>
                 <w:sz w:val="18"/>
               </w:rPr>
-              <w:t xml:space="preserve">Brecha</w:t>
-            </w:r>
-          </w:p>
-        </w:tc>
-        <w:tc>
-          <w:tcPr>
-            <w:tcW w:w="3361" w:type="dxa"/>
+              <w:t xml:space="preserve">Hecho</w:t>
+            </w:r>
+          </w:p>
+        </w:tc>
+        <w:tc>
+          <w:tcPr>
+            <w:tcW w:w="3805" w:type="dxa"/>
             <w:shd w:val="clear" w:color="auto" w:fill="D9E2F3"/>
           </w:tcPr>
           <w:p>
@@ -6372,344 +6217,332 @@
                 <w:b/>
                 <w:sz w:val="18"/>
               </w:rPr>
-              <w:t xml:space="preserve">Propuesta</w:t>
-            </w:r>
-          </w:p>
-        </w:tc>
-        <w:tc>
-          <w:tcPr>
-            <w:tcW w:w="1460" w:type="dxa"/>
-            <w:shd w:val="clear" w:color="auto" w:fill="D9E2F3"/>
-          </w:tcPr>
-          <w:p>
-            <w:pPr>
-              <w:pStyle w:val="Compact"/>
-              <w:jc w:val="left"/>
-            </w:pPr>
-            <w:r>
-              <w:rPr>
-                <w:b/>
-                <w:sz w:val="18"/>
-              </w:rPr>
-              <w:t xml:space="preserve">Esfuerzo</w:t>
-            </w:r>
-          </w:p>
-        </w:tc>
-      </w:tr>
-      <w:tr>
-        <w:tc>
-          <w:tcPr>
-            <w:tcW w:w="3098" w:type="dxa"/>
-          </w:tcPr>
-          <w:p>
-            <w:pPr>
-              <w:pStyle w:val="Compact"/>
-              <w:jc w:val="left"/>
-            </w:pPr>
-            <w:r>
-              <w:rPr>
-                <w:sz w:val="18"/>
-              </w:rPr>
-              <w:t xml:space="preserve">Sin configuración de registro con archivo y rotación</w:t>
-            </w:r>
-          </w:p>
-        </w:tc>
-        <w:tc>
-          <w:tcPr>
-            <w:tcW w:w="3361" w:type="dxa"/>
-          </w:tcPr>
-          <w:p>
-            <w:pPr>
-              <w:pStyle w:val="Compact"/>
-              <w:jc w:val="left"/>
-            </w:pPr>
-            <w:r>
-              <w:rPr>
-                <w:sz w:val="18"/>
-              </w:rPr>
-              <w:t xml:space="preserve">Definir</w:t>
-            </w:r>
-            <w:r>
-              <w:rPr>
-                <w:sz w:val="18"/>
-              </w:rPr>
-              <w:t xml:space="preserve"> </w:t>
-            </w:r>
-            <w:r>
-              <w:rPr>
-                <w:rStyle w:val="VerbatimChar"/>
-                <w:sz w:val="18"/>
-              </w:rPr>
-              <w:t xml:space="preserve">LOGGING</w:t>
-            </w:r>
-            <w:r>
-              <w:rPr>
-                <w:sz w:val="18"/>
-              </w:rPr>
-              <w:t xml:space="preserve"> </w:t>
-            </w:r>
-            <w:r>
-              <w:rPr>
-                <w:sz w:val="18"/>
-              </w:rPr>
-              <w:t xml:space="preserve">con archivo rotativo y nivel INFO</w:t>
-            </w:r>
-          </w:p>
-        </w:tc>
-        <w:tc>
-          <w:tcPr>
-            <w:tcW w:w="1460" w:type="dxa"/>
-          </w:tcPr>
-          <w:p>
-            <w:pPr>
-              <w:pStyle w:val="Compact"/>
-              <w:jc w:val="left"/>
-            </w:pPr>
-            <w:r>
-              <w:rPr>
-                <w:sz w:val="18"/>
-              </w:rPr>
-              <w:t xml:space="preserve">Bajo</w:t>
-            </w:r>
-          </w:p>
-        </w:tc>
-      </w:tr>
-      <w:tr>
-        <w:tc>
-          <w:tcPr>
-            <w:tcW w:w="3098" w:type="dxa"/>
-          </w:tcPr>
-          <w:p>
-            <w:pPr>
-              <w:pStyle w:val="Compact"/>
-              <w:jc w:val="left"/>
-            </w:pPr>
-            <w:r>
-              <w:rPr>
-                <w:sz w:val="18"/>
-              </w:rPr>
-              <w:t xml:space="preserve">Sin indicador de salud de SICMA</w:t>
-            </w:r>
-          </w:p>
-        </w:tc>
-        <w:tc>
-          <w:tcPr>
-            <w:tcW w:w="3361" w:type="dxa"/>
-          </w:tcPr>
-          <w:p>
-            <w:pPr>
-              <w:pStyle w:val="Compact"/>
-              <w:jc w:val="left"/>
-            </w:pPr>
-            <w:r>
-              <w:rPr>
-                <w:sz w:val="18"/>
-              </w:rPr>
-              <w:t xml:space="preserve">Agregar una ruta de salud que revise la base de datos y la última sincronización</w:t>
-            </w:r>
-          </w:p>
-        </w:tc>
-        <w:tc>
-          <w:tcPr>
-            <w:tcW w:w="1460" w:type="dxa"/>
-          </w:tcPr>
-          <w:p>
-            <w:pPr>
-              <w:pStyle w:val="Compact"/>
-              <w:jc w:val="left"/>
-            </w:pPr>
-            <w:r>
-              <w:rPr>
-                <w:sz w:val="18"/>
-              </w:rPr>
-              <w:t xml:space="preserve">Bajo</w:t>
-            </w:r>
-          </w:p>
-        </w:tc>
-      </w:tr>
-      <w:tr>
-        <w:tc>
-          <w:tcPr>
-            <w:tcW w:w="3098" w:type="dxa"/>
-          </w:tcPr>
-          <w:p>
-            <w:pPr>
-              <w:pStyle w:val="Compact"/>
-              <w:jc w:val="left"/>
-            </w:pPr>
-            <w:r>
-              <w:rPr>
-                <w:sz w:val="18"/>
-              </w:rPr>
-              <w:t xml:space="preserve">Los procesos periódicos solo escriben en la consola</w:t>
-            </w:r>
-          </w:p>
-        </w:tc>
-        <w:tc>
-          <w:tcPr>
-            <w:tcW w:w="3361" w:type="dxa"/>
-          </w:tcPr>
-          <w:p>
-            <w:pPr>
-              <w:pStyle w:val="Compact"/>
-              <w:jc w:val="left"/>
-            </w:pPr>
-            <w:r>
-              <w:rPr>
-                <w:sz w:val="18"/>
-              </w:rPr>
-              <w:t xml:space="preserve">Dirigir su salida a los mismos archivos</w:t>
-            </w:r>
-          </w:p>
-        </w:tc>
-        <w:tc>
-          <w:tcPr>
-            <w:tcW w:w="1460" w:type="dxa"/>
-          </w:tcPr>
-          <w:p>
-            <w:pPr>
-              <w:pStyle w:val="Compact"/>
-              <w:jc w:val="left"/>
-            </w:pPr>
-            <w:r>
-              <w:rPr>
-                <w:sz w:val="18"/>
-              </w:rPr>
-              <w:t xml:space="preserve">Bajo</w:t>
-            </w:r>
-          </w:p>
-        </w:tc>
-      </w:tr>
-      <w:tr>
-        <w:tc>
-          <w:tcPr>
-            <w:tcW w:w="3098" w:type="dxa"/>
-          </w:tcPr>
-          <w:p>
-            <w:pPr>
-              <w:pStyle w:val="Compact"/>
-              <w:jc w:val="left"/>
-            </w:pPr>
-            <w:r>
-              <w:rPr>
-                <w:sz w:val="18"/>
-              </w:rPr>
-              <w:t xml:space="preserve">Sin alertas sobre fallas del propio SICMA</w:t>
-            </w:r>
-          </w:p>
-        </w:tc>
-        <w:tc>
-          <w:tcPr>
-            <w:tcW w:w="3361" w:type="dxa"/>
-          </w:tcPr>
-          <w:p>
-            <w:pPr>
-              <w:pStyle w:val="Compact"/>
-              <w:jc w:val="left"/>
-            </w:pPr>
-            <w:r>
-              <w:rPr>
-                <w:sz w:val="18"/>
-              </w:rPr>
-              <w:t xml:space="preserve">Monitorear los cuatro procesos con Zabbix</w:t>
-            </w:r>
-          </w:p>
-        </w:tc>
-        <w:tc>
-          <w:tcPr>
-            <w:tcW w:w="1460" w:type="dxa"/>
-          </w:tcPr>
-          <w:p>
-            <w:pPr>
-              <w:pStyle w:val="Compact"/>
-              <w:jc w:val="left"/>
-            </w:pPr>
-            <w:r>
-              <w:rPr>
-                <w:sz w:val="18"/>
-              </w:rPr>
-              <w:t xml:space="preserve">Medio</w:t>
-            </w:r>
-          </w:p>
-        </w:tc>
-      </w:tr>
-      <w:tr>
-        <w:tc>
-          <w:tcPr>
-            <w:tcW w:w="3098" w:type="dxa"/>
-          </w:tcPr>
-          <w:p>
-            <w:pPr>
-              <w:pStyle w:val="Compact"/>
-              <w:jc w:val="left"/>
-            </w:pPr>
-            <w:r>
-              <w:rPr>
-                <w:sz w:val="18"/>
-              </w:rPr>
-              <w:t xml:space="preserve">Sin política de retención de registros</w:t>
-            </w:r>
-          </w:p>
-        </w:tc>
-        <w:tc>
-          <w:tcPr>
-            <w:tcW w:w="3361" w:type="dxa"/>
-          </w:tcPr>
-          <w:p>
-            <w:pPr>
-              <w:pStyle w:val="Compact"/>
-              <w:jc w:val="left"/>
-            </w:pPr>
-            <w:r>
-              <w:rPr>
-                <w:sz w:val="18"/>
-              </w:rPr>
-              <w:t xml:space="preserve">Definir plazos junto con SICMA-ESO (D-01 de SICMA-ESO)</w:t>
-            </w:r>
-          </w:p>
-        </w:tc>
-        <w:tc>
-          <w:tcPr>
-            <w:tcW w:w="1460" w:type="dxa"/>
-          </w:tcPr>
-          <w:p>
-            <w:pPr>
-              <w:pStyle w:val="Compact"/>
-              <w:jc w:val="left"/>
-            </w:pPr>
-            <w:r>
-              <w:rPr>
-                <w:sz w:val="18"/>
-              </w:rPr>
-              <w:t xml:space="preserve">Medio</w:t>
+              <w:t xml:space="preserve">Tabla</w:t>
+            </w:r>
+          </w:p>
+        </w:tc>
+      </w:tr>
+      <w:tr>
+        <w:trPr>
+          <w:cantSplit/>
+        </w:trPr>
+        <w:tc>
+          <w:tcPr>
+            <w:tcW w:w="5033" w:type="dxa"/>
+          </w:tcPr>
+          <w:p>
+            <w:pPr>
+              <w:pStyle w:val="Compact"/>
+              <w:jc w:val="left"/>
+            </w:pPr>
+            <w:r>
+              <w:rPr>
+                <w:sz w:val="18"/>
+              </w:rPr>
+              <w:t xml:space="preserve">Cambios en un activo</w:t>
+            </w:r>
+          </w:p>
+        </w:tc>
+        <w:tc>
+          <w:tcPr>
+            <w:tcW w:w="3805" w:type="dxa"/>
+          </w:tcPr>
+          <w:p>
+            <w:pPr>
+              <w:pStyle w:val="Compact"/>
+              <w:jc w:val="left"/>
+            </w:pPr>
+            <w:r>
+              <w:rPr>
+                <w:sz w:val="18"/>
+              </w:rPr>
+              <w:t xml:space="preserve">HistorialActivo</w:t>
+            </w:r>
+          </w:p>
+        </w:tc>
+      </w:tr>
+      <w:tr>
+        <w:trPr>
+          <w:cantSplit/>
+        </w:trPr>
+        <w:tc>
+          <w:tcPr>
+            <w:tcW w:w="5033" w:type="dxa"/>
+          </w:tcPr>
+          <w:p>
+            <w:pPr>
+              <w:pStyle w:val="Compact"/>
+              <w:jc w:val="left"/>
+            </w:pPr>
+            <w:r>
+              <w:rPr>
+                <w:sz w:val="18"/>
+              </w:rPr>
+              <w:t xml:space="preserve">Cada intento de acceso, permitido o denegado</w:t>
+            </w:r>
+          </w:p>
+        </w:tc>
+        <w:tc>
+          <w:tcPr>
+            <w:tcW w:w="3805" w:type="dxa"/>
+          </w:tcPr>
+          <w:p>
+            <w:pPr>
+              <w:pStyle w:val="Compact"/>
+              <w:jc w:val="left"/>
+            </w:pPr>
+            <w:r>
+              <w:rPr>
+                <w:sz w:val="18"/>
+              </w:rPr>
+              <w:t xml:space="preserve">EventoAcceso</w:t>
+            </w:r>
+          </w:p>
+        </w:tc>
+      </w:tr>
+      <w:tr>
+        <w:trPr>
+          <w:cantSplit/>
+        </w:trPr>
+        <w:tc>
+          <w:tcPr>
+            <w:tcW w:w="5033" w:type="dxa"/>
+          </w:tcPr>
+          <w:p>
+            <w:pPr>
+              <w:pStyle w:val="Compact"/>
+              <w:jc w:val="left"/>
+            </w:pPr>
+            <w:r>
+              <w:rPr>
+                <w:sz w:val="18"/>
+              </w:rPr>
+              <w:t xml:space="preserve">Cambios de habilitación de una persona</w:t>
+            </w:r>
+          </w:p>
+        </w:tc>
+        <w:tc>
+          <w:tcPr>
+            <w:tcW w:w="3805" w:type="dxa"/>
+          </w:tcPr>
+          <w:p>
+            <w:pPr>
+              <w:pStyle w:val="Compact"/>
+              <w:jc w:val="left"/>
+            </w:pPr>
+            <w:r>
+              <w:rPr>
+                <w:sz w:val="18"/>
+              </w:rPr>
+              <w:t xml:space="preserve">CambioHabilitacion</w:t>
+            </w:r>
+          </w:p>
+        </w:tc>
+      </w:tr>
+      <w:tr>
+        <w:trPr>
+          <w:cantSplit/>
+        </w:trPr>
+        <w:tc>
+          <w:tcPr>
+            <w:tcW w:w="5033" w:type="dxa"/>
+          </w:tcPr>
+          <w:p>
+            <w:pPr>
+              <w:pStyle w:val="Compact"/>
+              <w:jc w:val="left"/>
+            </w:pPr>
+            <w:r>
+              <w:rPr>
+                <w:sz w:val="18"/>
+              </w:rPr>
+              <w:t xml:space="preserve">Decisión sobre una intervención</w:t>
+            </w:r>
+          </w:p>
+        </w:tc>
+        <w:tc>
+          <w:tcPr>
+            <w:tcW w:w="3805" w:type="dxa"/>
+          </w:tcPr>
+          <w:p>
+            <w:pPr>
+              <w:pStyle w:val="Compact"/>
+              <w:jc w:val="left"/>
+            </w:pPr>
+            <w:r>
+              <w:rPr>
+                <w:sz w:val="18"/>
+              </w:rPr>
+              <w:t xml:space="preserve">DecisionIntervencion</w:t>
+            </w:r>
+          </w:p>
+        </w:tc>
+      </w:tr>
+      <w:tr>
+        <w:trPr>
+          <w:cantSplit/>
+        </w:trPr>
+        <w:tc>
+          <w:tcPr>
+            <w:tcW w:w="5033" w:type="dxa"/>
+          </w:tcPr>
+          <w:p>
+            <w:pPr>
+              <w:pStyle w:val="Compact"/>
+              <w:jc w:val="left"/>
+            </w:pPr>
+            <w:r>
+              <w:rPr>
+                <w:sz w:val="18"/>
+              </w:rPr>
+              <w:t xml:space="preserve">Reconocimiento y cierre de una alerta</w:t>
+            </w:r>
+          </w:p>
+        </w:tc>
+        <w:tc>
+          <w:tcPr>
+            <w:tcW w:w="3805" w:type="dxa"/>
+          </w:tcPr>
+          <w:p>
+            <w:pPr>
+              <w:pStyle w:val="Compact"/>
+              <w:jc w:val="left"/>
+            </w:pPr>
+            <w:r>
+              <w:rPr>
+                <w:sz w:val="18"/>
+              </w:rPr>
+              <w:t xml:space="preserve">GestionAlerta</w:t>
+            </w:r>
+          </w:p>
+        </w:tc>
+      </w:tr>
+      <w:tr>
+        <w:trPr>
+          <w:cantSplit/>
+        </w:trPr>
+        <w:tc>
+          <w:tcPr>
+            <w:tcW w:w="5033" w:type="dxa"/>
+          </w:tcPr>
+          <w:p>
+            <w:pPr>
+              <w:pStyle w:val="Compact"/>
+              <w:jc w:val="left"/>
+            </w:pPr>
+            <w:r>
+              <w:rPr>
+                <w:sz w:val="18"/>
+              </w:rPr>
+              <w:t xml:space="preserve">Avisos enviados</w:t>
+            </w:r>
+          </w:p>
+        </w:tc>
+        <w:tc>
+          <w:tcPr>
+            <w:tcW w:w="3805" w:type="dxa"/>
+          </w:tcPr>
+          <w:p>
+            <w:pPr>
+              <w:pStyle w:val="Compact"/>
+              <w:jc w:val="left"/>
+            </w:pPr>
+            <w:r>
+              <w:rPr>
+                <w:sz w:val="18"/>
+              </w:rPr>
+              <w:t xml:space="preserve">Notificacion</w:t>
+            </w:r>
+          </w:p>
+        </w:tc>
+      </w:tr>
+      <w:tr>
+        <w:trPr>
+          <w:cantSplit/>
+        </w:trPr>
+        <w:tc>
+          <w:tcPr>
+            <w:tcW w:w="5033" w:type="dxa"/>
+          </w:tcPr>
+          <w:p>
+            <w:pPr>
+              <w:pStyle w:val="Compact"/>
+              <w:jc w:val="left"/>
+            </w:pPr>
+            <w:r>
+              <w:rPr>
+                <w:sz w:val="18"/>
+              </w:rPr>
+              <w:t xml:space="preserve">Problemas reportados por Zabbix</w:t>
+            </w:r>
+          </w:p>
+        </w:tc>
+        <w:tc>
+          <w:tcPr>
+            <w:tcW w:w="3805" w:type="dxa"/>
+          </w:tcPr>
+          <w:p>
+            <w:pPr>
+              <w:pStyle w:val="Compact"/>
+              <w:jc w:val="left"/>
+            </w:pPr>
+            <w:r>
+              <w:rPr>
+                <w:sz w:val="18"/>
+              </w:rPr>
+              <w:t xml:space="preserve">HostProblemaZabbix</w:t>
+            </w:r>
+          </w:p>
+        </w:tc>
+      </w:tr>
+      <w:tr>
+        <w:trPr>
+          <w:cantSplit/>
+        </w:trPr>
+        <w:tc>
+          <w:tcPr>
+            <w:tcW w:w="5033" w:type="dxa"/>
+          </w:tcPr>
+          <w:p>
+            <w:pPr>
+              <w:pStyle w:val="Compact"/>
+              <w:jc w:val="left"/>
+            </w:pPr>
+            <w:r>
+              <w:rPr>
+                <w:sz w:val="18"/>
+              </w:rPr>
+              <w:t xml:space="preserve">Intentos fallidos y bloqueo de cuenta</w:t>
+            </w:r>
+          </w:p>
+        </w:tc>
+        <w:tc>
+          <w:tcPr>
+            <w:tcW w:w="3805" w:type="dxa"/>
+          </w:tcPr>
+          <w:p>
+            <w:pPr>
+              <w:pStyle w:val="Compact"/>
+              <w:jc w:val="left"/>
+            </w:pPr>
+            <w:r>
+              <w:rPr>
+                <w:sz w:val="18"/>
+              </w:rPr>
+              <w:t xml:space="preserve">UserSessionSettings</w:t>
             </w:r>
           </w:p>
         </w:tc>
       </w:tr>
     </w:tbl>
-    <w:p>
-      <w:pPr>
-        <w:pStyle w:val="BodyText"/>
-        <w:spacing w:line="360" w:lineRule="auto" w:before="160" w:after="0"/>
-        <w:ind w:firstLine="709"/>
-        <w:jc w:val="both"/>
-      </w:pPr>
-      <w:r>
-        <w:rPr>
-          <w:sz w:val="22"/>
-        </w:rPr>
-        <w:t xml:space="preserve">La propuesta sigue la línea de OWASP, que incluye el registro y monitoreo insuficientes entre los diez riesgos principales [12].</w:t>
-      </w:r>
-    </w:p>
-    <w:bookmarkEnd w:id="54"/>
-    <w:bookmarkEnd w:id="55"/>
-    <w:bookmarkStart w:id="56" w:name="decisiones-de-arquitectura"/>
-    <w:p>
-      <w:pPr>
-        <w:pStyle w:val="Heading2"/>
-      </w:pPr>
-      <w:r>
-        <w:t xml:space="preserve">Decisiones de arquitectura</w:t>
+    <w:bookmarkEnd w:id="53"/>
+    <w:bookmarkStart w:id="54" w:name="brechas-y-propuesta"/>
+    <w:p>
+      <w:pPr>
+        <w:pStyle w:val="Heading3"/>
+      </w:pPr>
+      <w:r>
+        <w:t xml:space="preserve">Brechas y propuesta</w:t>
       </w:r>
     </w:p>
     <w:tbl>
@@ -6728,18 +6561,18 @@
         </w:tblBorders>
       </w:tblPr>
       <w:tblGrid>
-        <w:gridCol w:w="929"/>
-        <w:gridCol w:w="2151"/>
-        <w:gridCol w:w="2372"/>
-        <w:gridCol w:w="2466"/>
+        <w:gridCol w:w="3458"/>
+        <w:gridCol w:w="3751"/>
+        <w:gridCol w:w="1629"/>
       </w:tblGrid>
       <w:tr>
         <w:trPr>
           <w:tblHeader w:val="true"/>
-        </w:trPr>
-        <w:tc>
-          <w:tcPr>
-            <w:tcW w:w="929" w:type="dxa"/>
+          <w:cantSplit/>
+        </w:trPr>
+        <w:tc>
+          <w:tcPr>
+            <w:tcW w:w="3458" w:type="dxa"/>
             <w:shd w:val="clear" w:color="auto" w:fill="D9E2F3"/>
           </w:tcPr>
           <w:p>
@@ -6752,13 +6585,13 @@
                 <w:b/>
                 <w:sz w:val="18"/>
               </w:rPr>
-              <w:t xml:space="preserve">ID</w:t>
-            </w:r>
-          </w:p>
-        </w:tc>
-        <w:tc>
-          <w:tcPr>
-            <w:tcW w:w="2151" w:type="dxa"/>
+              <w:t xml:space="preserve">Brecha</w:t>
+            </w:r>
+          </w:p>
+        </w:tc>
+        <w:tc>
+          <w:tcPr>
+            <w:tcW w:w="3751" w:type="dxa"/>
             <w:shd w:val="clear" w:color="auto" w:fill="D9E2F3"/>
           </w:tcPr>
           <w:p>
@@ -6771,13 +6604,13 @@
                 <w:b/>
                 <w:sz w:val="18"/>
               </w:rPr>
-              <w:t xml:space="preserve">Decisión</w:t>
-            </w:r>
-          </w:p>
-        </w:tc>
-        <w:tc>
-          <w:tcPr>
-            <w:tcW w:w="2372" w:type="dxa"/>
+              <w:t xml:space="preserve">Propuesta</w:t>
+            </w:r>
+          </w:p>
+        </w:tc>
+        <w:tc>
+          <w:tcPr>
+            <w:tcW w:w="1629" w:type="dxa"/>
             <w:shd w:val="clear" w:color="auto" w:fill="D9E2F3"/>
           </w:tcPr>
           <w:p>
@@ -6790,166 +6623,46 @@
                 <w:b/>
                 <w:sz w:val="18"/>
               </w:rPr>
-              <w:t xml:space="preserve">Motivo</w:t>
-            </w:r>
-          </w:p>
-        </w:tc>
-        <w:tc>
-          <w:tcPr>
-            <w:tcW w:w="2466" w:type="dxa"/>
-            <w:shd w:val="clear" w:color="auto" w:fill="D9E2F3"/>
-          </w:tcPr>
-          <w:p>
-            <w:pPr>
-              <w:pStyle w:val="Compact"/>
-              <w:jc w:val="left"/>
-            </w:pPr>
-            <w:r>
-              <w:rPr>
-                <w:b/>
-                <w:sz w:val="18"/>
-              </w:rPr>
-              <w:t xml:space="preserve">Consecuencia</w:t>
-            </w:r>
-          </w:p>
-        </w:tc>
-      </w:tr>
-      <w:tr>
-        <w:tc>
-          <w:tcPr>
-            <w:tcW w:w="929" w:type="dxa"/>
-          </w:tcPr>
-          <w:p>
-            <w:pPr>
-              <w:pStyle w:val="Compact"/>
-              <w:jc w:val="left"/>
-            </w:pPr>
-            <w:r>
-              <w:rPr>
-                <w:sz w:val="18"/>
-              </w:rPr>
-              <w:t xml:space="preserve">AD-01</w:t>
-            </w:r>
-          </w:p>
-        </w:tc>
-        <w:tc>
-          <w:tcPr>
-            <w:tcW w:w="2151" w:type="dxa"/>
-          </w:tcPr>
-          <w:p>
-            <w:pPr>
-              <w:pStyle w:val="Compact"/>
-              <w:jc w:val="left"/>
-            </w:pPr>
-            <w:r>
-              <w:rPr>
-                <w:sz w:val="18"/>
-              </w:rPr>
-              <w:t xml:space="preserve">Monolito modular en Django con siete apps</w:t>
-            </w:r>
-          </w:p>
-        </w:tc>
-        <w:tc>
-          <w:tcPr>
-            <w:tcW w:w="2372" w:type="dxa"/>
-          </w:tcPr>
-          <w:p>
-            <w:pPr>
-              <w:pStyle w:val="Compact"/>
-              <w:jc w:val="left"/>
-            </w:pPr>
-            <w:r>
-              <w:rPr>
-                <w:sz w:val="18"/>
-              </w:rPr>
-              <w:t xml:space="preserve">Equipo de tres personas y 18 semanas; una sola base de código y un solo despliegue</w:t>
-            </w:r>
-          </w:p>
-        </w:tc>
-        <w:tc>
-          <w:tcPr>
-            <w:tcW w:w="2466" w:type="dxa"/>
-          </w:tcPr>
-          <w:p>
-            <w:pPr>
-              <w:pStyle w:val="Compact"/>
-              <w:jc w:val="left"/>
-            </w:pPr>
-            <w:r>
-              <w:rPr>
-                <w:sz w:val="18"/>
-              </w:rPr>
-              <w:t xml:space="preserve">Escalar un módulo por separado no es posible, aunque el prototipo no lo necesita</w:t>
-            </w:r>
-          </w:p>
-        </w:tc>
-      </w:tr>
-      <w:tr>
-        <w:tc>
-          <w:tcPr>
-            <w:tcW w:w="929" w:type="dxa"/>
-          </w:tcPr>
-          <w:p>
-            <w:pPr>
-              <w:pStyle w:val="Compact"/>
-              <w:jc w:val="left"/>
-            </w:pPr>
-            <w:r>
-              <w:rPr>
-                <w:sz w:val="18"/>
-              </w:rPr>
-              <w:t xml:space="preserve">AD-02</w:t>
-            </w:r>
-          </w:p>
-        </w:tc>
-        <w:tc>
-          <w:tcPr>
-            <w:tcW w:w="2151" w:type="dxa"/>
-          </w:tcPr>
-          <w:p>
-            <w:pPr>
-              <w:pStyle w:val="Compact"/>
-              <w:jc w:val="left"/>
-            </w:pPr>
-            <w:r>
-              <w:rPr>
-                <w:sz w:val="18"/>
-              </w:rPr>
-              <w:t xml:space="preserve">Zabbix por consulta cada minuto y por webhook</w:t>
-            </w:r>
-          </w:p>
-        </w:tc>
-        <w:tc>
-          <w:tcPr>
-            <w:tcW w:w="2372" w:type="dxa"/>
-          </w:tcPr>
-          <w:p>
-            <w:pPr>
-              <w:pStyle w:val="Compact"/>
-              <w:jc w:val="left"/>
-            </w:pPr>
-            <w:r>
-              <w:rPr>
-                <w:sz w:val="18"/>
-              </w:rPr>
-              <w:t xml:space="preserve">La consulta cubre los períodos en que SICMA estuvo detenido y el webhook baja la demora</w:t>
-            </w:r>
-          </w:p>
-        </w:tc>
-        <w:tc>
-          <w:tcPr>
-            <w:tcW w:w="2466" w:type="dxa"/>
-          </w:tcPr>
-          <w:p>
-            <w:pPr>
-              <w:pStyle w:val="Compact"/>
-              <w:jc w:val="left"/>
-            </w:pPr>
-            <w:r>
-              <w:rPr>
-                <w:sz w:val="18"/>
-              </w:rPr>
-              <w:t xml:space="preserve">Dos caminos que hay que conciliar, lo que hace</w:t>
+              <w:t xml:space="preserve">Esfuerzo</w:t>
+            </w:r>
+          </w:p>
+        </w:tc>
+      </w:tr>
+      <w:tr>
+        <w:trPr>
+          <w:cantSplit/>
+        </w:trPr>
+        <w:tc>
+          <w:tcPr>
+            <w:tcW w:w="3458" w:type="dxa"/>
+          </w:tcPr>
+          <w:p>
+            <w:pPr>
+              <w:pStyle w:val="Compact"/>
+              <w:jc w:val="left"/>
+            </w:pPr>
+            <w:r>
+              <w:rPr>
+                <w:sz w:val="18"/>
+              </w:rPr>
+              <w:t xml:space="preserve">Sin configuración de registro con archivo y rotación</w:t>
+            </w:r>
+          </w:p>
+        </w:tc>
+        <w:tc>
+          <w:tcPr>
+            <w:tcW w:w="3751" w:type="dxa"/>
+          </w:tcPr>
+          <w:p>
+            <w:pPr>
+              <w:pStyle w:val="Compact"/>
+              <w:jc w:val="left"/>
+            </w:pPr>
+            <w:r>
+              <w:rPr>
+                <w:sz w:val="18"/>
+              </w:rPr>
+              <w:t xml:space="preserve">Definir</w:t>
             </w:r>
             <w:r>
               <w:rPr>
@@ -6962,370 +6675,288 @@
                 <w:rStyle w:val="VerbatimChar"/>
                 <w:sz w:val="18"/>
               </w:rPr>
-              <w:t xml:space="preserve">sincronizar_zabbix</w:t>
-            </w:r>
-          </w:p>
-        </w:tc>
-      </w:tr>
-      <w:tr>
-        <w:tc>
-          <w:tcPr>
-            <w:tcW w:w="929" w:type="dxa"/>
-          </w:tcPr>
-          <w:p>
-            <w:pPr>
-              <w:pStyle w:val="Compact"/>
-              <w:jc w:val="left"/>
-            </w:pPr>
-            <w:r>
-              <w:rPr>
-                <w:sz w:val="18"/>
-              </w:rPr>
-              <w:t xml:space="preserve">AD-03</w:t>
-            </w:r>
-          </w:p>
-        </w:tc>
-        <w:tc>
-          <w:tcPr>
-            <w:tcW w:w="2151" w:type="dxa"/>
-          </w:tcPr>
-          <w:p>
-            <w:pPr>
-              <w:pStyle w:val="Compact"/>
-              <w:jc w:val="left"/>
-            </w:pPr>
-            <w:r>
-              <w:rPr>
-                <w:sz w:val="18"/>
-              </w:rPr>
-              <w:t xml:space="preserve">Power Automate se comunica con SICMA por correo</w:t>
-            </w:r>
-          </w:p>
-        </w:tc>
-        <w:tc>
-          <w:tcPr>
-            <w:tcW w:w="2372" w:type="dxa"/>
-          </w:tcPr>
-          <w:p>
-            <w:pPr>
-              <w:pStyle w:val="Compact"/>
-              <w:jc w:val="left"/>
-            </w:pPr>
-            <w:r>
-              <w:rPr>
-                <w:sz w:val="18"/>
-              </w:rPr>
-              <w:t xml:space="preserve">La licencia gratuita no tiene conectores HTTP</w:t>
-            </w:r>
-          </w:p>
-        </w:tc>
-        <w:tc>
-          <w:tcPr>
-            <w:tcW w:w="2466" w:type="dxa"/>
-          </w:tcPr>
-          <w:p>
-            <w:pPr>
-              <w:pStyle w:val="Compact"/>
-              <w:jc w:val="left"/>
-            </w:pPr>
-            <w:r>
-              <w:rPr>
-                <w:sz w:val="18"/>
-              </w:rPr>
-              <w:t xml:space="preserve">La comunicación depende de un buzón IMAP y de un remitente de confianza</w:t>
-            </w:r>
-          </w:p>
-        </w:tc>
-      </w:tr>
-      <w:tr>
-        <w:tc>
-          <w:tcPr>
-            <w:tcW w:w="929" w:type="dxa"/>
-          </w:tcPr>
-          <w:p>
-            <w:pPr>
-              <w:pStyle w:val="Compact"/>
-              <w:jc w:val="left"/>
-            </w:pPr>
-            <w:r>
-              <w:rPr>
-                <w:sz w:val="18"/>
-              </w:rPr>
-              <w:t xml:space="preserve">AD-04</w:t>
-            </w:r>
-          </w:p>
-        </w:tc>
-        <w:tc>
-          <w:tcPr>
-            <w:tcW w:w="2151" w:type="dxa"/>
-          </w:tcPr>
-          <w:p>
-            <w:pPr>
-              <w:pStyle w:val="Compact"/>
-              <w:jc w:val="left"/>
-            </w:pPr>
-            <w:r>
-              <w:rPr>
-                <w:sz w:val="18"/>
-              </w:rPr>
-              <w:t xml:space="preserve">Las plantillas de huella solo viven en el PC del lector</w:t>
-            </w:r>
-          </w:p>
-        </w:tc>
-        <w:tc>
-          <w:tcPr>
-            <w:tcW w:w="2372" w:type="dxa"/>
-          </w:tcPr>
-          <w:p>
-            <w:pPr>
-              <w:pStyle w:val="Compact"/>
-              <w:jc w:val="left"/>
-            </w:pPr>
-            <w:r>
-              <w:rPr>
-                <w:sz w:val="18"/>
-              </w:rPr>
-              <w:t xml:space="preserve">SICMA no debe almacenar datos biométricos (RF-ACC-01, RNF-LEG-01)</w:t>
-            </w:r>
-          </w:p>
-        </w:tc>
-        <w:tc>
-          <w:tcPr>
-            <w:tcW w:w="2466" w:type="dxa"/>
-          </w:tcPr>
-          <w:p>
-            <w:pPr>
-              <w:pStyle w:val="Compact"/>
-              <w:jc w:val="left"/>
-            </w:pPr>
-            <w:r>
-              <w:rPr>
-                <w:sz w:val="18"/>
-              </w:rPr>
-              <w:t xml:space="preserve">El enrolamiento y los respaldos dependen de ese PC</w:t>
-            </w:r>
-          </w:p>
-        </w:tc>
-      </w:tr>
-      <w:tr>
-        <w:tc>
-          <w:tcPr>
-            <w:tcW w:w="929" w:type="dxa"/>
-          </w:tcPr>
-          <w:p>
-            <w:pPr>
-              <w:pStyle w:val="Compact"/>
-              <w:jc w:val="left"/>
-            </w:pPr>
-            <w:r>
-              <w:rPr>
-                <w:sz w:val="18"/>
-              </w:rPr>
-              <w:t xml:space="preserve">AD-05</w:t>
-            </w:r>
-          </w:p>
-        </w:tc>
-        <w:tc>
-          <w:tcPr>
-            <w:tcW w:w="2151" w:type="dxa"/>
-          </w:tcPr>
-          <w:p>
-            <w:pPr>
-              <w:pStyle w:val="Compact"/>
-              <w:jc w:val="left"/>
-            </w:pPr>
-            <w:r>
-              <w:rPr>
-                <w:sz w:val="18"/>
-              </w:rPr>
-              <w:t xml:space="preserve">Token de solo lectura para la app móvil</w:t>
-            </w:r>
-          </w:p>
-        </w:tc>
-        <w:tc>
-          <w:tcPr>
-            <w:tcW w:w="2372" w:type="dxa"/>
-          </w:tcPr>
-          <w:p>
-            <w:pPr>
-              <w:pStyle w:val="Compact"/>
-              <w:jc w:val="left"/>
-            </w:pPr>
-            <w:r>
-              <w:rPr>
-                <w:sz w:val="18"/>
-              </w:rPr>
-              <w:t xml:space="preserve">RF-PLT-02 pide solo consulta y no basta ocultar botones</w:t>
-            </w:r>
-          </w:p>
-        </w:tc>
-        <w:tc>
-          <w:tcPr>
-            <w:tcW w:w="2466" w:type="dxa"/>
-          </w:tcPr>
-          <w:p>
-            <w:pPr>
-              <w:pStyle w:val="Compact"/>
-              <w:jc w:val="left"/>
-            </w:pPr>
-            <w:r>
-              <w:rPr>
-                <w:sz w:val="18"/>
-              </w:rPr>
-              <w:t xml:space="preserve">La API aplica la restricción aunque alguien use otra herramienta</w:t>
-            </w:r>
-          </w:p>
-        </w:tc>
-      </w:tr>
-      <w:tr>
-        <w:tc>
-          <w:tcPr>
-            <w:tcW w:w="929" w:type="dxa"/>
-          </w:tcPr>
-          <w:p>
-            <w:pPr>
-              <w:pStyle w:val="Compact"/>
-              <w:jc w:val="left"/>
-            </w:pPr>
-            <w:r>
-              <w:rPr>
-                <w:sz w:val="18"/>
-              </w:rPr>
-              <w:t xml:space="preserve">AD-06</w:t>
-            </w:r>
-          </w:p>
-        </w:tc>
-        <w:tc>
-          <w:tcPr>
-            <w:tcW w:w="2151" w:type="dxa"/>
-          </w:tcPr>
-          <w:p>
-            <w:pPr>
-              <w:pStyle w:val="Compact"/>
-              <w:jc w:val="left"/>
-            </w:pPr>
-            <w:r>
-              <w:rPr>
-                <w:sz w:val="18"/>
-              </w:rPr>
-              <w:t xml:space="preserve">API publicada por Cloudflare Tunnel y web en Cloudflare Pages</w:t>
-            </w:r>
-          </w:p>
-        </w:tc>
-        <w:tc>
-          <w:tcPr>
-            <w:tcW w:w="2372" w:type="dxa"/>
-          </w:tcPr>
-          <w:p>
-            <w:pPr>
-              <w:pStyle w:val="Compact"/>
-              <w:jc w:val="left"/>
-            </w:pPr>
-            <w:r>
-              <w:rPr>
-                <w:sz w:val="18"/>
-              </w:rPr>
-              <w:t xml:space="preserve">Sin puertos de entrada abiertos y con HTTPS en el borde</w:t>
-            </w:r>
-          </w:p>
-        </w:tc>
-        <w:tc>
-          <w:tcPr>
-            <w:tcW w:w="2466" w:type="dxa"/>
-          </w:tcPr>
-          <w:p>
-            <w:pPr>
-              <w:pStyle w:val="Compact"/>
-              <w:jc w:val="left"/>
-            </w:pPr>
-            <w:r>
-              <w:rPr>
-                <w:sz w:val="18"/>
-              </w:rPr>
-              <w:t xml:space="preserve">Dependencia de un tercero y de la IP informada por Cloudflare para limitar peticiones</w:t>
-            </w:r>
-          </w:p>
-        </w:tc>
-      </w:tr>
-      <w:tr>
-        <w:tc>
-          <w:tcPr>
-            <w:tcW w:w="929" w:type="dxa"/>
-          </w:tcPr>
-          <w:p>
-            <w:pPr>
-              <w:pStyle w:val="Compact"/>
-              <w:jc w:val="left"/>
-            </w:pPr>
-            <w:r>
-              <w:rPr>
-                <w:sz w:val="18"/>
-              </w:rPr>
-              <w:t xml:space="preserve">AD-07</w:t>
-            </w:r>
-          </w:p>
-        </w:tc>
-        <w:tc>
-          <w:tcPr>
-            <w:tcW w:w="2151" w:type="dxa"/>
-          </w:tcPr>
-          <w:p>
-            <w:pPr>
-              <w:pStyle w:val="Compact"/>
-              <w:jc w:val="left"/>
-            </w:pPr>
-            <w:r>
-              <w:rPr>
-                <w:sz w:val="18"/>
-              </w:rPr>
-              <w:t xml:space="preserve">Acceso a la base de datos por MySQL Router</w:t>
-            </w:r>
-          </w:p>
-        </w:tc>
-        <w:tc>
-          <w:tcPr>
-            <w:tcW w:w="2372" w:type="dxa"/>
-          </w:tcPr>
-          <w:p>
-            <w:pPr>
-              <w:pStyle w:val="Compact"/>
-              <w:jc w:val="left"/>
-            </w:pPr>
-            <w:r>
-              <w:rPr>
-                <w:sz w:val="18"/>
-              </w:rPr>
-              <w:t xml:space="preserve">La aplicación no debe conocer qué nodo es el primary</w:t>
-            </w:r>
-          </w:p>
-        </w:tc>
-        <w:tc>
-          <w:tcPr>
-            <w:tcW w:w="2466" w:type="dxa"/>
-          </w:tcPr>
-          <w:p>
-            <w:pPr>
-              <w:pStyle w:val="Compact"/>
-              <w:jc w:val="left"/>
-            </w:pPr>
-            <w:r>
-              <w:rPr>
-                <w:sz w:val="18"/>
-              </w:rPr>
-              <w:t xml:space="preserve">Un solo punto de conexión que también debe protegerse</w:t>
+              <w:t xml:space="preserve">LOGGING</w:t>
+            </w:r>
+            <w:r>
+              <w:rPr>
+                <w:sz w:val="18"/>
+              </w:rPr>
+              <w:t xml:space="preserve"> </w:t>
+            </w:r>
+            <w:r>
+              <w:rPr>
+                <w:sz w:val="18"/>
+              </w:rPr>
+              <w:t xml:space="preserve">con archivo rotativo y nivel INFO</w:t>
+            </w:r>
+          </w:p>
+        </w:tc>
+        <w:tc>
+          <w:tcPr>
+            <w:tcW w:w="1629" w:type="dxa"/>
+          </w:tcPr>
+          <w:p>
+            <w:pPr>
+              <w:pStyle w:val="Compact"/>
+              <w:jc w:val="left"/>
+            </w:pPr>
+            <w:r>
+              <w:rPr>
+                <w:sz w:val="18"/>
+              </w:rPr>
+              <w:t xml:space="preserve">Bajo</w:t>
+            </w:r>
+          </w:p>
+        </w:tc>
+      </w:tr>
+      <w:tr>
+        <w:trPr>
+          <w:cantSplit/>
+        </w:trPr>
+        <w:tc>
+          <w:tcPr>
+            <w:tcW w:w="3458" w:type="dxa"/>
+          </w:tcPr>
+          <w:p>
+            <w:pPr>
+              <w:pStyle w:val="Compact"/>
+              <w:jc w:val="left"/>
+            </w:pPr>
+            <w:r>
+              <w:rPr>
+                <w:sz w:val="18"/>
+              </w:rPr>
+              <w:t xml:space="preserve">Sin indicador de salud de SICMA</w:t>
+            </w:r>
+          </w:p>
+        </w:tc>
+        <w:tc>
+          <w:tcPr>
+            <w:tcW w:w="3751" w:type="dxa"/>
+          </w:tcPr>
+          <w:p>
+            <w:pPr>
+              <w:pStyle w:val="Compact"/>
+              <w:jc w:val="left"/>
+            </w:pPr>
+            <w:r>
+              <w:rPr>
+                <w:sz w:val="18"/>
+              </w:rPr>
+              <w:t xml:space="preserve">Agregar una ruta de salud que revise la base de datos y la última sincronización</w:t>
+            </w:r>
+          </w:p>
+        </w:tc>
+        <w:tc>
+          <w:tcPr>
+            <w:tcW w:w="1629" w:type="dxa"/>
+          </w:tcPr>
+          <w:p>
+            <w:pPr>
+              <w:pStyle w:val="Compact"/>
+              <w:jc w:val="left"/>
+            </w:pPr>
+            <w:r>
+              <w:rPr>
+                <w:sz w:val="18"/>
+              </w:rPr>
+              <w:t xml:space="preserve">Bajo</w:t>
+            </w:r>
+          </w:p>
+        </w:tc>
+      </w:tr>
+      <w:tr>
+        <w:trPr>
+          <w:cantSplit/>
+        </w:trPr>
+        <w:tc>
+          <w:tcPr>
+            <w:tcW w:w="3458" w:type="dxa"/>
+          </w:tcPr>
+          <w:p>
+            <w:pPr>
+              <w:pStyle w:val="Compact"/>
+              <w:jc w:val="left"/>
+            </w:pPr>
+            <w:r>
+              <w:rPr>
+                <w:sz w:val="18"/>
+              </w:rPr>
+              <w:t xml:space="preserve">Los procesos periódicos solo escriben en la consola</w:t>
+            </w:r>
+          </w:p>
+        </w:tc>
+        <w:tc>
+          <w:tcPr>
+            <w:tcW w:w="3751" w:type="dxa"/>
+          </w:tcPr>
+          <w:p>
+            <w:pPr>
+              <w:pStyle w:val="Compact"/>
+              <w:jc w:val="left"/>
+            </w:pPr>
+            <w:r>
+              <w:rPr>
+                <w:sz w:val="18"/>
+              </w:rPr>
+              <w:t xml:space="preserve">Dirigir su salida a los mismos archivos</w:t>
+            </w:r>
+          </w:p>
+        </w:tc>
+        <w:tc>
+          <w:tcPr>
+            <w:tcW w:w="1629" w:type="dxa"/>
+          </w:tcPr>
+          <w:p>
+            <w:pPr>
+              <w:pStyle w:val="Compact"/>
+              <w:jc w:val="left"/>
+            </w:pPr>
+            <w:r>
+              <w:rPr>
+                <w:sz w:val="18"/>
+              </w:rPr>
+              <w:t xml:space="preserve">Bajo</w:t>
+            </w:r>
+          </w:p>
+        </w:tc>
+      </w:tr>
+      <w:tr>
+        <w:trPr>
+          <w:cantSplit/>
+        </w:trPr>
+        <w:tc>
+          <w:tcPr>
+            <w:tcW w:w="3458" w:type="dxa"/>
+          </w:tcPr>
+          <w:p>
+            <w:pPr>
+              <w:pStyle w:val="Compact"/>
+              <w:jc w:val="left"/>
+            </w:pPr>
+            <w:r>
+              <w:rPr>
+                <w:sz w:val="18"/>
+              </w:rPr>
+              <w:t xml:space="preserve">Sin alertas sobre fallas del propio SICMA</w:t>
+            </w:r>
+          </w:p>
+        </w:tc>
+        <w:tc>
+          <w:tcPr>
+            <w:tcW w:w="3751" w:type="dxa"/>
+          </w:tcPr>
+          <w:p>
+            <w:pPr>
+              <w:pStyle w:val="Compact"/>
+              <w:jc w:val="left"/>
+            </w:pPr>
+            <w:r>
+              <w:rPr>
+                <w:sz w:val="18"/>
+              </w:rPr>
+              <w:t xml:space="preserve">Monitorear los cuatro procesos con Zabbix</w:t>
+            </w:r>
+          </w:p>
+        </w:tc>
+        <w:tc>
+          <w:tcPr>
+            <w:tcW w:w="1629" w:type="dxa"/>
+          </w:tcPr>
+          <w:p>
+            <w:pPr>
+              <w:pStyle w:val="Compact"/>
+              <w:jc w:val="left"/>
+            </w:pPr>
+            <w:r>
+              <w:rPr>
+                <w:sz w:val="18"/>
+              </w:rPr>
+              <w:t xml:space="preserve">Medio</w:t>
+            </w:r>
+          </w:p>
+        </w:tc>
+      </w:tr>
+      <w:tr>
+        <w:trPr>
+          <w:cantSplit/>
+        </w:trPr>
+        <w:tc>
+          <w:tcPr>
+            <w:tcW w:w="3458" w:type="dxa"/>
+          </w:tcPr>
+          <w:p>
+            <w:pPr>
+              <w:pStyle w:val="Compact"/>
+              <w:jc w:val="left"/>
+            </w:pPr>
+            <w:r>
+              <w:rPr>
+                <w:sz w:val="18"/>
+              </w:rPr>
+              <w:t xml:space="preserve">Sin política de retención de registros</w:t>
+            </w:r>
+          </w:p>
+        </w:tc>
+        <w:tc>
+          <w:tcPr>
+            <w:tcW w:w="3751" w:type="dxa"/>
+          </w:tcPr>
+          <w:p>
+            <w:pPr>
+              <w:pStyle w:val="Compact"/>
+              <w:jc w:val="left"/>
+            </w:pPr>
+            <w:r>
+              <w:rPr>
+                <w:sz w:val="18"/>
+              </w:rPr>
+              <w:t xml:space="preserve">Definir plazos junto con SICMA-ESO (D-01 de SICMA-ESO)</w:t>
+            </w:r>
+          </w:p>
+        </w:tc>
+        <w:tc>
+          <w:tcPr>
+            <w:tcW w:w="1629" w:type="dxa"/>
+          </w:tcPr>
+          <w:p>
+            <w:pPr>
+              <w:pStyle w:val="Compact"/>
+              <w:jc w:val="left"/>
+            </w:pPr>
+            <w:r>
+              <w:rPr>
+                <w:sz w:val="18"/>
+              </w:rPr>
+              <w:t xml:space="preserve">Medio</w:t>
             </w:r>
           </w:p>
         </w:tc>
       </w:tr>
     </w:tbl>
-    <w:bookmarkEnd w:id="56"/>
-    <w:bookmarkStart w:id="57" w:name="trazabilidad-con-los-requerimientos"/>
+    <w:p>
+      <w:pPr>
+        <w:pStyle w:val="BodyText"/>
+        <w:spacing w:line="360" w:lineRule="auto" w:before="160" w:after="0"/>
+        <w:ind w:firstLine="709"/>
+        <w:jc w:val="both"/>
+      </w:pPr>
+      <w:r>
+        <w:rPr>
+          <w:sz w:val="22"/>
+        </w:rPr>
+        <w:t xml:space="preserve">La propuesta sigue la línea de OWASP, que incluye el registro y monitoreo insuficientes entre los diez riesgos principales [12].</w:t>
+      </w:r>
+    </w:p>
+    <w:bookmarkEnd w:id="54"/>
+    <w:bookmarkEnd w:id="55"/>
+    <w:bookmarkStart w:id="56" w:name="decisiones-de-arquitectura"/>
     <w:p>
       <w:pPr>
         <w:pStyle w:val="Heading2"/>
       </w:pPr>
       <w:r>
-        <w:t xml:space="preserve">Trazabilidad con los requerimientos</w:t>
+        <w:t xml:space="preserve">Decisiones de arquitectura</w:t>
       </w:r>
     </w:p>
     <w:tbl>
@@ -7344,17 +6975,19 @@
         </w:tblBorders>
       </w:tblPr>
       <w:tblGrid>
-        <w:gridCol w:w="2101"/>
-        <w:gridCol w:w="2939"/>
-        <w:gridCol w:w="2878"/>
+        <w:gridCol w:w="1037"/>
+        <w:gridCol w:w="2401"/>
+        <w:gridCol w:w="2648"/>
+        <w:gridCol w:w="2752"/>
       </w:tblGrid>
       <w:tr>
         <w:trPr>
           <w:tblHeader w:val="true"/>
-        </w:trPr>
-        <w:tc>
-          <w:tcPr>
-            <w:tcW w:w="2101" w:type="dxa"/>
+          <w:cantSplit/>
+        </w:trPr>
+        <w:tc>
+          <w:tcPr>
+            <w:tcW w:w="1037" w:type="dxa"/>
             <w:shd w:val="clear" w:color="auto" w:fill="D9E2F3"/>
           </w:tcPr>
           <w:p>
@@ -7367,13 +7000,13 @@
                 <w:b/>
                 <w:sz w:val="18"/>
               </w:rPr>
-              <w:t xml:space="preserve">Requerimiento</w:t>
-            </w:r>
-          </w:p>
-        </w:tc>
-        <w:tc>
-          <w:tcPr>
-            <w:tcW w:w="2939" w:type="dxa"/>
+              <w:t xml:space="preserve">ID</w:t>
+            </w:r>
+          </w:p>
+        </w:tc>
+        <w:tc>
+          <w:tcPr>
+            <w:tcW w:w="2401" w:type="dxa"/>
             <w:shd w:val="clear" w:color="auto" w:fill="D9E2F3"/>
           </w:tcPr>
           <w:p>
@@ -7386,13 +7019,13 @@
                 <w:b/>
                 <w:sz w:val="18"/>
               </w:rPr>
-              <w:t xml:space="preserve">Cómo lo cubre la arquitectura</w:t>
-            </w:r>
-          </w:p>
-        </w:tc>
-        <w:tc>
-          <w:tcPr>
-            <w:tcW w:w="2878" w:type="dxa"/>
+              <w:t xml:space="preserve">Decisión</w:t>
+            </w:r>
+          </w:p>
+        </w:tc>
+        <w:tc>
+          <w:tcPr>
+            <w:tcW w:w="2648" w:type="dxa"/>
             <w:shd w:val="clear" w:color="auto" w:fill="D9E2F3"/>
           </w:tcPr>
           <w:p>
@@ -7405,670 +7038,563 @@
                 <w:b/>
                 <w:sz w:val="18"/>
               </w:rPr>
-              <w:t xml:space="preserve">Estado en el código</w:t>
-            </w:r>
-          </w:p>
-        </w:tc>
-      </w:tr>
-      <w:tr>
-        <w:tc>
-          <w:tcPr>
-            <w:tcW w:w="2101" w:type="dxa"/>
-          </w:tcPr>
-          <w:p>
-            <w:pPr>
-              <w:pStyle w:val="Compact"/>
-              <w:jc w:val="left"/>
-            </w:pPr>
-            <w:r>
-              <w:rPr>
-                <w:sz w:val="18"/>
-              </w:rPr>
-              <w:t xml:space="preserve">RNF-SEG-01</w:t>
-            </w:r>
-          </w:p>
-        </w:tc>
-        <w:tc>
-          <w:tcPr>
-            <w:tcW w:w="2939" w:type="dxa"/>
-          </w:tcPr>
-          <w:p>
-            <w:pPr>
-              <w:pStyle w:val="Compact"/>
-              <w:jc w:val="left"/>
-            </w:pPr>
-            <w:r>
-              <w:rPr>
-                <w:sz w:val="18"/>
-              </w:rPr>
-              <w:t xml:space="preserve">JWT con vencimiento por inactividad en el servidor</w:t>
-            </w:r>
-          </w:p>
-        </w:tc>
-        <w:tc>
-          <w:tcPr>
-            <w:tcW w:w="2878" w:type="dxa"/>
-          </w:tcPr>
-          <w:p>
-            <w:pPr>
-              <w:pStyle w:val="Compact"/>
-              <w:jc w:val="left"/>
-            </w:pPr>
-            <w:r>
-              <w:rPr>
-                <w:sz w:val="18"/>
-              </w:rPr>
-              <w:t xml:space="preserve">Implementado</w:t>
-            </w:r>
-          </w:p>
-        </w:tc>
-      </w:tr>
-      <w:tr>
-        <w:tc>
-          <w:tcPr>
-            <w:tcW w:w="2101" w:type="dxa"/>
-          </w:tcPr>
-          <w:p>
-            <w:pPr>
-              <w:pStyle w:val="Compact"/>
-              <w:jc w:val="left"/>
-            </w:pPr>
-            <w:r>
-              <w:rPr>
-                <w:sz w:val="18"/>
-              </w:rPr>
-              <w:t xml:space="preserve">RNF-SEG-02</w:t>
-            </w:r>
-          </w:p>
-        </w:tc>
-        <w:tc>
-          <w:tcPr>
-            <w:tcW w:w="2939" w:type="dxa"/>
-          </w:tcPr>
-          <w:p>
-            <w:pPr>
-              <w:pStyle w:val="Compact"/>
-              <w:jc w:val="left"/>
-            </w:pPr>
-            <w:r>
-              <w:rPr>
-                <w:sz w:val="18"/>
-              </w:rPr>
-              <w:t xml:space="preserve">Bloqueo tras 5 intentos fallidos</w:t>
-            </w:r>
-          </w:p>
-        </w:tc>
-        <w:tc>
-          <w:tcPr>
-            <w:tcW w:w="2878" w:type="dxa"/>
-          </w:tcPr>
-          <w:p>
-            <w:pPr>
-              <w:pStyle w:val="Compact"/>
-              <w:jc w:val="left"/>
-            </w:pPr>
-            <w:r>
-              <w:rPr>
-                <w:sz w:val="18"/>
-              </w:rPr>
-              <w:t xml:space="preserve">Implementado</w:t>
-            </w:r>
-          </w:p>
-        </w:tc>
-      </w:tr>
-      <w:tr>
-        <w:tc>
-          <w:tcPr>
-            <w:tcW w:w="2101" w:type="dxa"/>
-          </w:tcPr>
-          <w:p>
-            <w:pPr>
-              <w:pStyle w:val="Compact"/>
-              <w:jc w:val="left"/>
-            </w:pPr>
-            <w:r>
-              <w:rPr>
-                <w:sz w:val="18"/>
-              </w:rPr>
-              <w:t xml:space="preserve">RNF-SEG-03</w:t>
-            </w:r>
-          </w:p>
-        </w:tc>
-        <w:tc>
-          <w:tcPr>
-            <w:tcW w:w="2939" w:type="dxa"/>
-          </w:tcPr>
-          <w:p>
-            <w:pPr>
-              <w:pStyle w:val="Compact"/>
-              <w:jc w:val="left"/>
-            </w:pPr>
-            <w:r>
-              <w:rPr>
-                <w:sz w:val="18"/>
-              </w:rPr>
-              <w:t xml:space="preserve">Política con antigüedad de 90 días</w:t>
-            </w:r>
-          </w:p>
-        </w:tc>
-        <w:tc>
-          <w:tcPr>
-            <w:tcW w:w="2878" w:type="dxa"/>
-          </w:tcPr>
-          <w:p>
-            <w:pPr>
-              <w:pStyle w:val="Compact"/>
-              <w:jc w:val="left"/>
-            </w:pPr>
-            <w:r>
-              <w:rPr>
-                <w:sz w:val="18"/>
-              </w:rPr>
-              <w:t xml:space="preserve">Parcial: los validadores de contraseña usan los de Django y falta contrastar el largo y la complejidad con SICMA-REQ</w:t>
-            </w:r>
-          </w:p>
-        </w:tc>
-      </w:tr>
-      <w:tr>
-        <w:tc>
-          <w:tcPr>
-            <w:tcW w:w="2101" w:type="dxa"/>
-          </w:tcPr>
-          <w:p>
-            <w:pPr>
-              <w:pStyle w:val="Compact"/>
-              <w:jc w:val="left"/>
-            </w:pPr>
-            <w:r>
-              <w:rPr>
-                <w:sz w:val="18"/>
-              </w:rPr>
-              <w:t xml:space="preserve">RNF-SEG-04</w:t>
-            </w:r>
-          </w:p>
-        </w:tc>
-        <w:tc>
-          <w:tcPr>
-            <w:tcW w:w="2939" w:type="dxa"/>
-          </w:tcPr>
-          <w:p>
-            <w:pPr>
-              <w:pStyle w:val="Compact"/>
-              <w:jc w:val="left"/>
-            </w:pPr>
-            <w:r>
-              <w:rPr>
-                <w:sz w:val="18"/>
-              </w:rPr>
-              <w:t xml:space="preserve">CORS y CSRF acotados</w:t>
-            </w:r>
-          </w:p>
-        </w:tc>
-        <w:tc>
-          <w:tcPr>
-            <w:tcW w:w="2878" w:type="dxa"/>
-          </w:tcPr>
-          <w:p>
-            <w:pPr>
-              <w:pStyle w:val="Compact"/>
-              <w:jc w:val="left"/>
-            </w:pPr>
-            <w:r>
-              <w:rPr>
-                <w:sz w:val="18"/>
-              </w:rPr>
-              <w:t xml:space="preserve">Implementado</w:t>
-            </w:r>
-          </w:p>
-        </w:tc>
-      </w:tr>
-      <w:tr>
-        <w:tc>
-          <w:tcPr>
-            <w:tcW w:w="2101" w:type="dxa"/>
-          </w:tcPr>
-          <w:p>
-            <w:pPr>
-              <w:pStyle w:val="Compact"/>
-              <w:jc w:val="left"/>
-            </w:pPr>
-            <w:r>
-              <w:rPr>
-                <w:sz w:val="18"/>
-              </w:rPr>
-              <w:t xml:space="preserve">RNF-SEG-05 y RNF-SEG-06</w:t>
-            </w:r>
-          </w:p>
-        </w:tc>
-        <w:tc>
-          <w:tcPr>
-            <w:tcW w:w="2939" w:type="dxa"/>
-          </w:tcPr>
-          <w:p>
-            <w:pPr>
-              <w:pStyle w:val="Compact"/>
-              <w:jc w:val="left"/>
-            </w:pPr>
-            <w:r>
-              <w:rPr>
-                <w:sz w:val="18"/>
-              </w:rPr>
-              <w:t xml:space="preserve">Endurecimiento del servidor</w:t>
-            </w:r>
-          </w:p>
-        </w:tc>
-        <w:tc>
-          <w:tcPr>
-            <w:tcW w:w="2878" w:type="dxa"/>
-          </w:tcPr>
-          <w:p>
-            <w:pPr>
-              <w:pStyle w:val="Compact"/>
-              <w:jc w:val="left"/>
-            </w:pPr>
-            <w:r>
-              <w:rPr>
-                <w:sz w:val="18"/>
-              </w:rPr>
-              <w:t xml:space="preserve">Fuera del código, pendiente</w:t>
-            </w:r>
-          </w:p>
-        </w:tc>
-      </w:tr>
-      <w:tr>
-        <w:tc>
-          <w:tcPr>
-            <w:tcW w:w="2101" w:type="dxa"/>
-          </w:tcPr>
-          <w:p>
-            <w:pPr>
-              <w:pStyle w:val="Compact"/>
-              <w:jc w:val="left"/>
-            </w:pPr>
-            <w:r>
-              <w:rPr>
-                <w:sz w:val="18"/>
-              </w:rPr>
-              <w:t xml:space="preserve">RNF-SEG-07</w:t>
-            </w:r>
-          </w:p>
-        </w:tc>
-        <w:tc>
-          <w:tcPr>
-            <w:tcW w:w="2939" w:type="dxa"/>
-          </w:tcPr>
-          <w:p>
-            <w:pPr>
-              <w:pStyle w:val="Compact"/>
-              <w:jc w:val="left"/>
-            </w:pPr>
-            <w:r>
-              <w:rPr>
-                <w:sz w:val="18"/>
-              </w:rPr>
-              <w:t xml:space="preserve">TLS y contraseñas con hash</w:t>
-            </w:r>
-          </w:p>
-        </w:tc>
-        <w:tc>
-          <w:tcPr>
-            <w:tcW w:w="2878" w:type="dxa"/>
-          </w:tcPr>
-          <w:p>
-            <w:pPr>
-              <w:pStyle w:val="Compact"/>
-              <w:jc w:val="left"/>
-            </w:pPr>
-            <w:r>
-              <w:rPr>
-                <w:sz w:val="18"/>
-              </w:rPr>
-              <w:t xml:space="preserve">Contraseñas con hash; TLS solo en la web y el túnel</w:t>
-            </w:r>
-          </w:p>
-        </w:tc>
-      </w:tr>
-      <w:tr>
-        <w:tc>
-          <w:tcPr>
-            <w:tcW w:w="2101" w:type="dxa"/>
-          </w:tcPr>
-          <w:p>
-            <w:pPr>
-              <w:pStyle w:val="Compact"/>
-              <w:jc w:val="left"/>
-            </w:pPr>
-            <w:r>
-              <w:rPr>
-                <w:sz w:val="18"/>
-              </w:rPr>
-              <w:t xml:space="preserve">RNF-SEG-08</w:t>
-            </w:r>
-          </w:p>
-        </w:tc>
-        <w:tc>
-          <w:tcPr>
-            <w:tcW w:w="2939" w:type="dxa"/>
-          </w:tcPr>
-          <w:p>
-            <w:pPr>
-              <w:pStyle w:val="Compact"/>
-              <w:jc w:val="left"/>
-            </w:pPr>
-            <w:r>
-              <w:rPr>
-                <w:sz w:val="18"/>
-              </w:rPr>
-              <w:t xml:space="preserve">Permisos por rol en cada vista</w:t>
-            </w:r>
-          </w:p>
-        </w:tc>
-        <w:tc>
-          <w:tcPr>
-            <w:tcW w:w="2878" w:type="dxa"/>
-          </w:tcPr>
-          <w:p>
-            <w:pPr>
-              <w:pStyle w:val="Compact"/>
-              <w:jc w:val="left"/>
-            </w:pPr>
-            <w:r>
-              <w:rPr>
-                <w:sz w:val="18"/>
-              </w:rPr>
-              <w:t xml:space="preserve">Implementado</w:t>
-            </w:r>
-          </w:p>
-        </w:tc>
-      </w:tr>
-      <w:tr>
-        <w:tc>
-          <w:tcPr>
-            <w:tcW w:w="2101" w:type="dxa"/>
-          </w:tcPr>
-          <w:p>
-            <w:pPr>
-              <w:pStyle w:val="Compact"/>
-              <w:jc w:val="left"/>
-            </w:pPr>
-            <w:r>
-              <w:rPr>
-                <w:sz w:val="18"/>
-              </w:rPr>
-              <w:t xml:space="preserve">RNF-DIS-01 y RNF-DIS-02</w:t>
-            </w:r>
-          </w:p>
-        </w:tc>
-        <w:tc>
-          <w:tcPr>
-            <w:tcW w:w="2939" w:type="dxa"/>
-          </w:tcPr>
-          <w:p>
-            <w:pPr>
-              <w:pStyle w:val="Compact"/>
-              <w:jc w:val="left"/>
-            </w:pPr>
-            <w:r>
-              <w:rPr>
-                <w:sz w:val="18"/>
-              </w:rPr>
-              <w:t xml:space="preserve">InnoDB Cluster y Router</w:t>
-            </w:r>
-          </w:p>
-        </w:tc>
-        <w:tc>
-          <w:tcPr>
-            <w:tcW w:w="2878" w:type="dxa"/>
-          </w:tcPr>
-          <w:p>
-            <w:pPr>
-              <w:pStyle w:val="Compact"/>
-              <w:jc w:val="left"/>
-            </w:pPr>
-            <w:r>
-              <w:rPr>
-                <w:sz w:val="18"/>
-              </w:rPr>
-              <w:t xml:space="preserve">Configurado; la prueba de recuperación está pendiente</w:t>
-            </w:r>
-          </w:p>
-        </w:tc>
-      </w:tr>
-      <w:tr>
-        <w:tc>
-          <w:tcPr>
-            <w:tcW w:w="2101" w:type="dxa"/>
-          </w:tcPr>
-          <w:p>
-            <w:pPr>
-              <w:pStyle w:val="Compact"/>
-              <w:jc w:val="left"/>
-            </w:pPr>
-            <w:r>
-              <w:rPr>
-                <w:sz w:val="18"/>
-              </w:rPr>
-              <w:t xml:space="preserve">RNF-DES-01</w:t>
-            </w:r>
-          </w:p>
-        </w:tc>
-        <w:tc>
-          <w:tcPr>
-            <w:tcW w:w="2939" w:type="dxa"/>
-          </w:tcPr>
-          <w:p>
-            <w:pPr>
-              <w:pStyle w:val="Compact"/>
-              <w:jc w:val="left"/>
-            </w:pPr>
-            <w:r>
-              <w:rPr>
-                <w:sz w:val="18"/>
-              </w:rPr>
-              <w:t xml:space="preserve">On premise más nube</w:t>
-            </w:r>
-          </w:p>
-        </w:tc>
-        <w:tc>
-          <w:tcPr>
-            <w:tcW w:w="2878" w:type="dxa"/>
-          </w:tcPr>
-          <w:p>
-            <w:pPr>
-              <w:pStyle w:val="Compact"/>
-              <w:jc w:val="left"/>
-            </w:pPr>
-            <w:r>
-              <w:rPr>
-                <w:sz w:val="18"/>
-              </w:rPr>
-              <w:t xml:space="preserve">Implementado</w:t>
-            </w:r>
-          </w:p>
-        </w:tc>
-      </w:tr>
-      <w:tr>
-        <w:tc>
-          <w:tcPr>
-            <w:tcW w:w="2101" w:type="dxa"/>
-          </w:tcPr>
-          <w:p>
-            <w:pPr>
-              <w:pStyle w:val="Compact"/>
-              <w:jc w:val="left"/>
-            </w:pPr>
-            <w:r>
-              <w:rPr>
-                <w:sz w:val="18"/>
-              </w:rPr>
-              <w:t xml:space="preserve">RNF-DES-02</w:t>
-            </w:r>
-          </w:p>
-        </w:tc>
-        <w:tc>
-          <w:tcPr>
-            <w:tcW w:w="2939" w:type="dxa"/>
-          </w:tcPr>
-          <w:p>
-            <w:pPr>
-              <w:pStyle w:val="Compact"/>
-              <w:jc w:val="left"/>
-            </w:pPr>
-            <w:r>
-              <w:rPr>
-                <w:sz w:val="18"/>
-              </w:rPr>
-              <w:t xml:space="preserve">Sensor por WiFi y HTTP</w:t>
-            </w:r>
-          </w:p>
-        </w:tc>
-        <w:tc>
-          <w:tcPr>
-            <w:tcW w:w="2878" w:type="dxa"/>
-          </w:tcPr>
-          <w:p>
-            <w:pPr>
-              <w:pStyle w:val="Compact"/>
-              <w:jc w:val="left"/>
-            </w:pPr>
-            <w:r>
-              <w:rPr>
-                <w:sz w:val="18"/>
-              </w:rPr>
-              <w:t xml:space="preserve">API lista; firmware fuera del repositorio</w:t>
-            </w:r>
-          </w:p>
-        </w:tc>
-      </w:tr>
-      <w:tr>
-        <w:tc>
-          <w:tcPr>
-            <w:tcW w:w="2101" w:type="dxa"/>
-          </w:tcPr>
-          <w:p>
-            <w:pPr>
-              <w:pStyle w:val="Compact"/>
-              <w:jc w:val="left"/>
-            </w:pPr>
-            <w:r>
-              <w:rPr>
-                <w:sz w:val="18"/>
-              </w:rPr>
-              <w:t xml:space="preserve">RNF-CAL-01</w:t>
-            </w:r>
-          </w:p>
-        </w:tc>
-        <w:tc>
-          <w:tcPr>
-            <w:tcW w:w="2939" w:type="dxa"/>
-          </w:tcPr>
-          <w:p>
-            <w:pPr>
-              <w:pStyle w:val="Compact"/>
-              <w:jc w:val="left"/>
-            </w:pPr>
-            <w:r>
-              <w:rPr>
-                <w:sz w:val="18"/>
-              </w:rPr>
-              <w:t xml:space="preserve">Integración continua</w:t>
-            </w:r>
-          </w:p>
-        </w:tc>
-        <w:tc>
-          <w:tcPr>
-            <w:tcW w:w="2878" w:type="dxa"/>
-          </w:tcPr>
-          <w:p>
-            <w:pPr>
-              <w:pStyle w:val="Compact"/>
-              <w:jc w:val="left"/>
-            </w:pPr>
-            <w:r>
-              <w:rPr>
-                <w:sz w:val="18"/>
-              </w:rPr>
-              <w:t xml:space="preserve">Pendiente</w:t>
-            </w:r>
-          </w:p>
-        </w:tc>
-      </w:tr>
-      <w:tr>
-        <w:tc>
-          <w:tcPr>
-            <w:tcW w:w="2101" w:type="dxa"/>
-          </w:tcPr>
-          <w:p>
-            <w:pPr>
-              <w:pStyle w:val="Compact"/>
-              <w:jc w:val="left"/>
-            </w:pPr>
-            <w:r>
-              <w:rPr>
-                <w:sz w:val="18"/>
-              </w:rPr>
-              <w:t xml:space="preserve">RF-PLT-02</w:t>
-            </w:r>
-          </w:p>
-        </w:tc>
-        <w:tc>
-          <w:tcPr>
-            <w:tcW w:w="2939" w:type="dxa"/>
-          </w:tcPr>
-          <w:p>
-            <w:pPr>
-              <w:pStyle w:val="Compact"/>
-              <w:jc w:val="left"/>
-            </w:pPr>
-            <w:r>
-              <w:rPr>
-                <w:sz w:val="18"/>
-              </w:rPr>
-              <w:t xml:space="preserve">Token móvil de solo lectura</w:t>
-            </w:r>
-          </w:p>
-        </w:tc>
-        <w:tc>
-          <w:tcPr>
-            <w:tcW w:w="2878" w:type="dxa"/>
-          </w:tcPr>
-          <w:p>
-            <w:pPr>
-              <w:pStyle w:val="Compact"/>
-              <w:jc w:val="left"/>
-            </w:pPr>
-            <w:r>
-              <w:rPr>
-                <w:sz w:val="18"/>
-              </w:rPr>
-              <w:t xml:space="preserve">Implementado</w:t>
+              <w:t xml:space="preserve">Motivo</w:t>
+            </w:r>
+          </w:p>
+        </w:tc>
+        <w:tc>
+          <w:tcPr>
+            <w:tcW w:w="2752" w:type="dxa"/>
+            <w:shd w:val="clear" w:color="auto" w:fill="D9E2F3"/>
+          </w:tcPr>
+          <w:p>
+            <w:pPr>
+              <w:pStyle w:val="Compact"/>
+              <w:jc w:val="left"/>
+            </w:pPr>
+            <w:r>
+              <w:rPr>
+                <w:b/>
+                <w:sz w:val="18"/>
+              </w:rPr>
+              <w:t xml:space="preserve">Consecuencia</w:t>
+            </w:r>
+          </w:p>
+        </w:tc>
+      </w:tr>
+      <w:tr>
+        <w:trPr>
+          <w:cantSplit/>
+        </w:trPr>
+        <w:tc>
+          <w:tcPr>
+            <w:tcW w:w="1037" w:type="dxa"/>
+          </w:tcPr>
+          <w:p>
+            <w:pPr>
+              <w:pStyle w:val="Compact"/>
+              <w:jc w:val="left"/>
+            </w:pPr>
+            <w:r>
+              <w:rPr>
+                <w:sz w:val="18"/>
+              </w:rPr>
+              <w:t xml:space="preserve">AD-01</w:t>
+            </w:r>
+          </w:p>
+        </w:tc>
+        <w:tc>
+          <w:tcPr>
+            <w:tcW w:w="2401" w:type="dxa"/>
+          </w:tcPr>
+          <w:p>
+            <w:pPr>
+              <w:pStyle w:val="Compact"/>
+              <w:jc w:val="left"/>
+            </w:pPr>
+            <w:r>
+              <w:rPr>
+                <w:sz w:val="18"/>
+              </w:rPr>
+              <w:t xml:space="preserve">Monolito modular en Django con siete apps</w:t>
+            </w:r>
+          </w:p>
+        </w:tc>
+        <w:tc>
+          <w:tcPr>
+            <w:tcW w:w="2648" w:type="dxa"/>
+          </w:tcPr>
+          <w:p>
+            <w:pPr>
+              <w:pStyle w:val="Compact"/>
+              <w:jc w:val="left"/>
+            </w:pPr>
+            <w:r>
+              <w:rPr>
+                <w:sz w:val="18"/>
+              </w:rPr>
+              <w:t xml:space="preserve">Equipo de tres personas y 18 semanas; una sola base de código y un solo despliegue</w:t>
+            </w:r>
+          </w:p>
+        </w:tc>
+        <w:tc>
+          <w:tcPr>
+            <w:tcW w:w="2752" w:type="dxa"/>
+          </w:tcPr>
+          <w:p>
+            <w:pPr>
+              <w:pStyle w:val="Compact"/>
+              <w:jc w:val="left"/>
+            </w:pPr>
+            <w:r>
+              <w:rPr>
+                <w:sz w:val="18"/>
+              </w:rPr>
+              <w:t xml:space="preserve">Escalar un módulo por separado no es posible, aunque el prototipo no lo necesita</w:t>
+            </w:r>
+          </w:p>
+        </w:tc>
+      </w:tr>
+      <w:tr>
+        <w:trPr>
+          <w:cantSplit/>
+        </w:trPr>
+        <w:tc>
+          <w:tcPr>
+            <w:tcW w:w="1037" w:type="dxa"/>
+          </w:tcPr>
+          <w:p>
+            <w:pPr>
+              <w:pStyle w:val="Compact"/>
+              <w:jc w:val="left"/>
+            </w:pPr>
+            <w:r>
+              <w:rPr>
+                <w:sz w:val="18"/>
+              </w:rPr>
+              <w:t xml:space="preserve">AD-02</w:t>
+            </w:r>
+          </w:p>
+        </w:tc>
+        <w:tc>
+          <w:tcPr>
+            <w:tcW w:w="2401" w:type="dxa"/>
+          </w:tcPr>
+          <w:p>
+            <w:pPr>
+              <w:pStyle w:val="Compact"/>
+              <w:jc w:val="left"/>
+            </w:pPr>
+            <w:r>
+              <w:rPr>
+                <w:sz w:val="18"/>
+              </w:rPr>
+              <w:t xml:space="preserve">Zabbix por consulta cada minuto y por webhook</w:t>
+            </w:r>
+          </w:p>
+        </w:tc>
+        <w:tc>
+          <w:tcPr>
+            <w:tcW w:w="2648" w:type="dxa"/>
+          </w:tcPr>
+          <w:p>
+            <w:pPr>
+              <w:pStyle w:val="Compact"/>
+              <w:jc w:val="left"/>
+            </w:pPr>
+            <w:r>
+              <w:rPr>
+                <w:sz w:val="18"/>
+              </w:rPr>
+              <w:t xml:space="preserve">La consulta cubre los períodos en que SICMA estuvo detenido y el webhook baja la demora</w:t>
+            </w:r>
+          </w:p>
+        </w:tc>
+        <w:tc>
+          <w:tcPr>
+            <w:tcW w:w="2752" w:type="dxa"/>
+          </w:tcPr>
+          <w:p>
+            <w:pPr>
+              <w:pStyle w:val="Compact"/>
+              <w:jc w:val="left"/>
+            </w:pPr>
+            <w:r>
+              <w:rPr>
+                <w:sz w:val="18"/>
+              </w:rPr>
+              <w:t xml:space="preserve">Dos caminos que hay que conciliar, lo que hace</w:t>
+            </w:r>
+            <w:r>
+              <w:rPr>
+                <w:sz w:val="18"/>
+              </w:rPr>
+              <w:t xml:space="preserve"> </w:t>
+            </w:r>
+            <w:r>
+              <w:rPr>
+                <w:rStyle w:val="VerbatimChar"/>
+                <w:sz w:val="18"/>
+              </w:rPr>
+              <w:t xml:space="preserve">sincronizar_zabbix</w:t>
+            </w:r>
+          </w:p>
+        </w:tc>
+      </w:tr>
+      <w:tr>
+        <w:trPr>
+          <w:cantSplit/>
+        </w:trPr>
+        <w:tc>
+          <w:tcPr>
+            <w:tcW w:w="1037" w:type="dxa"/>
+          </w:tcPr>
+          <w:p>
+            <w:pPr>
+              <w:pStyle w:val="Compact"/>
+              <w:jc w:val="left"/>
+            </w:pPr>
+            <w:r>
+              <w:rPr>
+                <w:sz w:val="18"/>
+              </w:rPr>
+              <w:t xml:space="preserve">AD-03</w:t>
+            </w:r>
+          </w:p>
+        </w:tc>
+        <w:tc>
+          <w:tcPr>
+            <w:tcW w:w="2401" w:type="dxa"/>
+          </w:tcPr>
+          <w:p>
+            <w:pPr>
+              <w:pStyle w:val="Compact"/>
+              <w:jc w:val="left"/>
+            </w:pPr>
+            <w:r>
+              <w:rPr>
+                <w:sz w:val="18"/>
+              </w:rPr>
+              <w:t xml:space="preserve">Power Automate se comunica con SICMA por correo</w:t>
+            </w:r>
+          </w:p>
+        </w:tc>
+        <w:tc>
+          <w:tcPr>
+            <w:tcW w:w="2648" w:type="dxa"/>
+          </w:tcPr>
+          <w:p>
+            <w:pPr>
+              <w:pStyle w:val="Compact"/>
+              <w:jc w:val="left"/>
+            </w:pPr>
+            <w:r>
+              <w:rPr>
+                <w:sz w:val="18"/>
+              </w:rPr>
+              <w:t xml:space="preserve">La licencia gratuita no tiene conectores HTTP</w:t>
+            </w:r>
+          </w:p>
+        </w:tc>
+        <w:tc>
+          <w:tcPr>
+            <w:tcW w:w="2752" w:type="dxa"/>
+          </w:tcPr>
+          <w:p>
+            <w:pPr>
+              <w:pStyle w:val="Compact"/>
+              <w:jc w:val="left"/>
+            </w:pPr>
+            <w:r>
+              <w:rPr>
+                <w:sz w:val="18"/>
+              </w:rPr>
+              <w:t xml:space="preserve">La comunicación depende de un buzón IMAP y de un remitente de confianza</w:t>
+            </w:r>
+          </w:p>
+        </w:tc>
+      </w:tr>
+      <w:tr>
+        <w:trPr>
+          <w:cantSplit/>
+        </w:trPr>
+        <w:tc>
+          <w:tcPr>
+            <w:tcW w:w="1037" w:type="dxa"/>
+          </w:tcPr>
+          <w:p>
+            <w:pPr>
+              <w:pStyle w:val="Compact"/>
+              <w:jc w:val="left"/>
+            </w:pPr>
+            <w:r>
+              <w:rPr>
+                <w:sz w:val="18"/>
+              </w:rPr>
+              <w:t xml:space="preserve">AD-04</w:t>
+            </w:r>
+          </w:p>
+        </w:tc>
+        <w:tc>
+          <w:tcPr>
+            <w:tcW w:w="2401" w:type="dxa"/>
+          </w:tcPr>
+          <w:p>
+            <w:pPr>
+              <w:pStyle w:val="Compact"/>
+              <w:jc w:val="left"/>
+            </w:pPr>
+            <w:r>
+              <w:rPr>
+                <w:sz w:val="18"/>
+              </w:rPr>
+              <w:t xml:space="preserve">Las plantillas de huella solo viven en el PC del lector</w:t>
+            </w:r>
+          </w:p>
+        </w:tc>
+        <w:tc>
+          <w:tcPr>
+            <w:tcW w:w="2648" w:type="dxa"/>
+          </w:tcPr>
+          <w:p>
+            <w:pPr>
+              <w:pStyle w:val="Compact"/>
+              <w:jc w:val="left"/>
+            </w:pPr>
+            <w:r>
+              <w:rPr>
+                <w:sz w:val="18"/>
+              </w:rPr>
+              <w:t xml:space="preserve">SICMA no debe almacenar datos biométricos (RF-ACC-01, RNF-LEG-01)</w:t>
+            </w:r>
+          </w:p>
+        </w:tc>
+        <w:tc>
+          <w:tcPr>
+            <w:tcW w:w="2752" w:type="dxa"/>
+          </w:tcPr>
+          <w:p>
+            <w:pPr>
+              <w:pStyle w:val="Compact"/>
+              <w:jc w:val="left"/>
+            </w:pPr>
+            <w:r>
+              <w:rPr>
+                <w:sz w:val="18"/>
+              </w:rPr>
+              <w:t xml:space="preserve">El enrolamiento y los respaldos dependen de ese PC</w:t>
+            </w:r>
+          </w:p>
+        </w:tc>
+      </w:tr>
+      <w:tr>
+        <w:trPr>
+          <w:cantSplit/>
+        </w:trPr>
+        <w:tc>
+          <w:tcPr>
+            <w:tcW w:w="1037" w:type="dxa"/>
+          </w:tcPr>
+          <w:p>
+            <w:pPr>
+              <w:pStyle w:val="Compact"/>
+              <w:jc w:val="left"/>
+            </w:pPr>
+            <w:r>
+              <w:rPr>
+                <w:sz w:val="18"/>
+              </w:rPr>
+              <w:t xml:space="preserve">AD-05</w:t>
+            </w:r>
+          </w:p>
+        </w:tc>
+        <w:tc>
+          <w:tcPr>
+            <w:tcW w:w="2401" w:type="dxa"/>
+          </w:tcPr>
+          <w:p>
+            <w:pPr>
+              <w:pStyle w:val="Compact"/>
+              <w:jc w:val="left"/>
+            </w:pPr>
+            <w:r>
+              <w:rPr>
+                <w:sz w:val="18"/>
+              </w:rPr>
+              <w:t xml:space="preserve">Token de solo lectura para la app móvil</w:t>
+            </w:r>
+          </w:p>
+        </w:tc>
+        <w:tc>
+          <w:tcPr>
+            <w:tcW w:w="2648" w:type="dxa"/>
+          </w:tcPr>
+          <w:p>
+            <w:pPr>
+              <w:pStyle w:val="Compact"/>
+              <w:jc w:val="left"/>
+            </w:pPr>
+            <w:r>
+              <w:rPr>
+                <w:sz w:val="18"/>
+              </w:rPr>
+              <w:t xml:space="preserve">RF-PLT-02 pide solo consulta y no basta ocultar botones</w:t>
+            </w:r>
+          </w:p>
+        </w:tc>
+        <w:tc>
+          <w:tcPr>
+            <w:tcW w:w="2752" w:type="dxa"/>
+          </w:tcPr>
+          <w:p>
+            <w:pPr>
+              <w:pStyle w:val="Compact"/>
+              <w:jc w:val="left"/>
+            </w:pPr>
+            <w:r>
+              <w:rPr>
+                <w:sz w:val="18"/>
+              </w:rPr>
+              <w:t xml:space="preserve">La API aplica la restricción aunque alguien use otra herramienta</w:t>
+            </w:r>
+          </w:p>
+        </w:tc>
+      </w:tr>
+      <w:tr>
+        <w:trPr>
+          <w:cantSplit/>
+        </w:trPr>
+        <w:tc>
+          <w:tcPr>
+            <w:tcW w:w="1037" w:type="dxa"/>
+          </w:tcPr>
+          <w:p>
+            <w:pPr>
+              <w:pStyle w:val="Compact"/>
+              <w:jc w:val="left"/>
+            </w:pPr>
+            <w:r>
+              <w:rPr>
+                <w:sz w:val="18"/>
+              </w:rPr>
+              <w:t xml:space="preserve">AD-06</w:t>
+            </w:r>
+          </w:p>
+        </w:tc>
+        <w:tc>
+          <w:tcPr>
+            <w:tcW w:w="2401" w:type="dxa"/>
+          </w:tcPr>
+          <w:p>
+            <w:pPr>
+              <w:pStyle w:val="Compact"/>
+              <w:jc w:val="left"/>
+            </w:pPr>
+            <w:r>
+              <w:rPr>
+                <w:sz w:val="18"/>
+              </w:rPr>
+              <w:t xml:space="preserve">API publicada por Cloudflare Tunnel y web en Cloudflare Pages</w:t>
+            </w:r>
+          </w:p>
+        </w:tc>
+        <w:tc>
+          <w:tcPr>
+            <w:tcW w:w="2648" w:type="dxa"/>
+          </w:tcPr>
+          <w:p>
+            <w:pPr>
+              <w:pStyle w:val="Compact"/>
+              <w:jc w:val="left"/>
+            </w:pPr>
+            <w:r>
+              <w:rPr>
+                <w:sz w:val="18"/>
+              </w:rPr>
+              <w:t xml:space="preserve">Sin puertos de entrada abiertos y con HTTPS en el borde</w:t>
+            </w:r>
+          </w:p>
+        </w:tc>
+        <w:tc>
+          <w:tcPr>
+            <w:tcW w:w="2752" w:type="dxa"/>
+          </w:tcPr>
+          <w:p>
+            <w:pPr>
+              <w:pStyle w:val="Compact"/>
+              <w:jc w:val="left"/>
+            </w:pPr>
+            <w:r>
+              <w:rPr>
+                <w:sz w:val="18"/>
+              </w:rPr>
+              <w:t xml:space="preserve">Dependencia de un tercero y de la IP informada por Cloudflare para limitar peticiones</w:t>
+            </w:r>
+          </w:p>
+        </w:tc>
+      </w:tr>
+      <w:tr>
+        <w:trPr>
+          <w:cantSplit/>
+        </w:trPr>
+        <w:tc>
+          <w:tcPr>
+            <w:tcW w:w="1037" w:type="dxa"/>
+          </w:tcPr>
+          <w:p>
+            <w:pPr>
+              <w:pStyle w:val="Compact"/>
+              <w:jc w:val="left"/>
+            </w:pPr>
+            <w:r>
+              <w:rPr>
+                <w:sz w:val="18"/>
+              </w:rPr>
+              <w:t xml:space="preserve">AD-07</w:t>
+            </w:r>
+          </w:p>
+        </w:tc>
+        <w:tc>
+          <w:tcPr>
+            <w:tcW w:w="2401" w:type="dxa"/>
+          </w:tcPr>
+          <w:p>
+            <w:pPr>
+              <w:pStyle w:val="Compact"/>
+              <w:jc w:val="left"/>
+            </w:pPr>
+            <w:r>
+              <w:rPr>
+                <w:sz w:val="18"/>
+              </w:rPr>
+              <w:t xml:space="preserve">Acceso a la base de datos por MySQL Router</w:t>
+            </w:r>
+          </w:p>
+        </w:tc>
+        <w:tc>
+          <w:tcPr>
+            <w:tcW w:w="2648" w:type="dxa"/>
+          </w:tcPr>
+          <w:p>
+            <w:pPr>
+              <w:pStyle w:val="Compact"/>
+              <w:jc w:val="left"/>
+            </w:pPr>
+            <w:r>
+              <w:rPr>
+                <w:sz w:val="18"/>
+              </w:rPr>
+              <w:t xml:space="preserve">La aplicación no debe conocer qué nodo es el primary</w:t>
+            </w:r>
+          </w:p>
+        </w:tc>
+        <w:tc>
+          <w:tcPr>
+            <w:tcW w:w="2752" w:type="dxa"/>
+          </w:tcPr>
+          <w:p>
+            <w:pPr>
+              <w:pStyle w:val="Compact"/>
+              <w:jc w:val="left"/>
+            </w:pPr>
+            <w:r>
+              <w:rPr>
+                <w:sz w:val="18"/>
+              </w:rPr>
+              <w:t xml:space="preserve">Un solo punto de conexión que también debe protegerse</w:t>
             </w:r>
           </w:p>
         </w:tc>
       </w:tr>
     </w:tbl>
-    <w:bookmarkEnd w:id="57"/>
-    <w:bookmarkStart w:id="58" w:name="diferencias-con-los-documentos-vigentes"/>
+    <w:bookmarkEnd w:id="56"/>
+    <w:bookmarkStart w:id="57" w:name="trazabilidad-con-los-requerimientos"/>
     <w:p>
       <w:pPr>
         <w:pStyle w:val="Heading2"/>
       </w:pPr>
       <w:r>
-        <w:t xml:space="preserve">Diferencias con los documentos vigentes</w:t>
-      </w:r>
-    </w:p>
-    <w:p>
-      <w:pPr>
-        <w:pStyle w:val="FirstParagraph"/>
-        <w:spacing w:line="360" w:lineRule="auto" w:before="160" w:after="0"/>
-        <w:ind w:firstLine="709"/>
-        <w:jc w:val="both"/>
-      </w:pPr>
-      <w:r>
-        <w:rPr>
-          <w:sz w:val="22"/>
-        </w:rPr>
-        <w:t xml:space="preserve">El código tiene decisiones tomadas después de los documentos de diseño. La tabla las lista y dice cómo quedó cada una en los documentos del 26 de octubre.</w:t>
+        <w:t xml:space="preserve">Trazabilidad con los requerimientos</w:t>
       </w:r>
     </w:p>
     <w:tbl>
@@ -8087,18 +7613,18 @@
         </w:tblBorders>
       </w:tblPr>
       <w:tblGrid>
-        <w:gridCol w:w="1393"/>
-        <w:gridCol w:w="1802"/>
-        <w:gridCol w:w="2301"/>
-        <w:gridCol w:w="2422"/>
+        <w:gridCol w:w="2345"/>
+        <w:gridCol w:w="3280"/>
+        <w:gridCol w:w="3213"/>
       </w:tblGrid>
       <w:tr>
         <w:trPr>
           <w:tblHeader w:val="true"/>
-        </w:trPr>
-        <w:tc>
-          <w:tcPr>
-            <w:tcW w:w="1393" w:type="dxa"/>
+          <w:cantSplit/>
+        </w:trPr>
+        <w:tc>
+          <w:tcPr>
+            <w:tcW w:w="2345" w:type="dxa"/>
             <w:shd w:val="clear" w:color="auto" w:fill="D9E2F3"/>
           </w:tcPr>
           <w:p>
@@ -8111,13 +7637,13 @@
                 <w:b/>
                 <w:sz w:val="18"/>
               </w:rPr>
-              <w:t xml:space="preserve">Tema</w:t>
-            </w:r>
-          </w:p>
-        </w:tc>
-        <w:tc>
-          <w:tcPr>
-            <w:tcW w:w="1802" w:type="dxa"/>
+              <w:t xml:space="preserve">Requerimiento</w:t>
+            </w:r>
+          </w:p>
+        </w:tc>
+        <w:tc>
+          <w:tcPr>
+            <w:tcW w:w="3280" w:type="dxa"/>
             <w:shd w:val="clear" w:color="auto" w:fill="D9E2F3"/>
           </w:tcPr>
           <w:p>
@@ -8130,13 +7656,13 @@
                 <w:b/>
                 <w:sz w:val="18"/>
               </w:rPr>
-              <w:t xml:space="preserve">Lo que decían los documentos</w:t>
-            </w:r>
-          </w:p>
-        </w:tc>
-        <w:tc>
-          <w:tcPr>
-            <w:tcW w:w="2301" w:type="dxa"/>
+              <w:t xml:space="preserve">Cómo lo cubre la arquitectura</w:t>
+            </w:r>
+          </w:p>
+        </w:tc>
+        <w:tc>
+          <w:tcPr>
+            <w:tcW w:w="3213" w:type="dxa"/>
             <w:shd w:val="clear" w:color="auto" w:fill="D9E2F3"/>
           </w:tcPr>
           <w:p>
@@ -8149,599 +7675,706 @@
                 <w:b/>
                 <w:sz w:val="18"/>
               </w:rPr>
-              <w:t xml:space="preserve">Lo que hace el código</w:t>
-            </w:r>
-          </w:p>
-        </w:tc>
-        <w:tc>
-          <w:tcPr>
-            <w:tcW w:w="2422" w:type="dxa"/>
-            <w:shd w:val="clear" w:color="auto" w:fill="D9E2F3"/>
-          </w:tcPr>
-          <w:p>
-            <w:pPr>
-              <w:pStyle w:val="Compact"/>
-              <w:jc w:val="left"/>
-            </w:pPr>
-            <w:r>
-              <w:rPr>
-                <w:b/>
-                <w:sz w:val="18"/>
-              </w:rPr>
-              <w:t xml:space="preserve">Estado en los documentos</w:t>
-            </w:r>
-          </w:p>
-        </w:tc>
-      </w:tr>
-      <w:tr>
-        <w:tc>
-          <w:tcPr>
-            <w:tcW w:w="1393" w:type="dxa"/>
-          </w:tcPr>
-          <w:p>
-            <w:pPr>
-              <w:pStyle w:val="Compact"/>
-              <w:jc w:val="left"/>
-            </w:pPr>
-            <w:r>
-              <w:rPr>
-                <w:sz w:val="18"/>
-              </w:rPr>
-              <w:t xml:space="preserve">Lector de huellas</w:t>
-            </w:r>
-          </w:p>
-        </w:tc>
-        <w:tc>
-          <w:tcPr>
-            <w:tcW w:w="1802" w:type="dxa"/>
-          </w:tcPr>
-          <w:p>
-            <w:pPr>
-              <w:pStyle w:val="Compact"/>
-              <w:jc w:val="left"/>
-            </w:pPr>
-            <w:r>
-              <w:rPr>
-                <w:sz w:val="18"/>
-              </w:rPr>
-              <w:t xml:space="preserve">Lector biométrico HID</w:t>
-            </w:r>
-          </w:p>
-        </w:tc>
-        <w:tc>
-          <w:tcPr>
-            <w:tcW w:w="2301" w:type="dxa"/>
-          </w:tcPr>
-          <w:p>
-            <w:pPr>
-              <w:pStyle w:val="Compact"/>
-              <w:jc w:val="left"/>
-            </w:pPr>
-            <w:r>
-              <w:rPr>
-                <w:sz w:val="18"/>
-              </w:rPr>
-              <w:t xml:space="preserve">Lector SecuGen Hamster Plus con agente propio</w:t>
-            </w:r>
-          </w:p>
-        </w:tc>
-        <w:tc>
-          <w:tcPr>
-            <w:tcW w:w="2422" w:type="dxa"/>
-          </w:tcPr>
-          <w:p>
-            <w:pPr>
-              <w:pStyle w:val="Compact"/>
-              <w:jc w:val="left"/>
-            </w:pPr>
-            <w:r>
-              <w:rPr>
-                <w:sz w:val="18"/>
-              </w:rPr>
-              <w:t xml:space="preserve">Actualizado en SICMA-REQ, SICMA-CUS, SICMA-ACT, SICMA-CLA y los demás; D-03 de SICMA-REQ cerrado</w:t>
-            </w:r>
-          </w:p>
-        </w:tc>
-      </w:tr>
-      <w:tr>
-        <w:tc>
-          <w:tcPr>
-            <w:tcW w:w="1393" w:type="dxa"/>
-          </w:tcPr>
-          <w:p>
-            <w:pPr>
-              <w:pStyle w:val="Compact"/>
-              <w:jc w:val="left"/>
-            </w:pPr>
-            <w:r>
-              <w:rPr>
-                <w:sz w:val="18"/>
-              </w:rPr>
-              <w:t xml:space="preserve">Roles</w:t>
-            </w:r>
-          </w:p>
-        </w:tc>
-        <w:tc>
-          <w:tcPr>
-            <w:tcW w:w="1802" w:type="dxa"/>
-          </w:tcPr>
-          <w:p>
-            <w:pPr>
-              <w:pStyle w:val="Compact"/>
-              <w:jc w:val="left"/>
-            </w:pPr>
-            <w:r>
-              <w:rPr>
-                <w:sz w:val="18"/>
-              </w:rPr>
-              <w:t xml:space="preserve">Cuatro roles: Administrador, Jefatura, Técnico y Auditor</w:t>
-            </w:r>
-          </w:p>
-        </w:tc>
-        <w:tc>
-          <w:tcPr>
-            <w:tcW w:w="2301" w:type="dxa"/>
-          </w:tcPr>
-          <w:p>
-            <w:pPr>
-              <w:pStyle w:val="Compact"/>
-              <w:jc w:val="left"/>
-            </w:pPr>
-            <w:r>
-              <w:rPr>
-                <w:sz w:val="18"/>
-              </w:rPr>
-              <w:t xml:space="preserve">Se suman Administrador Privilegiado y Contratistas</w:t>
-            </w:r>
-          </w:p>
-        </w:tc>
-        <w:tc>
-          <w:tcPr>
-            <w:tcW w:w="2422" w:type="dxa"/>
-          </w:tcPr>
-          <w:p>
-            <w:pPr>
-              <w:pStyle w:val="Compact"/>
-              <w:jc w:val="left"/>
-            </w:pPr>
-            <w:r>
-              <w:rPr>
-                <w:sz w:val="18"/>
-              </w:rPr>
-              <w:t xml:space="preserve">RF-ID-05 y una nota bajo la matriz en SICMA-REQ; las columnas de la matriz siguen pendientes (D-13)</w:t>
-            </w:r>
-          </w:p>
-        </w:tc>
-      </w:tr>
-      <w:tr>
-        <w:tc>
-          <w:tcPr>
-            <w:tcW w:w="1393" w:type="dxa"/>
-          </w:tcPr>
-          <w:p>
-            <w:pPr>
-              <w:pStyle w:val="Compact"/>
-              <w:jc w:val="left"/>
-            </w:pPr>
-            <w:r>
-              <w:rPr>
-                <w:sz w:val="18"/>
-              </w:rPr>
-              <w:t xml:space="preserve">Comunicación con Power Automate</w:t>
-            </w:r>
-          </w:p>
-        </w:tc>
-        <w:tc>
-          <w:tcPr>
-            <w:tcW w:w="1802" w:type="dxa"/>
-          </w:tcPr>
-          <w:p>
-            <w:pPr>
-              <w:pStyle w:val="Compact"/>
-              <w:jc w:val="left"/>
-            </w:pPr>
-            <w:r>
-              <w:rPr>
-                <w:sz w:val="18"/>
-              </w:rPr>
-              <w:t xml:space="preserve">La API recibe llamadas del flujo</w:t>
-            </w:r>
-          </w:p>
-        </w:tc>
-        <w:tc>
-          <w:tcPr>
-            <w:tcW w:w="2301" w:type="dxa"/>
-          </w:tcPr>
-          <w:p>
-            <w:pPr>
-              <w:pStyle w:val="Compact"/>
-              <w:jc w:val="left"/>
-            </w:pPr>
-            <w:r>
-              <w:rPr>
-                <w:sz w:val="18"/>
-              </w:rPr>
-              <w:t xml:space="preserve">El flujo escribe por correo y SICMA lee el buzón por IMAP</w:t>
-            </w:r>
-          </w:p>
-        </w:tc>
-        <w:tc>
-          <w:tcPr>
-            <w:tcW w:w="2422" w:type="dxa"/>
-          </w:tcPr>
-          <w:p>
-            <w:pPr>
-              <w:pStyle w:val="Compact"/>
-              <w:jc w:val="left"/>
-            </w:pPr>
-            <w:r>
-              <w:rPr>
-                <w:sz w:val="18"/>
-              </w:rPr>
-              <w:t xml:space="preserve">D-02 cerrado en SICMA-REQ, SICMA-CUS, SICMA-ACT y SICMA-CLA</w:t>
-            </w:r>
-          </w:p>
-        </w:tc>
-      </w:tr>
-      <w:tr>
-        <w:tc>
-          <w:tcPr>
-            <w:tcW w:w="1393" w:type="dxa"/>
-          </w:tcPr>
-          <w:p>
-            <w:pPr>
-              <w:pStyle w:val="Compact"/>
-              <w:jc w:val="left"/>
-            </w:pPr>
-            <w:r>
-              <w:rPr>
-                <w:sz w:val="18"/>
-              </w:rPr>
-              <w:t xml:space="preserve">Estados de la intervención</w:t>
-            </w:r>
-          </w:p>
-        </w:tc>
-        <w:tc>
-          <w:tcPr>
-            <w:tcW w:w="1802" w:type="dxa"/>
-          </w:tcPr>
-          <w:p>
-            <w:pPr>
-              <w:pStyle w:val="Compact"/>
-              <w:jc w:val="left"/>
-            </w:pPr>
-            <w:r>
-              <w:rPr>
-                <w:sz w:val="18"/>
-              </w:rPr>
-              <w:t xml:space="preserve">Solicitada, aprobada, en curso y cerrada</w:t>
-            </w:r>
-          </w:p>
-        </w:tc>
-        <w:tc>
-          <w:tcPr>
-            <w:tcW w:w="2301" w:type="dxa"/>
-          </w:tcPr>
-          <w:p>
-            <w:pPr>
-              <w:pStyle w:val="Compact"/>
-              <w:jc w:val="left"/>
-            </w:pPr>
-            <w:r>
-              <w:rPr>
-                <w:sz w:val="18"/>
-              </w:rPr>
-              <w:t xml:space="preserve">Siete estados, entre ellos Rechazada, Fallida y Cancelada</w:t>
-            </w:r>
-          </w:p>
-        </w:tc>
-        <w:tc>
-          <w:tcPr>
-            <w:tcW w:w="2422" w:type="dxa"/>
-          </w:tcPr>
-          <w:p>
-            <w:pPr>
-              <w:pStyle w:val="Compact"/>
-              <w:jc w:val="left"/>
-            </w:pPr>
-            <w:r>
-              <w:rPr>
-                <w:sz w:val="18"/>
-              </w:rPr>
-              <w:t xml:space="preserve">Actualizado en SICMA-REQ, CUS, CLA, ACT, CPR y MCK</w:t>
-            </w:r>
-          </w:p>
-        </w:tc>
-      </w:tr>
-      <w:tr>
-        <w:tc>
-          <w:tcPr>
-            <w:tcW w:w="1393" w:type="dxa"/>
-          </w:tcPr>
-          <w:p>
-            <w:pPr>
-              <w:pStyle w:val="Compact"/>
-              <w:jc w:val="left"/>
-            </w:pPr>
-            <w:r>
-              <w:rPr>
-                <w:sz w:val="18"/>
-              </w:rPr>
-              <w:t xml:space="preserve">Personal externo</w:t>
-            </w:r>
-          </w:p>
-        </w:tc>
-        <w:tc>
-          <w:tcPr>
-            <w:tcW w:w="1802" w:type="dxa"/>
-          </w:tcPr>
-          <w:p>
-            <w:pPr>
-              <w:pStyle w:val="Compact"/>
-              <w:jc w:val="left"/>
-            </w:pPr>
-            <w:r>
-              <w:rPr>
-                <w:sz w:val="18"/>
-              </w:rPr>
-              <w:t xml:space="preserve">No existe como requerimiento</w:t>
-            </w:r>
-          </w:p>
-        </w:tc>
-        <w:tc>
-          <w:tcPr>
-            <w:tcW w:w="2301" w:type="dxa"/>
-          </w:tcPr>
-          <w:p>
-            <w:pPr>
-              <w:pStyle w:val="Compact"/>
-              <w:jc w:val="left"/>
-            </w:pPr>
-            <w:r>
-              <w:rPr>
-                <w:sz w:val="18"/>
-              </w:rPr>
-              <w:t xml:space="preserve">Enrolamiento, habilitación, permisos por día y verificación de huella al iniciar una intervención</w:t>
-            </w:r>
-          </w:p>
-        </w:tc>
-        <w:tc>
-          <w:tcPr>
-            <w:tcW w:w="2422" w:type="dxa"/>
-          </w:tcPr>
-          <w:p>
-            <w:pPr>
-              <w:pStyle w:val="Compact"/>
-              <w:jc w:val="left"/>
-            </w:pPr>
-            <w:r>
-              <w:rPr>
-                <w:sz w:val="18"/>
-              </w:rPr>
-              <w:t xml:space="preserve">Descrito en SICMA-CUS, SICMA-ACT y SICMA-ESO; falta decidir si se crean requerimientos propios</w:t>
-            </w:r>
-          </w:p>
-        </w:tc>
-      </w:tr>
-      <w:tr>
-        <w:tc>
-          <w:tcPr>
-            <w:tcW w:w="1393" w:type="dxa"/>
-          </w:tcPr>
-          <w:p>
-            <w:pPr>
-              <w:pStyle w:val="Compact"/>
-              <w:jc w:val="left"/>
-            </w:pPr>
-            <w:r>
-              <w:rPr>
-                <w:sz w:val="18"/>
-              </w:rPr>
-              <w:t xml:space="preserve">Gestión de alertas</w:t>
-            </w:r>
-          </w:p>
-        </w:tc>
-        <w:tc>
-          <w:tcPr>
-            <w:tcW w:w="1802" w:type="dxa"/>
-          </w:tcPr>
-          <w:p>
-            <w:pPr>
-              <w:pStyle w:val="Compact"/>
-              <w:jc w:val="left"/>
-            </w:pPr>
-            <w:r>
-              <w:rPr>
-                <w:sz w:val="18"/>
-              </w:rPr>
-              <w:t xml:space="preserve">Generar y avisar</w:t>
-            </w:r>
-          </w:p>
-        </w:tc>
-        <w:tc>
-          <w:tcPr>
-            <w:tcW w:w="2301" w:type="dxa"/>
-          </w:tcPr>
-          <w:p>
-            <w:pPr>
-              <w:pStyle w:val="Compact"/>
-              <w:jc w:val="left"/>
-            </w:pPr>
-            <w:r>
-              <w:rPr>
-                <w:sz w:val="18"/>
-              </w:rPr>
-              <w:t xml:space="preserve">Reconocer y cerrar con trazabilidad</w:t>
-            </w:r>
-          </w:p>
-        </w:tc>
-        <w:tc>
-          <w:tcPr>
-            <w:tcW w:w="2422" w:type="dxa"/>
-          </w:tcPr>
-          <w:p>
-            <w:pPr>
-              <w:pStyle w:val="Compact"/>
-              <w:jc w:val="left"/>
-            </w:pPr>
-            <w:r>
-              <w:rPr>
-                <w:sz w:val="18"/>
-              </w:rPr>
-              <w:t xml:space="preserve">Descrito en CU-13 de SICMA-CUS; falta un requerimiento propio</w:t>
-            </w:r>
-          </w:p>
-        </w:tc>
-      </w:tr>
-      <w:tr>
-        <w:tc>
-          <w:tcPr>
-            <w:tcW w:w="1393" w:type="dxa"/>
-          </w:tcPr>
-          <w:p>
-            <w:pPr>
-              <w:pStyle w:val="Compact"/>
-              <w:jc w:val="left"/>
-            </w:pPr>
-            <w:r>
-              <w:rPr>
-                <w:sz w:val="18"/>
-              </w:rPr>
-              <w:t xml:space="preserve">Retiro de activos</w:t>
-            </w:r>
-          </w:p>
-        </w:tc>
-        <w:tc>
-          <w:tcPr>
-            <w:tcW w:w="1802" w:type="dxa"/>
-          </w:tcPr>
-          <w:p>
-            <w:pPr>
-              <w:pStyle w:val="Compact"/>
-              <w:jc w:val="left"/>
-            </w:pPr>
-            <w:r>
-              <w:rPr>
-                <w:sz w:val="18"/>
-              </w:rPr>
-              <w:t xml:space="preserve">No se describe</w:t>
-            </w:r>
-          </w:p>
-        </w:tc>
-        <w:tc>
-          <w:tcPr>
-            <w:tcW w:w="2301" w:type="dxa"/>
-          </w:tcPr>
-          <w:p>
-            <w:pPr>
-              <w:pStyle w:val="Compact"/>
-              <w:jc w:val="left"/>
-            </w:pPr>
-            <w:r>
-              <w:rPr>
-                <w:sz w:val="18"/>
-              </w:rPr>
-              <w:t xml:space="preserve">Solo administradores pueden retirar activos</w:t>
-            </w:r>
-          </w:p>
-        </w:tc>
-        <w:tc>
-          <w:tcPr>
-            <w:tcW w:w="2422" w:type="dxa"/>
-          </w:tcPr>
-          <w:p>
-            <w:pPr>
-              <w:pStyle w:val="Compact"/>
-              <w:jc w:val="left"/>
-            </w:pPr>
-            <w:r>
-              <w:rPr>
-                <w:sz w:val="18"/>
-              </w:rPr>
-              <w:t xml:space="preserve">RN-13 en SICMA-REQ y CU-04 de SICMA-CUS</w:t>
-            </w:r>
-          </w:p>
-        </w:tc>
-      </w:tr>
-      <w:tr>
-        <w:tc>
-          <w:tcPr>
-            <w:tcW w:w="1393" w:type="dxa"/>
-          </w:tcPr>
-          <w:p>
-            <w:pPr>
-              <w:pStyle w:val="Compact"/>
-              <w:jc w:val="left"/>
-            </w:pPr>
-            <w:r>
-              <w:rPr>
-                <w:sz w:val="18"/>
-              </w:rPr>
-              <w:t xml:space="preserve">Huellas</w:t>
-            </w:r>
-          </w:p>
-        </w:tc>
-        <w:tc>
-          <w:tcPr>
-            <w:tcW w:w="1802" w:type="dxa"/>
-          </w:tcPr>
-          <w:p>
-            <w:pPr>
-              <w:pStyle w:val="Compact"/>
-              <w:jc w:val="left"/>
-            </w:pPr>
-            <w:r>
-              <w:rPr>
-                <w:sz w:val="18"/>
-              </w:rPr>
-              <w:t xml:space="preserve">SICMA no almacena huellas</w:t>
-            </w:r>
-          </w:p>
-        </w:tc>
-        <w:tc>
-          <w:tcPr>
-            <w:tcW w:w="2301" w:type="dxa"/>
-          </w:tcPr>
-          <w:p>
-            <w:pPr>
-              <w:pStyle w:val="Compact"/>
-              <w:jc w:val="left"/>
-            </w:pPr>
-            <w:r>
-              <w:rPr>
-                <w:sz w:val="18"/>
-              </w:rPr>
-              <w:t xml:space="preserve">Correcto para SICMA, pero el PC del lector guarda plantillas cifradas</w:t>
-            </w:r>
-          </w:p>
-        </w:tc>
-        <w:tc>
-          <w:tcPr>
-            <w:tcW w:w="2422" w:type="dxa"/>
-          </w:tcPr>
-          <w:p>
-            <w:pPr>
-              <w:pStyle w:val="Compact"/>
-              <w:jc w:val="left"/>
-            </w:pPr>
-            <w:r>
-              <w:rPr>
-                <w:sz w:val="18"/>
-              </w:rPr>
-              <w:t xml:space="preserve">RN-11 en SICMA-REQ y un riesgo nuevo en SICMA-ESO (D-05)</w:t>
+              <w:t xml:space="preserve">Estado en el código</w:t>
+            </w:r>
+          </w:p>
+        </w:tc>
+      </w:tr>
+      <w:tr>
+        <w:trPr>
+          <w:cantSplit/>
+        </w:trPr>
+        <w:tc>
+          <w:tcPr>
+            <w:tcW w:w="2345" w:type="dxa"/>
+          </w:tcPr>
+          <w:p>
+            <w:pPr>
+              <w:pStyle w:val="Compact"/>
+              <w:jc w:val="left"/>
+            </w:pPr>
+            <w:r>
+              <w:rPr>
+                <w:sz w:val="18"/>
+              </w:rPr>
+              <w:t xml:space="preserve">RNF-SEG-01</w:t>
+            </w:r>
+          </w:p>
+        </w:tc>
+        <w:tc>
+          <w:tcPr>
+            <w:tcW w:w="3280" w:type="dxa"/>
+          </w:tcPr>
+          <w:p>
+            <w:pPr>
+              <w:pStyle w:val="Compact"/>
+              <w:jc w:val="left"/>
+            </w:pPr>
+            <w:r>
+              <w:rPr>
+                <w:sz w:val="18"/>
+              </w:rPr>
+              <w:t xml:space="preserve">JWT con vencimiento por inactividad en el servidor</w:t>
+            </w:r>
+          </w:p>
+        </w:tc>
+        <w:tc>
+          <w:tcPr>
+            <w:tcW w:w="3213" w:type="dxa"/>
+          </w:tcPr>
+          <w:p>
+            <w:pPr>
+              <w:pStyle w:val="Compact"/>
+              <w:jc w:val="left"/>
+            </w:pPr>
+            <w:r>
+              <w:rPr>
+                <w:sz w:val="18"/>
+              </w:rPr>
+              <w:t xml:space="preserve">Implementado</w:t>
+            </w:r>
+          </w:p>
+        </w:tc>
+      </w:tr>
+      <w:tr>
+        <w:trPr>
+          <w:cantSplit/>
+        </w:trPr>
+        <w:tc>
+          <w:tcPr>
+            <w:tcW w:w="2345" w:type="dxa"/>
+          </w:tcPr>
+          <w:p>
+            <w:pPr>
+              <w:pStyle w:val="Compact"/>
+              <w:jc w:val="left"/>
+            </w:pPr>
+            <w:r>
+              <w:rPr>
+                <w:sz w:val="18"/>
+              </w:rPr>
+              <w:t xml:space="preserve">RNF-SEG-02</w:t>
+            </w:r>
+          </w:p>
+        </w:tc>
+        <w:tc>
+          <w:tcPr>
+            <w:tcW w:w="3280" w:type="dxa"/>
+          </w:tcPr>
+          <w:p>
+            <w:pPr>
+              <w:pStyle w:val="Compact"/>
+              <w:jc w:val="left"/>
+            </w:pPr>
+            <w:r>
+              <w:rPr>
+                <w:sz w:val="18"/>
+              </w:rPr>
+              <w:t xml:space="preserve">Bloqueo tras 5 intentos fallidos</w:t>
+            </w:r>
+          </w:p>
+        </w:tc>
+        <w:tc>
+          <w:tcPr>
+            <w:tcW w:w="3213" w:type="dxa"/>
+          </w:tcPr>
+          <w:p>
+            <w:pPr>
+              <w:pStyle w:val="Compact"/>
+              <w:jc w:val="left"/>
+            </w:pPr>
+            <w:r>
+              <w:rPr>
+                <w:sz w:val="18"/>
+              </w:rPr>
+              <w:t xml:space="preserve">Implementado</w:t>
+            </w:r>
+          </w:p>
+        </w:tc>
+      </w:tr>
+      <w:tr>
+        <w:trPr>
+          <w:cantSplit/>
+        </w:trPr>
+        <w:tc>
+          <w:tcPr>
+            <w:tcW w:w="2345" w:type="dxa"/>
+          </w:tcPr>
+          <w:p>
+            <w:pPr>
+              <w:pStyle w:val="Compact"/>
+              <w:jc w:val="left"/>
+            </w:pPr>
+            <w:r>
+              <w:rPr>
+                <w:sz w:val="18"/>
+              </w:rPr>
+              <w:t xml:space="preserve">RNF-SEG-03</w:t>
+            </w:r>
+          </w:p>
+        </w:tc>
+        <w:tc>
+          <w:tcPr>
+            <w:tcW w:w="3280" w:type="dxa"/>
+          </w:tcPr>
+          <w:p>
+            <w:pPr>
+              <w:pStyle w:val="Compact"/>
+              <w:jc w:val="left"/>
+            </w:pPr>
+            <w:r>
+              <w:rPr>
+                <w:sz w:val="18"/>
+              </w:rPr>
+              <w:t xml:space="preserve">Política con antigüedad de 90 días</w:t>
+            </w:r>
+          </w:p>
+        </w:tc>
+        <w:tc>
+          <w:tcPr>
+            <w:tcW w:w="3213" w:type="dxa"/>
+          </w:tcPr>
+          <w:p>
+            <w:pPr>
+              <w:pStyle w:val="Compact"/>
+              <w:jc w:val="left"/>
+            </w:pPr>
+            <w:r>
+              <w:rPr>
+                <w:sz w:val="18"/>
+              </w:rPr>
+              <w:t xml:space="preserve">Parcial: los validadores de contraseña usan los de Django y falta contrastar el largo y la complejidad con SICMA-REQ</w:t>
+            </w:r>
+          </w:p>
+        </w:tc>
+      </w:tr>
+      <w:tr>
+        <w:trPr>
+          <w:cantSplit/>
+        </w:trPr>
+        <w:tc>
+          <w:tcPr>
+            <w:tcW w:w="2345" w:type="dxa"/>
+          </w:tcPr>
+          <w:p>
+            <w:pPr>
+              <w:pStyle w:val="Compact"/>
+              <w:jc w:val="left"/>
+            </w:pPr>
+            <w:r>
+              <w:rPr>
+                <w:sz w:val="18"/>
+              </w:rPr>
+              <w:t xml:space="preserve">RNF-SEG-04</w:t>
+            </w:r>
+          </w:p>
+        </w:tc>
+        <w:tc>
+          <w:tcPr>
+            <w:tcW w:w="3280" w:type="dxa"/>
+          </w:tcPr>
+          <w:p>
+            <w:pPr>
+              <w:pStyle w:val="Compact"/>
+              <w:jc w:val="left"/>
+            </w:pPr>
+            <w:r>
+              <w:rPr>
+                <w:sz w:val="18"/>
+              </w:rPr>
+              <w:t xml:space="preserve">CORS y CSRF acotados</w:t>
+            </w:r>
+          </w:p>
+        </w:tc>
+        <w:tc>
+          <w:tcPr>
+            <w:tcW w:w="3213" w:type="dxa"/>
+          </w:tcPr>
+          <w:p>
+            <w:pPr>
+              <w:pStyle w:val="Compact"/>
+              <w:jc w:val="left"/>
+            </w:pPr>
+            <w:r>
+              <w:rPr>
+                <w:sz w:val="18"/>
+              </w:rPr>
+              <w:t xml:space="preserve">Implementado</w:t>
+            </w:r>
+          </w:p>
+        </w:tc>
+      </w:tr>
+      <w:tr>
+        <w:trPr>
+          <w:cantSplit/>
+        </w:trPr>
+        <w:tc>
+          <w:tcPr>
+            <w:tcW w:w="2345" w:type="dxa"/>
+          </w:tcPr>
+          <w:p>
+            <w:pPr>
+              <w:pStyle w:val="Compact"/>
+              <w:jc w:val="left"/>
+            </w:pPr>
+            <w:r>
+              <w:rPr>
+                <w:sz w:val="18"/>
+              </w:rPr>
+              <w:t xml:space="preserve">RNF-SEG-05 y RNF-SEG-06</w:t>
+            </w:r>
+          </w:p>
+        </w:tc>
+        <w:tc>
+          <w:tcPr>
+            <w:tcW w:w="3280" w:type="dxa"/>
+          </w:tcPr>
+          <w:p>
+            <w:pPr>
+              <w:pStyle w:val="Compact"/>
+              <w:jc w:val="left"/>
+            </w:pPr>
+            <w:r>
+              <w:rPr>
+                <w:sz w:val="18"/>
+              </w:rPr>
+              <w:t xml:space="preserve">Endurecimiento del servidor</w:t>
+            </w:r>
+          </w:p>
+        </w:tc>
+        <w:tc>
+          <w:tcPr>
+            <w:tcW w:w="3213" w:type="dxa"/>
+          </w:tcPr>
+          <w:p>
+            <w:pPr>
+              <w:pStyle w:val="Compact"/>
+              <w:jc w:val="left"/>
+            </w:pPr>
+            <w:r>
+              <w:rPr>
+                <w:sz w:val="18"/>
+              </w:rPr>
+              <w:t xml:space="preserve">Fuera del código, pendiente</w:t>
+            </w:r>
+          </w:p>
+        </w:tc>
+      </w:tr>
+      <w:tr>
+        <w:trPr>
+          <w:cantSplit/>
+        </w:trPr>
+        <w:tc>
+          <w:tcPr>
+            <w:tcW w:w="2345" w:type="dxa"/>
+          </w:tcPr>
+          <w:p>
+            <w:pPr>
+              <w:pStyle w:val="Compact"/>
+              <w:jc w:val="left"/>
+            </w:pPr>
+            <w:r>
+              <w:rPr>
+                <w:sz w:val="18"/>
+              </w:rPr>
+              <w:t xml:space="preserve">RNF-SEG-07</w:t>
+            </w:r>
+          </w:p>
+        </w:tc>
+        <w:tc>
+          <w:tcPr>
+            <w:tcW w:w="3280" w:type="dxa"/>
+          </w:tcPr>
+          <w:p>
+            <w:pPr>
+              <w:pStyle w:val="Compact"/>
+              <w:jc w:val="left"/>
+            </w:pPr>
+            <w:r>
+              <w:rPr>
+                <w:sz w:val="18"/>
+              </w:rPr>
+              <w:t xml:space="preserve">TLS y contraseñas con hash</w:t>
+            </w:r>
+          </w:p>
+        </w:tc>
+        <w:tc>
+          <w:tcPr>
+            <w:tcW w:w="3213" w:type="dxa"/>
+          </w:tcPr>
+          <w:p>
+            <w:pPr>
+              <w:pStyle w:val="Compact"/>
+              <w:jc w:val="left"/>
+            </w:pPr>
+            <w:r>
+              <w:rPr>
+                <w:sz w:val="18"/>
+              </w:rPr>
+              <w:t xml:space="preserve">Contraseñas con hash; TLS solo en la web y el túnel</w:t>
+            </w:r>
+          </w:p>
+        </w:tc>
+      </w:tr>
+      <w:tr>
+        <w:trPr>
+          <w:cantSplit/>
+        </w:trPr>
+        <w:tc>
+          <w:tcPr>
+            <w:tcW w:w="2345" w:type="dxa"/>
+          </w:tcPr>
+          <w:p>
+            <w:pPr>
+              <w:pStyle w:val="Compact"/>
+              <w:jc w:val="left"/>
+            </w:pPr>
+            <w:r>
+              <w:rPr>
+                <w:sz w:val="18"/>
+              </w:rPr>
+              <w:t xml:space="preserve">RNF-SEG-08</w:t>
+            </w:r>
+          </w:p>
+        </w:tc>
+        <w:tc>
+          <w:tcPr>
+            <w:tcW w:w="3280" w:type="dxa"/>
+          </w:tcPr>
+          <w:p>
+            <w:pPr>
+              <w:pStyle w:val="Compact"/>
+              <w:jc w:val="left"/>
+            </w:pPr>
+            <w:r>
+              <w:rPr>
+                <w:sz w:val="18"/>
+              </w:rPr>
+              <w:t xml:space="preserve">Permisos por rol en cada vista</w:t>
+            </w:r>
+          </w:p>
+        </w:tc>
+        <w:tc>
+          <w:tcPr>
+            <w:tcW w:w="3213" w:type="dxa"/>
+          </w:tcPr>
+          <w:p>
+            <w:pPr>
+              <w:pStyle w:val="Compact"/>
+              <w:jc w:val="left"/>
+            </w:pPr>
+            <w:r>
+              <w:rPr>
+                <w:sz w:val="18"/>
+              </w:rPr>
+              <w:t xml:space="preserve">Implementado</w:t>
+            </w:r>
+          </w:p>
+        </w:tc>
+      </w:tr>
+      <w:tr>
+        <w:trPr>
+          <w:cantSplit/>
+        </w:trPr>
+        <w:tc>
+          <w:tcPr>
+            <w:tcW w:w="2345" w:type="dxa"/>
+          </w:tcPr>
+          <w:p>
+            <w:pPr>
+              <w:pStyle w:val="Compact"/>
+              <w:jc w:val="left"/>
+            </w:pPr>
+            <w:r>
+              <w:rPr>
+                <w:sz w:val="18"/>
+              </w:rPr>
+              <w:t xml:space="preserve">RNF-DIS-01 y RNF-DIS-02</w:t>
+            </w:r>
+          </w:p>
+        </w:tc>
+        <w:tc>
+          <w:tcPr>
+            <w:tcW w:w="3280" w:type="dxa"/>
+          </w:tcPr>
+          <w:p>
+            <w:pPr>
+              <w:pStyle w:val="Compact"/>
+              <w:jc w:val="left"/>
+            </w:pPr>
+            <w:r>
+              <w:rPr>
+                <w:sz w:val="18"/>
+              </w:rPr>
+              <w:t xml:space="preserve">InnoDB Cluster y Router</w:t>
+            </w:r>
+          </w:p>
+        </w:tc>
+        <w:tc>
+          <w:tcPr>
+            <w:tcW w:w="3213" w:type="dxa"/>
+          </w:tcPr>
+          <w:p>
+            <w:pPr>
+              <w:pStyle w:val="Compact"/>
+              <w:jc w:val="left"/>
+            </w:pPr>
+            <w:r>
+              <w:rPr>
+                <w:sz w:val="18"/>
+              </w:rPr>
+              <w:t xml:space="preserve">Configurado; la prueba de recuperación está pendiente</w:t>
+            </w:r>
+          </w:p>
+        </w:tc>
+      </w:tr>
+      <w:tr>
+        <w:trPr>
+          <w:cantSplit/>
+        </w:trPr>
+        <w:tc>
+          <w:tcPr>
+            <w:tcW w:w="2345" w:type="dxa"/>
+          </w:tcPr>
+          <w:p>
+            <w:pPr>
+              <w:pStyle w:val="Compact"/>
+              <w:jc w:val="left"/>
+            </w:pPr>
+            <w:r>
+              <w:rPr>
+                <w:sz w:val="18"/>
+              </w:rPr>
+              <w:t xml:space="preserve">RNF-DES-01</w:t>
+            </w:r>
+          </w:p>
+        </w:tc>
+        <w:tc>
+          <w:tcPr>
+            <w:tcW w:w="3280" w:type="dxa"/>
+          </w:tcPr>
+          <w:p>
+            <w:pPr>
+              <w:pStyle w:val="Compact"/>
+              <w:jc w:val="left"/>
+            </w:pPr>
+            <w:r>
+              <w:rPr>
+                <w:sz w:val="18"/>
+              </w:rPr>
+              <w:t xml:space="preserve">On premise más nube</w:t>
+            </w:r>
+          </w:p>
+        </w:tc>
+        <w:tc>
+          <w:tcPr>
+            <w:tcW w:w="3213" w:type="dxa"/>
+          </w:tcPr>
+          <w:p>
+            <w:pPr>
+              <w:pStyle w:val="Compact"/>
+              <w:jc w:val="left"/>
+            </w:pPr>
+            <w:r>
+              <w:rPr>
+                <w:sz w:val="18"/>
+              </w:rPr>
+              <w:t xml:space="preserve">Implementado</w:t>
+            </w:r>
+          </w:p>
+        </w:tc>
+      </w:tr>
+      <w:tr>
+        <w:trPr>
+          <w:cantSplit/>
+        </w:trPr>
+        <w:tc>
+          <w:tcPr>
+            <w:tcW w:w="2345" w:type="dxa"/>
+          </w:tcPr>
+          <w:p>
+            <w:pPr>
+              <w:pStyle w:val="Compact"/>
+              <w:jc w:val="left"/>
+            </w:pPr>
+            <w:r>
+              <w:rPr>
+                <w:sz w:val="18"/>
+              </w:rPr>
+              <w:t xml:space="preserve">RNF-DES-02</w:t>
+            </w:r>
+          </w:p>
+        </w:tc>
+        <w:tc>
+          <w:tcPr>
+            <w:tcW w:w="3280" w:type="dxa"/>
+          </w:tcPr>
+          <w:p>
+            <w:pPr>
+              <w:pStyle w:val="Compact"/>
+              <w:jc w:val="left"/>
+            </w:pPr>
+            <w:r>
+              <w:rPr>
+                <w:sz w:val="18"/>
+              </w:rPr>
+              <w:t xml:space="preserve">Sensor por WiFi y HTTP</w:t>
+            </w:r>
+          </w:p>
+        </w:tc>
+        <w:tc>
+          <w:tcPr>
+            <w:tcW w:w="3213" w:type="dxa"/>
+          </w:tcPr>
+          <w:p>
+            <w:pPr>
+              <w:pStyle w:val="Compact"/>
+              <w:jc w:val="left"/>
+            </w:pPr>
+            <w:r>
+              <w:rPr>
+                <w:sz w:val="18"/>
+              </w:rPr>
+              <w:t xml:space="preserve">API lista; firmware fuera del repositorio</w:t>
+            </w:r>
+          </w:p>
+        </w:tc>
+      </w:tr>
+      <w:tr>
+        <w:trPr>
+          <w:cantSplit/>
+        </w:trPr>
+        <w:tc>
+          <w:tcPr>
+            <w:tcW w:w="2345" w:type="dxa"/>
+          </w:tcPr>
+          <w:p>
+            <w:pPr>
+              <w:pStyle w:val="Compact"/>
+              <w:jc w:val="left"/>
+            </w:pPr>
+            <w:r>
+              <w:rPr>
+                <w:sz w:val="18"/>
+              </w:rPr>
+              <w:t xml:space="preserve">RNF-CAL-01</w:t>
+            </w:r>
+          </w:p>
+        </w:tc>
+        <w:tc>
+          <w:tcPr>
+            <w:tcW w:w="3280" w:type="dxa"/>
+          </w:tcPr>
+          <w:p>
+            <w:pPr>
+              <w:pStyle w:val="Compact"/>
+              <w:jc w:val="left"/>
+            </w:pPr>
+            <w:r>
+              <w:rPr>
+                <w:sz w:val="18"/>
+              </w:rPr>
+              <w:t xml:space="preserve">Integración continua</w:t>
+            </w:r>
+          </w:p>
+        </w:tc>
+        <w:tc>
+          <w:tcPr>
+            <w:tcW w:w="3213" w:type="dxa"/>
+          </w:tcPr>
+          <w:p>
+            <w:pPr>
+              <w:pStyle w:val="Compact"/>
+              <w:jc w:val="left"/>
+            </w:pPr>
+            <w:r>
+              <w:rPr>
+                <w:sz w:val="18"/>
+              </w:rPr>
+              <w:t xml:space="preserve">Pendiente</w:t>
+            </w:r>
+          </w:p>
+        </w:tc>
+      </w:tr>
+      <w:tr>
+        <w:trPr>
+          <w:cantSplit/>
+        </w:trPr>
+        <w:tc>
+          <w:tcPr>
+            <w:tcW w:w="2345" w:type="dxa"/>
+          </w:tcPr>
+          <w:p>
+            <w:pPr>
+              <w:pStyle w:val="Compact"/>
+              <w:jc w:val="left"/>
+            </w:pPr>
+            <w:r>
+              <w:rPr>
+                <w:sz w:val="18"/>
+              </w:rPr>
+              <w:t xml:space="preserve">RF-PLT-02</w:t>
+            </w:r>
+          </w:p>
+        </w:tc>
+        <w:tc>
+          <w:tcPr>
+            <w:tcW w:w="3280" w:type="dxa"/>
+          </w:tcPr>
+          <w:p>
+            <w:pPr>
+              <w:pStyle w:val="Compact"/>
+              <w:jc w:val="left"/>
+            </w:pPr>
+            <w:r>
+              <w:rPr>
+                <w:sz w:val="18"/>
+              </w:rPr>
+              <w:t xml:space="preserve">Token móvil de solo lectura</w:t>
+            </w:r>
+          </w:p>
+        </w:tc>
+        <w:tc>
+          <w:tcPr>
+            <w:tcW w:w="3213" w:type="dxa"/>
+          </w:tcPr>
+          <w:p>
+            <w:pPr>
+              <w:pStyle w:val="Compact"/>
+              <w:jc w:val="left"/>
+            </w:pPr>
+            <w:r>
+              <w:rPr>
+                <w:sz w:val="18"/>
+              </w:rPr>
+              <w:t xml:space="preserve">Implementado</w:t>
             </w:r>
           </w:p>
         </w:tc>
       </w:tr>
     </w:tbl>
-    <w:bookmarkEnd w:id="58"/>
-    <w:bookmarkStart w:id="59" w:name="supuestos-y-pendientes"/>
+    <w:bookmarkEnd w:id="57"/>
+    <w:bookmarkStart w:id="58" w:name="diferencias-con-los-documentos-vigentes"/>
     <w:p>
       <w:pPr>
         <w:pStyle w:val="Heading2"/>
       </w:pPr>
       <w:r>
-        <w:t xml:space="preserve">Supuestos y pendientes</w:t>
+        <w:t xml:space="preserve">Diferencias con los documentos vigentes</w:t>
+      </w:r>
+    </w:p>
+    <w:p>
+      <w:pPr>
+        <w:pStyle w:val="FirstParagraph"/>
+        <w:spacing w:line="360" w:lineRule="auto" w:before="160" w:after="0"/>
+        <w:ind w:firstLine="709"/>
+        <w:jc w:val="both"/>
+      </w:pPr>
+      <w:r>
+        <w:rPr>
+          <w:sz w:val="22"/>
+        </w:rPr>
+        <w:t xml:space="preserve">El código tiene decisiones tomadas después de los documentos de diseño. La tabla las lista y dice cómo quedó cada una en los documentos del 26 de octubre.</w:t>
       </w:r>
     </w:p>
     <w:tbl>
@@ -8760,18 +8393,19 @@
         </w:tblBorders>
       </w:tblPr>
       <w:tblGrid>
-        <w:gridCol w:w="1157"/>
-        <w:gridCol w:w="2047"/>
-        <w:gridCol w:w="3338"/>
-        <w:gridCol w:w="1376"/>
+        <w:gridCol w:w="1555"/>
+        <w:gridCol w:w="2011"/>
+        <w:gridCol w:w="2568"/>
+        <w:gridCol w:w="2704"/>
       </w:tblGrid>
       <w:tr>
         <w:trPr>
           <w:tblHeader w:val="true"/>
-        </w:trPr>
-        <w:tc>
-          <w:tcPr>
-            <w:tcW w:w="1157" w:type="dxa"/>
+          <w:cantSplit/>
+        </w:trPr>
+        <w:tc>
+          <w:tcPr>
+            <w:tcW w:w="1555" w:type="dxa"/>
             <w:shd w:val="clear" w:color="auto" w:fill="D9E2F3"/>
           </w:tcPr>
           <w:p>
@@ -8784,13 +8418,13 @@
                 <w:b/>
                 <w:sz w:val="18"/>
               </w:rPr>
-              <w:t xml:space="preserve">ID</w:t>
-            </w:r>
-          </w:p>
-        </w:tc>
-        <w:tc>
-          <w:tcPr>
-            <w:tcW w:w="2047" w:type="dxa"/>
+              <w:t xml:space="preserve">Tema</w:t>
+            </w:r>
+          </w:p>
+        </w:tc>
+        <w:tc>
+          <w:tcPr>
+            <w:tcW w:w="2011" w:type="dxa"/>
             <w:shd w:val="clear" w:color="auto" w:fill="D9E2F3"/>
           </w:tcPr>
           <w:p>
@@ -8803,13 +8437,13 @@
                 <w:b/>
                 <w:sz w:val="18"/>
               </w:rPr>
-              <w:t xml:space="preserve">Tema</w:t>
-            </w:r>
-          </w:p>
-        </w:tc>
-        <w:tc>
-          <w:tcPr>
-            <w:tcW w:w="3338" w:type="dxa"/>
+              <w:t xml:space="preserve">Lo que decían los documentos</w:t>
+            </w:r>
+          </w:p>
+        </w:tc>
+        <w:tc>
+          <w:tcPr>
+            <w:tcW w:w="2568" w:type="dxa"/>
             <w:shd w:val="clear" w:color="auto" w:fill="D9E2F3"/>
           </w:tcPr>
           <w:p>
@@ -8822,13 +8456,13 @@
                 <w:b/>
                 <w:sz w:val="18"/>
               </w:rPr>
-              <w:t xml:space="preserve">Supuesto o pendiente</w:t>
-            </w:r>
-          </w:p>
-        </w:tc>
-        <w:tc>
-          <w:tcPr>
-            <w:tcW w:w="1376" w:type="dxa"/>
+              <w:t xml:space="preserve">Lo que hace el código</w:t>
+            </w:r>
+          </w:p>
+        </w:tc>
+        <w:tc>
+          <w:tcPr>
+            <w:tcW w:w="2704" w:type="dxa"/>
             <w:shd w:val="clear" w:color="auto" w:fill="D9E2F3"/>
           </w:tcPr>
           <w:p>
@@ -8841,580 +8475,604 @@
                 <w:b/>
                 <w:sz w:val="18"/>
               </w:rPr>
-              <w:t xml:space="preserve">Estado</w:t>
-            </w:r>
-          </w:p>
-        </w:tc>
-      </w:tr>
-      <w:tr>
-        <w:tc>
-          <w:tcPr>
-            <w:tcW w:w="1157" w:type="dxa"/>
-          </w:tcPr>
-          <w:p>
-            <w:pPr>
-              <w:pStyle w:val="Compact"/>
-              <w:jc w:val="left"/>
-            </w:pPr>
-            <w:r>
-              <w:rPr>
-                <w:sz w:val="18"/>
-              </w:rPr>
-              <w:t xml:space="preserve">D-01</w:t>
-            </w:r>
-          </w:p>
-        </w:tc>
-        <w:tc>
-          <w:tcPr>
-            <w:tcW w:w="2047" w:type="dxa"/>
-          </w:tcPr>
-          <w:p>
-            <w:pPr>
-              <w:pStyle w:val="Compact"/>
-              <w:jc w:val="left"/>
-            </w:pPr>
-            <w:r>
-              <w:rPr>
-                <w:sz w:val="18"/>
-              </w:rPr>
-              <w:t xml:space="preserve">Vista de desarrollo</w:t>
-            </w:r>
-          </w:p>
-        </w:tc>
-        <w:tc>
-          <w:tcPr>
-            <w:tcW w:w="3338" w:type="dxa"/>
-          </w:tcPr>
-          <w:p>
-            <w:pPr>
-              <w:pStyle w:val="Compact"/>
-              <w:jc w:val="left"/>
-            </w:pPr>
-            <w:r>
-              <w:rPr>
-                <w:sz w:val="18"/>
-              </w:rPr>
-              <w:t xml:space="preserve">Este documento se hizo con el repositorio del 25 de octubre; si cambia la estructura, debe actualizarse</w:t>
-            </w:r>
-          </w:p>
-        </w:tc>
-        <w:tc>
-          <w:tcPr>
-            <w:tcW w:w="1376" w:type="dxa"/>
-          </w:tcPr>
-          <w:p>
-            <w:pPr>
-              <w:pStyle w:val="Compact"/>
-              <w:jc w:val="left"/>
-            </w:pPr>
-            <w:r>
-              <w:rPr>
-                <w:sz w:val="18"/>
-              </w:rPr>
-              <w:t xml:space="preserve">Abierto</w:t>
-            </w:r>
-          </w:p>
-        </w:tc>
-      </w:tr>
-      <w:tr>
-        <w:tc>
-          <w:tcPr>
-            <w:tcW w:w="1157" w:type="dxa"/>
-          </w:tcPr>
-          <w:p>
-            <w:pPr>
-              <w:pStyle w:val="Compact"/>
-              <w:jc w:val="left"/>
-            </w:pPr>
-            <w:r>
-              <w:rPr>
-                <w:sz w:val="18"/>
-              </w:rPr>
-              <w:t xml:space="preserve">D-02</w:t>
-            </w:r>
-          </w:p>
-        </w:tc>
-        <w:tc>
-          <w:tcPr>
-            <w:tcW w:w="2047" w:type="dxa"/>
-          </w:tcPr>
-          <w:p>
-            <w:pPr>
-              <w:pStyle w:val="Compact"/>
-              <w:jc w:val="left"/>
-            </w:pPr>
-            <w:r>
-              <w:rPr>
-                <w:sz w:val="18"/>
-              </w:rPr>
-              <w:t xml:space="preserve">TLS en la red del proyecto</w:t>
-            </w:r>
-          </w:p>
-        </w:tc>
-        <w:tc>
-          <w:tcPr>
-            <w:tcW w:w="3338" w:type="dxa"/>
-          </w:tcPr>
-          <w:p>
-            <w:pPr>
-              <w:pStyle w:val="Compact"/>
-              <w:jc w:val="left"/>
-            </w:pPr>
-            <w:r>
-              <w:rPr>
-                <w:sz w:val="18"/>
-              </w:rPr>
-              <w:t xml:space="preserve">Decidir si el tramo sensor, agente y API debe usar TLS para cumplir RNF-SEG-07</w:t>
-            </w:r>
-          </w:p>
-        </w:tc>
-        <w:tc>
-          <w:tcPr>
-            <w:tcW w:w="1376" w:type="dxa"/>
-          </w:tcPr>
-          <w:p>
-            <w:pPr>
-              <w:pStyle w:val="Compact"/>
-              <w:jc w:val="left"/>
-            </w:pPr>
-            <w:r>
-              <w:rPr>
-                <w:sz w:val="18"/>
-              </w:rPr>
-              <w:t xml:space="preserve">Abierto</w:t>
-            </w:r>
-          </w:p>
-        </w:tc>
-      </w:tr>
-      <w:tr>
-        <w:tc>
-          <w:tcPr>
-            <w:tcW w:w="1157" w:type="dxa"/>
-          </w:tcPr>
-          <w:p>
-            <w:pPr>
-              <w:pStyle w:val="Compact"/>
-              <w:jc w:val="left"/>
-            </w:pPr>
-            <w:r>
-              <w:rPr>
-                <w:sz w:val="18"/>
-              </w:rPr>
-              <w:t xml:space="preserve">D-03</w:t>
-            </w:r>
-          </w:p>
-        </w:tc>
-        <w:tc>
-          <w:tcPr>
-            <w:tcW w:w="2047" w:type="dxa"/>
-          </w:tcPr>
-          <w:p>
-            <w:pPr>
-              <w:pStyle w:val="Compact"/>
-              <w:jc w:val="left"/>
-            </w:pPr>
-            <w:r>
-              <w:rPr>
-                <w:sz w:val="18"/>
-              </w:rPr>
-              <w:t xml:space="preserve">Firmware del sensor</w:t>
-            </w:r>
-          </w:p>
-        </w:tc>
-        <w:tc>
-          <w:tcPr>
-            <w:tcW w:w="3338" w:type="dxa"/>
-          </w:tcPr>
-          <w:p>
-            <w:pPr>
-              <w:pStyle w:val="Compact"/>
-              <w:jc w:val="left"/>
-            </w:pPr>
-            <w:r>
-              <w:rPr>
-                <w:sz w:val="18"/>
-              </w:rPr>
-              <w:t xml:space="preserve">El código del ESP32-S3 no está en el repositorio; Álvaro debe subirlo</w:t>
-            </w:r>
-          </w:p>
-        </w:tc>
-        <w:tc>
-          <w:tcPr>
-            <w:tcW w:w="1376" w:type="dxa"/>
-          </w:tcPr>
-          <w:p>
-            <w:pPr>
-              <w:pStyle w:val="Compact"/>
-              <w:jc w:val="left"/>
-            </w:pPr>
-            <w:r>
-              <w:rPr>
-                <w:sz w:val="18"/>
-              </w:rPr>
-              <w:t xml:space="preserve">Abierto</w:t>
-            </w:r>
-          </w:p>
-        </w:tc>
-      </w:tr>
-      <w:tr>
-        <w:tc>
-          <w:tcPr>
-            <w:tcW w:w="1157" w:type="dxa"/>
-          </w:tcPr>
-          <w:p>
-            <w:pPr>
-              <w:pStyle w:val="Compact"/>
-              <w:jc w:val="left"/>
-            </w:pPr>
-            <w:r>
-              <w:rPr>
-                <w:sz w:val="18"/>
-              </w:rPr>
-              <w:t xml:space="preserve">D-04</w:t>
-            </w:r>
-          </w:p>
-        </w:tc>
-        <w:tc>
-          <w:tcPr>
-            <w:tcW w:w="2047" w:type="dxa"/>
-          </w:tcPr>
-          <w:p>
-            <w:pPr>
-              <w:pStyle w:val="Compact"/>
-              <w:jc w:val="left"/>
-            </w:pPr>
-            <w:r>
-              <w:rPr>
-                <w:sz w:val="18"/>
-              </w:rPr>
-              <w:t xml:space="preserve">Ubicación de Zabbix</w:t>
-            </w:r>
-          </w:p>
-        </w:tc>
-        <w:tc>
-          <w:tcPr>
-            <w:tcW w:w="3338" w:type="dxa"/>
-          </w:tcPr>
-          <w:p>
-            <w:pPr>
-              <w:pStyle w:val="Compact"/>
-              <w:jc w:val="left"/>
-            </w:pPr>
-            <w:r>
-              <w:rPr>
-                <w:sz w:val="18"/>
-              </w:rPr>
-              <w:t xml:space="preserve">El código lo consulta por URL; confirmar si está on premise y en qué servidor</w:t>
-            </w:r>
-          </w:p>
-        </w:tc>
-        <w:tc>
-          <w:tcPr>
-            <w:tcW w:w="1376" w:type="dxa"/>
-          </w:tcPr>
-          <w:p>
-            <w:pPr>
-              <w:pStyle w:val="Compact"/>
-              <w:jc w:val="left"/>
-            </w:pPr>
-            <w:r>
-              <w:rPr>
-                <w:sz w:val="18"/>
-              </w:rPr>
-              <w:t xml:space="preserve">Abierto</w:t>
-            </w:r>
-          </w:p>
-        </w:tc>
-      </w:tr>
-      <w:tr>
-        <w:tc>
-          <w:tcPr>
-            <w:tcW w:w="1157" w:type="dxa"/>
-          </w:tcPr>
-          <w:p>
-            <w:pPr>
-              <w:pStyle w:val="Compact"/>
-              <w:jc w:val="left"/>
-            </w:pPr>
-            <w:r>
-              <w:rPr>
-                <w:sz w:val="18"/>
-              </w:rPr>
-              <w:t xml:space="preserve">D-05</w:t>
-            </w:r>
-          </w:p>
-        </w:tc>
-        <w:tc>
-          <w:tcPr>
-            <w:tcW w:w="2047" w:type="dxa"/>
-          </w:tcPr>
-          <w:p>
-            <w:pPr>
-              <w:pStyle w:val="Compact"/>
-              <w:jc w:val="left"/>
-            </w:pPr>
-            <w:r>
-              <w:rPr>
-                <w:sz w:val="18"/>
-              </w:rPr>
-              <w:t xml:space="preserve">Registro de eventos</w:t>
-            </w:r>
-          </w:p>
-        </w:tc>
-        <w:tc>
-          <w:tcPr>
-            <w:tcW w:w="3338" w:type="dxa"/>
-          </w:tcPr>
-          <w:p>
-            <w:pPr>
-              <w:pStyle w:val="Compact"/>
-              <w:jc w:val="left"/>
-            </w:pPr>
-            <w:r>
-              <w:rPr>
-                <w:sz w:val="18"/>
-              </w:rPr>
-              <w:t xml:space="preserve">Aprobar la propuesta de la sección de monitoreo y registro</w:t>
-            </w:r>
-          </w:p>
-        </w:tc>
-        <w:tc>
-          <w:tcPr>
-            <w:tcW w:w="1376" w:type="dxa"/>
-          </w:tcPr>
-          <w:p>
-            <w:pPr>
-              <w:pStyle w:val="Compact"/>
-              <w:jc w:val="left"/>
-            </w:pPr>
-            <w:r>
-              <w:rPr>
-                <w:sz w:val="18"/>
-              </w:rPr>
-              <w:t xml:space="preserve">Abierto</w:t>
-            </w:r>
-          </w:p>
-        </w:tc>
-      </w:tr>
-      <w:tr>
-        <w:tc>
-          <w:tcPr>
-            <w:tcW w:w="1157" w:type="dxa"/>
-          </w:tcPr>
-          <w:p>
-            <w:pPr>
-              <w:pStyle w:val="Compact"/>
-              <w:jc w:val="left"/>
-            </w:pPr>
-            <w:r>
-              <w:rPr>
-                <w:sz w:val="18"/>
-              </w:rPr>
-              <w:t xml:space="preserve">D-06</w:t>
-            </w:r>
-          </w:p>
-        </w:tc>
-        <w:tc>
-          <w:tcPr>
-            <w:tcW w:w="2047" w:type="dxa"/>
-          </w:tcPr>
-          <w:p>
-            <w:pPr>
-              <w:pStyle w:val="Compact"/>
-              <w:jc w:val="left"/>
-            </w:pPr>
-            <w:r>
-              <w:rPr>
-                <w:sz w:val="18"/>
-              </w:rPr>
-              <w:t xml:space="preserve">Documentos pendientes</w:t>
-            </w:r>
-          </w:p>
-        </w:tc>
-        <w:tc>
-          <w:tcPr>
-            <w:tcW w:w="3338" w:type="dxa"/>
-          </w:tcPr>
-          <w:p>
-            <w:pPr>
-              <w:pStyle w:val="Compact"/>
-              <w:jc w:val="left"/>
-            </w:pPr>
-            <w:r>
-              <w:rPr>
-                <w:sz w:val="18"/>
-              </w:rPr>
-              <w:t xml:space="preserve">Decidir si el personal externo y la gestión de alertas llevan requerimientos propios (cambia los conteos de SICMA-REQ y SICMA-CPR)</w:t>
-            </w:r>
-          </w:p>
-        </w:tc>
-        <w:tc>
-          <w:tcPr>
-            <w:tcW w:w="1376" w:type="dxa"/>
-          </w:tcPr>
-          <w:p>
-            <w:pPr>
-              <w:pStyle w:val="Compact"/>
-              <w:jc w:val="left"/>
-            </w:pPr>
-            <w:r>
-              <w:rPr>
-                <w:sz w:val="18"/>
-              </w:rPr>
-              <w:t xml:space="preserve">Abierto</w:t>
-            </w:r>
-          </w:p>
-        </w:tc>
-      </w:tr>
-      <w:tr>
-        <w:tc>
-          <w:tcPr>
-            <w:tcW w:w="1157" w:type="dxa"/>
-          </w:tcPr>
-          <w:p>
-            <w:pPr>
-              <w:pStyle w:val="Compact"/>
-              <w:jc w:val="left"/>
-            </w:pPr>
-            <w:r>
-              <w:rPr>
-                <w:sz w:val="18"/>
-              </w:rPr>
-              <w:t xml:space="preserve">D-07</w:t>
-            </w:r>
-          </w:p>
-        </w:tc>
-        <w:tc>
-          <w:tcPr>
-            <w:tcW w:w="2047" w:type="dxa"/>
-          </w:tcPr>
-          <w:p>
-            <w:pPr>
-              <w:pStyle w:val="Compact"/>
-              <w:jc w:val="left"/>
-            </w:pPr>
-            <w:r>
-              <w:rPr>
-                <w:sz w:val="18"/>
-              </w:rPr>
-              <w:t xml:space="preserve">Integración continua</w:t>
-            </w:r>
-          </w:p>
-        </w:tc>
-        <w:tc>
-          <w:tcPr>
-            <w:tcW w:w="3338" w:type="dxa"/>
-          </w:tcPr>
-          <w:p>
-            <w:pPr>
-              <w:pStyle w:val="Compact"/>
-              <w:jc w:val="left"/>
-            </w:pPr>
-            <w:r>
-              <w:rPr>
-                <w:sz w:val="18"/>
-              </w:rPr>
-              <w:t xml:space="preserve">Configurar GitHub Actions y SonarQube (RNF-CAL-01)</w:t>
-            </w:r>
-          </w:p>
-        </w:tc>
-        <w:tc>
-          <w:tcPr>
-            <w:tcW w:w="1376" w:type="dxa"/>
-          </w:tcPr>
-          <w:p>
-            <w:pPr>
-              <w:pStyle w:val="Compact"/>
-              <w:jc w:val="left"/>
-            </w:pPr>
-            <w:r>
-              <w:rPr>
-                <w:sz w:val="18"/>
-              </w:rPr>
-              <w:t xml:space="preserve">Abierto</w:t>
-            </w:r>
-          </w:p>
-        </w:tc>
-      </w:tr>
-      <w:tr>
-        <w:tc>
-          <w:tcPr>
-            <w:tcW w:w="1157" w:type="dxa"/>
-          </w:tcPr>
-          <w:p>
-            <w:pPr>
-              <w:pStyle w:val="Compact"/>
-              <w:jc w:val="left"/>
-            </w:pPr>
-            <w:r>
-              <w:rPr>
-                <w:sz w:val="18"/>
-              </w:rPr>
-              <w:t xml:space="preserve">D-08</w:t>
-            </w:r>
-          </w:p>
-        </w:tc>
-        <w:tc>
-          <w:tcPr>
-            <w:tcW w:w="2047" w:type="dxa"/>
-          </w:tcPr>
-          <w:p>
-            <w:pPr>
-              <w:pStyle w:val="Compact"/>
-              <w:jc w:val="left"/>
-            </w:pPr>
-            <w:r>
-              <w:rPr>
-                <w:sz w:val="18"/>
-              </w:rPr>
-              <w:t xml:space="preserve">Alcance de la prueba de recuperación</w:t>
-            </w:r>
-          </w:p>
-        </w:tc>
-        <w:tc>
-          <w:tcPr>
-            <w:tcW w:w="3338" w:type="dxa"/>
-          </w:tcPr>
-          <w:p>
-            <w:pPr>
-              <w:pStyle w:val="Compact"/>
-              <w:jc w:val="left"/>
-            </w:pPr>
-            <w:r>
-              <w:rPr>
-                <w:sz w:val="18"/>
-              </w:rPr>
-              <w:t xml:space="preserve">Medir el tiempo de recuperación del primary en la Fase 3 (RNF-DIS-02)</w:t>
-            </w:r>
-          </w:p>
-        </w:tc>
-        <w:tc>
-          <w:tcPr>
-            <w:tcW w:w="1376" w:type="dxa"/>
-          </w:tcPr>
-          <w:p>
-            <w:pPr>
-              <w:pStyle w:val="Compact"/>
-              <w:jc w:val="left"/>
-            </w:pPr>
-            <w:r>
-              <w:rPr>
-                <w:sz w:val="18"/>
-              </w:rPr>
-              <w:t xml:space="preserve">Aceptado</w:t>
+              <w:t xml:space="preserve">Estado en los documentos</w:t>
+            </w:r>
+          </w:p>
+        </w:tc>
+      </w:tr>
+      <w:tr>
+        <w:trPr>
+          <w:cantSplit/>
+        </w:trPr>
+        <w:tc>
+          <w:tcPr>
+            <w:tcW w:w="1555" w:type="dxa"/>
+          </w:tcPr>
+          <w:p>
+            <w:pPr>
+              <w:pStyle w:val="Compact"/>
+              <w:jc w:val="left"/>
+            </w:pPr>
+            <w:r>
+              <w:rPr>
+                <w:sz w:val="18"/>
+              </w:rPr>
+              <w:t xml:space="preserve">Lector de huellas</w:t>
+            </w:r>
+          </w:p>
+        </w:tc>
+        <w:tc>
+          <w:tcPr>
+            <w:tcW w:w="2011" w:type="dxa"/>
+          </w:tcPr>
+          <w:p>
+            <w:pPr>
+              <w:pStyle w:val="Compact"/>
+              <w:jc w:val="left"/>
+            </w:pPr>
+            <w:r>
+              <w:rPr>
+                <w:sz w:val="18"/>
+              </w:rPr>
+              <w:t xml:space="preserve">Lector biométrico HID</w:t>
+            </w:r>
+          </w:p>
+        </w:tc>
+        <w:tc>
+          <w:tcPr>
+            <w:tcW w:w="2568" w:type="dxa"/>
+          </w:tcPr>
+          <w:p>
+            <w:pPr>
+              <w:pStyle w:val="Compact"/>
+              <w:jc w:val="left"/>
+            </w:pPr>
+            <w:r>
+              <w:rPr>
+                <w:sz w:val="18"/>
+              </w:rPr>
+              <w:t xml:space="preserve">Lector SecuGen Hamster Plus con agente propio</w:t>
+            </w:r>
+          </w:p>
+        </w:tc>
+        <w:tc>
+          <w:tcPr>
+            <w:tcW w:w="2704" w:type="dxa"/>
+          </w:tcPr>
+          <w:p>
+            <w:pPr>
+              <w:pStyle w:val="Compact"/>
+              <w:jc w:val="left"/>
+            </w:pPr>
+            <w:r>
+              <w:rPr>
+                <w:sz w:val="18"/>
+              </w:rPr>
+              <w:t xml:space="preserve">Actualizado en SICMA-REQ, SICMA-CUS, SICMA-ACT, SICMA-CLA y los demás; D-03 de SICMA-REQ cerrado</w:t>
+            </w:r>
+          </w:p>
+        </w:tc>
+      </w:tr>
+      <w:tr>
+        <w:trPr>
+          <w:cantSplit/>
+        </w:trPr>
+        <w:tc>
+          <w:tcPr>
+            <w:tcW w:w="1555" w:type="dxa"/>
+          </w:tcPr>
+          <w:p>
+            <w:pPr>
+              <w:pStyle w:val="Compact"/>
+              <w:jc w:val="left"/>
+            </w:pPr>
+            <w:r>
+              <w:rPr>
+                <w:sz w:val="18"/>
+              </w:rPr>
+              <w:t xml:space="preserve">Roles</w:t>
+            </w:r>
+          </w:p>
+        </w:tc>
+        <w:tc>
+          <w:tcPr>
+            <w:tcW w:w="2011" w:type="dxa"/>
+          </w:tcPr>
+          <w:p>
+            <w:pPr>
+              <w:pStyle w:val="Compact"/>
+              <w:jc w:val="left"/>
+            </w:pPr>
+            <w:r>
+              <w:rPr>
+                <w:sz w:val="18"/>
+              </w:rPr>
+              <w:t xml:space="preserve">Cuatro roles: Administrador, Jefatura, Técnico y Auditor</w:t>
+            </w:r>
+          </w:p>
+        </w:tc>
+        <w:tc>
+          <w:tcPr>
+            <w:tcW w:w="2568" w:type="dxa"/>
+          </w:tcPr>
+          <w:p>
+            <w:pPr>
+              <w:pStyle w:val="Compact"/>
+              <w:jc w:val="left"/>
+            </w:pPr>
+            <w:r>
+              <w:rPr>
+                <w:sz w:val="18"/>
+              </w:rPr>
+              <w:t xml:space="preserve">Se suman Administrador Privilegiado y Contratistas</w:t>
+            </w:r>
+          </w:p>
+        </w:tc>
+        <w:tc>
+          <w:tcPr>
+            <w:tcW w:w="2704" w:type="dxa"/>
+          </w:tcPr>
+          <w:p>
+            <w:pPr>
+              <w:pStyle w:val="Compact"/>
+              <w:jc w:val="left"/>
+            </w:pPr>
+            <w:r>
+              <w:rPr>
+                <w:sz w:val="18"/>
+              </w:rPr>
+              <w:t xml:space="preserve">RF-ID-05 y una nota bajo la matriz en SICMA-REQ; las columnas de la matriz siguen pendientes (D-13)</w:t>
+            </w:r>
+          </w:p>
+        </w:tc>
+      </w:tr>
+      <w:tr>
+        <w:trPr>
+          <w:cantSplit/>
+        </w:trPr>
+        <w:tc>
+          <w:tcPr>
+            <w:tcW w:w="1555" w:type="dxa"/>
+          </w:tcPr>
+          <w:p>
+            <w:pPr>
+              <w:pStyle w:val="Compact"/>
+              <w:jc w:val="left"/>
+            </w:pPr>
+            <w:r>
+              <w:rPr>
+                <w:sz w:val="18"/>
+              </w:rPr>
+              <w:t xml:space="preserve">Comunicación con Power Automate</w:t>
+            </w:r>
+          </w:p>
+        </w:tc>
+        <w:tc>
+          <w:tcPr>
+            <w:tcW w:w="2011" w:type="dxa"/>
+          </w:tcPr>
+          <w:p>
+            <w:pPr>
+              <w:pStyle w:val="Compact"/>
+              <w:jc w:val="left"/>
+            </w:pPr>
+            <w:r>
+              <w:rPr>
+                <w:sz w:val="18"/>
+              </w:rPr>
+              <w:t xml:space="preserve">La API recibe llamadas del flujo</w:t>
+            </w:r>
+          </w:p>
+        </w:tc>
+        <w:tc>
+          <w:tcPr>
+            <w:tcW w:w="2568" w:type="dxa"/>
+          </w:tcPr>
+          <w:p>
+            <w:pPr>
+              <w:pStyle w:val="Compact"/>
+              <w:jc w:val="left"/>
+            </w:pPr>
+            <w:r>
+              <w:rPr>
+                <w:sz w:val="18"/>
+              </w:rPr>
+              <w:t xml:space="preserve">El flujo escribe por correo y SICMA lee el buzón por IMAP</w:t>
+            </w:r>
+          </w:p>
+        </w:tc>
+        <w:tc>
+          <w:tcPr>
+            <w:tcW w:w="2704" w:type="dxa"/>
+          </w:tcPr>
+          <w:p>
+            <w:pPr>
+              <w:pStyle w:val="Compact"/>
+              <w:jc w:val="left"/>
+            </w:pPr>
+            <w:r>
+              <w:rPr>
+                <w:sz w:val="18"/>
+              </w:rPr>
+              <w:t xml:space="preserve">D-02 cerrado en SICMA-REQ, SICMA-CUS, SICMA-ACT y SICMA-CLA</w:t>
+            </w:r>
+          </w:p>
+        </w:tc>
+      </w:tr>
+      <w:tr>
+        <w:trPr>
+          <w:cantSplit/>
+        </w:trPr>
+        <w:tc>
+          <w:tcPr>
+            <w:tcW w:w="1555" w:type="dxa"/>
+          </w:tcPr>
+          <w:p>
+            <w:pPr>
+              <w:pStyle w:val="Compact"/>
+              <w:jc w:val="left"/>
+            </w:pPr>
+            <w:r>
+              <w:rPr>
+                <w:sz w:val="18"/>
+              </w:rPr>
+              <w:t xml:space="preserve">Estados de la intervención</w:t>
+            </w:r>
+          </w:p>
+        </w:tc>
+        <w:tc>
+          <w:tcPr>
+            <w:tcW w:w="2011" w:type="dxa"/>
+          </w:tcPr>
+          <w:p>
+            <w:pPr>
+              <w:pStyle w:val="Compact"/>
+              <w:jc w:val="left"/>
+            </w:pPr>
+            <w:r>
+              <w:rPr>
+                <w:sz w:val="18"/>
+              </w:rPr>
+              <w:t xml:space="preserve">Solicitada, aprobada, en curso y cerrada</w:t>
+            </w:r>
+          </w:p>
+        </w:tc>
+        <w:tc>
+          <w:tcPr>
+            <w:tcW w:w="2568" w:type="dxa"/>
+          </w:tcPr>
+          <w:p>
+            <w:pPr>
+              <w:pStyle w:val="Compact"/>
+              <w:jc w:val="left"/>
+            </w:pPr>
+            <w:r>
+              <w:rPr>
+                <w:sz w:val="18"/>
+              </w:rPr>
+              <w:t xml:space="preserve">Siete estados, entre ellos Rechazada, Fallida y Cancelada</w:t>
+            </w:r>
+          </w:p>
+        </w:tc>
+        <w:tc>
+          <w:tcPr>
+            <w:tcW w:w="2704" w:type="dxa"/>
+          </w:tcPr>
+          <w:p>
+            <w:pPr>
+              <w:pStyle w:val="Compact"/>
+              <w:jc w:val="left"/>
+            </w:pPr>
+            <w:r>
+              <w:rPr>
+                <w:sz w:val="18"/>
+              </w:rPr>
+              <w:t xml:space="preserve">Actualizado en SICMA-REQ, CUS, CLA, ACT, CPR y MCK</w:t>
+            </w:r>
+          </w:p>
+        </w:tc>
+      </w:tr>
+      <w:tr>
+        <w:trPr>
+          <w:cantSplit/>
+        </w:trPr>
+        <w:tc>
+          <w:tcPr>
+            <w:tcW w:w="1555" w:type="dxa"/>
+          </w:tcPr>
+          <w:p>
+            <w:pPr>
+              <w:pStyle w:val="Compact"/>
+              <w:jc w:val="left"/>
+            </w:pPr>
+            <w:r>
+              <w:rPr>
+                <w:sz w:val="18"/>
+              </w:rPr>
+              <w:t xml:space="preserve">Personal externo</w:t>
+            </w:r>
+          </w:p>
+        </w:tc>
+        <w:tc>
+          <w:tcPr>
+            <w:tcW w:w="2011" w:type="dxa"/>
+          </w:tcPr>
+          <w:p>
+            <w:pPr>
+              <w:pStyle w:val="Compact"/>
+              <w:jc w:val="left"/>
+            </w:pPr>
+            <w:r>
+              <w:rPr>
+                <w:sz w:val="18"/>
+              </w:rPr>
+              <w:t xml:space="preserve">No existe como requerimiento</w:t>
+            </w:r>
+          </w:p>
+        </w:tc>
+        <w:tc>
+          <w:tcPr>
+            <w:tcW w:w="2568" w:type="dxa"/>
+          </w:tcPr>
+          <w:p>
+            <w:pPr>
+              <w:pStyle w:val="Compact"/>
+              <w:jc w:val="left"/>
+            </w:pPr>
+            <w:r>
+              <w:rPr>
+                <w:sz w:val="18"/>
+              </w:rPr>
+              <w:t xml:space="preserve">Enrolamiento, habilitación, permisos por día y verificación de huella al iniciar una intervención</w:t>
+            </w:r>
+          </w:p>
+        </w:tc>
+        <w:tc>
+          <w:tcPr>
+            <w:tcW w:w="2704" w:type="dxa"/>
+          </w:tcPr>
+          <w:p>
+            <w:pPr>
+              <w:pStyle w:val="Compact"/>
+              <w:jc w:val="left"/>
+            </w:pPr>
+            <w:r>
+              <w:rPr>
+                <w:sz w:val="18"/>
+              </w:rPr>
+              <w:t xml:space="preserve">Descrito en SICMA-CUS, SICMA-ACT y SICMA-ESO; falta decidir si se crean requerimientos propios</w:t>
+            </w:r>
+          </w:p>
+        </w:tc>
+      </w:tr>
+      <w:tr>
+        <w:trPr>
+          <w:cantSplit/>
+        </w:trPr>
+        <w:tc>
+          <w:tcPr>
+            <w:tcW w:w="1555" w:type="dxa"/>
+          </w:tcPr>
+          <w:p>
+            <w:pPr>
+              <w:pStyle w:val="Compact"/>
+              <w:jc w:val="left"/>
+            </w:pPr>
+            <w:r>
+              <w:rPr>
+                <w:sz w:val="18"/>
+              </w:rPr>
+              <w:t xml:space="preserve">Gestión de alertas</w:t>
+            </w:r>
+          </w:p>
+        </w:tc>
+        <w:tc>
+          <w:tcPr>
+            <w:tcW w:w="2011" w:type="dxa"/>
+          </w:tcPr>
+          <w:p>
+            <w:pPr>
+              <w:pStyle w:val="Compact"/>
+              <w:jc w:val="left"/>
+            </w:pPr>
+            <w:r>
+              <w:rPr>
+                <w:sz w:val="18"/>
+              </w:rPr>
+              <w:t xml:space="preserve">Generar y avisar</w:t>
+            </w:r>
+          </w:p>
+        </w:tc>
+        <w:tc>
+          <w:tcPr>
+            <w:tcW w:w="2568" w:type="dxa"/>
+          </w:tcPr>
+          <w:p>
+            <w:pPr>
+              <w:pStyle w:val="Compact"/>
+              <w:jc w:val="left"/>
+            </w:pPr>
+            <w:r>
+              <w:rPr>
+                <w:sz w:val="18"/>
+              </w:rPr>
+              <w:t xml:space="preserve">Reconocer y cerrar con trazabilidad</w:t>
+            </w:r>
+          </w:p>
+        </w:tc>
+        <w:tc>
+          <w:tcPr>
+            <w:tcW w:w="2704" w:type="dxa"/>
+          </w:tcPr>
+          <w:p>
+            <w:pPr>
+              <w:pStyle w:val="Compact"/>
+              <w:jc w:val="left"/>
+            </w:pPr>
+            <w:r>
+              <w:rPr>
+                <w:sz w:val="18"/>
+              </w:rPr>
+              <w:t xml:space="preserve">Descrito en CU-13 de SICMA-CUS; falta un requerimiento propio</w:t>
+            </w:r>
+          </w:p>
+        </w:tc>
+      </w:tr>
+      <w:tr>
+        <w:trPr>
+          <w:cantSplit/>
+        </w:trPr>
+        <w:tc>
+          <w:tcPr>
+            <w:tcW w:w="1555" w:type="dxa"/>
+          </w:tcPr>
+          <w:p>
+            <w:pPr>
+              <w:pStyle w:val="Compact"/>
+              <w:jc w:val="left"/>
+            </w:pPr>
+            <w:r>
+              <w:rPr>
+                <w:sz w:val="18"/>
+              </w:rPr>
+              <w:t xml:space="preserve">Retiro de activos</w:t>
+            </w:r>
+          </w:p>
+        </w:tc>
+        <w:tc>
+          <w:tcPr>
+            <w:tcW w:w="2011" w:type="dxa"/>
+          </w:tcPr>
+          <w:p>
+            <w:pPr>
+              <w:pStyle w:val="Compact"/>
+              <w:jc w:val="left"/>
+            </w:pPr>
+            <w:r>
+              <w:rPr>
+                <w:sz w:val="18"/>
+              </w:rPr>
+              <w:t xml:space="preserve">No se describe</w:t>
+            </w:r>
+          </w:p>
+        </w:tc>
+        <w:tc>
+          <w:tcPr>
+            <w:tcW w:w="2568" w:type="dxa"/>
+          </w:tcPr>
+          <w:p>
+            <w:pPr>
+              <w:pStyle w:val="Compact"/>
+              <w:jc w:val="left"/>
+            </w:pPr>
+            <w:r>
+              <w:rPr>
+                <w:sz w:val="18"/>
+              </w:rPr>
+              <w:t xml:space="preserve">Solo administradores pueden retirar activos</w:t>
+            </w:r>
+          </w:p>
+        </w:tc>
+        <w:tc>
+          <w:tcPr>
+            <w:tcW w:w="2704" w:type="dxa"/>
+          </w:tcPr>
+          <w:p>
+            <w:pPr>
+              <w:pStyle w:val="Compact"/>
+              <w:jc w:val="left"/>
+            </w:pPr>
+            <w:r>
+              <w:rPr>
+                <w:sz w:val="18"/>
+              </w:rPr>
+              <w:t xml:space="preserve">RN-13 en SICMA-REQ y CU-04 de SICMA-CUS</w:t>
+            </w:r>
+          </w:p>
+        </w:tc>
+      </w:tr>
+      <w:tr>
+        <w:trPr>
+          <w:cantSplit/>
+        </w:trPr>
+        <w:tc>
+          <w:tcPr>
+            <w:tcW w:w="1555" w:type="dxa"/>
+          </w:tcPr>
+          <w:p>
+            <w:pPr>
+              <w:pStyle w:val="Compact"/>
+              <w:jc w:val="left"/>
+            </w:pPr>
+            <w:r>
+              <w:rPr>
+                <w:sz w:val="18"/>
+              </w:rPr>
+              <w:t xml:space="preserve">Huellas</w:t>
+            </w:r>
+          </w:p>
+        </w:tc>
+        <w:tc>
+          <w:tcPr>
+            <w:tcW w:w="2011" w:type="dxa"/>
+          </w:tcPr>
+          <w:p>
+            <w:pPr>
+              <w:pStyle w:val="Compact"/>
+              <w:jc w:val="left"/>
+            </w:pPr>
+            <w:r>
+              <w:rPr>
+                <w:sz w:val="18"/>
+              </w:rPr>
+              <w:t xml:space="preserve">SICMA no almacena huellas</w:t>
+            </w:r>
+          </w:p>
+        </w:tc>
+        <w:tc>
+          <w:tcPr>
+            <w:tcW w:w="2568" w:type="dxa"/>
+          </w:tcPr>
+          <w:p>
+            <w:pPr>
+              <w:pStyle w:val="Compact"/>
+              <w:jc w:val="left"/>
+            </w:pPr>
+            <w:r>
+              <w:rPr>
+                <w:sz w:val="18"/>
+              </w:rPr>
+              <w:t xml:space="preserve">Correcto para SICMA, pero el PC del lector guarda plantillas cifradas</w:t>
+            </w:r>
+          </w:p>
+        </w:tc>
+        <w:tc>
+          <w:tcPr>
+            <w:tcW w:w="2704" w:type="dxa"/>
+          </w:tcPr>
+          <w:p>
+            <w:pPr>
+              <w:pStyle w:val="Compact"/>
+              <w:jc w:val="left"/>
+            </w:pPr>
+            <w:r>
+              <w:rPr>
+                <w:sz w:val="18"/>
+              </w:rPr>
+              <w:t xml:space="preserve">RN-11 en SICMA-REQ y un riesgo nuevo en SICMA-ESO (D-05)</w:t>
             </w:r>
           </w:p>
         </w:tc>
       </w:tr>
     </w:tbl>
-    <w:bookmarkEnd w:id="59"/>
-    <w:bookmarkStart w:id="60" w:name="glosario-y-referencias"/>
+    <w:bookmarkEnd w:id="58"/>
+    <w:bookmarkStart w:id="59" w:name="supuestos-y-pendientes"/>
     <w:p>
       <w:pPr>
         <w:pStyle w:val="Heading2"/>
       </w:pPr>
       <w:r>
-        <w:t>Glosario</w:t>
+        <w:t xml:space="preserve">Supuestos y pendientes</w:t>
       </w:r>
     </w:p>
     <w:tbl>
@@ -9433,16 +9091,19 @@
         </w:tblBorders>
       </w:tblPr>
       <w:tblGrid>
-        <w:gridCol w:w="2259"/>
-        <w:gridCol w:w="5660"/>
+        <w:gridCol w:w="1291"/>
+        <w:gridCol w:w="2285"/>
+        <w:gridCol w:w="3726"/>
+        <w:gridCol w:w="1536"/>
       </w:tblGrid>
       <w:tr>
         <w:trPr>
           <w:tblHeader w:val="true"/>
-        </w:trPr>
-        <w:tc>
-          <w:tcPr>
-            <w:tcW w:w="2259" w:type="dxa"/>
+          <w:cantSplit/>
+        </w:trPr>
+        <w:tc>
+          <w:tcPr>
+            <w:tcW w:w="1291" w:type="dxa"/>
             <w:shd w:val="clear" w:color="auto" w:fill="D9E2F3"/>
           </w:tcPr>
           <w:p>
@@ -9455,13 +9116,709 @@
                 <w:b/>
                 <w:sz w:val="18"/>
               </w:rPr>
+              <w:t xml:space="preserve">ID</w:t>
+            </w:r>
+          </w:p>
+        </w:tc>
+        <w:tc>
+          <w:tcPr>
+            <w:tcW w:w="2285" w:type="dxa"/>
+            <w:shd w:val="clear" w:color="auto" w:fill="D9E2F3"/>
+          </w:tcPr>
+          <w:p>
+            <w:pPr>
+              <w:pStyle w:val="Compact"/>
+              <w:jc w:val="left"/>
+            </w:pPr>
+            <w:r>
+              <w:rPr>
+                <w:b/>
+                <w:sz w:val="18"/>
+              </w:rPr>
+              <w:t xml:space="preserve">Tema</w:t>
+            </w:r>
+          </w:p>
+        </w:tc>
+        <w:tc>
+          <w:tcPr>
+            <w:tcW w:w="3726" w:type="dxa"/>
+            <w:shd w:val="clear" w:color="auto" w:fill="D9E2F3"/>
+          </w:tcPr>
+          <w:p>
+            <w:pPr>
+              <w:pStyle w:val="Compact"/>
+              <w:jc w:val="left"/>
+            </w:pPr>
+            <w:r>
+              <w:rPr>
+                <w:b/>
+                <w:sz w:val="18"/>
+              </w:rPr>
+              <w:t xml:space="preserve">Supuesto o pendiente</w:t>
+            </w:r>
+          </w:p>
+        </w:tc>
+        <w:tc>
+          <w:tcPr>
+            <w:tcW w:w="1536" w:type="dxa"/>
+            <w:shd w:val="clear" w:color="auto" w:fill="D9E2F3"/>
+          </w:tcPr>
+          <w:p>
+            <w:pPr>
+              <w:pStyle w:val="Compact"/>
+              <w:jc w:val="left"/>
+            </w:pPr>
+            <w:r>
+              <w:rPr>
+                <w:b/>
+                <w:sz w:val="18"/>
+              </w:rPr>
+              <w:t xml:space="preserve">Estado</w:t>
+            </w:r>
+          </w:p>
+        </w:tc>
+      </w:tr>
+      <w:tr>
+        <w:trPr>
+          <w:cantSplit/>
+        </w:trPr>
+        <w:tc>
+          <w:tcPr>
+            <w:tcW w:w="1291" w:type="dxa"/>
+          </w:tcPr>
+          <w:p>
+            <w:pPr>
+              <w:pStyle w:val="Compact"/>
+              <w:jc w:val="left"/>
+            </w:pPr>
+            <w:r>
+              <w:rPr>
+                <w:sz w:val="18"/>
+              </w:rPr>
+              <w:t xml:space="preserve">D-01</w:t>
+            </w:r>
+          </w:p>
+        </w:tc>
+        <w:tc>
+          <w:tcPr>
+            <w:tcW w:w="2285" w:type="dxa"/>
+          </w:tcPr>
+          <w:p>
+            <w:pPr>
+              <w:pStyle w:val="Compact"/>
+              <w:jc w:val="left"/>
+            </w:pPr>
+            <w:r>
+              <w:rPr>
+                <w:sz w:val="18"/>
+              </w:rPr>
+              <w:t xml:space="preserve">Vista de desarrollo</w:t>
+            </w:r>
+          </w:p>
+        </w:tc>
+        <w:tc>
+          <w:tcPr>
+            <w:tcW w:w="3726" w:type="dxa"/>
+          </w:tcPr>
+          <w:p>
+            <w:pPr>
+              <w:pStyle w:val="Compact"/>
+              <w:jc w:val="left"/>
+            </w:pPr>
+            <w:r>
+              <w:rPr>
+                <w:sz w:val="18"/>
+              </w:rPr>
+              <w:t xml:space="preserve">Este documento se hizo con el repositorio del 25 de octubre; si cambia la estructura, debe actualizarse</w:t>
+            </w:r>
+          </w:p>
+        </w:tc>
+        <w:tc>
+          <w:tcPr>
+            <w:tcW w:w="1536" w:type="dxa"/>
+          </w:tcPr>
+          <w:p>
+            <w:pPr>
+              <w:pStyle w:val="Compact"/>
+              <w:jc w:val="left"/>
+            </w:pPr>
+            <w:r>
+              <w:rPr>
+                <w:sz w:val="18"/>
+              </w:rPr>
+              <w:t xml:space="preserve">Abierto</w:t>
+            </w:r>
+          </w:p>
+        </w:tc>
+      </w:tr>
+      <w:tr>
+        <w:trPr>
+          <w:cantSplit/>
+        </w:trPr>
+        <w:tc>
+          <w:tcPr>
+            <w:tcW w:w="1291" w:type="dxa"/>
+          </w:tcPr>
+          <w:p>
+            <w:pPr>
+              <w:pStyle w:val="Compact"/>
+              <w:jc w:val="left"/>
+            </w:pPr>
+            <w:r>
+              <w:rPr>
+                <w:sz w:val="18"/>
+              </w:rPr>
+              <w:t xml:space="preserve">D-02</w:t>
+            </w:r>
+          </w:p>
+        </w:tc>
+        <w:tc>
+          <w:tcPr>
+            <w:tcW w:w="2285" w:type="dxa"/>
+          </w:tcPr>
+          <w:p>
+            <w:pPr>
+              <w:pStyle w:val="Compact"/>
+              <w:jc w:val="left"/>
+            </w:pPr>
+            <w:r>
+              <w:rPr>
+                <w:sz w:val="18"/>
+              </w:rPr>
+              <w:t xml:space="preserve">TLS en la red del proyecto</w:t>
+            </w:r>
+          </w:p>
+        </w:tc>
+        <w:tc>
+          <w:tcPr>
+            <w:tcW w:w="3726" w:type="dxa"/>
+          </w:tcPr>
+          <w:p>
+            <w:pPr>
+              <w:pStyle w:val="Compact"/>
+              <w:jc w:val="left"/>
+            </w:pPr>
+            <w:r>
+              <w:rPr>
+                <w:sz w:val="18"/>
+              </w:rPr>
+              <w:t xml:space="preserve">Decidir si el tramo sensor, agente y API debe usar TLS para cumplir RNF-SEG-07</w:t>
+            </w:r>
+          </w:p>
+        </w:tc>
+        <w:tc>
+          <w:tcPr>
+            <w:tcW w:w="1536" w:type="dxa"/>
+          </w:tcPr>
+          <w:p>
+            <w:pPr>
+              <w:pStyle w:val="Compact"/>
+              <w:jc w:val="left"/>
+            </w:pPr>
+            <w:r>
+              <w:rPr>
+                <w:sz w:val="18"/>
+              </w:rPr>
+              <w:t xml:space="preserve">Abierto</w:t>
+            </w:r>
+          </w:p>
+        </w:tc>
+      </w:tr>
+      <w:tr>
+        <w:trPr>
+          <w:cantSplit/>
+        </w:trPr>
+        <w:tc>
+          <w:tcPr>
+            <w:tcW w:w="1291" w:type="dxa"/>
+          </w:tcPr>
+          <w:p>
+            <w:pPr>
+              <w:pStyle w:val="Compact"/>
+              <w:jc w:val="left"/>
+            </w:pPr>
+            <w:r>
+              <w:rPr>
+                <w:sz w:val="18"/>
+              </w:rPr>
+              <w:t xml:space="preserve">D-03</w:t>
+            </w:r>
+          </w:p>
+        </w:tc>
+        <w:tc>
+          <w:tcPr>
+            <w:tcW w:w="2285" w:type="dxa"/>
+          </w:tcPr>
+          <w:p>
+            <w:pPr>
+              <w:pStyle w:val="Compact"/>
+              <w:jc w:val="left"/>
+            </w:pPr>
+            <w:r>
+              <w:rPr>
+                <w:sz w:val="18"/>
+              </w:rPr>
+              <w:t xml:space="preserve">Firmware del sensor</w:t>
+            </w:r>
+          </w:p>
+        </w:tc>
+        <w:tc>
+          <w:tcPr>
+            <w:tcW w:w="3726" w:type="dxa"/>
+          </w:tcPr>
+          <w:p>
+            <w:pPr>
+              <w:pStyle w:val="Compact"/>
+              <w:jc w:val="left"/>
+            </w:pPr>
+            <w:r>
+              <w:rPr>
+                <w:sz w:val="18"/>
+              </w:rPr>
+              <w:t xml:space="preserve">El código del ESP32-S3 no está en el repositorio; Álvaro debe subirlo</w:t>
+            </w:r>
+          </w:p>
+        </w:tc>
+        <w:tc>
+          <w:tcPr>
+            <w:tcW w:w="1536" w:type="dxa"/>
+          </w:tcPr>
+          <w:p>
+            <w:pPr>
+              <w:pStyle w:val="Compact"/>
+              <w:jc w:val="left"/>
+            </w:pPr>
+            <w:r>
+              <w:rPr>
+                <w:sz w:val="18"/>
+              </w:rPr>
+              <w:t xml:space="preserve">Abierto</w:t>
+            </w:r>
+          </w:p>
+        </w:tc>
+      </w:tr>
+      <w:tr>
+        <w:trPr>
+          <w:cantSplit/>
+        </w:trPr>
+        <w:tc>
+          <w:tcPr>
+            <w:tcW w:w="1291" w:type="dxa"/>
+          </w:tcPr>
+          <w:p>
+            <w:pPr>
+              <w:pStyle w:val="Compact"/>
+              <w:jc w:val="left"/>
+            </w:pPr>
+            <w:r>
+              <w:rPr>
+                <w:sz w:val="18"/>
+              </w:rPr>
+              <w:t xml:space="preserve">D-04</w:t>
+            </w:r>
+          </w:p>
+        </w:tc>
+        <w:tc>
+          <w:tcPr>
+            <w:tcW w:w="2285" w:type="dxa"/>
+          </w:tcPr>
+          <w:p>
+            <w:pPr>
+              <w:pStyle w:val="Compact"/>
+              <w:jc w:val="left"/>
+            </w:pPr>
+            <w:r>
+              <w:rPr>
+                <w:sz w:val="18"/>
+              </w:rPr>
+              <w:t xml:space="preserve">Ubicación de Zabbix</w:t>
+            </w:r>
+          </w:p>
+        </w:tc>
+        <w:tc>
+          <w:tcPr>
+            <w:tcW w:w="3726" w:type="dxa"/>
+          </w:tcPr>
+          <w:p>
+            <w:pPr>
+              <w:pStyle w:val="Compact"/>
+              <w:jc w:val="left"/>
+            </w:pPr>
+            <w:r>
+              <w:rPr>
+                <w:sz w:val="18"/>
+              </w:rPr>
+              <w:t xml:space="preserve">El código lo consulta por URL; confirmar si está on premise y en qué servidor</w:t>
+            </w:r>
+          </w:p>
+        </w:tc>
+        <w:tc>
+          <w:tcPr>
+            <w:tcW w:w="1536" w:type="dxa"/>
+          </w:tcPr>
+          <w:p>
+            <w:pPr>
+              <w:pStyle w:val="Compact"/>
+              <w:jc w:val="left"/>
+            </w:pPr>
+            <w:r>
+              <w:rPr>
+                <w:sz w:val="18"/>
+              </w:rPr>
+              <w:t xml:space="preserve">Abierto</w:t>
+            </w:r>
+          </w:p>
+        </w:tc>
+      </w:tr>
+      <w:tr>
+        <w:trPr>
+          <w:cantSplit/>
+        </w:trPr>
+        <w:tc>
+          <w:tcPr>
+            <w:tcW w:w="1291" w:type="dxa"/>
+          </w:tcPr>
+          <w:p>
+            <w:pPr>
+              <w:pStyle w:val="Compact"/>
+              <w:jc w:val="left"/>
+            </w:pPr>
+            <w:r>
+              <w:rPr>
+                <w:sz w:val="18"/>
+              </w:rPr>
+              <w:t xml:space="preserve">D-05</w:t>
+            </w:r>
+          </w:p>
+        </w:tc>
+        <w:tc>
+          <w:tcPr>
+            <w:tcW w:w="2285" w:type="dxa"/>
+          </w:tcPr>
+          <w:p>
+            <w:pPr>
+              <w:pStyle w:val="Compact"/>
+              <w:jc w:val="left"/>
+            </w:pPr>
+            <w:r>
+              <w:rPr>
+                <w:sz w:val="18"/>
+              </w:rPr>
+              <w:t xml:space="preserve">Registro de eventos</w:t>
+            </w:r>
+          </w:p>
+        </w:tc>
+        <w:tc>
+          <w:tcPr>
+            <w:tcW w:w="3726" w:type="dxa"/>
+          </w:tcPr>
+          <w:p>
+            <w:pPr>
+              <w:pStyle w:val="Compact"/>
+              <w:jc w:val="left"/>
+            </w:pPr>
+            <w:r>
+              <w:rPr>
+                <w:sz w:val="18"/>
+              </w:rPr>
+              <w:t xml:space="preserve">Aprobar la propuesta de la sección de monitoreo y registro</w:t>
+            </w:r>
+          </w:p>
+        </w:tc>
+        <w:tc>
+          <w:tcPr>
+            <w:tcW w:w="1536" w:type="dxa"/>
+          </w:tcPr>
+          <w:p>
+            <w:pPr>
+              <w:pStyle w:val="Compact"/>
+              <w:jc w:val="left"/>
+            </w:pPr>
+            <w:r>
+              <w:rPr>
+                <w:sz w:val="18"/>
+              </w:rPr>
+              <w:t xml:space="preserve">Abierto</w:t>
+            </w:r>
+          </w:p>
+        </w:tc>
+      </w:tr>
+      <w:tr>
+        <w:trPr>
+          <w:cantSplit/>
+        </w:trPr>
+        <w:tc>
+          <w:tcPr>
+            <w:tcW w:w="1291" w:type="dxa"/>
+          </w:tcPr>
+          <w:p>
+            <w:pPr>
+              <w:pStyle w:val="Compact"/>
+              <w:jc w:val="left"/>
+            </w:pPr>
+            <w:r>
+              <w:rPr>
+                <w:sz w:val="18"/>
+              </w:rPr>
+              <w:t xml:space="preserve">D-06</w:t>
+            </w:r>
+          </w:p>
+        </w:tc>
+        <w:tc>
+          <w:tcPr>
+            <w:tcW w:w="2285" w:type="dxa"/>
+          </w:tcPr>
+          <w:p>
+            <w:pPr>
+              <w:pStyle w:val="Compact"/>
+              <w:jc w:val="left"/>
+            </w:pPr>
+            <w:r>
+              <w:rPr>
+                <w:sz w:val="18"/>
+              </w:rPr>
+              <w:t xml:space="preserve">Documentos pendientes</w:t>
+            </w:r>
+          </w:p>
+        </w:tc>
+        <w:tc>
+          <w:tcPr>
+            <w:tcW w:w="3726" w:type="dxa"/>
+          </w:tcPr>
+          <w:p>
+            <w:pPr>
+              <w:pStyle w:val="Compact"/>
+              <w:jc w:val="left"/>
+            </w:pPr>
+            <w:r>
+              <w:rPr>
+                <w:sz w:val="18"/>
+              </w:rPr>
+              <w:t xml:space="preserve">Decidir si el personal externo y la gestión de alertas llevan requerimientos propios (cambia los conteos de SICMA-REQ y SICMA-CPR)</w:t>
+            </w:r>
+          </w:p>
+        </w:tc>
+        <w:tc>
+          <w:tcPr>
+            <w:tcW w:w="1536" w:type="dxa"/>
+          </w:tcPr>
+          <w:p>
+            <w:pPr>
+              <w:pStyle w:val="Compact"/>
+              <w:jc w:val="left"/>
+            </w:pPr>
+            <w:r>
+              <w:rPr>
+                <w:sz w:val="18"/>
+              </w:rPr>
+              <w:t xml:space="preserve">Abierto</w:t>
+            </w:r>
+          </w:p>
+        </w:tc>
+      </w:tr>
+      <w:tr>
+        <w:trPr>
+          <w:cantSplit/>
+        </w:trPr>
+        <w:tc>
+          <w:tcPr>
+            <w:tcW w:w="1291" w:type="dxa"/>
+          </w:tcPr>
+          <w:p>
+            <w:pPr>
+              <w:pStyle w:val="Compact"/>
+              <w:jc w:val="left"/>
+            </w:pPr>
+            <w:r>
+              <w:rPr>
+                <w:sz w:val="18"/>
+              </w:rPr>
+              <w:t xml:space="preserve">D-07</w:t>
+            </w:r>
+          </w:p>
+        </w:tc>
+        <w:tc>
+          <w:tcPr>
+            <w:tcW w:w="2285" w:type="dxa"/>
+          </w:tcPr>
+          <w:p>
+            <w:pPr>
+              <w:pStyle w:val="Compact"/>
+              <w:jc w:val="left"/>
+            </w:pPr>
+            <w:r>
+              <w:rPr>
+                <w:sz w:val="18"/>
+              </w:rPr>
+              <w:t xml:space="preserve">Integración continua</w:t>
+            </w:r>
+          </w:p>
+        </w:tc>
+        <w:tc>
+          <w:tcPr>
+            <w:tcW w:w="3726" w:type="dxa"/>
+          </w:tcPr>
+          <w:p>
+            <w:pPr>
+              <w:pStyle w:val="Compact"/>
+              <w:jc w:val="left"/>
+            </w:pPr>
+            <w:r>
+              <w:rPr>
+                <w:sz w:val="18"/>
+              </w:rPr>
+              <w:t xml:space="preserve">Configurar GitHub Actions y SonarQube (RNF-CAL-01)</w:t>
+            </w:r>
+          </w:p>
+        </w:tc>
+        <w:tc>
+          <w:tcPr>
+            <w:tcW w:w="1536" w:type="dxa"/>
+          </w:tcPr>
+          <w:p>
+            <w:pPr>
+              <w:pStyle w:val="Compact"/>
+              <w:jc w:val="left"/>
+            </w:pPr>
+            <w:r>
+              <w:rPr>
+                <w:sz w:val="18"/>
+              </w:rPr>
+              <w:t xml:space="preserve">Abierto</w:t>
+            </w:r>
+          </w:p>
+        </w:tc>
+      </w:tr>
+      <w:tr>
+        <w:trPr>
+          <w:cantSplit/>
+        </w:trPr>
+        <w:tc>
+          <w:tcPr>
+            <w:tcW w:w="1291" w:type="dxa"/>
+          </w:tcPr>
+          <w:p>
+            <w:pPr>
+              <w:pStyle w:val="Compact"/>
+              <w:jc w:val="left"/>
+            </w:pPr>
+            <w:r>
+              <w:rPr>
+                <w:sz w:val="18"/>
+              </w:rPr>
+              <w:t xml:space="preserve">D-08</w:t>
+            </w:r>
+          </w:p>
+        </w:tc>
+        <w:tc>
+          <w:tcPr>
+            <w:tcW w:w="2285" w:type="dxa"/>
+          </w:tcPr>
+          <w:p>
+            <w:pPr>
+              <w:pStyle w:val="Compact"/>
+              <w:jc w:val="left"/>
+            </w:pPr>
+            <w:r>
+              <w:rPr>
+                <w:sz w:val="18"/>
+              </w:rPr>
+              <w:t xml:space="preserve">Alcance de la prueba de recuperación</w:t>
+            </w:r>
+          </w:p>
+        </w:tc>
+        <w:tc>
+          <w:tcPr>
+            <w:tcW w:w="3726" w:type="dxa"/>
+          </w:tcPr>
+          <w:p>
+            <w:pPr>
+              <w:pStyle w:val="Compact"/>
+              <w:jc w:val="left"/>
+            </w:pPr>
+            <w:r>
+              <w:rPr>
+                <w:sz w:val="18"/>
+              </w:rPr>
+              <w:t xml:space="preserve">Medir el tiempo de recuperación del primary en la Fase 3 (RNF-DIS-02)</w:t>
+            </w:r>
+          </w:p>
+        </w:tc>
+        <w:tc>
+          <w:tcPr>
+            <w:tcW w:w="1536" w:type="dxa"/>
+          </w:tcPr>
+          <w:p>
+            <w:pPr>
+              <w:pStyle w:val="Compact"/>
+              <w:jc w:val="left"/>
+            </w:pPr>
+            <w:r>
+              <w:rPr>
+                <w:sz w:val="18"/>
+              </w:rPr>
+              <w:t xml:space="preserve">Aceptado</w:t>
+            </w:r>
+          </w:p>
+        </w:tc>
+      </w:tr>
+    </w:tbl>
+    <w:bookmarkEnd w:id="59"/>
+    <w:bookmarkStart w:id="60" w:name="glosario-y-referencias"/>
+    <w:p>
+      <w:pPr>
+        <w:pStyle w:val="Heading2"/>
+      </w:pPr>
+      <w:r>
+        <w:t>Glosario</w:t>
+      </w:r>
+    </w:p>
+    <w:tbl>
+      <w:tblPr>
+        <w:tblStyle w:val="Table"/>
+        <w:tblW w:type="pct" w:w="5000"/>
+        <w:tblLook w:firstRow="1" w:lastRow="0" w:firstColumn="0" w:lastColumn="0" w:noHBand="0" w:noVBand="0" w:val="0020"/>
+        <w:jc w:val="start"/>
+        <w:tblBorders>
+          <w:top w:val="single" w:sz="4" w:color="808080"/>
+          <w:left w:val="single" w:sz="4" w:color="808080"/>
+          <w:bottom w:val="single" w:sz="4" w:color="808080"/>
+          <w:right w:val="single" w:sz="4" w:color="808080"/>
+          <w:insideH w:val="single" w:sz="4" w:color="808080"/>
+          <w:insideV w:val="single" w:sz="4" w:color="808080"/>
+        </w:tblBorders>
+      </w:tblPr>
+      <w:tblGrid>
+        <w:gridCol w:w="2521"/>
+        <w:gridCol w:w="6317"/>
+      </w:tblGrid>
+      <w:tr>
+        <w:trPr>
+          <w:tblHeader w:val="true"/>
+          <w:cantSplit/>
+        </w:trPr>
+        <w:tc>
+          <w:tcPr>
+            <w:tcW w:w="2521" w:type="dxa"/>
+            <w:shd w:val="clear" w:color="auto" w:fill="D9E2F3"/>
+          </w:tcPr>
+          <w:p>
+            <w:pPr>
+              <w:pStyle w:val="Compact"/>
+              <w:jc w:val="left"/>
+            </w:pPr>
+            <w:r>
+              <w:rPr>
+                <w:b/>
+                <w:sz w:val="18"/>
+              </w:rPr>
               <w:t xml:space="preserve">Término</w:t>
             </w:r>
           </w:p>
         </w:tc>
         <w:tc>
           <w:tcPr>
-            <w:tcW w:w="5660" w:type="dxa"/>
+            <w:tcW w:w="6317" w:type="dxa"/>
             <w:shd w:val="clear" w:color="auto" w:fill="D9E2F3"/>
           </w:tcPr>
           <w:p>
@@ -9480,9 +9837,12 @@
         </w:tc>
       </w:tr>
       <w:tr>
-        <w:tc>
-          <w:tcPr>
-            <w:tcW w:w="2259" w:type="dxa"/>
+        <w:trPr>
+          <w:cantSplit/>
+        </w:trPr>
+        <w:tc>
+          <w:tcPr>
+            <w:tcW w:w="2521" w:type="dxa"/>
           </w:tcPr>
           <w:p>
             <w:pPr>
@@ -9499,7 +9859,7 @@
         </w:tc>
         <w:tc>
           <w:tcPr>
-            <w:tcW w:w="5660" w:type="dxa"/>
+            <w:tcW w:w="6317" w:type="dxa"/>
           </w:tcPr>
           <w:p>
             <w:pPr>
@@ -9516,9 +9876,12 @@
         </w:tc>
       </w:tr>
       <w:tr>
-        <w:tc>
-          <w:tcPr>
-            <w:tcW w:w="2259" w:type="dxa"/>
+        <w:trPr>
+          <w:cantSplit/>
+        </w:trPr>
+        <w:tc>
+          <w:tcPr>
+            <w:tcW w:w="2521" w:type="dxa"/>
           </w:tcPr>
           <w:p>
             <w:pPr>
@@ -9535,7 +9898,7 @@
         </w:tc>
         <w:tc>
           <w:tcPr>
-            <w:tcW w:w="5660" w:type="dxa"/>
+            <w:tcW w:w="6317" w:type="dxa"/>
           </w:tcPr>
           <w:p>
             <w:pPr>
@@ -9552,9 +9915,12 @@
         </w:tc>
       </w:tr>
       <w:tr>
-        <w:tc>
-          <w:tcPr>
-            <w:tcW w:w="2259" w:type="dxa"/>
+        <w:trPr>
+          <w:cantSplit/>
+        </w:trPr>
+        <w:tc>
+          <w:tcPr>
+            <w:tcW w:w="2521" w:type="dxa"/>
           </w:tcPr>
           <w:p>
             <w:pPr>
@@ -9571,7 +9937,7 @@
         </w:tc>
         <w:tc>
           <w:tcPr>
-            <w:tcW w:w="5660" w:type="dxa"/>
+            <w:tcW w:w="6317" w:type="dxa"/>
           </w:tcPr>
           <w:p>
             <w:pPr>
@@ -9588,9 +9954,12 @@
         </w:tc>
       </w:tr>
       <w:tr>
-        <w:tc>
-          <w:tcPr>
-            <w:tcW w:w="2259" w:type="dxa"/>
+        <w:trPr>
+          <w:cantSplit/>
+        </w:trPr>
+        <w:tc>
+          <w:tcPr>
+            <w:tcW w:w="2521" w:type="dxa"/>
           </w:tcPr>
           <w:p>
             <w:pPr>
@@ -9607,7 +9976,7 @@
         </w:tc>
         <w:tc>
           <w:tcPr>
-            <w:tcW w:w="5660" w:type="dxa"/>
+            <w:tcW w:w="6317" w:type="dxa"/>
           </w:tcPr>
           <w:p>
             <w:pPr>
@@ -9624,9 +9993,12 @@
         </w:tc>
       </w:tr>
       <w:tr>
-        <w:tc>
-          <w:tcPr>
-            <w:tcW w:w="2259" w:type="dxa"/>
+        <w:trPr>
+          <w:cantSplit/>
+        </w:trPr>
+        <w:tc>
+          <w:tcPr>
+            <w:tcW w:w="2521" w:type="dxa"/>
           </w:tcPr>
           <w:p>
             <w:pPr>
@@ -9643,7 +10015,7 @@
         </w:tc>
         <w:tc>
           <w:tcPr>
-            <w:tcW w:w="5660" w:type="dxa"/>
+            <w:tcW w:w="6317" w:type="dxa"/>
           </w:tcPr>
           <w:p>
             <w:pPr>
@@ -9660,9 +10032,12 @@
         </w:tc>
       </w:tr>
       <w:tr>
-        <w:tc>
-          <w:tcPr>
-            <w:tcW w:w="2259" w:type="dxa"/>
+        <w:trPr>
+          <w:cantSplit/>
+        </w:trPr>
+        <w:tc>
+          <w:tcPr>
+            <w:tcW w:w="2521" w:type="dxa"/>
           </w:tcPr>
           <w:p>
             <w:pPr>
@@ -9679,7 +10054,7 @@
         </w:tc>
         <w:tc>
           <w:tcPr>
-            <w:tcW w:w="5660" w:type="dxa"/>
+            <w:tcW w:w="6317" w:type="dxa"/>
           </w:tcPr>
           <w:p>
             <w:pPr>
@@ -9696,9 +10071,12 @@
         </w:tc>
       </w:tr>
       <w:tr>
-        <w:tc>
-          <w:tcPr>
-            <w:tcW w:w="2259" w:type="dxa"/>
+        <w:trPr>
+          <w:cantSplit/>
+        </w:trPr>
+        <w:tc>
+          <w:tcPr>
+            <w:tcW w:w="2521" w:type="dxa"/>
           </w:tcPr>
           <w:p>
             <w:pPr>
@@ -9715,7 +10093,7 @@
         </w:tc>
         <w:tc>
           <w:tcPr>
-            <w:tcW w:w="5660" w:type="dxa"/>
+            <w:tcW w:w="6317" w:type="dxa"/>
           </w:tcPr>
           <w:p>
             <w:pPr>
@@ -9732,9 +10110,12 @@
         </w:tc>
       </w:tr>
       <w:tr>
-        <w:tc>
-          <w:tcPr>
-            <w:tcW w:w="2259" w:type="dxa"/>
+        <w:trPr>
+          <w:cantSplit/>
+        </w:trPr>
+        <w:tc>
+          <w:tcPr>
+            <w:tcW w:w="2521" w:type="dxa"/>
           </w:tcPr>
           <w:p>
             <w:pPr>
@@ -9751,7 +10132,7 @@
         </w:tc>
         <w:tc>
           <w:tcPr>
-            <w:tcW w:w="5660" w:type="dxa"/>
+            <w:tcW w:w="6317" w:type="dxa"/>
           </w:tcPr>
           <w:p>
             <w:pPr>
@@ -9768,9 +10149,12 @@
         </w:tc>
       </w:tr>
       <w:tr>
-        <w:tc>
-          <w:tcPr>
-            <w:tcW w:w="2259" w:type="dxa"/>
+        <w:trPr>
+          <w:cantSplit/>
+        </w:trPr>
+        <w:tc>
+          <w:tcPr>
+            <w:tcW w:w="2521" w:type="dxa"/>
           </w:tcPr>
           <w:p>
             <w:pPr>
@@ -9787,7 +10171,7 @@
         </w:tc>
         <w:tc>
           <w:tcPr>
-            <w:tcW w:w="5660" w:type="dxa"/>
+            <w:tcW w:w="6317" w:type="dxa"/>
           </w:tcPr>
           <w:p>
             <w:pPr>
@@ -9804,9 +10188,12 @@
         </w:tc>
       </w:tr>
       <w:tr>
-        <w:tc>
-          <w:tcPr>
-            <w:tcW w:w="2259" w:type="dxa"/>
+        <w:trPr>
+          <w:cantSplit/>
+        </w:trPr>
+        <w:tc>
+          <w:tcPr>
+            <w:tcW w:w="2521" w:type="dxa"/>
           </w:tcPr>
           <w:p>
             <w:pPr>
@@ -9823,7 +10210,7 @@
         </w:tc>
         <w:tc>
           <w:tcPr>
-            <w:tcW w:w="5660" w:type="dxa"/>
+            <w:tcW w:w="6317" w:type="dxa"/>
           </w:tcPr>
           <w:p>
             <w:pPr>
